--- a/fuentes/CF01 - 86120367.docx
+++ b/fuentes/CF01 - 86120367.docx
@@ -853,7 +853,7 @@
       <w:pPr>
         <w:numPr>
           <w:ilvl w:val="0"/>
-          <w:numId w:val="1"/>
+          <w:numId w:val="11"/>
         </w:numPr>
         <w:pBdr>
           <w:top w:val="nil"/>
@@ -1436,7 +1436,7 @@
       <w:pPr>
         <w:numPr>
           <w:ilvl w:val="0"/>
-          <w:numId w:val="1"/>
+          <w:numId w:val="11"/>
         </w:numPr>
         <w:pBdr>
           <w:top w:val="nil"/>
@@ -1484,25 +1484,18 @@
         <w:ind w:left="284"/>
         <w:jc w:val="both"/>
         <w:rPr>
-          <w:b w:val="1"/>
-          <w:bCs w:val="1"/>
-          <w:sz w:val="20"/>
-          <w:szCs w:val="20"/>
-        </w:rPr>
-      </w:pPr>
-      <w:r>
-        <w:rPr>
-          <w:sz w:val="20"/>
-          <w:szCs w:val="20"/>
-        </w:rPr>
-        <w:t xml:space="preserve">El componente formativo “Funcionamiento del bloque motor: cilindros y alojamientos de pistones” explora los principios fundamentales del motor de combustión interna, centrándose en la estructura y función del bloque </w:t>
-      </w:r>
-      <w:r>
-        <w:rPr>
-          <w:sz w:val="20"/>
-          <w:szCs w:val="20"/>
-        </w:rPr>
-        <w:t>de cilindros, las camisas y el proceso de rectificación. Comprender estos elementos es clave para diagnosticar y corregir fallas en motores de gasolina y gas, garantizando su desempeño óptimo. Un mantenimiento adecuado no solo prolonga la vida útil del motor, sino que también asegura su eficiencia y confiabilidad, aspectos esenciales en el ámbito automotriz y en la industria del transporte. A lo largo de este material, el aprendiz conocerá las características de los cilindros y sus alojamientos, los tipos de camisas y su impacto en el rendimiento del motor, así como los procedimientos de rectificación y armado de pistones, todo desde una perspectiva práctica basada en los estándares del fabricante y en criterios de calidad y seguridad.</w:t>
+          <w:b/>
+          <w:bCs/>
+          <w:sz w:val="20"/>
+          <w:szCs w:val="20"/>
+        </w:rPr>
+      </w:pPr>
+      <w:r>
+        <w:rPr>
+          <w:sz w:val="20"/>
+          <w:szCs w:val="20"/>
+        </w:rPr>
+        <w:t>El componente formativo “Funcionamiento del bloque motor: cilindros y alojamientos de pistones” explora los principios fundamentales del motor de combustión interna, centrándose en la estructura y función del bloque de cilindros, las camisas y el proceso de rectificación. Comprender estos elementos es clave para diagnosticar y corregir fallas en motores de gasolina y gas, garantizando su desempeño óptimo. Un mantenimiento adecuado no solo prolonga la vida útil del motor, sino que también asegura su eficiencia y confiabilidad, aspectos esenciales en el ámbito automotriz y en la industria del transporte. A lo largo de este material, el aprendiz conocerá las características de los cilindros y sus alojamientos, los tipos de camisas y su impacto en el rendimiento del motor, así como los procedimientos de rectificación y armado de pistones, todo desde una perspectiva práctica basada en los estándares del fabricante y en criterios de calidad y seguridad.</w:t>
       </w:r>
     </w:p>
     <w:p>
@@ -1517,7 +1510,7 @@
     </w:p>
     <w:tbl>
       <w:tblPr>
-        <w:tblStyle w:val="Tablaconcuadrcula"/>
+        <w:tblStyle w:val="TableGrid"/>
         <w:tblW w:w="0" w:type="auto"/>
         <w:jc w:val="center"/>
         <w:tblLayout w:type="fixed"/>
@@ -1529,32 +1522,20 @@
       <w:tr>
         <w:trPr>
           <w:trHeight w:val="360"/>
+          <w:jc w:val="center"/>
         </w:trPr>
         <w:tc>
           <w:tcPr>
             <w:tcW w:w="5850" w:type="dxa"/>
             <w:shd w:val="clear" w:color="auto" w:fill="92D050"/>
-            <w:tcMar/>
           </w:tcPr>
           <w:p>
-            <w:pPr>
-              <w:rPr>
-                <w:rFonts w:ascii="Arial" w:hAnsi="Arial" w:eastAsia="Arial" w:cs="Arial"/>
-                <w:noProof w:val="0"/>
-                <w:sz w:val="22"/>
-                <w:szCs w:val="22"/>
-                <w:lang w:val="es-CO"/>
-              </w:rPr>
-            </w:pPr>
             <w:r>
               <w:rPr>
-                <w:rFonts w:ascii="Arial" w:hAnsi="Arial" w:eastAsia="Arial" w:cs="Arial"/>
-                <w:b w:val="1"/>
-                <w:bCs w:val="1"/>
-                <w:noProof w:val="0"/>
-                <w:sz w:val="20"/>
-                <w:szCs w:val="20"/>
-                <w:lang w:val="es-CO"/>
+                <w:b/>
+                <w:bCs/>
+                <w:sz w:val="20"/>
+                <w:szCs w:val="20"/>
               </w:rPr>
               <w:t>DI_Guion_Introducción_Video_CF01_86120367</w:t>
             </w:r>
@@ -1576,7 +1557,7 @@
       <w:pPr>
         <w:numPr>
           <w:ilvl w:val="0"/>
-          <w:numId w:val="1"/>
+          <w:numId w:val="11"/>
         </w:numPr>
         <w:pBdr>
           <w:top w:val="nil"/>
@@ -1608,9 +1589,9 @@
     </w:p>
     <w:p>
       <w:pPr>
-        <w:pStyle w:val="Ttulo3"/>
-        <w:rPr>
-          <w:rStyle w:val="Textoennegrita"/>
+        <w:pStyle w:val="Heading3"/>
+        <w:rPr>
+          <w:rStyle w:val="Strong"/>
           <w:color w:val="auto"/>
           <w:sz w:val="20"/>
           <w:szCs w:val="20"/>
@@ -1618,7 +1599,7 @@
       </w:pPr>
       <w:r>
         <w:rPr>
-          <w:rStyle w:val="Textoennegrita"/>
+          <w:rStyle w:val="Strong"/>
           <w:b w:val="0"/>
           <w:bCs w:val="0"/>
           <w:color w:val="auto"/>
@@ -1629,7 +1610,7 @@
       </w:r>
       <w:r>
         <w:rPr>
-          <w:rStyle w:val="Textoennegrita"/>
+          <w:rStyle w:val="Strong"/>
           <w:color w:val="auto"/>
           <w:sz w:val="20"/>
           <w:szCs w:val="20"/>
@@ -1639,7 +1620,7 @@
     </w:p>
     <w:p>
       <w:pPr>
-        <w:pStyle w:val="Ttulo4"/>
+        <w:pStyle w:val="Heading4"/>
         <w:rPr>
           <w:color w:val="auto"/>
           <w:sz w:val="20"/>
@@ -1648,7 +1629,7 @@
       </w:pPr>
       <w:r>
         <w:rPr>
-          <w:rStyle w:val="Textoennegrita"/>
+          <w:rStyle w:val="Strong"/>
           <w:color w:val="auto"/>
           <w:sz w:val="20"/>
           <w:szCs w:val="20"/>
@@ -1677,7 +1658,7 @@
       </w:r>
       <w:r>
         <w:rPr>
-          <w:rStyle w:val="nfasis"/>
+          <w:rStyle w:val="Emphasis"/>
           <w:rFonts w:ascii="Arial" w:hAnsi="Arial" w:cs="Arial"/>
           <w:sz w:val="20"/>
           <w:szCs w:val="20"/>
@@ -1730,6 +1711,27 @@
         <w:pStyle w:val="NormalWeb"/>
         <w:spacing w:line="276" w:lineRule="auto"/>
         <w:jc w:val="both"/>
+        <w:rPr>
+          <w:rFonts w:ascii="Arial" w:hAnsi="Arial" w:cs="Arial"/>
+          <w:b/>
+          <w:bCs/>
+          <w:sz w:val="20"/>
+          <w:szCs w:val="20"/>
+        </w:rPr>
+      </w:pPr>
+    </w:p>
+    <w:p>
+      <w:pPr>
+        <w:pStyle w:val="NormalWeb"/>
+        <w:spacing w:line="276" w:lineRule="auto"/>
+        <w:jc w:val="both"/>
+        <w:rPr>
+          <w:rFonts w:ascii="Arial" w:hAnsi="Arial" w:cs="Arial"/>
+          <w:sz w:val="20"/>
+          <w:szCs w:val="20"/>
+        </w:rPr>
+      </w:pPr>
+      <w:r>
         <w:rPr>
           <w:rFonts w:ascii="Arial" w:hAnsi="Arial" w:cs="Arial"/>
           <w:b w:val="1"/>
@@ -1737,28 +1739,35 @@
           <w:sz w:val="20"/>
           <w:szCs w:val="20"/>
         </w:rPr>
-      </w:pPr>
-    </w:p>
-    <w:p>
-      <w:pPr>
-        <w:pStyle w:val="NormalWeb"/>
-        <w:spacing w:line="276" w:lineRule="auto"/>
-        <w:jc w:val="both"/>
+        <w:t xml:space="preserve">Figura </w:t>
+      </w:r>
+      <w:commentRangeStart w:id="590401484"/>
+      <w:r>
         <w:rPr>
           <w:rFonts w:ascii="Arial" w:hAnsi="Arial" w:cs="Arial"/>
-          <w:sz w:val="20"/>
-          <w:szCs w:val="20"/>
-        </w:rPr>
-      </w:pPr>
+          <w:b w:val="1"/>
+          <w:bCs w:val="1"/>
+          <w:sz w:val="20"/>
+          <w:szCs w:val="20"/>
+        </w:rPr>
+        <w:t>1</w:t>
+      </w:r>
+      <w:commentRangeEnd w:id="590401484"/>
+      <w:r>
+        <w:rPr>
+          <w:rStyle w:val="CommentReference"/>
+        </w:rPr>
+        <w:commentReference w:id="590401484"/>
+      </w:r>
       <w:r>
         <w:rPr>
           <w:rFonts w:ascii="Arial" w:hAnsi="Arial" w:cs="Arial"/>
-          <w:b/>
-          <w:bCs/>
-          <w:sz w:val="20"/>
-          <w:szCs w:val="20"/>
-        </w:rPr>
-        <w:t>Figura 1.</w:t>
+          <w:b w:val="1"/>
+          <w:bCs w:val="1"/>
+          <w:sz w:val="20"/>
+          <w:szCs w:val="20"/>
+        </w:rPr>
+        <w:t>.</w:t>
       </w:r>
       <w:r>
         <w:rPr>
@@ -1796,10 +1805,10 @@
         <w:rPr>
           <w:noProof/>
         </w:rPr>
-        <mc:AlternateContent>
+        <mc:AlternateContent xmlns:mc="http://schemas.openxmlformats.org/markup-compatibility/2006">
           <mc:Choice Requires="wps">
-            <w:drawing>
-              <wp:anchor distT="0" distB="0" distL="114300" distR="114300" simplePos="0" relativeHeight="251658242" behindDoc="0" locked="0" layoutInCell="1" allowOverlap="1" wp14:anchorId="42C17C43" wp14:editId="13C8E0F9">
+            <w:drawing xmlns:w="http://schemas.openxmlformats.org/wordprocessingml/2006/main">
+              <wp:anchor xmlns:wp14="http://schemas.microsoft.com/office/word/2010/wordprocessingDrawing" xmlns:wp="http://schemas.openxmlformats.org/drawingml/2006/wordprocessingDrawing" distT="0" distB="0" distL="114300" distR="114300" simplePos="0" relativeHeight="251658242" behindDoc="0" locked="0" layoutInCell="1" allowOverlap="1" wp14:anchorId="42C17C43" wp14:editId="13C8E0F9">
                 <wp:simplePos x="0" y="0"/>
                 <wp:positionH relativeFrom="column">
                   <wp:posOffset>0</wp:posOffset>
@@ -1814,7 +1823,7 @@
                 <wp:cNvGraphicFramePr/>
                 <a:graphic xmlns:a="http://schemas.openxmlformats.org/drawingml/2006/main">
                   <a:graphicData uri="http://schemas.microsoft.com/office/word/2010/wordprocessingShape">
-                    <wps:wsp>
+                    <wps:wsp xmlns:wps="http://schemas.microsoft.com/office/word/2010/wordprocessingShape">
                       <wps:cNvSpPr/>
                       <wps:spPr>
                         <a:xfrm>
@@ -1825,7 +1834,7 @@
                           <a:avLst/>
                         </a:prstGeom>
                         <a:blipFill>
-                          <a:blip r:embed="rId12"/>
+                          <a:blip xmlns:r="http://schemas.openxmlformats.org/officeDocument/2006/relationships" r:embed="rId12"/>
                           <a:stretch>
                             <a:fillRect/>
                           </a:stretch>
@@ -1867,10 +1876,10 @@
               </wp:anchor>
             </w:drawing>
           </mc:Choice>
-          <mc:Fallback xmlns:a="http://schemas.openxmlformats.org/drawingml/2006/main" xmlns:pic="http://schemas.openxmlformats.org/drawingml/2006/picture" xmlns:a14="http://schemas.microsoft.com/office/drawing/2010/main" xmlns:dgm="http://schemas.openxmlformats.org/drawingml/2006/diagram">
-            <w:pict w14:anchorId="5F3FF125">
-              <v:rect id="Rectángulo 2" style="position:absolute;margin-left:0;margin-top:-.05pt;width:252.65pt;height:124.55pt;z-index:251697152;visibility:visible;mso-wrap-style:square;mso-wrap-distance-left:9pt;mso-wrap-distance-top:0;mso-wrap-distance-right:9pt;mso-wrap-distance-bottom:0;mso-position-horizontal:absolute;mso-position-horizontal-relative:text;mso-position-vertical:absolute;mso-position-vertical-relative:text;v-text-anchor:middle" alt="La principal desventaja de los bloques de hierro fundido radica en su peso y en su tendencia al deterioro. El bloque de cilindros es fundamental para el motor, ya que sostiene los componentes, gestiona la temperatura y distribuye la lubricación, optimizando el rendimiento." o:spid="_x0000_s1026" stroked="f" w14:anchorId="5DEBBBF3" o:gfxdata="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">
-                <v:fill type="frame" o:title="La principal desventaja de los bloques de hierro fundido radica en su peso y en su tendencia al deterioro" recolor="t" rotate="t" r:id="rId17"/>
+          <mc:Fallback xmlns:arto="http://schemas.microsoft.com/office/word/2006/arto" xmlns:dgm="http://schemas.openxmlformats.org/drawingml/2006/diagram" xmlns:a14="http://schemas.microsoft.com/office/drawing/2010/main" xmlns:pic="http://schemas.openxmlformats.org/drawingml/2006/picture" xmlns:a="http://schemas.openxmlformats.org/drawingml/2006/main">
+            <w:pict xmlns:w14="http://schemas.microsoft.com/office/word/2010/wordml" xmlns:w="http://schemas.openxmlformats.org/wordprocessingml/2006/main" w14:anchorId="5F3FF125">
+              <v:rect xmlns:o="urn:schemas-microsoft-com:office:office" xmlns:v="urn:schemas-microsoft-com:vml" id="Rectángulo 2" style="position:absolute;margin-left:0;margin-top:-.05pt;width:252.65pt;height:124.55pt;z-index:251697152;visibility:visible;mso-wrap-style:square;mso-wrap-distance-left:9pt;mso-wrap-distance-top:0;mso-wrap-distance-right:9pt;mso-wrap-distance-bottom:0;mso-position-horizontal:absolute;mso-position-horizontal-relative:text;mso-position-vertical:absolute;mso-position-vertical-relative:text;v-text-anchor:middle" alt="La principal desventaja de los bloques de hierro fundido radica en su peso y en su tendencia al deterioro. El bloque de cilindros es fundamental para el motor, ya que sostiene los componentes, gestiona la temperatura y distribuye la lubricación, optimizando el rendimiento." o:spid="_x0000_s1026" stroked="f" w14:anchorId="5DEBBBF3" o:gfxdata="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">
+                <v:fill xmlns:r="http://schemas.openxmlformats.org/officeDocument/2006/relationships" type="frame" o:title="La principal desventaja de los bloques de hierro fundido radica en su peso y en su tendencia al deterioro" recolor="t" rotate="t" r:id="rId17"/>
                 <v:shadow on="t" type="perspective" color="black" opacity="22937f" offset="0,.63889mm" origin=",.5" matrix="655f,,,655f"/>
               </v:rect>
             </w:pict>
@@ -1993,10 +2002,18 @@
           <w:szCs w:val="20"/>
         </w:rPr>
       </w:pPr>
-    </w:p>
-    <w:p>
-      <w:pPr>
-        <w:pStyle w:val="Ttulo4"/>
+      <w:r>
+        <w:rPr>
+          <w:rFonts w:ascii="Arial" w:hAnsi="Arial" w:cs="Arial"/>
+          <w:sz w:val="20"/>
+          <w:szCs w:val="20"/>
+        </w:rPr>
+        <w:t>Fuente. SENA, 2025</w:t>
+      </w:r>
+    </w:p>
+    <w:p>
+      <w:pPr>
+        <w:pStyle w:val="Heading4"/>
         <w:rPr>
           <w:color w:val="auto"/>
           <w:sz w:val="20"/>
@@ -2005,7 +2022,7 @@
       </w:pPr>
       <w:r>
         <w:rPr>
-          <w:rStyle w:val="Textoennegrita"/>
+          <w:rStyle w:val="Strong"/>
           <w:color w:val="auto"/>
           <w:sz w:val="20"/>
           <w:szCs w:val="20"/>
@@ -2047,7 +2064,7 @@
     </w:p>
     <w:tbl>
       <w:tblPr>
-        <w:tblStyle w:val="Tablaconcuadrcula"/>
+        <w:tblStyle w:val="TableGrid"/>
         <w:tblW w:w="0" w:type="auto"/>
         <w:tblLayout w:type="fixed"/>
         <w:tblLook w:val="06A0" w:firstRow="1" w:lastRow="0" w:firstColumn="1" w:lastColumn="0" w:noHBand="1" w:noVBand="1"/>
@@ -2063,15 +2080,14 @@
           <w:tcPr>
             <w:tcW w:w="9960" w:type="dxa"/>
             <w:shd w:val="clear" w:color="auto" w:fill="92D050"/>
-            <w:tcMar/>
           </w:tcPr>
           <w:p>
             <w:pPr>
               <w:pStyle w:val="NormalWeb"/>
               <w:rPr>
                 <w:rFonts w:ascii="Arial" w:hAnsi="Arial" w:cs="Arial"/>
-                <w:b w:val="1"/>
-                <w:bCs w:val="1"/>
+                <w:b/>
+                <w:bCs/>
                 <w:sz w:val="20"/>
                 <w:szCs w:val="20"/>
                 <w:lang w:val="pt-BR"/>
@@ -2080,8 +2096,8 @@
             <w:r>
               <w:rPr>
                 <w:rFonts w:ascii="Arial" w:hAnsi="Arial" w:cs="Arial"/>
-                <w:b w:val="1"/>
-                <w:bCs w:val="1"/>
+                <w:b/>
+                <w:bCs/>
                 <w:sz w:val="20"/>
                 <w:szCs w:val="20"/>
                 <w:lang w:val="pt-BR"/>
@@ -2091,8 +2107,8 @@
             <w:r>
               <w:rPr>
                 <w:rFonts w:ascii="Arial" w:hAnsi="Arial" w:cs="Arial"/>
-                <w:b w:val="1"/>
-                <w:bCs w:val="1"/>
+                <w:b/>
+                <w:bCs/>
                 <w:sz w:val="20"/>
                 <w:szCs w:val="20"/>
                 <w:lang w:val="pt-BR"/>
@@ -2102,8 +2118,8 @@
             <w:r>
               <w:rPr>
                 <w:rFonts w:ascii="Arial" w:hAnsi="Arial" w:cs="Arial"/>
-                <w:b w:val="1"/>
-                <w:bCs w:val="1"/>
+                <w:b/>
+                <w:bCs/>
                 <w:sz w:val="20"/>
                 <w:szCs w:val="20"/>
                 <w:lang w:val="pt-BR"/>
@@ -2113,8 +2129,8 @@
             <w:r>
               <w:rPr>
                 <w:rFonts w:ascii="Arial" w:hAnsi="Arial" w:cs="Arial"/>
-                <w:b w:val="1"/>
-                <w:bCs w:val="1"/>
+                <w:b/>
+                <w:bCs/>
                 <w:sz w:val="20"/>
                 <w:szCs w:val="20"/>
                 <w:lang w:val="pt-BR"/>
@@ -2326,7 +2342,7 @@
       </w:pPr>
       <w:r>
         <w:rPr>
-          <w:rStyle w:val="nfasis"/>
+          <w:rStyle w:val="Emphasis"/>
           <w:rFonts w:ascii="Arial" w:hAnsi="Arial" w:cs="Arial"/>
           <w:b/>
           <w:bCs/>
@@ -2339,7 +2355,7 @@
       </w:r>
       <w:r>
         <w:rPr>
-          <w:rStyle w:val="nfasis"/>
+          <w:rStyle w:val="Emphasis"/>
           <w:rFonts w:ascii="Arial" w:hAnsi="Arial" w:cs="Arial"/>
           <w:i w:val="0"/>
           <w:iCs w:val="0"/>
@@ -2353,7 +2369,7 @@
       <w:pPr>
         <w:pStyle w:val="NormalWeb"/>
         <w:rPr>
-          <w:rStyle w:val="nfasis"/>
+          <w:rStyle w:val="Emphasis"/>
           <w:rFonts w:ascii="Arial" w:hAnsi="Arial" w:cs="Arial"/>
           <w:i w:val="0"/>
           <w:iCs w:val="0"/>
@@ -2410,7 +2426,7 @@
         </w:rPr>
       </w:pPr>
     </w:p>
-    <w:p w14:noSpellErr="1">
+    <w:p>
       <w:pPr>
         <w:pStyle w:val="NormalWeb"/>
         <w:jc w:val="both"/>
@@ -2423,8 +2439,8 @@
       <w:r>
         <w:rPr>
           <w:rFonts w:ascii="Arial" w:hAnsi="Arial" w:cs="Arial"/>
-          <w:b w:val="1"/>
-          <w:bCs w:val="1"/>
+          <w:b/>
+          <w:bCs/>
           <w:sz w:val="20"/>
           <w:szCs w:val="20"/>
         </w:rPr>
@@ -2433,8 +2449,8 @@
       <w:r>
         <w:rPr>
           <w:rFonts w:ascii="Arial" w:hAnsi="Arial" w:cs="Arial"/>
-          <w:b w:val="1"/>
-          <w:bCs w:val="1"/>
+          <w:b/>
+          <w:bCs/>
           <w:sz w:val="20"/>
           <w:szCs w:val="20"/>
         </w:rPr>
@@ -2463,7 +2479,6 @@
     <w:tbl>
       <w:tblPr>
         <w:tblW w:w="0" w:type="auto"/>
-        <w:jc w:val="left"/>
         <w:tblCellSpacing w:w="15" w:type="dxa"/>
         <w:tblBorders>
           <w:top w:val="single" w:color="auto" w:sz="4" w:space="0"/>
@@ -2493,16 +2508,14 @@
         <w:tc>
           <w:tcPr>
             <w:tcW w:w="1651" w:type="dxa"/>
-            <w:tcMar/>
             <w:vAlign w:val="center"/>
             <w:hideMark/>
           </w:tcPr>
-          <w:p w14:noSpellErr="1">
+          <w:p>
             <w:pPr>
               <w:pStyle w:val="NormalWeb"/>
-              <w:spacing w:before="2" w:beforeAutospacing="off" w:after="2" w:afterAutospacing="off"/>
+              <w:spacing w:before="2" w:beforeAutospacing="0" w:after="2" w:afterAutospacing="0"/>
               <w:ind w:left="57" w:right="57"/>
-              <w:jc w:val="left"/>
               <w:rPr>
                 <w:rFonts w:ascii="Arial" w:hAnsi="Arial" w:cs="Arial"/>
                 <w:sz w:val="20"/>
@@ -2522,7 +2535,6 @@
         <w:tc>
           <w:tcPr>
             <w:tcW w:w="4365" w:type="dxa"/>
-            <w:tcMar/>
             <w:vAlign w:val="center"/>
             <w:hideMark/>
           </w:tcPr>
@@ -2551,7 +2563,6 @@
         <w:tc>
           <w:tcPr>
             <w:tcW w:w="3826" w:type="dxa"/>
-            <w:tcMar/>
             <w:vAlign w:val="center"/>
             <w:hideMark/>
           </w:tcPr>
@@ -2585,16 +2596,14 @@
         <w:tc>
           <w:tcPr>
             <w:tcW w:w="1651" w:type="dxa"/>
-            <w:tcMar/>
             <w:vAlign w:val="center"/>
             <w:hideMark/>
           </w:tcPr>
-          <w:p w14:noSpellErr="1">
+          <w:p>
             <w:pPr>
               <w:pStyle w:val="NormalWeb"/>
-              <w:spacing w:before="2" w:beforeAutospacing="off" w:after="2" w:afterAutospacing="off" w:line="276" w:lineRule="auto"/>
+              <w:spacing w:before="2" w:beforeAutospacing="0" w:after="2" w:afterAutospacing="0" w:line="276" w:lineRule="auto"/>
               <w:ind w:left="57" w:right="57"/>
-              <w:jc w:val="left"/>
               <w:rPr>
                 <w:rFonts w:ascii="Arial" w:hAnsi="Arial" w:cs="Arial"/>
                 <w:sz w:val="20"/>
@@ -2614,7 +2623,6 @@
         <w:tc>
           <w:tcPr>
             <w:tcW w:w="4365" w:type="dxa"/>
-            <w:tcMar/>
             <w:vAlign w:val="center"/>
             <w:hideMark/>
           </w:tcPr>
@@ -2667,7 +2675,6 @@
         <w:tc>
           <w:tcPr>
             <w:tcW w:w="3826" w:type="dxa"/>
-            <w:tcMar/>
             <w:vAlign w:val="center"/>
             <w:hideMark/>
           </w:tcPr>
@@ -2717,16 +2724,14 @@
         <w:tc>
           <w:tcPr>
             <w:tcW w:w="1651" w:type="dxa"/>
-            <w:tcMar/>
             <w:vAlign w:val="center"/>
             <w:hideMark/>
           </w:tcPr>
-          <w:p w14:noSpellErr="1">
+          <w:p>
             <w:pPr>
               <w:pStyle w:val="NormalWeb"/>
-              <w:spacing w:before="2" w:beforeAutospacing="off" w:after="2" w:afterAutospacing="off" w:line="276" w:lineRule="auto"/>
+              <w:spacing w:before="2" w:beforeAutospacing="0" w:after="2" w:afterAutospacing="0" w:line="276" w:lineRule="auto"/>
               <w:ind w:left="57" w:right="57"/>
-              <w:jc w:val="left"/>
               <w:rPr>
                 <w:rFonts w:ascii="Arial" w:hAnsi="Arial" w:cs="Arial"/>
                 <w:sz w:val="20"/>
@@ -2746,7 +2751,6 @@
         <w:tc>
           <w:tcPr>
             <w:tcW w:w="4365" w:type="dxa"/>
-            <w:tcMar/>
             <w:vAlign w:val="center"/>
             <w:hideMark/>
           </w:tcPr>
@@ -2791,7 +2795,6 @@
         <w:tc>
           <w:tcPr>
             <w:tcW w:w="3826" w:type="dxa"/>
-            <w:tcMar/>
             <w:vAlign w:val="center"/>
             <w:hideMark/>
           </w:tcPr>
@@ -2885,9 +2888,9 @@
     </w:tbl>
     <w:p>
       <w:pPr>
-        <w:pStyle w:val="Ttulo4"/>
-        <w:rPr>
-          <w:rStyle w:val="Textoennegrita"/>
+        <w:pStyle w:val="Heading4"/>
+        <w:rPr>
+          <w:rStyle w:val="Strong"/>
           <w:b w:val="0"/>
           <w:bCs w:val="0"/>
           <w:color w:val="auto"/>
@@ -2897,7 +2900,7 @@
       </w:pPr>
       <w:r>
         <w:rPr>
-          <w:rStyle w:val="Textoennegrita"/>
+          <w:rStyle w:val="Strong"/>
           <w:color w:val="auto"/>
           <w:sz w:val="20"/>
           <w:szCs w:val="20"/>
@@ -2906,7 +2909,7 @@
       </w:r>
       <w:r>
         <w:rPr>
-          <w:rStyle w:val="Textoennegrita"/>
+          <w:rStyle w:val="Strong"/>
           <w:b w:val="0"/>
           <w:bCs w:val="0"/>
           <w:color w:val="auto"/>
@@ -2919,7 +2922,7 @@
     <w:p/>
     <w:p>
       <w:pPr>
-        <w:pStyle w:val="Ttulo4"/>
+        <w:pStyle w:val="Heading4"/>
         <w:rPr>
           <w:color w:val="auto"/>
           <w:sz w:val="20"/>
@@ -2928,7 +2931,7 @@
       </w:pPr>
       <w:r>
         <w:rPr>
-          <w:rStyle w:val="Textoennegrita"/>
+          <w:rStyle w:val="Strong"/>
           <w:color w:val="auto"/>
           <w:sz w:val="20"/>
           <w:szCs w:val="20"/>
@@ -2953,23 +2956,7 @@
           <w:sz w:val="20"/>
           <w:szCs w:val="20"/>
         </w:rPr>
-        <w:t xml:space="preserve">A pesar de su diseño robusto, </w:t>
-      </w:r>
-      <w:r>
-        <w:rPr>
-          <w:rFonts w:ascii="Arial" w:hAnsi="Arial" w:cs="Arial"/>
-          <w:sz w:val="20"/>
-          <w:szCs w:val="20"/>
-        </w:rPr>
-        <w:t>el bloque de cilindros</w:t>
-      </w:r>
-      <w:r>
-        <w:rPr>
-          <w:rFonts w:ascii="Arial" w:hAnsi="Arial" w:cs="Arial"/>
-          <w:sz w:val="20"/>
-          <w:szCs w:val="20"/>
-        </w:rPr>
-        <w:t xml:space="preserve"> puede experimentar diversas fallas a lo largo de la vida útil del motor. La identificación y el diagnóstico temprano de estas fallas son cruciales para prevenir daños mayores y reparaciones costosas.</w:t>
+        <w:t>A pesar de su diseño robusto, el bloque de cilindros puede experimentar diversas fallas a lo largo de la vida útil del motor. La identificación y el diagnóstico temprano de estas fallas son cruciales para prevenir daños mayores y reparaciones costosas.</w:t>
       </w:r>
     </w:p>
     <w:p>
@@ -3050,24 +3037,27 @@
       </w:pPr>
       <w:commentRangeStart w:id="2"/>
       <w:r>
+        <w:rPr>
+          <w:noProof/>
+        </w:rPr>
         <w:drawing>
-          <wp:inline wp14:editId="399B518A" wp14:anchorId="5D8338D1">
+          <wp:inline distT="0" distB="0" distL="0" distR="0" wp14:anchorId="5D8338D1" wp14:editId="399B518A">
             <wp:extent cx="4001605" cy="2942861"/>
             <wp:effectExtent l="0" t="0" r="0" b="0"/>
-            <wp:docPr id="980400193" name="Imagen 980400193" title=""/>
+            <wp:docPr id="980400193" name="Imagen 980400193"/>
             <wp:cNvGraphicFramePr>
-              <a:graphicFrameLocks noChangeAspect="1"/>
+              <a:graphicFrameLocks xmlns:a="http://schemas.openxmlformats.org/drawingml/2006/main" noChangeAspect="1"/>
             </wp:cNvGraphicFramePr>
-            <a:graphic>
+            <a:graphic xmlns:a="http://schemas.openxmlformats.org/drawingml/2006/main">
               <a:graphicData uri="http://schemas.openxmlformats.org/drawingml/2006/picture">
-                <pic:pic>
+                <pic:pic xmlns:pic="http://schemas.openxmlformats.org/drawingml/2006/picture">
                   <pic:nvPicPr>
                     <pic:cNvPr id="0" name="Imagen 980400193"/>
                     <pic:cNvPicPr/>
                   </pic:nvPicPr>
                   <pic:blipFill>
-                    <a:blip r:embed="R692999f7609e4e09">
-                      <a:extLst xmlns:a="http://schemas.openxmlformats.org/drawingml/2006/main">
+                    <a:blip r:embed="rId19">
+                      <a:extLst>
                         <a:ext uri="{28A0092B-C50C-407E-A947-70E740481C1C}">
                           <a14:useLocalDpi xmlns:a14="http://schemas.microsoft.com/office/drawing/2010/main" val="0"/>
                         </a:ext>
@@ -3079,7 +3069,7 @@
                     </a:stretch>
                   </pic:blipFill>
                   <pic:spPr>
-                    <a:xfrm rot="0" flipH="0" flipV="0">
+                    <a:xfrm>
                       <a:off x="0" y="0"/>
                       <a:ext cx="4001605" cy="2942861"/>
                     </a:xfrm>
@@ -3095,9 +3085,6 @@
       </w:r>
       <w:commentRangeEnd w:id="2"/>
       <w:r>
-        <w:rPr>
-          <w:rStyle w:val="CommentReference"/>
-        </w:rPr>
         <w:commentReference w:id="2"/>
       </w:r>
     </w:p>
@@ -3186,7 +3173,7 @@
             <wp:extent cx="2957520" cy="2158392"/>
             <wp:effectExtent l="0" t="0" r="7620" b="0"/>
             <wp:wrapTopAndBottom/>
-            <wp:docPr id="5" name="Imagen 5" descr="http://img23.imageshack.us/img23/9215/011mcg.jpg" title=""/>
+            <wp:docPr id="5" name="Imagen 5" descr="http://img23.imageshack.us/img23/9215/011mcg.jpg"/>
             <wp:cNvGraphicFramePr>
               <a:graphicFrameLocks xmlns:a="http://schemas.openxmlformats.org/drawingml/2006/main" noChangeAspect="1"/>
             </wp:cNvGraphicFramePr>
@@ -3201,7 +3188,7 @@
                   </pic:nvPicPr>
                   <pic:blipFill>
                     <a:blip r:embed="rId24" cstate="print">
-                      <a:extLst xmlns:a="http://schemas.openxmlformats.org/drawingml/2006/main">
+                      <a:extLst>
                         <a:ext uri="{28A0092B-C50C-407E-A947-70E740481C1C}">
                           <a14:useLocalDpi xmlns:a14="http://schemas.microsoft.com/office/drawing/2010/main" val="0"/>
                         </a:ext>
@@ -3213,7 +3200,7 @@
                     </a:stretch>
                   </pic:blipFill>
                   <pic:spPr bwMode="auto">
-                    <a:xfrm rot="0" flipH="0" flipV="0">
+                    <a:xfrm>
                       <a:off x="0" y="0"/>
                       <a:ext cx="2957520" cy="2158392"/>
                     </a:xfrm>
@@ -3251,7 +3238,7 @@
       </w:pPr>
       <w:r>
         <w:rPr>
-          <w:rStyle w:val="nfasis"/>
+          <w:rStyle w:val="Emphasis"/>
           <w:rFonts w:ascii="Arial" w:hAnsi="Arial" w:cs="Arial"/>
           <w:b/>
           <w:bCs/>
@@ -3264,7 +3251,7 @@
       </w:r>
       <w:r>
         <w:rPr>
-          <w:rStyle w:val="nfasis"/>
+          <w:rStyle w:val="Emphasis"/>
           <w:rFonts w:ascii="Arial" w:hAnsi="Arial" w:cs="Arial"/>
           <w:i w:val="0"/>
           <w:iCs w:val="0"/>
@@ -3275,7 +3262,7 @@
       </w:r>
       <w:r>
         <w:rPr>
-          <w:rStyle w:val="nfasis"/>
+          <w:rStyle w:val="Emphasis"/>
           <w:rFonts w:ascii="Arial" w:hAnsi="Arial" w:cs="Arial"/>
           <w:i w:val="0"/>
           <w:iCs w:val="0"/>
@@ -3286,7 +3273,7 @@
       </w:r>
       <w:r>
         <w:rPr>
-          <w:rStyle w:val="nfasis"/>
+          <w:rStyle w:val="Emphasis"/>
           <w:rFonts w:ascii="Arial" w:hAnsi="Arial" w:cs="Arial"/>
           <w:i w:val="0"/>
           <w:iCs w:val="0"/>
@@ -3297,7 +3284,7 @@
       </w:r>
       <w:r>
         <w:rPr>
-          <w:rStyle w:val="nfasis"/>
+          <w:rStyle w:val="Emphasis"/>
           <w:rFonts w:ascii="Arial" w:hAnsi="Arial" w:cs="Arial"/>
           <w:i w:val="0"/>
           <w:iCs w:val="0"/>
@@ -3311,7 +3298,7 @@
       <w:pPr>
         <w:pStyle w:val="NormalWeb"/>
         <w:rPr>
-          <w:rStyle w:val="nfasis"/>
+          <w:rStyle w:val="Emphasis"/>
           <w:rFonts w:ascii="Arial" w:hAnsi="Arial" w:cs="Arial"/>
           <w:i w:val="0"/>
           <w:iCs w:val="0"/>
@@ -3322,10 +3309,10 @@
     </w:p>
     <w:p>
       <w:pPr>
-        <w:pStyle w:val="Ttulo3"/>
-        <w:jc w:val="both"/>
-        <w:rPr>
-          <w:rStyle w:val="Textoennegrita"/>
+        <w:pStyle w:val="Heading3"/>
+        <w:jc w:val="both"/>
+        <w:rPr>
+          <w:rStyle w:val="Strong"/>
           <w:color w:val="auto"/>
           <w:sz w:val="20"/>
           <w:szCs w:val="20"/>
@@ -3333,7 +3320,7 @@
       </w:pPr>
       <w:r>
         <w:rPr>
-          <w:rStyle w:val="Textoennegrita"/>
+          <w:rStyle w:val="Strong"/>
           <w:color w:val="auto"/>
           <w:sz w:val="20"/>
           <w:szCs w:val="20"/>
@@ -3356,10 +3343,10 @@
     </w:p>
     <w:p>
       <w:pPr>
-        <w:pStyle w:val="Ttulo4"/>
-        <w:jc w:val="both"/>
-        <w:rPr>
-          <w:rStyle w:val="Textoennegrita"/>
+        <w:pStyle w:val="Heading4"/>
+        <w:jc w:val="both"/>
+        <w:rPr>
+          <w:rStyle w:val="Strong"/>
           <w:color w:val="auto"/>
           <w:sz w:val="20"/>
           <w:szCs w:val="20"/>
@@ -3367,7 +3354,7 @@
       </w:pPr>
       <w:r>
         <w:rPr>
-          <w:rStyle w:val="Textoennegrita"/>
+          <w:rStyle w:val="Strong"/>
           <w:color w:val="auto"/>
           <w:sz w:val="20"/>
           <w:szCs w:val="20"/>
@@ -3376,7 +3363,7 @@
       </w:r>
       <w:r>
         <w:rPr>
-          <w:rStyle w:val="Textoennegrita"/>
+          <w:rStyle w:val="Strong"/>
           <w:color w:val="auto"/>
           <w:sz w:val="20"/>
           <w:szCs w:val="20"/>
@@ -3386,7 +3373,7 @@
     </w:p>
     <w:p>
       <w:pPr>
-        <w:pStyle w:val="Ttulo4"/>
+        <w:pStyle w:val="Heading4"/>
         <w:jc w:val="both"/>
         <w:rPr>
           <w:rFonts w:eastAsia="Times New Roman"/>
@@ -3407,7 +3394,7 @@
     </w:p>
     <w:p>
       <w:pPr>
-        <w:pStyle w:val="Ttulo5"/>
+        <w:pStyle w:val="Heading5"/>
         <w:jc w:val="both"/>
         <w:rPr>
           <w:sz w:val="20"/>
@@ -3531,7 +3518,6 @@
         </w:rPr>
         <w:t>Las camisas secas, también conocidas como "</w:t>
       </w:r>
-      <w:proofErr w:type="spellStart"/>
       <w:r>
         <w:rPr>
           <w:rFonts w:ascii="Arial" w:hAnsi="Arial" w:cs="Arial"/>
@@ -3541,7 +3527,6 @@
         </w:rPr>
         <w:t>sleeves</w:t>
       </w:r>
-      <w:proofErr w:type="spellEnd"/>
       <w:r>
         <w:rPr>
           <w:rFonts w:ascii="Arial" w:hAnsi="Arial" w:cs="Arial"/>
@@ -3550,7 +3535,6 @@
         </w:rPr>
         <w:t>" o "</w:t>
       </w:r>
-      <w:proofErr w:type="spellStart"/>
       <w:r>
         <w:rPr>
           <w:rFonts w:ascii="Arial" w:hAnsi="Arial" w:cs="Arial"/>
@@ -3560,7 +3544,6 @@
         </w:rPr>
         <w:t>liners</w:t>
       </w:r>
-      <w:proofErr w:type="spellEnd"/>
       <w:r>
         <w:rPr>
           <w:rFonts w:ascii="Arial" w:hAnsi="Arial" w:cs="Arial"/>
@@ -3587,7 +3570,7 @@
         <w:pStyle w:val="NormalWeb"/>
         <w:numPr>
           <w:ilvl w:val="0"/>
-          <w:numId w:val="8"/>
+          <w:numId w:val="18"/>
         </w:numPr>
         <w:spacing w:before="0" w:beforeAutospacing="0"/>
         <w:jc w:val="both"/>
@@ -3599,7 +3582,7 @@
       </w:pPr>
       <w:r>
         <w:rPr>
-          <w:rStyle w:val="Textoennegrita"/>
+          <w:rStyle w:val="Strong"/>
           <w:rFonts w:ascii="Arial" w:hAnsi="Arial" w:cs="Arial"/>
           <w:sz w:val="20"/>
           <w:szCs w:val="20"/>
@@ -3644,7 +3627,7 @@
         <w:pStyle w:val="NormalWeb"/>
         <w:numPr>
           <w:ilvl w:val="0"/>
-          <w:numId w:val="8"/>
+          <w:numId w:val="18"/>
         </w:numPr>
         <w:spacing w:before="0" w:beforeAutospacing="0"/>
         <w:jc w:val="both"/>
@@ -3656,7 +3639,7 @@
       </w:pPr>
       <w:r>
         <w:rPr>
-          <w:rStyle w:val="Textoennegrita"/>
+          <w:rStyle w:val="Strong"/>
           <w:rFonts w:ascii="Arial" w:hAnsi="Arial" w:cs="Arial"/>
           <w:sz w:val="20"/>
           <w:szCs w:val="20"/>
@@ -3701,31 +3684,21 @@
           <w:sz w:val="20"/>
           <w:szCs w:val="20"/>
         </w:rPr>
-        <w:t xml:space="preserve"> </w:t>
-      </w:r>
-      <w:proofErr w:type="spellStart"/>
+        <w:t xml:space="preserve"> ºC</w:t>
+      </w:r>
       <w:r>
         <w:rPr>
           <w:rFonts w:ascii="Arial" w:hAnsi="Arial" w:cs="Arial"/>
           <w:sz w:val="20"/>
           <w:szCs w:val="20"/>
         </w:rPr>
-        <w:t>ºC</w:t>
-      </w:r>
-      <w:proofErr w:type="spellEnd"/>
-      <w:r>
-        <w:rPr>
-          <w:rFonts w:ascii="Arial" w:hAnsi="Arial" w:cs="Arial"/>
-          <w:sz w:val="20"/>
-          <w:szCs w:val="20"/>
-        </w:rPr>
         <w:t>).</w:t>
       </w:r>
     </w:p>
     <w:p>
       <w:pPr>
         <w:pStyle w:val="NormalWeb"/>
-        <w:spacing w:before="0" w:beforeAutospacing="off"/>
+        <w:spacing w:before="0" w:beforeAutospacing="0"/>
         <w:jc w:val="both"/>
         <w:rPr>
           <w:rFonts w:ascii="Arial" w:hAnsi="Arial" w:cs="Arial"/>
@@ -3737,7 +3710,7 @@
     </w:p>
     <w:tbl>
       <w:tblPr>
-        <w:tblStyle w:val="Tablaconcuadrcula"/>
+        <w:tblStyle w:val="TableGrid"/>
         <w:tblW w:w="0" w:type="auto"/>
         <w:jc w:val="center"/>
         <w:tblLayout w:type="fixed"/>
@@ -3749,60 +3722,35 @@
       <w:tr>
         <w:trPr>
           <w:trHeight w:val="300"/>
+          <w:jc w:val="center"/>
         </w:trPr>
         <w:tc>
           <w:tcPr>
             <w:tcW w:w="5925" w:type="dxa"/>
             <w:shd w:val="clear" w:color="auto" w:fill="92D050"/>
-            <w:tcMar/>
           </w:tcPr>
           <w:p>
             <w:pPr>
               <w:pStyle w:val="NormalWeb"/>
-              <w:spacing w:before="0" w:beforeAutospacing="off"/>
-              <w:ind w:left="0"/>
+              <w:spacing w:before="0" w:beforeAutospacing="0"/>
               <w:jc w:val="both"/>
               <w:rPr>
                 <w:rFonts w:ascii="Arial" w:hAnsi="Arial" w:eastAsia="Arial" w:cs="Arial"/>
-                <w:b w:val="1"/>
-                <w:bCs w:val="1"/>
-                <w:noProof w:val="0"/>
-                <w:sz w:val="20"/>
-                <w:szCs w:val="20"/>
-                <w:lang w:val="es-CO"/>
+                <w:b/>
+                <w:bCs/>
+                <w:sz w:val="20"/>
+                <w:szCs w:val="20"/>
               </w:rPr>
             </w:pPr>
             <w:r>
               <w:rPr>
                 <w:rFonts w:ascii="Arial" w:hAnsi="Arial" w:eastAsia="Arial" w:cs="Arial"/>
-                <w:b w:val="1"/>
-                <w:bCs w:val="1"/>
-                <w:sz w:val="20"/>
-                <w:szCs w:val="20"/>
-              </w:rPr>
-              <w:t>DI_</w:t>
-            </w:r>
-            <w:r>
-              <w:rPr>
-                <w:rFonts w:ascii="Arial" w:hAnsi="Arial" w:eastAsia="Arial" w:cs="Arial"/>
-                <w:b w:val="1"/>
-                <w:bCs w:val="1"/>
-                <w:sz w:val="20"/>
-                <w:szCs w:val="20"/>
-              </w:rPr>
-              <w:t>2._</w:t>
-            </w:r>
-            <w:r>
-              <w:rPr>
-                <w:rFonts w:ascii="Arial" w:hAnsi="Arial" w:eastAsia="Arial" w:cs="Arial"/>
-                <w:b w:val="1"/>
-                <w:bCs w:val="1"/>
-                <w:noProof w:val="0"/>
-                <w:sz w:val="20"/>
-                <w:szCs w:val="20"/>
-                <w:lang w:val="es-CO"/>
-              </w:rPr>
-              <w:t>Camisa_seca_formato_1_infografia_estatica</w:t>
+                <w:b/>
+                <w:bCs/>
+                <w:sz w:val="20"/>
+                <w:szCs w:val="20"/>
+              </w:rPr>
+              <w:t>DI_2._Camisa_seca_formato_1_infografia_estatica</w:t>
             </w:r>
           </w:p>
         </w:tc>
@@ -3812,7 +3760,7 @@
       <w:pPr>
         <w:pStyle w:val="NormalWeb"/>
         <w:rPr>
-          <w:rStyle w:val="nfasis"/>
+          <w:rStyle w:val="Emphasis"/>
           <w:rFonts w:ascii="Arial" w:hAnsi="Arial" w:cs="Arial"/>
           <w:b/>
           <w:bCs/>
@@ -3836,7 +3784,7 @@
       </w:pPr>
       <w:r>
         <w:rPr>
-          <w:rStyle w:val="nfasis"/>
+          <w:rStyle w:val="Emphasis"/>
           <w:rFonts w:ascii="Arial" w:hAnsi="Arial" w:cs="Arial"/>
           <w:b/>
           <w:bCs/>
@@ -3849,7 +3797,7 @@
       </w:r>
       <w:r>
         <w:rPr>
-          <w:rStyle w:val="nfasis"/>
+          <w:rStyle w:val="Emphasis"/>
           <w:rFonts w:ascii="Arial" w:hAnsi="Arial" w:cs="Arial"/>
           <w:b/>
           <w:bCs/>
@@ -3862,7 +3810,7 @@
       </w:r>
       <w:r>
         <w:rPr>
-          <w:rStyle w:val="nfasis"/>
+          <w:rStyle w:val="Emphasis"/>
           <w:rFonts w:ascii="Arial" w:hAnsi="Arial" w:cs="Arial"/>
           <w:b/>
           <w:bCs/>
@@ -3875,7 +3823,7 @@
       </w:r>
       <w:r>
         <w:rPr>
-          <w:rStyle w:val="nfasis"/>
+          <w:rStyle w:val="Emphasis"/>
           <w:rFonts w:ascii="Arial" w:hAnsi="Arial" w:cs="Arial"/>
           <w:i w:val="0"/>
           <w:iCs w:val="0"/>
@@ -3916,24 +3864,27 @@
       </w:pPr>
       <w:commentRangeStart w:id="3"/>
       <w:r>
+        <w:rPr>
+          <w:noProof/>
+        </w:rPr>
         <w:drawing>
-          <wp:inline wp14:editId="255013C7" wp14:anchorId="116127DC">
+          <wp:inline distT="0" distB="0" distL="0" distR="0" wp14:anchorId="116127DC" wp14:editId="255013C7">
             <wp:extent cx="2571750" cy="2571750"/>
             <wp:effectExtent l="0" t="0" r="0" b="0"/>
-            <wp:docPr id="28" name="Imagen 28" descr="Camisa SECA" title=""/>
+            <wp:docPr id="28" name="Imagen 28" descr="Camisa SECA"/>
             <wp:cNvGraphicFramePr>
-              <a:graphicFrameLocks noChangeAspect="1"/>
+              <a:graphicFrameLocks xmlns:a="http://schemas.openxmlformats.org/drawingml/2006/main" noChangeAspect="1"/>
             </wp:cNvGraphicFramePr>
-            <a:graphic>
+            <a:graphic xmlns:a="http://schemas.openxmlformats.org/drawingml/2006/main">
               <a:graphicData uri="http://schemas.openxmlformats.org/drawingml/2006/picture">
-                <pic:pic>
+                <pic:pic xmlns:pic="http://schemas.openxmlformats.org/drawingml/2006/picture">
                   <pic:nvPicPr>
                     <pic:cNvPr id="0" name="Imagen 28"/>
                     <pic:cNvPicPr/>
                   </pic:nvPicPr>
                   <pic:blipFill>
-                    <a:blip r:embed="Rea19a4f61d334f93">
-                      <a:extLst xmlns:a="http://schemas.openxmlformats.org/drawingml/2006/main">
+                    <a:blip r:embed="rId25">
+                      <a:extLst>
                         <a:ext uri="{28A0092B-C50C-407E-A947-70E740481C1C}">
                           <a14:useLocalDpi xmlns:a14="http://schemas.microsoft.com/office/drawing/2010/main" val="0"/>
                         </a:ext>
@@ -3944,7 +3895,7 @@
                     </a:stretch>
                   </pic:blipFill>
                   <pic:spPr>
-                    <a:xfrm rot="0" flipH="0" flipV="0">
+                    <a:xfrm>
                       <a:off x="0" y="0"/>
                       <a:ext cx="2571750" cy="2571750"/>
                     </a:xfrm>
@@ -3960,9 +3911,6 @@
       </w:r>
       <w:commentRangeEnd w:id="3"/>
       <w:r>
-        <w:rPr>
-          <w:rStyle w:val="CommentReference"/>
-        </w:rPr>
         <w:commentReference w:id="3"/>
       </w:r>
     </w:p>
@@ -3970,7 +3918,7 @@
       <w:pPr>
         <w:pStyle w:val="NormalWeb"/>
         <w:rPr>
-          <w:rStyle w:val="nfasis"/>
+          <w:rStyle w:val="Emphasis"/>
           <w:rFonts w:ascii="Arial" w:hAnsi="Arial" w:cs="Arial"/>
           <w:b/>
           <w:bCs/>
@@ -3994,7 +3942,7 @@
       </w:pPr>
       <w:r>
         <w:rPr>
-          <w:rStyle w:val="nfasis"/>
+          <w:rStyle w:val="Emphasis"/>
           <w:rFonts w:ascii="Arial" w:hAnsi="Arial" w:cs="Arial"/>
           <w:b/>
           <w:bCs/>
@@ -4007,7 +3955,7 @@
       </w:r>
       <w:r>
         <w:rPr>
-          <w:rStyle w:val="nfasis"/>
+          <w:rStyle w:val="Emphasis"/>
           <w:rFonts w:ascii="Arial" w:hAnsi="Arial" w:cs="Arial"/>
           <w:i w:val="0"/>
           <w:iCs w:val="0"/>
@@ -4021,7 +3969,7 @@
       <w:pPr>
         <w:pStyle w:val="NormalWeb"/>
         <w:rPr>
-          <w:rStyle w:val="nfasis"/>
+          <w:rStyle w:val="Emphasis"/>
           <w:rFonts w:ascii="Arial" w:hAnsi="Arial" w:cs="Arial"/>
           <w:i w:val="0"/>
           <w:iCs w:val="0"/>
@@ -4032,7 +3980,7 @@
     </w:p>
     <w:p>
       <w:pPr>
-        <w:pStyle w:val="Ttulo5"/>
+        <w:pStyle w:val="Heading5"/>
         <w:jc w:val="both"/>
         <w:rPr>
           <w:b/>
@@ -4176,7 +4124,7 @@
         <w:pStyle w:val="NormalWeb"/>
         <w:numPr>
           <w:ilvl w:val="0"/>
-          <w:numId w:val="9"/>
+          <w:numId w:val="19"/>
         </w:numPr>
         <w:spacing w:before="0" w:beforeAutospacing="0" w:line="276" w:lineRule="auto"/>
         <w:jc w:val="both"/>
@@ -4188,7 +4136,7 @@
       </w:pPr>
       <w:r>
         <w:rPr>
-          <w:rStyle w:val="Textoennegrita"/>
+          <w:rStyle w:val="Strong"/>
           <w:rFonts w:ascii="Arial" w:hAnsi="Arial" w:cs="Arial"/>
           <w:sz w:val="20"/>
           <w:szCs w:val="20"/>
@@ -4249,7 +4197,7 @@
         <w:pStyle w:val="NormalWeb"/>
         <w:numPr>
           <w:ilvl w:val="0"/>
-          <w:numId w:val="9"/>
+          <w:numId w:val="19"/>
         </w:numPr>
         <w:spacing w:before="0" w:beforeAutospacing="0" w:line="276" w:lineRule="auto"/>
         <w:jc w:val="both"/>
@@ -4261,7 +4209,7 @@
       </w:pPr>
       <w:r>
         <w:rPr>
-          <w:rStyle w:val="Textoennegrita"/>
+          <w:rStyle w:val="Strong"/>
           <w:rFonts w:ascii="Arial" w:hAnsi="Arial" w:cs="Arial"/>
           <w:sz w:val="20"/>
           <w:szCs w:val="20"/>
@@ -4320,8 +4268,7 @@
     <w:p>
       <w:pPr>
         <w:pStyle w:val="NormalWeb"/>
-        <w:spacing w:before="0" w:beforeAutospacing="off" w:line="276" w:lineRule="auto"/>
-        <w:ind w:left="0"/>
+        <w:spacing w:before="0" w:beforeAutospacing="0" w:line="276" w:lineRule="auto"/>
         <w:jc w:val="both"/>
         <w:rPr>
           <w:rFonts w:ascii="Arial" w:hAnsi="Arial" w:cs="Arial"/>
@@ -4333,7 +4280,7 @@
     </w:p>
     <w:tbl>
       <w:tblPr>
-        <w:tblStyle w:val="Tablaconcuadrcula"/>
+        <w:tblStyle w:val="TableGrid"/>
         <w:tblW w:w="0" w:type="auto"/>
         <w:tblLayout w:type="fixed"/>
         <w:tblLook w:val="06A0" w:firstRow="1" w:lastRow="0" w:firstColumn="1" w:lastColumn="0" w:noHBand="1" w:noVBand="1"/>
@@ -4349,47 +4296,29 @@
           <w:tcPr>
             <w:tcW w:w="5670" w:type="dxa"/>
             <w:shd w:val="clear" w:color="auto" w:fill="92D050"/>
-            <w:tcMar/>
           </w:tcPr>
           <w:p>
             <w:pPr>
               <w:pStyle w:val="NormalWeb"/>
-              <w:suppressLineNumbers w:val="0"/>
-              <w:bidi w:val="0"/>
-              <w:spacing w:before="0" w:beforeAutospacing="off" w:afterAutospacing="on" w:line="240" w:lineRule="auto"/>
-              <w:ind w:left="0" w:right="0"/>
+              <w:spacing w:before="0" w:beforeAutospacing="0"/>
               <w:jc w:val="both"/>
               <w:rPr>
                 <w:rFonts w:ascii="Arial" w:hAnsi="Arial" w:eastAsia="Arial" w:cs="Arial"/>
-                <w:b w:val="1"/>
-                <w:bCs w:val="1"/>
-                <w:noProof w:val="0"/>
-                <w:sz w:val="20"/>
-                <w:szCs w:val="20"/>
-                <w:lang w:val="es-CO"/>
+                <w:b/>
+                <w:bCs/>
+                <w:sz w:val="20"/>
+                <w:szCs w:val="20"/>
               </w:rPr>
             </w:pPr>
             <w:r>
               <w:rPr>
                 <w:rFonts w:ascii="Arial" w:hAnsi="Arial" w:eastAsia="Arial" w:cs="Arial"/>
-                <w:b w:val="1"/>
-                <w:bCs w:val="1"/>
-                <w:sz w:val="20"/>
-                <w:szCs w:val="20"/>
-              </w:rPr>
-              <w:t xml:space="preserve">DI_3. </w:t>
-            </w:r>
-            <w:r>
-              <w:rPr>
-                <w:rFonts w:ascii="Arial" w:hAnsi="Arial" w:eastAsia="Arial" w:cs="Arial"/>
-                <w:b w:val="1"/>
-                <w:bCs w:val="1"/>
-                <w:noProof w:val="0"/>
-                <w:sz w:val="20"/>
-                <w:szCs w:val="20"/>
-                <w:lang w:val="es-CO"/>
-              </w:rPr>
-              <w:t>Camisa Humeda_formato_1_infografia_estatica</w:t>
+                <w:b/>
+                <w:bCs/>
+                <w:sz w:val="20"/>
+                <w:szCs w:val="20"/>
+              </w:rPr>
+              <w:t>DI_3. Camisa Humeda_formato_1_infografia_estatica</w:t>
             </w:r>
           </w:p>
         </w:tc>
@@ -4412,12 +4341,12 @@
     <w:p>
       <w:pPr>
         <w:pStyle w:val="NormalWeb"/>
-        <w:spacing w:before="0" w:beforeAutospacing="off" w:line="276" w:lineRule="auto"/>
+        <w:spacing w:before="0" w:beforeAutospacing="0" w:line="276" w:lineRule="auto"/>
         <w:jc w:val="both"/>
         <w:rPr>
           <w:rFonts w:ascii="Arial" w:hAnsi="Arial" w:cs="Arial"/>
-          <w:b w:val="1"/>
-          <w:bCs w:val="1"/>
+          <w:b/>
+          <w:bCs/>
           <w:sz w:val="20"/>
           <w:szCs w:val="20"/>
         </w:rPr>
@@ -4554,7 +4483,7 @@
       </w:pPr>
       <w:r>
         <w:rPr>
-          <w:rStyle w:val="nfasis"/>
+          <w:rStyle w:val="Emphasis"/>
           <w:rFonts w:ascii="Arial" w:hAnsi="Arial" w:cs="Arial"/>
           <w:b/>
           <w:bCs/>
@@ -4567,7 +4496,7 @@
       </w:r>
       <w:r>
         <w:rPr>
-          <w:rStyle w:val="nfasis"/>
+          <w:rStyle w:val="Emphasis"/>
           <w:rFonts w:ascii="Arial" w:hAnsi="Arial" w:cs="Arial"/>
           <w:i w:val="0"/>
           <w:iCs w:val="0"/>
@@ -4578,7 +4507,7 @@
       </w:r>
       <w:r>
         <w:rPr>
-          <w:rStyle w:val="nfasis"/>
+          <w:rStyle w:val="Emphasis"/>
           <w:rFonts w:ascii="Arial" w:hAnsi="Arial" w:cs="Arial"/>
           <w:i w:val="0"/>
           <w:iCs w:val="0"/>
@@ -4589,7 +4518,7 @@
       </w:r>
       <w:r>
         <w:rPr>
-          <w:rStyle w:val="nfasis"/>
+          <w:rStyle w:val="Emphasis"/>
           <w:rFonts w:ascii="Arial" w:hAnsi="Arial" w:cs="Arial"/>
           <w:i w:val="0"/>
           <w:iCs w:val="0"/>
@@ -4600,7 +4529,7 @@
       </w:r>
       <w:r>
         <w:rPr>
-          <w:rStyle w:val="nfasis"/>
+          <w:rStyle w:val="Emphasis"/>
           <w:rFonts w:ascii="Arial" w:hAnsi="Arial" w:cs="Arial"/>
           <w:i w:val="0"/>
           <w:iCs w:val="0"/>
@@ -4616,7 +4545,7 @@
         <w:spacing w:line="276" w:lineRule="auto"/>
         <w:jc w:val="both"/>
         <w:rPr>
-          <w:rStyle w:val="Textoennegrita"/>
+          <w:rStyle w:val="Strong"/>
           <w:rFonts w:ascii="Arial" w:hAnsi="Arial" w:cs="Arial"/>
           <w:sz w:val="20"/>
           <w:szCs w:val="20"/>
@@ -4629,7 +4558,7 @@
         <w:spacing w:line="276" w:lineRule="auto"/>
         <w:jc w:val="both"/>
         <w:rPr>
-          <w:rStyle w:val="Textoennegrita"/>
+          <w:rStyle w:val="Strong"/>
           <w:rFonts w:ascii="Arial" w:hAnsi="Arial" w:cs="Arial"/>
           <w:sz w:val="20"/>
           <w:szCs w:val="20"/>
@@ -4649,7 +4578,7 @@
       </w:pPr>
       <w:r>
         <w:rPr>
-          <w:rStyle w:val="Textoennegrita"/>
+          <w:rStyle w:val="Strong"/>
           <w:rFonts w:ascii="Arial" w:hAnsi="Arial" w:cs="Arial"/>
           <w:sz w:val="20"/>
           <w:szCs w:val="20"/>
@@ -4658,7 +4587,7 @@
       </w:r>
       <w:r>
         <w:rPr>
-          <w:rStyle w:val="Textoennegrita"/>
+          <w:rStyle w:val="Strong"/>
           <w:rFonts w:ascii="Arial" w:hAnsi="Arial" w:cs="Arial"/>
           <w:sz w:val="20"/>
           <w:szCs w:val="20"/>
@@ -5327,9 +5256,9 @@
     </w:tbl>
     <w:p>
       <w:pPr>
-        <w:pStyle w:val="Ttulo4"/>
-        <w:rPr>
-          <w:rStyle w:val="Textoennegrita"/>
+        <w:pStyle w:val="Heading4"/>
+        <w:rPr>
+          <w:rStyle w:val="Strong"/>
           <w:b w:val="0"/>
           <w:bCs w:val="0"/>
           <w:color w:val="auto"/>
@@ -5339,7 +5268,7 @@
       </w:pPr>
       <w:r>
         <w:rPr>
-          <w:rStyle w:val="Textoennegrita"/>
+          <w:rStyle w:val="Strong"/>
           <w:color w:val="auto"/>
           <w:sz w:val="20"/>
           <w:szCs w:val="20"/>
@@ -5348,7 +5277,7 @@
       </w:r>
       <w:r>
         <w:rPr>
-          <w:rStyle w:val="Textoennegrita"/>
+          <w:rStyle w:val="Strong"/>
           <w:b w:val="0"/>
           <w:bCs w:val="0"/>
           <w:color w:val="auto"/>
@@ -5360,7 +5289,7 @@
     </w:p>
     <w:p>
       <w:pPr>
-        <w:pStyle w:val="Ttulo4"/>
+        <w:pStyle w:val="Heading4"/>
         <w:rPr>
           <w:color w:val="auto"/>
           <w:sz w:val="20"/>
@@ -5369,7 +5298,7 @@
       </w:pPr>
       <w:r>
         <w:rPr>
-          <w:rStyle w:val="Textoennegrita"/>
+          <w:rStyle w:val="Strong"/>
           <w:color w:val="auto"/>
           <w:sz w:val="20"/>
           <w:szCs w:val="20"/>
@@ -5659,10 +5588,10 @@
     </w:p>
     <w:p>
       <w:pPr>
-        <w:pStyle w:val="Ttulo3"/>
-        <w:jc w:val="both"/>
-        <w:rPr>
-          <w:rStyle w:val="Textoennegrita"/>
+        <w:pStyle w:val="Heading3"/>
+        <w:jc w:val="both"/>
+        <w:rPr>
+          <w:rStyle w:val="Strong"/>
           <w:color w:val="auto"/>
           <w:sz w:val="20"/>
           <w:szCs w:val="20"/>
@@ -5670,7 +5599,7 @@
       </w:pPr>
       <w:r>
         <w:rPr>
-          <w:rStyle w:val="Textoennegrita"/>
+          <w:rStyle w:val="Strong"/>
           <w:color w:val="auto"/>
           <w:sz w:val="20"/>
           <w:szCs w:val="20"/>
@@ -5679,7 +5608,7 @@
       </w:r>
       <w:r>
         <w:rPr>
-          <w:rStyle w:val="Textoennegrita"/>
+          <w:rStyle w:val="Strong"/>
           <w:color w:val="auto"/>
           <w:sz w:val="20"/>
           <w:szCs w:val="20"/>
@@ -5688,7 +5617,7 @@
       </w:r>
       <w:r>
         <w:rPr>
-          <w:rStyle w:val="Textoennegrita"/>
+          <w:rStyle w:val="Strong"/>
           <w:color w:val="auto"/>
           <w:sz w:val="20"/>
           <w:szCs w:val="20"/>
@@ -5697,7 +5626,7 @@
       </w:r>
       <w:r>
         <w:rPr>
-          <w:rStyle w:val="Textoennegrita"/>
+          <w:rStyle w:val="Strong"/>
           <w:color w:val="auto"/>
           <w:sz w:val="20"/>
           <w:szCs w:val="20"/>
@@ -5706,7 +5635,7 @@
       </w:r>
       <w:r>
         <w:rPr>
-          <w:rStyle w:val="Textoennegrita"/>
+          <w:rStyle w:val="Strong"/>
           <w:color w:val="auto"/>
           <w:sz w:val="20"/>
           <w:szCs w:val="20"/>
@@ -5716,7 +5645,7 @@
     </w:p>
     <w:p>
       <w:pPr>
-        <w:pStyle w:val="Ttulo4"/>
+        <w:pStyle w:val="Heading4"/>
         <w:rPr>
           <w:color w:val="auto"/>
           <w:sz w:val="20"/>
@@ -5725,7 +5654,7 @@
       </w:pPr>
       <w:r>
         <w:rPr>
-          <w:rStyle w:val="Textoennegrita"/>
+          <w:rStyle w:val="Strong"/>
           <w:color w:val="auto"/>
           <w:sz w:val="20"/>
           <w:szCs w:val="20"/>
@@ -5770,7 +5699,7 @@
       <w:pPr>
         <w:numPr>
           <w:ilvl w:val="0"/>
-          <w:numId w:val="11"/>
+          <w:numId w:val="21"/>
         </w:numPr>
         <w:spacing w:before="100" w:beforeAutospacing="1" w:after="100" w:afterAutospacing="1"/>
         <w:rPr>
@@ -5832,7 +5761,7 @@
       <w:pPr>
         <w:numPr>
           <w:ilvl w:val="0"/>
-          <w:numId w:val="11"/>
+          <w:numId w:val="21"/>
         </w:numPr>
         <w:spacing w:before="100" w:beforeAutospacing="1" w:after="100" w:afterAutospacing="1"/>
         <w:rPr>
@@ -5894,7 +5823,7 @@
       <w:pPr>
         <w:numPr>
           <w:ilvl w:val="0"/>
-          <w:numId w:val="11"/>
+          <w:numId w:val="21"/>
         </w:numPr>
         <w:spacing w:before="100" w:beforeAutospacing="1" w:after="100" w:afterAutospacing="1"/>
         <w:rPr>
@@ -5956,7 +5885,7 @@
       <w:pPr>
         <w:numPr>
           <w:ilvl w:val="0"/>
-          <w:numId w:val="11"/>
+          <w:numId w:val="21"/>
         </w:numPr>
         <w:spacing w:before="100" w:beforeAutospacing="1" w:after="100" w:afterAutospacing="1"/>
         <w:rPr>
@@ -6011,34 +5940,14 @@
           <w:szCs w:val="20"/>
           <w:lang w:val="es-ES" w:eastAsia="es-ES"/>
         </w:rPr>
-        <w:t xml:space="preserve"> suprimen rayaduras, </w:t>
-      </w:r>
-      <w:proofErr w:type="spellStart"/>
-      <w:r>
-        <w:rPr>
-          <w:rFonts w:eastAsia="Times New Roman"/>
-          <w:sz w:val="20"/>
-          <w:szCs w:val="20"/>
-          <w:lang w:val="es-ES" w:eastAsia="es-ES"/>
-        </w:rPr>
-        <w:t>ovalamientos</w:t>
-      </w:r>
-      <w:proofErr w:type="spellEnd"/>
-      <w:r>
-        <w:rPr>
-          <w:rFonts w:eastAsia="Times New Roman"/>
-          <w:sz w:val="20"/>
-          <w:szCs w:val="20"/>
-          <w:lang w:val="es-ES" w:eastAsia="es-ES"/>
-        </w:rPr>
-        <w:t xml:space="preserve"> y conicidades, garantizando la uniformidad del cilindro.</w:t>
+        <w:t xml:space="preserve"> suprimen rayaduras, ovalamientos y conicidades, garantizando la uniformidad del cilindro.</w:t>
       </w:r>
     </w:p>
     <w:p>
       <w:pPr>
         <w:numPr>
           <w:ilvl w:val="0"/>
-          <w:numId w:val="11"/>
+          <w:numId w:val="21"/>
         </w:numPr>
         <w:spacing w:before="100" w:beforeAutospacing="1" w:after="100" w:afterAutospacing="1"/>
         <w:rPr>
@@ -6257,7 +6166,7 @@
         <w:spacing w:before="100" w:beforeAutospacing="1" w:after="100" w:afterAutospacing="1"/>
         <w:jc w:val="both"/>
         <w:rPr>
-          <w:rStyle w:val="Textoennegrita"/>
+          <w:rStyle w:val="Strong"/>
           <w:sz w:val="20"/>
           <w:szCs w:val="20"/>
         </w:rPr>
@@ -6268,7 +6177,7 @@
         <w:spacing w:before="100" w:beforeAutospacing="1" w:after="100" w:afterAutospacing="1"/>
         <w:jc w:val="both"/>
         <w:rPr>
-          <w:rStyle w:val="Textoennegrita"/>
+          <w:rStyle w:val="Strong"/>
           <w:b w:val="0"/>
           <w:bCs w:val="0"/>
           <w:sz w:val="20"/>
@@ -6277,7 +6186,7 @@
       </w:pPr>
       <w:r>
         <w:rPr>
-          <w:rStyle w:val="Textoennegrita"/>
+          <w:rStyle w:val="Strong"/>
           <w:sz w:val="20"/>
           <w:szCs w:val="20"/>
         </w:rPr>
@@ -6285,7 +6194,7 @@
       </w:r>
       <w:r>
         <w:rPr>
-          <w:rStyle w:val="Textoennegrita"/>
+          <w:rStyle w:val="Strong"/>
           <w:b w:val="0"/>
           <w:bCs w:val="0"/>
           <w:sz w:val="20"/>
@@ -6296,7 +6205,7 @@
     </w:p>
     <w:p>
       <w:pPr>
-        <w:pStyle w:val="Ttulo4"/>
+        <w:pStyle w:val="Heading4"/>
         <w:rPr>
           <w:color w:val="auto"/>
           <w:sz w:val="20"/>
@@ -6305,7 +6214,7 @@
       </w:pPr>
       <w:r>
         <w:rPr>
-          <w:rStyle w:val="Textoennegrita"/>
+          <w:rStyle w:val="Strong"/>
           <w:color w:val="auto"/>
           <w:sz w:val="20"/>
           <w:szCs w:val="20"/>
@@ -6350,7 +6259,7 @@
       <w:pPr>
         <w:numPr>
           <w:ilvl w:val="0"/>
-          <w:numId w:val="12"/>
+          <w:numId w:val="22"/>
         </w:numPr>
         <w:spacing w:before="100" w:beforeAutospacing="1" w:after="100" w:afterAutospacing="1"/>
         <w:jc w:val="both"/>
@@ -6413,7 +6322,7 @@
       <w:pPr>
         <w:numPr>
           <w:ilvl w:val="0"/>
-          <w:numId w:val="12"/>
+          <w:numId w:val="22"/>
         </w:numPr>
         <w:spacing w:before="100" w:beforeAutospacing="1" w:after="100" w:afterAutospacing="1"/>
         <w:jc w:val="both"/>
@@ -6476,7 +6385,7 @@
       <w:pPr>
         <w:numPr>
           <w:ilvl w:val="0"/>
-          <w:numId w:val="12"/>
+          <w:numId w:val="22"/>
         </w:numPr>
         <w:spacing w:before="100" w:beforeAutospacing="1" w:after="100" w:afterAutospacing="1"/>
         <w:jc w:val="both"/>
@@ -6577,7 +6486,7 @@
         <w:spacing w:line="276" w:lineRule="auto"/>
         <w:jc w:val="both"/>
         <w:rPr>
-          <w:rStyle w:val="Textoennegrita"/>
+          <w:rStyle w:val="Strong"/>
           <w:rFonts w:ascii="Arial" w:hAnsi="Arial" w:cs="Arial"/>
           <w:sz w:val="20"/>
           <w:szCs w:val="20"/>
@@ -6585,7 +6494,7 @@
       </w:pPr>
       <w:r>
         <w:rPr>
-          <w:rStyle w:val="Textoennegrita"/>
+          <w:rStyle w:val="Strong"/>
           <w:rFonts w:ascii="Arial" w:hAnsi="Arial" w:cs="Arial"/>
           <w:sz w:val="20"/>
           <w:szCs w:val="20"/>
@@ -6656,23 +6565,7 @@
           <w:sz w:val="20"/>
           <w:szCs w:val="20"/>
         </w:rPr>
-        <w:t xml:space="preserve">Antes de cualquier intervención, se debe desmontar cuidadosamente el bloque del motor y realizar una limpieza exhaustiva de la zona de los cilindros. Esta etapa inicial es fundamental para una correcta evaluación del estado de los cilindros (Procedimiento de rectificación, </w:t>
-      </w:r>
-      <w:proofErr w:type="spellStart"/>
-      <w:r>
-        <w:rPr>
-          <w:sz w:val="20"/>
-          <w:szCs w:val="20"/>
-        </w:rPr>
-        <w:t>sf</w:t>
-      </w:r>
-      <w:proofErr w:type="spellEnd"/>
-      <w:r>
-        <w:rPr>
-          <w:sz w:val="20"/>
-          <w:szCs w:val="20"/>
-        </w:rPr>
-        <w:t>).</w:t>
+        <w:t>Antes de cualquier intervención, se debe desmontar cuidadosamente el bloque del motor y realizar una limpieza exhaustiva de la zona de los cilindros. Esta etapa inicial es fundamental para una correcta evaluación del estado de los cilindros (Procedimiento de rectificación, sf).</w:t>
       </w:r>
     </w:p>
     <w:p>
@@ -6688,7 +6581,7 @@
       <w:pPr>
         <w:numPr>
           <w:ilvl w:val="0"/>
-          <w:numId w:val="3"/>
+          <w:numId w:val="13"/>
         </w:numPr>
         <w:spacing w:before="100" w:beforeAutospacing="1" w:after="100" w:afterAutospacing="1"/>
         <w:jc w:val="both"/>
@@ -6733,7 +6626,7 @@
       <w:pPr>
         <w:numPr>
           <w:ilvl w:val="0"/>
-          <w:numId w:val="3"/>
+          <w:numId w:val="13"/>
         </w:numPr>
         <w:spacing w:before="100" w:beforeAutospacing="1" w:after="100" w:afterAutospacing="1"/>
         <w:jc w:val="both"/>
@@ -6778,22 +6671,22 @@
       <w:pPr>
         <w:numPr>
           <w:ilvl w:val="0"/>
-          <w:numId w:val="3"/>
+          <w:numId w:val="13"/>
         </w:numPr>
-        <w:spacing w:before="100" w:beforeAutospacing="on" w:after="100" w:afterAutospacing="on"/>
-        <w:jc w:val="both"/>
-        <w:rPr>
-          <w:rFonts w:eastAsia="Times New Roman"/>
-          <w:sz w:val="20"/>
-          <w:szCs w:val="20"/>
-          <w:lang w:val="es-ES" w:eastAsia="es-ES"/>
-        </w:rPr>
-      </w:pPr>
-      <w:r>
-        <w:rPr>
-          <w:rFonts w:eastAsia="Times New Roman"/>
-          <w:b w:val="1"/>
-          <w:bCs w:val="1"/>
+        <w:spacing w:before="100" w:beforeAutospacing="1" w:after="100" w:afterAutospacing="1"/>
+        <w:jc w:val="both"/>
+        <w:rPr>
+          <w:rFonts w:eastAsia="Times New Roman"/>
+          <w:sz w:val="20"/>
+          <w:szCs w:val="20"/>
+          <w:lang w:val="es-ES" w:eastAsia="es-ES"/>
+        </w:rPr>
+      </w:pPr>
+      <w:r>
+        <w:rPr>
+          <w:rFonts w:eastAsia="Times New Roman"/>
+          <w:b/>
+          <w:bCs/>
           <w:sz w:val="20"/>
           <w:szCs w:val="20"/>
           <w:lang w:val="es-ES" w:eastAsia="es-ES"/>
@@ -6803,8 +6696,8 @@
       <w:r>
         <w:rPr>
           <w:rFonts w:eastAsia="Times New Roman"/>
-          <w:b w:val="1"/>
-          <w:bCs w:val="1"/>
+          <w:b/>
+          <w:bCs/>
           <w:sz w:val="20"/>
           <w:szCs w:val="20"/>
           <w:lang w:val="es-ES" w:eastAsia="es-ES"/>
@@ -6814,8 +6707,8 @@
       <w:r>
         <w:rPr>
           <w:rFonts w:eastAsia="Times New Roman"/>
-          <w:b w:val="1"/>
-          <w:bCs w:val="1"/>
+          <w:b/>
+          <w:bCs/>
           <w:sz w:val="20"/>
           <w:szCs w:val="20"/>
           <w:lang w:val="es-ES" w:eastAsia="es-ES"/>
@@ -6843,7 +6736,7 @@
     </w:p>
     <w:p>
       <w:pPr>
-        <w:spacing w:beforeAutospacing="on" w:afterAutospacing="on"/>
+        <w:spacing w:beforeAutospacing="1" w:afterAutospacing="1"/>
         <w:jc w:val="both"/>
         <w:rPr>
           <w:rFonts w:eastAsia="Times New Roman"/>
@@ -6986,9 +6879,9 @@
     </w:p>
     <w:p>
       <w:pPr>
-        <w:pStyle w:val="Ttulo4"/>
-        <w:rPr>
-          <w:rStyle w:val="Textoennegrita"/>
+        <w:pStyle w:val="Heading4"/>
+        <w:rPr>
+          <w:rStyle w:val="Strong"/>
           <w:b w:val="0"/>
           <w:bCs w:val="0"/>
           <w:color w:val="auto"/>
@@ -6998,7 +6891,7 @@
       </w:pPr>
       <w:r>
         <w:rPr>
-          <w:rStyle w:val="Textoennegrita"/>
+          <w:rStyle w:val="Strong"/>
           <w:color w:val="auto"/>
           <w:sz w:val="20"/>
           <w:szCs w:val="20"/>
@@ -7007,7 +6900,7 @@
       </w:r>
       <w:r>
         <w:rPr>
-          <w:rStyle w:val="Textoennegrita"/>
+          <w:rStyle w:val="Strong"/>
           <w:b w:val="0"/>
           <w:bCs w:val="0"/>
           <w:color w:val="auto"/>
@@ -7032,7 +6925,7 @@
       </w:pPr>
       <w:r>
         <w:rPr>
-          <w:rStyle w:val="Textoennegrita"/>
+          <w:rStyle w:val="Strong"/>
           <w:rFonts w:ascii="Arial" w:hAnsi="Arial" w:cs="Arial"/>
           <w:sz w:val="20"/>
           <w:szCs w:val="20"/>
@@ -7086,7 +6979,7 @@
       <w:pPr>
         <w:numPr>
           <w:ilvl w:val="0"/>
-          <w:numId w:val="4"/>
+          <w:numId w:val="14"/>
         </w:numPr>
         <w:spacing w:before="100" w:beforeAutospacing="1" w:after="100" w:afterAutospacing="1"/>
         <w:jc w:val="both"/>
@@ -7131,7 +7024,7 @@
       <w:pPr>
         <w:numPr>
           <w:ilvl w:val="0"/>
-          <w:numId w:val="4"/>
+          <w:numId w:val="14"/>
         </w:numPr>
         <w:spacing w:before="100" w:beforeAutospacing="1" w:after="100" w:afterAutospacing="1"/>
         <w:jc w:val="both"/>
@@ -7187,34 +7080,14 @@
           <w:szCs w:val="20"/>
           <w:lang w:val="es-ES" w:eastAsia="es-ES"/>
         </w:rPr>
-        <w:t xml:space="preserve"> compara la medición obtenida con las especificaciones del fabricante, identificando conicidad y </w:t>
-      </w:r>
-      <w:proofErr w:type="spellStart"/>
-      <w:r>
-        <w:rPr>
-          <w:rFonts w:eastAsia="Times New Roman"/>
-          <w:sz w:val="20"/>
-          <w:szCs w:val="20"/>
-          <w:lang w:val="es-ES" w:eastAsia="es-ES"/>
-        </w:rPr>
-        <w:t>ovalamiento</w:t>
-      </w:r>
-      <w:proofErr w:type="spellEnd"/>
-      <w:r>
-        <w:rPr>
-          <w:rFonts w:eastAsia="Times New Roman"/>
-          <w:sz w:val="20"/>
-          <w:szCs w:val="20"/>
-          <w:lang w:val="es-ES" w:eastAsia="es-ES"/>
-        </w:rPr>
-        <w:t>. Se determina la cantidad de material a remover.</w:t>
+        <w:t xml:space="preserve"> compara la medición obtenida con las especificaciones del fabricante, identificando conicidad y ovalamiento. Se determina la cantidad de material a remover.</w:t>
       </w:r>
     </w:p>
     <w:p>
       <w:pPr>
         <w:numPr>
           <w:ilvl w:val="0"/>
-          <w:numId w:val="4"/>
+          <w:numId w:val="14"/>
         </w:numPr>
         <w:spacing w:beforeAutospacing="1" w:afterAutospacing="1"/>
         <w:jc w:val="both"/>
@@ -7228,8 +7101,8 @@
       <w:r>
         <w:rPr>
           <w:rFonts w:eastAsia="Times New Roman"/>
-          <w:b w:val="1"/>
-          <w:bCs w:val="1"/>
+          <w:b/>
+          <w:bCs/>
           <w:sz w:val="20"/>
           <w:szCs w:val="20"/>
           <w:lang w:val="es-ES" w:eastAsia="es-ES"/>
@@ -7284,7 +7157,7 @@
     </w:p>
     <w:p>
       <w:pPr>
-        <w:spacing w:beforeAutospacing="on" w:afterAutospacing="on"/>
+        <w:spacing w:beforeAutospacing="1" w:afterAutospacing="1"/>
         <w:jc w:val="both"/>
         <w:rPr>
           <w:rFonts w:eastAsia="Times New Roman"/>
@@ -7448,9 +7321,9 @@
     </w:p>
     <w:p>
       <w:pPr>
-        <w:pStyle w:val="Ttulo4"/>
-        <w:rPr>
-          <w:rStyle w:val="Textoennegrita"/>
+        <w:pStyle w:val="Heading4"/>
+        <w:rPr>
+          <w:rStyle w:val="Strong"/>
           <w:b w:val="0"/>
           <w:bCs w:val="0"/>
           <w:color w:val="auto"/>
@@ -7460,7 +7333,7 @@
       </w:pPr>
       <w:r>
         <w:rPr>
-          <w:rStyle w:val="Textoennegrita"/>
+          <w:rStyle w:val="Strong"/>
           <w:color w:val="auto"/>
           <w:sz w:val="20"/>
           <w:szCs w:val="20"/>
@@ -7469,7 +7342,7 @@
       </w:r>
       <w:r>
         <w:rPr>
-          <w:rStyle w:val="Textoennegrita"/>
+          <w:rStyle w:val="Strong"/>
           <w:b w:val="0"/>
           <w:bCs w:val="0"/>
           <w:color w:val="auto"/>
@@ -7485,7 +7358,7 @@
         <w:spacing w:line="276" w:lineRule="auto"/>
         <w:jc w:val="both"/>
         <w:rPr>
-          <w:rStyle w:val="Textoennegrita"/>
+          <w:rStyle w:val="Strong"/>
           <w:rFonts w:ascii="Arial" w:hAnsi="Arial" w:cs="Arial"/>
           <w:sz w:val="20"/>
           <w:szCs w:val="20"/>
@@ -7505,7 +7378,7 @@
       </w:pPr>
       <w:r>
         <w:rPr>
-          <w:rStyle w:val="Textoennegrita"/>
+          <w:rStyle w:val="Strong"/>
           <w:rFonts w:ascii="Arial" w:hAnsi="Arial" w:cs="Arial"/>
           <w:sz w:val="20"/>
           <w:szCs w:val="20"/>
@@ -7537,7 +7410,7 @@
       <w:pPr>
         <w:numPr>
           <w:ilvl w:val="0"/>
-          <w:numId w:val="5"/>
+          <w:numId w:val="15"/>
         </w:numPr>
         <w:spacing w:before="100" w:beforeAutospacing="1" w:after="100" w:afterAutospacing="1"/>
         <w:jc w:val="both"/>
@@ -7568,31 +7441,7 @@
           <w:szCs w:val="20"/>
           <w:lang w:val="es-ES" w:eastAsia="es-ES"/>
         </w:rPr>
-        <w:t>(</w:t>
-      </w:r>
-      <w:proofErr w:type="spellStart"/>
-      <w:r>
-        <w:rPr>
-          <w:rFonts w:eastAsia="Times New Roman"/>
-          <w:b/>
-          <w:i/>
-          <w:sz w:val="20"/>
-          <w:szCs w:val="20"/>
-          <w:lang w:val="es-ES" w:eastAsia="es-ES"/>
-        </w:rPr>
-        <w:t>Boring</w:t>
-      </w:r>
-      <w:proofErr w:type="spellEnd"/>
-      <w:r>
-        <w:rPr>
-          <w:rFonts w:eastAsia="Times New Roman"/>
-          <w:b/>
-          <w:i/>
-          <w:sz w:val="20"/>
-          <w:szCs w:val="20"/>
-          <w:lang w:val="es-ES" w:eastAsia="es-ES"/>
-        </w:rPr>
-        <w:t>)</w:t>
+        <w:t>(Boring)</w:t>
       </w:r>
       <w:r>
         <w:rPr>
@@ -7626,22 +7475,22 @@
       <w:pPr>
         <w:numPr>
           <w:ilvl w:val="0"/>
-          <w:numId w:val="5"/>
+          <w:numId w:val="15"/>
         </w:numPr>
-        <w:spacing w:before="100" w:beforeAutospacing="on" w:after="100" w:afterAutospacing="on"/>
-        <w:jc w:val="both"/>
-        <w:rPr>
-          <w:rFonts w:eastAsia="Times New Roman"/>
-          <w:sz w:val="20"/>
-          <w:szCs w:val="20"/>
-          <w:lang w:val="es-ES" w:eastAsia="es-ES"/>
-        </w:rPr>
-      </w:pPr>
-      <w:r>
-        <w:rPr>
-          <w:rFonts w:eastAsia="Times New Roman"/>
-          <w:b w:val="1"/>
-          <w:bCs w:val="1"/>
+        <w:spacing w:before="100" w:beforeAutospacing="1" w:after="100" w:afterAutospacing="1"/>
+        <w:jc w:val="both"/>
+        <w:rPr>
+          <w:rFonts w:eastAsia="Times New Roman"/>
+          <w:sz w:val="20"/>
+          <w:szCs w:val="20"/>
+          <w:lang w:val="es-ES" w:eastAsia="es-ES"/>
+        </w:rPr>
+      </w:pPr>
+      <w:r>
+        <w:rPr>
+          <w:rFonts w:eastAsia="Times New Roman"/>
+          <w:b/>
+          <w:bCs/>
           <w:sz w:val="20"/>
           <w:szCs w:val="20"/>
           <w:lang w:val="es-ES" w:eastAsia="es-ES"/>
@@ -7651,10 +7500,10 @@
       <w:r>
         <w:rPr>
           <w:rFonts w:eastAsia="Times New Roman"/>
-          <w:b w:val="1"/>
-          <w:bCs w:val="1"/>
-          <w:i w:val="1"/>
-          <w:iCs w:val="1"/>
+          <w:b/>
+          <w:bCs/>
+          <w:i/>
+          <w:iCs/>
           <w:sz w:val="20"/>
           <w:szCs w:val="20"/>
           <w:lang w:val="es-ES" w:eastAsia="es-ES"/>
@@ -7664,8 +7513,8 @@
       <w:r>
         <w:rPr>
           <w:rFonts w:eastAsia="Times New Roman"/>
-          <w:b w:val="1"/>
-          <w:bCs w:val="1"/>
+          <w:b/>
+          <w:bCs/>
           <w:sz w:val="20"/>
           <w:szCs w:val="20"/>
           <w:lang w:val="es-ES" w:eastAsia="es-ES"/>
@@ -7691,7 +7540,7 @@
     </w:p>
     <w:tbl>
       <w:tblPr>
-        <w:tblStyle w:val="Tablaconcuadrcula"/>
+        <w:tblStyle w:val="TableGrid"/>
         <w:tblW w:w="0" w:type="auto"/>
         <w:tblLayout w:type="fixed"/>
         <w:tblLook w:val="06A0" w:firstRow="1" w:lastRow="0" w:firstColumn="1" w:lastColumn="0" w:noHBand="1" w:noVBand="1"/>
@@ -7707,17 +7556,14 @@
           <w:tcPr>
             <w:tcW w:w="6735" w:type="dxa"/>
             <w:shd w:val="clear" w:color="auto" w:fill="92D050"/>
-            <w:tcMar/>
           </w:tcPr>
           <w:p>
             <w:pPr>
-              <w:spacing w:before="240" w:beforeAutospacing="off" w:after="240" w:afterAutospacing="off"/>
+              <w:spacing w:before="240" w:after="240"/>
               <w:jc w:val="both"/>
               <w:rPr>
-                <w:rFonts w:ascii="Arial" w:hAnsi="Arial" w:eastAsia="Arial" w:cs="Arial"/>
-                <w:b w:val="1"/>
-                <w:bCs w:val="1"/>
-                <w:noProof w:val="0"/>
+                <w:b/>
+                <w:bCs/>
                 <w:sz w:val="20"/>
                 <w:szCs w:val="20"/>
                 <w:lang w:val="es-ES"/>
@@ -7726,8 +7572,8 @@
             <w:r>
               <w:rPr>
                 <w:rFonts w:eastAsia="Times New Roman"/>
-                <w:b w:val="1"/>
-                <w:bCs w:val="1"/>
+                <w:b/>
+                <w:bCs/>
                 <w:sz w:val="20"/>
                 <w:szCs w:val="20"/>
                 <w:lang w:val="es-ES" w:eastAsia="es-ES"/>
@@ -7736,27 +7582,13 @@
             </w:r>
             <w:r>
               <w:rPr>
-                <w:rFonts w:ascii="Arial" w:hAnsi="Arial" w:eastAsia="Arial" w:cs="Arial"/>
-                <w:b w:val="1"/>
-                <w:bCs w:val="1"/>
-                <w:noProof w:val="0"/>
+                <w:b/>
+                <w:bCs/>
                 <w:sz w:val="20"/>
                 <w:szCs w:val="20"/>
                 <w:lang w:val="es-ES"/>
               </w:rPr>
-              <w:t xml:space="preserve">Etapas de </w:t>
-            </w:r>
-            <w:r>
-              <w:rPr>
-                <w:rFonts w:ascii="Arial" w:hAnsi="Arial" w:eastAsia="Arial" w:cs="Arial"/>
-                <w:b w:val="1"/>
-                <w:bCs w:val="1"/>
-                <w:noProof w:val="0"/>
-                <w:sz w:val="20"/>
-                <w:szCs w:val="20"/>
-                <w:lang w:val="es-ES"/>
-              </w:rPr>
-              <w:t>Rectificacion_infografia_interactiva_puntocaliente</w:t>
+              <w:t>Etapas de Rectificacion_infografia_interactiva_puntocaliente</w:t>
             </w:r>
           </w:p>
         </w:tc>
@@ -7814,9 +7646,9 @@
         </w:rPr>
       </w:pPr>
     </w:p>
-    <w:p w14:noSpellErr="1">
-      <w:pPr>
-        <w:spacing w:before="100" w:beforeAutospacing="on" w:after="100" w:afterAutospacing="on"/>
+    <w:p>
+      <w:pPr>
+        <w:spacing w:before="100" w:beforeAutospacing="1" w:after="100" w:afterAutospacing="1"/>
         <w:jc w:val="both"/>
         <w:rPr>
           <w:rFonts w:eastAsia="Times New Roman"/>
@@ -7843,7 +7675,7 @@
             <wp:extent cx="2707993" cy="2040650"/>
             <wp:effectExtent l="0" t="0" r="6985" b="0"/>
             <wp:wrapTopAndBottom/>
-            <wp:docPr id="1" name="Imagen 1" title=""/>
+            <wp:docPr id="1" name="Imagen 1"/>
             <wp:cNvGraphicFramePr>
               <a:graphicFrameLocks xmlns:a="http://schemas.openxmlformats.org/drawingml/2006/main" noChangeAspect="1"/>
             </wp:cNvGraphicFramePr>
@@ -7858,7 +7690,7 @@
                   </pic:nvPicPr>
                   <pic:blipFill>
                     <a:blip r:embed="rId34">
-                      <a:extLst xmlns:a="http://schemas.openxmlformats.org/drawingml/2006/main">
+                      <a:extLst>
                         <a:ext uri="{28A0092B-C50C-407E-A947-70E740481C1C}">
                           <a14:useLocalDpi xmlns:a14="http://schemas.microsoft.com/office/drawing/2010/main" val="0"/>
                         </a:ext>
@@ -7870,7 +7702,7 @@
                     </a:stretch>
                   </pic:blipFill>
                   <pic:spPr bwMode="auto">
-                    <a:xfrm rot="0" flipH="0" flipV="0">
+                    <a:xfrm>
                       <a:off x="0" y="0"/>
                       <a:ext cx="2707993" cy="2040650"/>
                     </a:xfrm>
@@ -7900,7 +7732,7 @@
         <w:spacing w:beforeAutospacing="1" w:afterAutospacing="1"/>
         <w:jc w:val="both"/>
         <w:rPr>
-          <w:rStyle w:val="Textoennegrita"/>
+          <w:rStyle w:val="Strong"/>
           <w:b w:val="0"/>
           <w:bCs w:val="0"/>
           <w:sz w:val="20"/>
@@ -7909,7 +7741,7 @@
       </w:pPr>
       <w:r>
         <w:rPr>
-          <w:rStyle w:val="Textoennegrita"/>
+          <w:rStyle w:val="Strong"/>
           <w:sz w:val="20"/>
           <w:szCs w:val="20"/>
         </w:rPr>
@@ -7917,7 +7749,7 @@
       </w:r>
       <w:r>
         <w:rPr>
-          <w:rStyle w:val="Textoennegrita"/>
+          <w:rStyle w:val="Strong"/>
           <w:b w:val="0"/>
           <w:bCs w:val="0"/>
           <w:sz w:val="20"/>
@@ -7928,9 +7760,9 @@
     </w:p>
     <w:p>
       <w:pPr>
-        <w:pStyle w:val="Ttulo3"/>
-        <w:rPr>
-          <w:rStyle w:val="Textoennegrita"/>
+        <w:pStyle w:val="Heading3"/>
+        <w:rPr>
+          <w:rStyle w:val="Strong"/>
           <w:color w:val="auto"/>
           <w:sz w:val="20"/>
           <w:szCs w:val="20"/>
@@ -7938,7 +7770,7 @@
       </w:pPr>
       <w:r>
         <w:rPr>
-          <w:rStyle w:val="Textoennegrita"/>
+          <w:rStyle w:val="Strong"/>
           <w:color w:val="auto"/>
           <w:sz w:val="20"/>
           <w:szCs w:val="20"/>
@@ -7980,10 +7812,10 @@
     </w:p>
     <w:p>
       <w:pPr>
-        <w:spacing w:beforeAutospacing="on" w:afterAutospacing="on"/>
-        <w:jc w:val="both"/>
-        <w:rPr>
-          <w:rStyle w:val="Textoennegrita"/>
+        <w:spacing w:beforeAutospacing="1" w:afterAutospacing="1"/>
+        <w:jc w:val="both"/>
+        <w:rPr>
+          <w:rStyle w:val="Strong"/>
           <w:sz w:val="20"/>
           <w:szCs w:val="20"/>
         </w:rPr>
@@ -8004,7 +7836,7 @@
       </w:pPr>
       <w:r>
         <w:rPr>
-          <w:rStyle w:val="Textoennegrita"/>
+          <w:rStyle w:val="Strong"/>
           <w:sz w:val="20"/>
           <w:szCs w:val="20"/>
         </w:rPr>
@@ -8033,9 +7865,9 @@
         <w:t>.</w:t>
       </w:r>
     </w:p>
-    <w:p w14:noSpellErr="1">
-      <w:pPr>
-        <w:spacing w:before="100" w:beforeAutospacing="on" w:after="100" w:afterAutospacing="on"/>
+    <w:p>
+      <w:pPr>
+        <w:spacing w:before="100" w:beforeAutospacing="1" w:after="100" w:afterAutospacing="1"/>
         <w:jc w:val="center"/>
         <w:rPr>
           <w:rFonts w:eastAsia="Times New Roman"/>
@@ -8070,22 +7902,22 @@
       <w:pPr>
         <w:numPr>
           <w:ilvl w:val="0"/>
-          <w:numId w:val="13"/>
+          <w:numId w:val="23"/>
         </w:numPr>
-        <w:spacing w:before="100" w:beforeAutospacing="on" w:after="100" w:afterAutospacing="on"/>
-        <w:jc w:val="both"/>
-        <w:rPr>
-          <w:rFonts w:eastAsia="Times New Roman"/>
-          <w:sz w:val="20"/>
-          <w:szCs w:val="20"/>
-          <w:lang w:val="es-ES" w:eastAsia="es-ES"/>
-        </w:rPr>
-      </w:pPr>
-      <w:r>
-        <w:rPr>
-          <w:rFonts w:eastAsia="Times New Roman"/>
-          <w:b w:val="1"/>
-          <w:bCs w:val="1"/>
+        <w:spacing w:before="100" w:beforeAutospacing="1" w:after="100" w:afterAutospacing="1"/>
+        <w:jc w:val="both"/>
+        <w:rPr>
+          <w:rFonts w:eastAsia="Times New Roman"/>
+          <w:sz w:val="20"/>
+          <w:szCs w:val="20"/>
+          <w:lang w:val="es-ES" w:eastAsia="es-ES"/>
+        </w:rPr>
+      </w:pPr>
+      <w:r>
+        <w:rPr>
+          <w:rFonts w:eastAsia="Times New Roman"/>
+          <w:b/>
+          <w:bCs/>
           <w:sz w:val="20"/>
           <w:szCs w:val="20"/>
           <w:lang w:val="es-ES" w:eastAsia="es-ES"/>
@@ -8095,8 +7927,8 @@
       <w:r>
         <w:rPr>
           <w:rFonts w:eastAsia="Times New Roman"/>
-          <w:b w:val="1"/>
-          <w:bCs w:val="1"/>
+          <w:b/>
+          <w:bCs/>
           <w:sz w:val="20"/>
           <w:szCs w:val="20"/>
           <w:lang w:val="es-ES" w:eastAsia="es-ES"/>
@@ -8106,8 +7938,8 @@
       <w:r>
         <w:rPr>
           <w:rFonts w:eastAsia="Times New Roman"/>
-          <w:b w:val="1"/>
-          <w:bCs w:val="1"/>
+          <w:b/>
+          <w:bCs/>
           <w:sz w:val="20"/>
           <w:szCs w:val="20"/>
           <w:lang w:val="es-ES" w:eastAsia="es-ES"/>
@@ -8155,22 +7987,22 @@
       <w:pPr>
         <w:numPr>
           <w:ilvl w:val="0"/>
-          <w:numId w:val="13"/>
+          <w:numId w:val="23"/>
         </w:numPr>
-        <w:spacing w:before="100" w:beforeAutospacing="on" w:after="100" w:afterAutospacing="on"/>
-        <w:jc w:val="both"/>
-        <w:rPr>
-          <w:rFonts w:eastAsia="Times New Roman"/>
-          <w:sz w:val="20"/>
-          <w:szCs w:val="20"/>
-          <w:lang w:val="es-ES" w:eastAsia="es-ES"/>
-        </w:rPr>
-      </w:pPr>
-      <w:r>
-        <w:rPr>
-          <w:rFonts w:eastAsia="Times New Roman"/>
-          <w:b w:val="1"/>
-          <w:bCs w:val="1"/>
+        <w:spacing w:before="100" w:beforeAutospacing="1" w:after="100" w:afterAutospacing="1"/>
+        <w:jc w:val="both"/>
+        <w:rPr>
+          <w:rFonts w:eastAsia="Times New Roman"/>
+          <w:sz w:val="20"/>
+          <w:szCs w:val="20"/>
+          <w:lang w:val="es-ES" w:eastAsia="es-ES"/>
+        </w:rPr>
+      </w:pPr>
+      <w:r>
+        <w:rPr>
+          <w:rFonts w:eastAsia="Times New Roman"/>
+          <w:b/>
+          <w:bCs/>
           <w:sz w:val="20"/>
           <w:szCs w:val="20"/>
           <w:lang w:val="es-ES" w:eastAsia="es-ES"/>
@@ -8180,8 +8012,8 @@
       <w:r>
         <w:rPr>
           <w:rFonts w:eastAsia="Times New Roman"/>
-          <w:b w:val="1"/>
-          <w:bCs w:val="1"/>
+          <w:b/>
+          <w:bCs/>
           <w:sz w:val="20"/>
           <w:szCs w:val="20"/>
           <w:lang w:val="es-ES" w:eastAsia="es-ES"/>
@@ -8191,8 +8023,8 @@
       <w:r>
         <w:rPr>
           <w:rFonts w:eastAsia="Times New Roman"/>
-          <w:b w:val="1"/>
-          <w:bCs w:val="1"/>
+          <w:b/>
+          <w:bCs/>
           <w:sz w:val="20"/>
           <w:szCs w:val="20"/>
           <w:lang w:val="es-ES" w:eastAsia="es-ES"/>
@@ -8240,22 +8072,22 @@
       <w:pPr>
         <w:numPr>
           <w:ilvl w:val="0"/>
-          <w:numId w:val="13"/>
+          <w:numId w:val="23"/>
         </w:numPr>
-        <w:spacing w:before="100" w:beforeAutospacing="on" w:after="100" w:afterAutospacing="on"/>
-        <w:jc w:val="both"/>
-        <w:rPr>
-          <w:rFonts w:eastAsia="Times New Roman"/>
-          <w:sz w:val="20"/>
-          <w:szCs w:val="20"/>
-          <w:lang w:val="es-ES" w:eastAsia="es-ES"/>
-        </w:rPr>
-      </w:pPr>
-      <w:r>
-        <w:rPr>
-          <w:rFonts w:eastAsia="Times New Roman"/>
-          <w:b w:val="1"/>
-          <w:bCs w:val="1"/>
+        <w:spacing w:before="100" w:beforeAutospacing="1" w:after="100" w:afterAutospacing="1"/>
+        <w:jc w:val="both"/>
+        <w:rPr>
+          <w:rFonts w:eastAsia="Times New Roman"/>
+          <w:sz w:val="20"/>
+          <w:szCs w:val="20"/>
+          <w:lang w:val="es-ES" w:eastAsia="es-ES"/>
+        </w:rPr>
+      </w:pPr>
+      <w:r>
+        <w:rPr>
+          <w:rFonts w:eastAsia="Times New Roman"/>
+          <w:b/>
+          <w:bCs/>
           <w:sz w:val="20"/>
           <w:szCs w:val="20"/>
           <w:lang w:val="es-ES" w:eastAsia="es-ES"/>
@@ -8265,8 +8097,8 @@
       <w:r>
         <w:rPr>
           <w:rFonts w:eastAsia="Times New Roman"/>
-          <w:b w:val="1"/>
-          <w:bCs w:val="1"/>
+          <w:b/>
+          <w:bCs/>
           <w:sz w:val="20"/>
           <w:szCs w:val="20"/>
           <w:lang w:val="es-ES" w:eastAsia="es-ES"/>
@@ -8276,8 +8108,8 @@
       <w:r>
         <w:rPr>
           <w:rFonts w:eastAsia="Times New Roman"/>
-          <w:b w:val="1"/>
-          <w:bCs w:val="1"/>
+          <w:b/>
+          <w:bCs/>
           <w:sz w:val="20"/>
           <w:szCs w:val="20"/>
           <w:lang w:val="es-ES" w:eastAsia="es-ES"/>
@@ -8325,22 +8157,22 @@
       <w:pPr>
         <w:numPr>
           <w:ilvl w:val="0"/>
-          <w:numId w:val="13"/>
+          <w:numId w:val="23"/>
         </w:numPr>
-        <w:spacing w:before="100" w:beforeAutospacing="on" w:after="100" w:afterAutospacing="on"/>
-        <w:jc w:val="both"/>
-        <w:rPr>
-          <w:rFonts w:eastAsia="Times New Roman"/>
-          <w:sz w:val="20"/>
-          <w:szCs w:val="20"/>
-          <w:lang w:val="es-ES" w:eastAsia="es-ES"/>
-        </w:rPr>
-      </w:pPr>
-      <w:r>
-        <w:rPr>
-          <w:rFonts w:eastAsia="Times New Roman"/>
-          <w:b w:val="1"/>
-          <w:bCs w:val="1"/>
+        <w:spacing w:before="100" w:beforeAutospacing="1" w:after="100" w:afterAutospacing="1"/>
+        <w:jc w:val="both"/>
+        <w:rPr>
+          <w:rFonts w:eastAsia="Times New Roman"/>
+          <w:sz w:val="20"/>
+          <w:szCs w:val="20"/>
+          <w:lang w:val="es-ES" w:eastAsia="es-ES"/>
+        </w:rPr>
+      </w:pPr>
+      <w:r>
+        <w:rPr>
+          <w:rFonts w:eastAsia="Times New Roman"/>
+          <w:b/>
+          <w:bCs/>
           <w:sz w:val="20"/>
           <w:szCs w:val="20"/>
           <w:lang w:val="es-ES" w:eastAsia="es-ES"/>
@@ -8350,8 +8182,8 @@
       <w:r>
         <w:rPr>
           <w:rFonts w:eastAsia="Times New Roman"/>
-          <w:b w:val="1"/>
-          <w:bCs w:val="1"/>
+          <w:b/>
+          <w:bCs/>
           <w:sz w:val="20"/>
           <w:szCs w:val="20"/>
           <w:lang w:val="es-ES" w:eastAsia="es-ES"/>
@@ -8361,8 +8193,8 @@
       <w:r>
         <w:rPr>
           <w:rFonts w:eastAsia="Times New Roman"/>
-          <w:b w:val="1"/>
-          <w:bCs w:val="1"/>
+          <w:b/>
+          <w:bCs/>
           <w:sz w:val="20"/>
           <w:szCs w:val="20"/>
           <w:lang w:val="es-ES" w:eastAsia="es-ES"/>
@@ -8410,9 +8242,9 @@
       <w:pPr>
         <w:numPr>
           <w:ilvl w:val="0"/>
-          <w:numId w:val="13"/>
+          <w:numId w:val="23"/>
         </w:numPr>
-        <w:spacing w:beforeAutospacing="on" w:afterAutospacing="on"/>
+        <w:spacing w:beforeAutospacing="1" w:afterAutospacing="1"/>
         <w:jc w:val="both"/>
         <w:rPr>
           <w:rFonts w:eastAsia="Times New Roman"/>
@@ -8424,8 +8256,8 @@
       <w:r>
         <w:rPr>
           <w:rFonts w:eastAsia="Times New Roman"/>
-          <w:b w:val="1"/>
-          <w:bCs w:val="1"/>
+          <w:b/>
+          <w:bCs/>
           <w:sz w:val="20"/>
           <w:szCs w:val="20"/>
           <w:lang w:val="es-ES" w:eastAsia="es-ES"/>
@@ -8471,8 +8303,7 @@
     </w:p>
     <w:tbl>
       <w:tblPr>
-        <w:tblStyle w:val="Tablaconcuadrcula"/>
-        <w:bidiVisual w:val="0"/>
+        <w:tblStyle w:val="TableGrid"/>
         <w:tblW w:w="0" w:type="auto"/>
         <w:jc w:val="center"/>
         <w:tblLayout w:type="fixed"/>
@@ -8484,22 +8315,20 @@
       <w:tr>
         <w:trPr>
           <w:trHeight w:val="300"/>
+          <w:jc w:val="center"/>
         </w:trPr>
         <w:tc>
           <w:tcPr>
             <w:tcW w:w="4620" w:type="dxa"/>
             <w:shd w:val="clear" w:color="auto" w:fill="92D050"/>
-            <w:tcMar/>
           </w:tcPr>
           <w:p>
             <w:pPr>
-              <w:spacing w:before="240" w:beforeAutospacing="off" w:after="240" w:afterAutospacing="off"/>
+              <w:spacing w:before="240" w:after="240"/>
               <w:jc w:val="both"/>
               <w:rPr>
-                <w:rFonts w:ascii="Arial" w:hAnsi="Arial" w:eastAsia="Arial" w:cs="Arial"/>
-                <w:b w:val="1"/>
-                <w:bCs w:val="1"/>
-                <w:noProof w:val="0"/>
+                <w:b/>
+                <w:bCs/>
                 <w:sz w:val="20"/>
                 <w:szCs w:val="20"/>
                 <w:lang w:val="es-ES"/>
@@ -8508,8 +8337,8 @@
             <w:r>
               <w:rPr>
                 <w:rFonts w:eastAsia="Times New Roman"/>
-                <w:b w:val="1"/>
-                <w:bCs w:val="1"/>
+                <w:b/>
+                <w:bCs/>
                 <w:sz w:val="20"/>
                 <w:szCs w:val="20"/>
                 <w:lang w:val="es-ES" w:eastAsia="es-ES"/>
@@ -8518,10 +8347,8 @@
             </w:r>
             <w:r>
               <w:rPr>
-                <w:rFonts w:ascii="Arial" w:hAnsi="Arial" w:eastAsia="Arial" w:cs="Arial"/>
-                <w:b w:val="1"/>
-                <w:bCs w:val="1"/>
-                <w:noProof w:val="0"/>
+                <w:b/>
+                <w:bCs/>
                 <w:sz w:val="20"/>
                 <w:szCs w:val="20"/>
                 <w:lang w:val="es-ES"/>
@@ -8534,17 +8361,11 @@
     </w:tbl>
     <w:p>
       <w:pPr>
-        <w:pStyle w:val="Normal"/>
-        <w:suppressLineNumbers w:val="0"/>
-        <w:bidi w:val="0"/>
-        <w:spacing w:before="240" w:beforeAutospacing="off" w:after="240" w:afterAutospacing="off" w:line="276" w:lineRule="auto"/>
-        <w:ind w:left="0" w:right="0"/>
-        <w:jc w:val="both"/>
-        <w:rPr>
-          <w:rFonts w:ascii="Arial" w:hAnsi="Arial" w:eastAsia="Arial" w:cs="Arial"/>
-          <w:b w:val="1"/>
-          <w:bCs w:val="1"/>
-          <w:noProof w:val="0"/>
+        <w:spacing w:before="240" w:after="240"/>
+        <w:jc w:val="both"/>
+        <w:rPr>
+          <w:b/>
+          <w:bCs/>
           <w:sz w:val="20"/>
           <w:szCs w:val="20"/>
           <w:lang w:val="es-ES"/>
@@ -8553,7 +8374,7 @@
     </w:p>
     <w:tbl>
       <w:tblPr>
-        <w:tblStyle w:val="Tablaconcuadrcula"/>
+        <w:tblStyle w:val="TableGrid"/>
         <w:tblW w:w="0" w:type="auto"/>
         <w:jc w:val="center"/>
         <w:tblLayout w:type="fixed"/>
@@ -8565,26 +8386,20 @@
       <w:tr>
         <w:trPr>
           <w:trHeight w:val="300"/>
+          <w:jc w:val="center"/>
         </w:trPr>
         <w:tc>
           <w:tcPr>
             <w:tcW w:w="5400" w:type="dxa"/>
             <w:shd w:val="clear" w:color="auto" w:fill="92D050"/>
-            <w:tcMar/>
           </w:tcPr>
           <w:p>
             <w:pPr>
-              <w:pStyle w:val="Normal"/>
-              <w:suppressLineNumbers w:val="0"/>
-              <w:bidi w:val="0"/>
-              <w:spacing w:before="240" w:beforeAutospacing="off" w:after="240" w:afterAutospacing="off" w:line="276" w:lineRule="auto"/>
-              <w:ind w:left="0" w:right="0"/>
+              <w:spacing w:before="240" w:after="240" w:line="276" w:lineRule="auto"/>
               <w:jc w:val="center"/>
               <w:rPr>
-                <w:rFonts w:ascii="Arial" w:hAnsi="Arial" w:eastAsia="Arial" w:cs="Arial"/>
-                <w:b w:val="1"/>
-                <w:bCs w:val="1"/>
-                <w:noProof w:val="0"/>
+                <w:b/>
+                <w:bCs/>
                 <w:sz w:val="20"/>
                 <w:szCs w:val="20"/>
                 <w:lang w:val="es-ES"/>
@@ -8592,10 +8407,8 @@
             </w:pPr>
             <w:r>
               <w:rPr>
-                <w:rFonts w:ascii="Arial" w:hAnsi="Arial" w:eastAsia="Arial" w:cs="Arial"/>
-                <w:b w:val="1"/>
-                <w:bCs w:val="1"/>
-                <w:noProof w:val="0"/>
+                <w:b/>
+                <w:bCs/>
                 <w:sz w:val="20"/>
                 <w:szCs w:val="20"/>
                 <w:lang w:val="es-ES"/>
@@ -8608,7 +8421,7 @@
     </w:tbl>
     <w:p>
       <w:pPr>
-        <w:spacing w:before="240" w:beforeAutospacing="off" w:after="240" w:afterAutospacing="off"/>
+        <w:spacing w:before="240" w:after="240"/>
         <w:jc w:val="both"/>
         <w:rPr>
           <w:rFonts w:eastAsia="Times New Roman"/>
@@ -8620,8 +8433,8 @@
       <w:r>
         <w:rPr>
           <w:rFonts w:eastAsia="Times New Roman"/>
-          <w:b w:val="1"/>
-          <w:bCs w:val="1"/>
+          <w:b/>
+          <w:bCs/>
           <w:sz w:val="20"/>
           <w:szCs w:val="20"/>
           <w:lang w:val="es-ES" w:eastAsia="es-ES"/>
@@ -8640,9 +8453,6 @@
       <w:commentRangeStart w:id="10"/>
       <w:commentRangeEnd w:id="10"/>
       <w:r>
-        <w:rPr>
-          <w:rStyle w:val="CommentReference"/>
-        </w:rPr>
         <w:commentReference w:id="10"/>
       </w:r>
     </w:p>
@@ -8660,12 +8470,12 @@
     </w:p>
     <w:p>
       <w:pPr>
-        <w:spacing w:before="100" w:beforeAutospacing="on" w:after="100" w:afterAutospacing="on"/>
-        <w:jc w:val="both"/>
-        <w:rPr>
-          <w:rFonts w:eastAsia="Times New Roman"/>
-          <w:b w:val="1"/>
-          <w:bCs w:val="1"/>
+        <w:spacing w:before="100" w:beforeAutospacing="1" w:after="100" w:afterAutospacing="1"/>
+        <w:jc w:val="both"/>
+        <w:rPr>
+          <w:rFonts w:eastAsia="Times New Roman"/>
+          <w:b/>
+          <w:bCs/>
           <w:sz w:val="20"/>
           <w:szCs w:val="20"/>
           <w:lang w:val="es-ES" w:eastAsia="es-ES"/>
@@ -8677,10 +8487,10 @@
           <w:sz w:val="16"/>
           <w:szCs w:val="16"/>
         </w:rPr>
-        <mc:AlternateContent xmlns:mc="http://schemas.openxmlformats.org/markup-compatibility/2006">
+        <mc:AlternateContent>
           <mc:Choice Requires="wps">
-            <w:drawing xmlns:w="http://schemas.openxmlformats.org/wordprocessingml/2006/main">
-              <wp:anchor xmlns:wp14="http://schemas.microsoft.com/office/word/2010/wordprocessingDrawing" xmlns:wp="http://schemas.openxmlformats.org/drawingml/2006/wordprocessingDrawing" distT="0" distB="0" distL="114300" distR="114300" simplePos="0" relativeHeight="251658241" behindDoc="0" locked="0" layoutInCell="1" allowOverlap="1" wp14:anchorId="48F0FAAC" wp14:editId="5A96D3BB">
+            <w:drawing>
+              <wp:anchor distT="0" distB="0" distL="114300" distR="114300" simplePos="0" relativeHeight="251658241" behindDoc="0" locked="0" layoutInCell="1" allowOverlap="1" wp14:anchorId="48F0FAAC" wp14:editId="5A96D3BB">
                 <wp:simplePos x="0" y="0"/>
                 <wp:positionH relativeFrom="column">
                   <wp:posOffset>41275</wp:posOffset>
@@ -8695,7 +8505,7 @@
                 <wp:cNvGraphicFramePr/>
                 <a:graphic xmlns:a="http://schemas.openxmlformats.org/drawingml/2006/main">
                   <a:graphicData uri="http://schemas.microsoft.com/office/word/2010/wordprocessingShape">
-                    <wps:wsp xmlns:wps="http://schemas.microsoft.com/office/word/2010/wordprocessingShape">
+                    <wps:wsp>
                       <wps:cNvSpPr/>
                       <wps:spPr>
                         <a:xfrm>
@@ -8706,7 +8516,7 @@
                           <a:avLst/>
                         </a:prstGeom>
                         <a:blipFill>
-                          <a:blip xmlns:r="http://schemas.openxmlformats.org/officeDocument/2006/relationships" r:embed="rId35"/>
+                          <a:blip r:embed="rId35"/>
                           <a:stretch>
                             <a:fillRect/>
                           </a:stretch>
@@ -8754,7 +8564,7 @@
               </wp:anchor>
             </w:drawing>
           </mc:Choice>
-          <mc:Fallback xmlns:a="http://schemas.openxmlformats.org/drawingml/2006/main" xmlns:pic="http://schemas.openxmlformats.org/drawingml/2006/picture" xmlns:a14="http://schemas.microsoft.com/office/drawing/2010/main" xmlns:dgm="http://schemas.openxmlformats.org/drawingml/2006/diagram"/>
+          <mc:Fallback xmlns:arto="http://schemas.microsoft.com/office/word/2006/arto" xmlns:dgm="http://schemas.openxmlformats.org/drawingml/2006/diagram" xmlns:a14="http://schemas.microsoft.com/office/drawing/2010/main" xmlns:pic="http://schemas.openxmlformats.org/drawingml/2006/picture" xmlns:a="http://schemas.openxmlformats.org/drawingml/2006/main"/>
         </mc:AlternateContent>
       </w:r>
     </w:p>
@@ -8763,7 +8573,7 @@
         <w:spacing w:before="100" w:beforeAutospacing="1" w:after="100" w:afterAutospacing="1"/>
         <w:jc w:val="both"/>
         <w:rPr>
-          <w:rStyle w:val="Textoennegrita"/>
+          <w:rStyle w:val="Strong"/>
           <w:b w:val="0"/>
           <w:bCs w:val="0"/>
           <w:sz w:val="20"/>
@@ -8772,7 +8582,7 @@
       </w:pPr>
       <w:r>
         <w:rPr>
-          <w:rStyle w:val="Textoennegrita"/>
+          <w:rStyle w:val="Strong"/>
           <w:sz w:val="20"/>
           <w:szCs w:val="20"/>
         </w:rPr>
@@ -8780,7 +8590,7 @@
       </w:r>
       <w:r>
         <w:rPr>
-          <w:rStyle w:val="Textoennegrita"/>
+          <w:rStyle w:val="Strong"/>
           <w:b w:val="0"/>
           <w:bCs w:val="0"/>
           <w:sz w:val="20"/>
@@ -8793,7 +8603,7 @@
     <w:p/>
     <w:p>
       <w:pPr>
-        <w:pStyle w:val="Ttulo4"/>
+        <w:pStyle w:val="Heading4"/>
         <w:rPr>
           <w:color w:val="auto"/>
           <w:sz w:val="20"/>
@@ -8802,7 +8612,7 @@
       </w:pPr>
       <w:r>
         <w:rPr>
-          <w:rStyle w:val="Textoennegrita"/>
+          <w:rStyle w:val="Strong"/>
           <w:color w:val="auto"/>
           <w:sz w:val="20"/>
           <w:szCs w:val="20"/>
@@ -8847,7 +8657,7 @@
       <w:pPr>
         <w:numPr>
           <w:ilvl w:val="0"/>
-          <w:numId w:val="14"/>
+          <w:numId w:val="24"/>
         </w:numPr>
         <w:spacing w:before="100" w:beforeAutospacing="1" w:after="100" w:afterAutospacing="1"/>
         <w:jc w:val="both"/>
@@ -8910,22 +8720,22 @@
       <w:pPr>
         <w:numPr>
           <w:ilvl w:val="0"/>
-          <w:numId w:val="14"/>
+          <w:numId w:val="24"/>
         </w:numPr>
-        <w:spacing w:before="100" w:beforeAutospacing="on" w:after="100" w:afterAutospacing="on"/>
-        <w:jc w:val="both"/>
-        <w:rPr>
-          <w:rFonts w:eastAsia="Times New Roman"/>
-          <w:sz w:val="20"/>
-          <w:szCs w:val="20"/>
-          <w:lang w:val="es-ES" w:eastAsia="es-ES"/>
-        </w:rPr>
-      </w:pPr>
-      <w:r>
-        <w:rPr>
-          <w:rFonts w:eastAsia="Times New Roman"/>
-          <w:b w:val="1"/>
-          <w:bCs w:val="1"/>
+        <w:spacing w:before="100" w:beforeAutospacing="1" w:after="100" w:afterAutospacing="1"/>
+        <w:jc w:val="both"/>
+        <w:rPr>
+          <w:rFonts w:eastAsia="Times New Roman"/>
+          <w:sz w:val="20"/>
+          <w:szCs w:val="20"/>
+          <w:lang w:val="es-ES" w:eastAsia="es-ES"/>
+        </w:rPr>
+      </w:pPr>
+      <w:r>
+        <w:rPr>
+          <w:rFonts w:eastAsia="Times New Roman"/>
+          <w:b/>
+          <w:bCs/>
           <w:sz w:val="20"/>
           <w:szCs w:val="20"/>
           <w:lang w:val="es-ES" w:eastAsia="es-ES"/>
@@ -8935,8 +8745,8 @@
       <w:r>
         <w:rPr>
           <w:rFonts w:eastAsia="Times New Roman"/>
-          <w:b w:val="1"/>
-          <w:bCs w:val="1"/>
+          <w:b/>
+          <w:bCs/>
           <w:sz w:val="20"/>
           <w:szCs w:val="20"/>
           <w:lang w:val="es-ES" w:eastAsia="es-ES"/>
@@ -8946,8 +8756,8 @@
       <w:r>
         <w:rPr>
           <w:rFonts w:eastAsia="Times New Roman"/>
-          <w:b w:val="1"/>
-          <w:bCs w:val="1"/>
+          <w:b/>
+          <w:bCs/>
           <w:sz w:val="20"/>
           <w:szCs w:val="20"/>
           <w:lang w:val="es-ES" w:eastAsia="es-ES"/>
@@ -8995,22 +8805,22 @@
       <w:pPr>
         <w:numPr>
           <w:ilvl w:val="0"/>
-          <w:numId w:val="14"/>
+          <w:numId w:val="24"/>
         </w:numPr>
-        <w:spacing w:before="100" w:beforeAutospacing="on" w:after="100" w:afterAutospacing="on"/>
-        <w:jc w:val="both"/>
-        <w:rPr>
-          <w:rFonts w:eastAsia="Times New Roman"/>
-          <w:sz w:val="20"/>
-          <w:szCs w:val="20"/>
-          <w:lang w:val="es-ES" w:eastAsia="es-ES"/>
-        </w:rPr>
-      </w:pPr>
-      <w:r>
-        <w:rPr>
-          <w:rFonts w:eastAsia="Times New Roman"/>
-          <w:b w:val="1"/>
-          <w:bCs w:val="1"/>
+        <w:spacing w:before="100" w:beforeAutospacing="1" w:after="100" w:afterAutospacing="1"/>
+        <w:jc w:val="both"/>
+        <w:rPr>
+          <w:rFonts w:eastAsia="Times New Roman"/>
+          <w:sz w:val="20"/>
+          <w:szCs w:val="20"/>
+          <w:lang w:val="es-ES" w:eastAsia="es-ES"/>
+        </w:rPr>
+      </w:pPr>
+      <w:r>
+        <w:rPr>
+          <w:rFonts w:eastAsia="Times New Roman"/>
+          <w:b/>
+          <w:bCs/>
           <w:sz w:val="20"/>
           <w:szCs w:val="20"/>
           <w:lang w:val="es-ES" w:eastAsia="es-ES"/>
@@ -9020,8 +8830,8 @@
       <w:r>
         <w:rPr>
           <w:rFonts w:eastAsia="Times New Roman"/>
-          <w:b w:val="1"/>
-          <w:bCs w:val="1"/>
+          <w:b/>
+          <w:bCs/>
           <w:sz w:val="20"/>
           <w:szCs w:val="20"/>
           <w:lang w:val="es-ES" w:eastAsia="es-ES"/>
@@ -9031,8 +8841,8 @@
       <w:r>
         <w:rPr>
           <w:rFonts w:eastAsia="Times New Roman"/>
-          <w:b w:val="1"/>
-          <w:bCs w:val="1"/>
+          <w:b/>
+          <w:bCs/>
           <w:sz w:val="20"/>
           <w:szCs w:val="20"/>
           <w:lang w:val="es-ES" w:eastAsia="es-ES"/>
@@ -9078,8 +8888,8 @@
       <w:r>
         <w:rPr>
           <w:rFonts w:eastAsia="Times New Roman"/>
-          <w:i w:val="1"/>
-          <w:iCs w:val="1"/>
+          <w:i/>
+          <w:iCs/>
           <w:sz w:val="20"/>
           <w:szCs w:val="20"/>
           <w:lang w:val="es-ES" w:eastAsia="es-ES"/>
@@ -9108,9 +8918,9 @@
         </w:rPr>
       </w:pPr>
     </w:p>
-    <w:p w14:noSpellErr="1">
-      <w:pPr>
-        <w:spacing w:beforeAutospacing="on" w:afterAutospacing="on"/>
+    <w:p>
+      <w:pPr>
+        <w:spacing w:beforeAutospacing="1" w:afterAutospacing="1"/>
         <w:jc w:val="both"/>
         <w:rPr>
           <w:rFonts w:eastAsia="Times New Roman"/>
@@ -9123,8 +8933,8 @@
       <w:r>
         <w:rPr>
           <w:rFonts w:eastAsia="Times New Roman"/>
-          <w:b w:val="1"/>
-          <w:bCs w:val="1"/>
+          <w:b/>
+          <w:bCs/>
           <w:sz w:val="20"/>
           <w:szCs w:val="20"/>
           <w:lang w:val="es-ES" w:eastAsia="es-ES"/>
@@ -9135,13 +8945,7 @@
         <w:rPr>
           <w:lang w:val="es-ES"/>
         </w:rPr>
-        <w:t>O</w:t>
-      </w:r>
-      <w:r>
-        <w:rPr>
-          <w:lang w:val="es-ES"/>
-        </w:rPr>
-        <w:t>rienta</w:t>
+        <w:t>Orienta</w:t>
       </w:r>
       <w:r>
         <w:rPr>
@@ -9154,9 +8958,6 @@
       </w:r>
       <w:commentRangeEnd w:id="11"/>
       <w:r>
-        <w:rPr>
-          <w:rStyle w:val="CommentReference"/>
-        </w:rPr>
         <w:commentReference w:id="11"/>
       </w:r>
     </w:p>
@@ -9172,14 +8973,14 @@
         </w:rPr>
       </w:pPr>
     </w:p>
-    <w:p w14:noSpellErr="1">
-      <w:pPr>
-        <w:spacing w:beforeAutospacing="on" w:afterAutospacing="on"/>
-        <w:jc w:val="both"/>
-        <w:rPr>
-          <w:rFonts w:eastAsia="Times New Roman"/>
-          <w:b w:val="1"/>
-          <w:bCs w:val="1"/>
+    <w:p>
+      <w:pPr>
+        <w:spacing w:beforeAutospacing="1" w:afterAutospacing="1"/>
+        <w:jc w:val="both"/>
+        <w:rPr>
+          <w:rFonts w:eastAsia="Times New Roman"/>
+          <w:b/>
+          <w:bCs/>
           <w:sz w:val="20"/>
           <w:szCs w:val="20"/>
           <w:lang w:val="es-ES" w:eastAsia="es-ES"/>
@@ -9201,7 +9002,7 @@
             <wp:extent cx="3883895" cy="3682334"/>
             <wp:effectExtent l="0" t="0" r="0" b="0"/>
             <wp:wrapTopAndBottom/>
-            <wp:docPr id="31" name="Imagen 31" title=""/>
+            <wp:docPr id="31" name="Imagen 31"/>
             <wp:cNvGraphicFramePr>
               <a:graphicFrameLocks xmlns:a="http://schemas.openxmlformats.org/drawingml/2006/main" noChangeAspect="1"/>
             </wp:cNvGraphicFramePr>
@@ -9215,8 +9016,8 @@
                     </pic:cNvPicPr>
                   </pic:nvPicPr>
                   <pic:blipFill rotWithShape="1">
-                    <a:blip r:embed="rId37" cstate="print">
-                      <a:extLst xmlns:a="http://schemas.openxmlformats.org/drawingml/2006/main">
+                    <a:blip r:embed="rId36" cstate="print">
+                      <a:extLst>
                         <a:ext uri="{28A0092B-C50C-407E-A947-70E740481C1C}">
                           <a14:useLocalDpi xmlns:a14="http://schemas.microsoft.com/office/drawing/2010/main" val="0"/>
                         </a:ext>
@@ -9225,19 +9026,19 @@
                     <a:srcRect l="9928" t="14949" r="14711" b="8701"/>
                     <a:stretch/>
                   </pic:blipFill>
-                  <pic:spPr xmlns:pic="http://schemas.openxmlformats.org/drawingml/2006/picture" bwMode="auto">
-                    <a:xfrm xmlns:a="http://schemas.openxmlformats.org/drawingml/2006/main" rot="0" flipH="0" flipV="0">
+                  <pic:spPr bwMode="auto">
+                    <a:xfrm>
                       <a:off x="0" y="0"/>
                       <a:ext cx="3883895" cy="3682334"/>
                     </a:xfrm>
-                    <a:prstGeom xmlns:a="http://schemas.openxmlformats.org/drawingml/2006/main" prst="rect">
+                    <a:prstGeom prst="rect">
                       <a:avLst/>
                     </a:prstGeom>
-                    <a:noFill xmlns:a="http://schemas.openxmlformats.org/drawingml/2006/main"/>
-                    <a:ln xmlns:a="http://schemas.openxmlformats.org/drawingml/2006/main">
+                    <a:noFill/>
+                    <a:ln>
                       <a:noFill/>
                     </a:ln>
-                    <a:extLst xmlns:a="http://schemas.openxmlformats.org/drawingml/2006/main">
+                    <a:extLst>
                       <a:ext uri="{53640926-AAD7-44D8-BBD7-CCE9431645EC}">
                         <a14:shadowObscured xmlns:a14="http://schemas.microsoft.com/office/drawing/2010/main"/>
                       </a:ext>
@@ -9252,9 +9053,9 @@
     </w:p>
     <w:p>
       <w:pPr>
-        <w:pStyle w:val="Ttulo4"/>
-        <w:rPr>
-          <w:rStyle w:val="Textoennegrita"/>
+        <w:pStyle w:val="Heading4"/>
+        <w:rPr>
+          <w:rStyle w:val="Strong"/>
           <w:b w:val="0"/>
           <w:bCs w:val="0"/>
           <w:color w:val="auto"/>
@@ -9264,7 +9065,7 @@
       </w:pPr>
       <w:r>
         <w:rPr>
-          <w:rStyle w:val="Textoennegrita"/>
+          <w:rStyle w:val="Strong"/>
           <w:color w:val="auto"/>
           <w:sz w:val="20"/>
           <w:szCs w:val="20"/>
@@ -9273,7 +9074,7 @@
       </w:r>
       <w:r>
         <w:rPr>
-          <w:rStyle w:val="Textoennegrita"/>
+          <w:rStyle w:val="Strong"/>
           <w:b w:val="0"/>
           <w:bCs w:val="0"/>
           <w:color w:val="auto"/>
@@ -9286,7 +9087,7 @@
     <w:p/>
     <w:p>
       <w:pPr>
-        <w:pStyle w:val="Ttulo4"/>
+        <w:pStyle w:val="Heading4"/>
         <w:rPr>
           <w:color w:val="auto"/>
           <w:sz w:val="20"/>
@@ -9295,7 +9096,7 @@
       </w:pPr>
       <w:r>
         <w:rPr>
-          <w:rStyle w:val="Textoennegrita"/>
+          <w:rStyle w:val="Strong"/>
           <w:color w:val="auto"/>
           <w:sz w:val="20"/>
           <w:szCs w:val="20"/>
@@ -9340,22 +9141,22 @@
       <w:pPr>
         <w:numPr>
           <w:ilvl w:val="0"/>
-          <w:numId w:val="15"/>
+          <w:numId w:val="25"/>
         </w:numPr>
-        <w:spacing w:before="100" w:beforeAutospacing="on" w:after="100" w:afterAutospacing="on"/>
-        <w:jc w:val="both"/>
-        <w:rPr>
-          <w:rFonts w:eastAsia="Times New Roman"/>
-          <w:sz w:val="20"/>
-          <w:szCs w:val="20"/>
-          <w:lang w:val="es-ES" w:eastAsia="es-ES"/>
-        </w:rPr>
-      </w:pPr>
-      <w:r>
-        <w:rPr>
-          <w:rFonts w:eastAsia="Times New Roman"/>
-          <w:b w:val="1"/>
-          <w:bCs w:val="1"/>
+        <w:spacing w:before="100" w:beforeAutospacing="1" w:after="100" w:afterAutospacing="1"/>
+        <w:jc w:val="both"/>
+        <w:rPr>
+          <w:rFonts w:eastAsia="Times New Roman"/>
+          <w:sz w:val="20"/>
+          <w:szCs w:val="20"/>
+          <w:lang w:val="es-ES" w:eastAsia="es-ES"/>
+        </w:rPr>
+      </w:pPr>
+      <w:r>
+        <w:rPr>
+          <w:rFonts w:eastAsia="Times New Roman"/>
+          <w:b/>
+          <w:bCs/>
           <w:sz w:val="20"/>
           <w:szCs w:val="20"/>
           <w:lang w:val="es-ES" w:eastAsia="es-ES"/>
@@ -9394,22 +9195,22 @@
       <w:pPr>
         <w:numPr>
           <w:ilvl w:val="0"/>
-          <w:numId w:val="15"/>
+          <w:numId w:val="25"/>
         </w:numPr>
-        <w:spacing w:before="100" w:beforeAutospacing="on" w:after="100" w:afterAutospacing="on"/>
-        <w:jc w:val="both"/>
-        <w:rPr>
-          <w:rFonts w:eastAsia="Times New Roman"/>
-          <w:sz w:val="20"/>
-          <w:szCs w:val="20"/>
-          <w:lang w:val="es-ES" w:eastAsia="es-ES"/>
-        </w:rPr>
-      </w:pPr>
-      <w:r>
-        <w:rPr>
-          <w:rFonts w:eastAsia="Times New Roman"/>
-          <w:b w:val="1"/>
-          <w:bCs w:val="1"/>
+        <w:spacing w:before="100" w:beforeAutospacing="1" w:after="100" w:afterAutospacing="1"/>
+        <w:jc w:val="both"/>
+        <w:rPr>
+          <w:rFonts w:eastAsia="Times New Roman"/>
+          <w:sz w:val="20"/>
+          <w:szCs w:val="20"/>
+          <w:lang w:val="es-ES" w:eastAsia="es-ES"/>
+        </w:rPr>
+      </w:pPr>
+      <w:r>
+        <w:rPr>
+          <w:rFonts w:eastAsia="Times New Roman"/>
+          <w:b/>
+          <w:bCs/>
           <w:sz w:val="20"/>
           <w:szCs w:val="20"/>
           <w:lang w:val="es-ES" w:eastAsia="es-ES"/>
@@ -9419,8 +9220,8 @@
       <w:r>
         <w:rPr>
           <w:rFonts w:eastAsia="Times New Roman"/>
-          <w:b w:val="1"/>
-          <w:bCs w:val="1"/>
+          <w:b/>
+          <w:bCs/>
           <w:sz w:val="20"/>
           <w:szCs w:val="20"/>
           <w:lang w:val="es-ES" w:eastAsia="es-ES"/>
@@ -9430,8 +9231,8 @@
       <w:r>
         <w:rPr>
           <w:rFonts w:eastAsia="Times New Roman"/>
-          <w:b w:val="1"/>
-          <w:bCs w:val="1"/>
+          <w:b/>
+          <w:bCs/>
           <w:sz w:val="20"/>
           <w:szCs w:val="20"/>
           <w:lang w:val="es-ES" w:eastAsia="es-ES"/>
@@ -9470,22 +9271,22 @@
       <w:pPr>
         <w:numPr>
           <w:ilvl w:val="0"/>
-          <w:numId w:val="15"/>
+          <w:numId w:val="25"/>
         </w:numPr>
-        <w:spacing w:before="100" w:beforeAutospacing="on" w:after="100" w:afterAutospacing="on"/>
-        <w:jc w:val="both"/>
-        <w:rPr>
-          <w:rFonts w:eastAsia="Times New Roman"/>
-          <w:sz w:val="20"/>
-          <w:szCs w:val="20"/>
-          <w:lang w:val="es-ES" w:eastAsia="es-ES"/>
-        </w:rPr>
-      </w:pPr>
-      <w:r>
-        <w:rPr>
-          <w:rFonts w:eastAsia="Times New Roman"/>
-          <w:b w:val="1"/>
-          <w:bCs w:val="1"/>
+        <w:spacing w:before="100" w:beforeAutospacing="1" w:after="100" w:afterAutospacing="1"/>
+        <w:jc w:val="both"/>
+        <w:rPr>
+          <w:rFonts w:eastAsia="Times New Roman"/>
+          <w:sz w:val="20"/>
+          <w:szCs w:val="20"/>
+          <w:lang w:val="es-ES" w:eastAsia="es-ES"/>
+        </w:rPr>
+      </w:pPr>
+      <w:r>
+        <w:rPr>
+          <w:rFonts w:eastAsia="Times New Roman"/>
+          <w:b/>
+          <w:bCs/>
           <w:sz w:val="20"/>
           <w:szCs w:val="20"/>
           <w:lang w:val="es-ES" w:eastAsia="es-ES"/>
@@ -9495,8 +9296,8 @@
       <w:r>
         <w:rPr>
           <w:rFonts w:eastAsia="Times New Roman"/>
-          <w:b w:val="1"/>
-          <w:bCs w:val="1"/>
+          <w:b/>
+          <w:bCs/>
           <w:sz w:val="20"/>
           <w:szCs w:val="20"/>
           <w:lang w:val="es-ES" w:eastAsia="es-ES"/>
@@ -9506,8 +9307,8 @@
       <w:r>
         <w:rPr>
           <w:rFonts w:eastAsia="Times New Roman"/>
-          <w:b w:val="1"/>
-          <w:bCs w:val="1"/>
+          <w:b/>
+          <w:bCs/>
           <w:sz w:val="20"/>
           <w:szCs w:val="20"/>
           <w:lang w:val="es-ES" w:eastAsia="es-ES"/>
@@ -9546,22 +9347,22 @@
       <w:pPr>
         <w:numPr>
           <w:ilvl w:val="0"/>
-          <w:numId w:val="15"/>
+          <w:numId w:val="25"/>
         </w:numPr>
-        <w:spacing w:before="100" w:beforeAutospacing="on" w:after="100" w:afterAutospacing="on"/>
-        <w:jc w:val="both"/>
-        <w:rPr>
-          <w:rFonts w:eastAsia="Times New Roman"/>
-          <w:sz w:val="20"/>
-          <w:szCs w:val="20"/>
-          <w:lang w:val="es-ES" w:eastAsia="es-ES"/>
-        </w:rPr>
-      </w:pPr>
-      <w:r>
-        <w:rPr>
-          <w:rFonts w:eastAsia="Times New Roman"/>
-          <w:b w:val="1"/>
-          <w:bCs w:val="1"/>
+        <w:spacing w:before="100" w:beforeAutospacing="1" w:after="100" w:afterAutospacing="1"/>
+        <w:jc w:val="both"/>
+        <w:rPr>
+          <w:rFonts w:eastAsia="Times New Roman"/>
+          <w:sz w:val="20"/>
+          <w:szCs w:val="20"/>
+          <w:lang w:val="es-ES" w:eastAsia="es-ES"/>
+        </w:rPr>
+      </w:pPr>
+      <w:r>
+        <w:rPr>
+          <w:rFonts w:eastAsia="Times New Roman"/>
+          <w:b/>
+          <w:bCs/>
           <w:sz w:val="20"/>
           <w:szCs w:val="20"/>
           <w:lang w:val="es-ES" w:eastAsia="es-ES"/>
@@ -9571,8 +9372,8 @@
       <w:r>
         <w:rPr>
           <w:rFonts w:eastAsia="Times New Roman"/>
-          <w:b w:val="1"/>
-          <w:bCs w:val="1"/>
+          <w:b/>
+          <w:bCs/>
           <w:sz w:val="20"/>
           <w:szCs w:val="20"/>
           <w:lang w:val="es-ES" w:eastAsia="es-ES"/>
@@ -9582,8 +9383,8 @@
       <w:r>
         <w:rPr>
           <w:rFonts w:eastAsia="Times New Roman"/>
-          <w:b w:val="1"/>
-          <w:bCs w:val="1"/>
+          <w:b/>
+          <w:bCs/>
           <w:sz w:val="20"/>
           <w:szCs w:val="20"/>
           <w:lang w:val="es-ES" w:eastAsia="es-ES"/>
@@ -9622,22 +9423,22 @@
       <w:pPr>
         <w:numPr>
           <w:ilvl w:val="0"/>
-          <w:numId w:val="15"/>
+          <w:numId w:val="25"/>
         </w:numPr>
-        <w:spacing w:before="100" w:beforeAutospacing="on" w:after="100" w:afterAutospacing="on"/>
-        <w:jc w:val="both"/>
-        <w:rPr>
-          <w:rFonts w:eastAsia="Times New Roman"/>
-          <w:sz w:val="20"/>
-          <w:szCs w:val="20"/>
-          <w:lang w:val="es-ES" w:eastAsia="es-ES"/>
-        </w:rPr>
-      </w:pPr>
-      <w:r>
-        <w:rPr>
-          <w:rFonts w:eastAsia="Times New Roman"/>
-          <w:b w:val="1"/>
-          <w:bCs w:val="1"/>
+        <w:spacing w:before="100" w:beforeAutospacing="1" w:after="100" w:afterAutospacing="1"/>
+        <w:jc w:val="both"/>
+        <w:rPr>
+          <w:rFonts w:eastAsia="Times New Roman"/>
+          <w:sz w:val="20"/>
+          <w:szCs w:val="20"/>
+          <w:lang w:val="es-ES" w:eastAsia="es-ES"/>
+        </w:rPr>
+      </w:pPr>
+      <w:r>
+        <w:rPr>
+          <w:rFonts w:eastAsia="Times New Roman"/>
+          <w:b/>
+          <w:bCs/>
           <w:sz w:val="20"/>
           <w:szCs w:val="20"/>
           <w:lang w:val="es-ES" w:eastAsia="es-ES"/>
@@ -9647,8 +9448,8 @@
       <w:r>
         <w:rPr>
           <w:rFonts w:eastAsia="Times New Roman"/>
-          <w:b w:val="1"/>
-          <w:bCs w:val="1"/>
+          <w:b/>
+          <w:bCs/>
           <w:sz w:val="20"/>
           <w:szCs w:val="20"/>
           <w:lang w:val="es-ES" w:eastAsia="es-ES"/>
@@ -9658,8 +9459,8 @@
       <w:r>
         <w:rPr>
           <w:rFonts w:eastAsia="Times New Roman"/>
-          <w:b w:val="1"/>
-          <w:bCs w:val="1"/>
+          <w:b/>
+          <w:bCs/>
           <w:sz w:val="20"/>
           <w:szCs w:val="20"/>
           <w:lang w:val="es-ES" w:eastAsia="es-ES"/>
@@ -9768,8 +9569,8 @@
       <w:r>
         <w:rPr>
           <w:rFonts w:eastAsia="Times New Roman"/>
-          <w:b w:val="1"/>
-          <w:bCs w:val="1"/>
+          <w:b/>
+          <w:bCs/>
           <w:sz w:val="20"/>
           <w:szCs w:val="20"/>
           <w:lang w:val="es-ES" w:eastAsia="es-ES"/>
@@ -9795,22 +9596,22 @@
     </w:p>
     <w:p>
       <w:pPr>
-        <w:spacing w:beforeAutospacing="on" w:afterAutospacing="on"/>
-        <w:jc w:val="both"/>
-        <w:rPr>
-          <w:sz w:val="20"/>
-          <w:szCs w:val="20"/>
-        </w:rPr>
-      </w:pPr>
-    </w:p>
-    <w:p w14:noSpellErr="1">
-      <w:pPr>
-        <w:spacing w:before="100" w:beforeAutospacing="on" w:after="100" w:afterAutospacing="on"/>
-        <w:jc w:val="both"/>
-        <w:rPr>
-          <w:rFonts w:eastAsia="Times New Roman"/>
-          <w:b w:val="1"/>
-          <w:bCs w:val="1"/>
+        <w:spacing w:beforeAutospacing="1" w:afterAutospacing="1"/>
+        <w:jc w:val="both"/>
+        <w:rPr>
+          <w:sz w:val="20"/>
+          <w:szCs w:val="20"/>
+        </w:rPr>
+      </w:pPr>
+    </w:p>
+    <w:p>
+      <w:pPr>
+        <w:spacing w:before="100" w:beforeAutospacing="1" w:after="100" w:afterAutospacing="1"/>
+        <w:jc w:val="both"/>
+        <w:rPr>
+          <w:rFonts w:eastAsia="Times New Roman"/>
+          <w:b/>
+          <w:bCs/>
           <w:sz w:val="20"/>
           <w:szCs w:val="20"/>
           <w:lang w:val="es-ES" w:eastAsia="es-ES"/>
@@ -9832,7 +9633,7 @@
             <wp:extent cx="2737988" cy="1400854"/>
             <wp:effectExtent l="0" t="0" r="6985" b="0"/>
             <wp:wrapTopAndBottom/>
-            <wp:docPr id="32" name="Imagen 32" title=""/>
+            <wp:docPr id="32" name="Imagen 32"/>
             <wp:cNvGraphicFramePr>
               <a:graphicFrameLocks xmlns:a="http://schemas.openxmlformats.org/drawingml/2006/main" noChangeAspect="1"/>
             </wp:cNvGraphicFramePr>
@@ -9846,8 +9647,8 @@
                     </pic:cNvPicPr>
                   </pic:nvPicPr>
                   <pic:blipFill>
-                    <a:blip r:embed="rId38">
-                      <a:extLst xmlns:a="http://schemas.openxmlformats.org/drawingml/2006/main">
+                    <a:blip r:embed="rId37">
+                      <a:extLst>
                         <a:ext uri="{28A0092B-C50C-407E-A947-70E740481C1C}">
                           <a14:useLocalDpi xmlns:a14="http://schemas.microsoft.com/office/drawing/2010/main" val="0"/>
                         </a:ext>
@@ -9859,7 +9660,7 @@
                     </a:stretch>
                   </pic:blipFill>
                   <pic:spPr bwMode="auto">
-                    <a:xfrm rot="0" flipH="0" flipV="0">
+                    <a:xfrm>
                       <a:off x="0" y="0"/>
                       <a:ext cx="2737988" cy="1400854"/>
                     </a:xfrm>
@@ -9889,7 +9690,7 @@
         <w:spacing w:before="100" w:beforeAutospacing="1" w:after="100" w:afterAutospacing="1"/>
         <w:jc w:val="both"/>
         <w:rPr>
-          <w:rStyle w:val="Textoennegrita"/>
+          <w:rStyle w:val="Strong"/>
           <w:b w:val="0"/>
           <w:bCs w:val="0"/>
           <w:sz w:val="20"/>
@@ -9898,7 +9699,7 @@
       </w:pPr>
       <w:r>
         <w:rPr>
-          <w:rStyle w:val="Textoennegrita"/>
+          <w:rStyle w:val="Strong"/>
           <w:sz w:val="20"/>
           <w:szCs w:val="20"/>
         </w:rPr>
@@ -9906,7 +9707,7 @@
       </w:r>
       <w:r>
         <w:rPr>
-          <w:rStyle w:val="Textoennegrita"/>
+          <w:rStyle w:val="Strong"/>
           <w:b w:val="0"/>
           <w:bCs w:val="0"/>
           <w:sz w:val="20"/>
@@ -9917,9 +9718,9 @@
     </w:p>
     <w:p>
       <w:pPr>
-        <w:pStyle w:val="Ttulo4"/>
-        <w:rPr>
-          <w:rStyle w:val="Textoennegrita"/>
+        <w:pStyle w:val="Heading4"/>
+        <w:rPr>
+          <w:rStyle w:val="Strong"/>
           <w:color w:val="auto"/>
           <w:sz w:val="20"/>
           <w:szCs w:val="20"/>
@@ -9927,7 +9728,7 @@
       </w:pPr>
       <w:r>
         <w:rPr>
-          <w:rStyle w:val="Textoennegrita"/>
+          <w:rStyle w:val="Strong"/>
           <w:color w:val="auto"/>
           <w:sz w:val="20"/>
           <w:szCs w:val="20"/>
@@ -9972,22 +9773,22 @@
       <w:pPr>
         <w:numPr>
           <w:ilvl w:val="0"/>
-          <w:numId w:val="16"/>
+          <w:numId w:val="26"/>
         </w:numPr>
-        <w:spacing w:before="100" w:beforeAutospacing="on" w:after="100" w:afterAutospacing="on"/>
-        <w:jc w:val="both"/>
-        <w:rPr>
-          <w:rFonts w:eastAsia="Times New Roman"/>
-          <w:sz w:val="20"/>
-          <w:szCs w:val="20"/>
-          <w:lang w:val="es-ES" w:eastAsia="es-ES"/>
-        </w:rPr>
-      </w:pPr>
-      <w:r>
-        <w:rPr>
-          <w:rFonts w:eastAsia="Times New Roman"/>
-          <w:b w:val="1"/>
-          <w:bCs w:val="1"/>
+        <w:spacing w:before="100" w:beforeAutospacing="1" w:after="100" w:afterAutospacing="1"/>
+        <w:jc w:val="both"/>
+        <w:rPr>
+          <w:rFonts w:eastAsia="Times New Roman"/>
+          <w:sz w:val="20"/>
+          <w:szCs w:val="20"/>
+          <w:lang w:val="es-ES" w:eastAsia="es-ES"/>
+        </w:rPr>
+      </w:pPr>
+      <w:r>
+        <w:rPr>
+          <w:rFonts w:eastAsia="Times New Roman"/>
+          <w:b/>
+          <w:bCs/>
           <w:sz w:val="20"/>
           <w:szCs w:val="20"/>
           <w:lang w:val="es-ES" w:eastAsia="es-ES"/>
@@ -9997,8 +9798,8 @@
       <w:r>
         <w:rPr>
           <w:rFonts w:eastAsia="Times New Roman"/>
-          <w:b w:val="1"/>
-          <w:bCs w:val="1"/>
+          <w:b/>
+          <w:bCs/>
           <w:sz w:val="20"/>
           <w:szCs w:val="20"/>
           <w:lang w:val="es-ES" w:eastAsia="es-ES"/>
@@ -10008,8 +9809,8 @@
       <w:r>
         <w:rPr>
           <w:rFonts w:eastAsia="Times New Roman"/>
-          <w:b w:val="1"/>
-          <w:bCs w:val="1"/>
+          <w:b/>
+          <w:bCs/>
           <w:sz w:val="20"/>
           <w:szCs w:val="20"/>
           <w:lang w:val="es-ES" w:eastAsia="es-ES"/>
@@ -10057,22 +9858,22 @@
       <w:pPr>
         <w:numPr>
           <w:ilvl w:val="0"/>
-          <w:numId w:val="16"/>
+          <w:numId w:val="26"/>
         </w:numPr>
-        <w:spacing w:before="100" w:beforeAutospacing="on" w:after="100" w:afterAutospacing="on"/>
-        <w:jc w:val="both"/>
-        <w:rPr>
-          <w:rFonts w:eastAsia="Times New Roman"/>
-          <w:sz w:val="20"/>
-          <w:szCs w:val="20"/>
-          <w:lang w:val="es-ES" w:eastAsia="es-ES"/>
-        </w:rPr>
-      </w:pPr>
-      <w:r>
-        <w:rPr>
-          <w:rFonts w:eastAsia="Times New Roman"/>
-          <w:b w:val="1"/>
-          <w:bCs w:val="1"/>
+        <w:spacing w:before="100" w:beforeAutospacing="1" w:after="100" w:afterAutospacing="1"/>
+        <w:jc w:val="both"/>
+        <w:rPr>
+          <w:rFonts w:eastAsia="Times New Roman"/>
+          <w:sz w:val="20"/>
+          <w:szCs w:val="20"/>
+          <w:lang w:val="es-ES" w:eastAsia="es-ES"/>
+        </w:rPr>
+      </w:pPr>
+      <w:r>
+        <w:rPr>
+          <w:rFonts w:eastAsia="Times New Roman"/>
+          <w:b/>
+          <w:bCs/>
           <w:sz w:val="20"/>
           <w:szCs w:val="20"/>
           <w:lang w:val="es-ES" w:eastAsia="es-ES"/>
@@ -10082,8 +9883,8 @@
       <w:r>
         <w:rPr>
           <w:rFonts w:eastAsia="Times New Roman"/>
-          <w:b w:val="1"/>
-          <w:bCs w:val="1"/>
+          <w:b/>
+          <w:bCs/>
           <w:sz w:val="20"/>
           <w:szCs w:val="20"/>
           <w:lang w:val="es-ES" w:eastAsia="es-ES"/>
@@ -10093,8 +9894,8 @@
       <w:r>
         <w:rPr>
           <w:rFonts w:eastAsia="Times New Roman"/>
-          <w:b w:val="1"/>
-          <w:bCs w:val="1"/>
+          <w:b/>
+          <w:bCs/>
           <w:sz w:val="20"/>
           <w:szCs w:val="20"/>
           <w:lang w:val="es-ES" w:eastAsia="es-ES"/>
@@ -10142,22 +9943,22 @@
       <w:pPr>
         <w:numPr>
           <w:ilvl w:val="0"/>
-          <w:numId w:val="16"/>
+          <w:numId w:val="26"/>
         </w:numPr>
-        <w:spacing w:before="100" w:beforeAutospacing="on" w:after="100" w:afterAutospacing="on"/>
-        <w:jc w:val="both"/>
-        <w:rPr>
-          <w:rFonts w:eastAsia="Times New Roman"/>
-          <w:sz w:val="20"/>
-          <w:szCs w:val="20"/>
-          <w:lang w:val="es-ES" w:eastAsia="es-ES"/>
-        </w:rPr>
-      </w:pPr>
-      <w:r>
-        <w:rPr>
-          <w:rFonts w:eastAsia="Times New Roman"/>
-          <w:b w:val="1"/>
-          <w:bCs w:val="1"/>
+        <w:spacing w:before="100" w:beforeAutospacing="1" w:after="100" w:afterAutospacing="1"/>
+        <w:jc w:val="both"/>
+        <w:rPr>
+          <w:rFonts w:eastAsia="Times New Roman"/>
+          <w:sz w:val="20"/>
+          <w:szCs w:val="20"/>
+          <w:lang w:val="es-ES" w:eastAsia="es-ES"/>
+        </w:rPr>
+      </w:pPr>
+      <w:r>
+        <w:rPr>
+          <w:rFonts w:eastAsia="Times New Roman"/>
+          <w:b/>
+          <w:bCs/>
           <w:sz w:val="20"/>
           <w:szCs w:val="20"/>
           <w:lang w:val="es-ES" w:eastAsia="es-ES"/>
@@ -10167,8 +9968,8 @@
       <w:r>
         <w:rPr>
           <w:rFonts w:eastAsia="Times New Roman"/>
-          <w:b w:val="1"/>
-          <w:bCs w:val="1"/>
+          <w:b/>
+          <w:bCs/>
           <w:sz w:val="20"/>
           <w:szCs w:val="20"/>
           <w:lang w:val="es-ES" w:eastAsia="es-ES"/>
@@ -10178,8 +9979,8 @@
       <w:r>
         <w:rPr>
           <w:rFonts w:eastAsia="Times New Roman"/>
-          <w:b w:val="1"/>
-          <w:bCs w:val="1"/>
+          <w:b/>
+          <w:bCs/>
           <w:sz w:val="20"/>
           <w:szCs w:val="20"/>
           <w:lang w:val="es-ES" w:eastAsia="es-ES"/>
@@ -10189,23 +9990,30 @@
       <w:r>
         <w:rPr>
           <w:rFonts w:eastAsia="Times New Roman"/>
-          <w:b w:val="1"/>
-          <w:bCs w:val="1"/>
-          <w:i w:val="1"/>
-          <w:iCs w:val="1"/>
-          <w:sz w:val="20"/>
-          <w:szCs w:val="20"/>
-          <w:lang w:val="es-ES" w:eastAsia="es-ES"/>
-        </w:rPr>
-        <w:t>Cylinder</w:t>
-      </w:r>
-      <w:r>
-        <w:rPr>
-          <w:rFonts w:eastAsia="Times New Roman"/>
-          <w:b w:val="1"/>
-          <w:bCs w:val="1"/>
-          <w:i w:val="1"/>
-          <w:iCs w:val="1"/>
+          <w:b/>
+          <w:bCs/>
+          <w:i/>
+          <w:iCs/>
+          <w:sz w:val="20"/>
+          <w:szCs w:val="20"/>
+          <w:lang w:val="es-ES" w:eastAsia="es-ES"/>
+        </w:rPr>
+        <w:t>Cylinder Leak-Down Test</w:t>
+      </w:r>
+      <w:r>
+        <w:rPr>
+          <w:rFonts w:eastAsia="Times New Roman"/>
+          <w:b/>
+          <w:bCs/>
+          <w:sz w:val="20"/>
+          <w:szCs w:val="20"/>
+          <w:lang w:val="es-ES" w:eastAsia="es-ES"/>
+        </w:rPr>
+        <w:t>):</w:t>
+      </w:r>
+      <w:r>
+        <w:rPr>
+          <w:rFonts w:eastAsia="Times New Roman"/>
           <w:sz w:val="20"/>
           <w:szCs w:val="20"/>
           <w:lang w:val="es-ES" w:eastAsia="es-ES"/>
@@ -10215,52 +10023,6 @@
       <w:r>
         <w:rPr>
           <w:rFonts w:eastAsia="Times New Roman"/>
-          <w:b w:val="1"/>
-          <w:bCs w:val="1"/>
-          <w:i w:val="1"/>
-          <w:iCs w:val="1"/>
-          <w:sz w:val="20"/>
-          <w:szCs w:val="20"/>
-          <w:lang w:val="es-ES" w:eastAsia="es-ES"/>
-        </w:rPr>
-        <w:t>Leak</w:t>
-      </w:r>
-      <w:r>
-        <w:rPr>
-          <w:rFonts w:eastAsia="Times New Roman"/>
-          <w:b w:val="1"/>
-          <w:bCs w:val="1"/>
-          <w:i w:val="1"/>
-          <w:iCs w:val="1"/>
-          <w:sz w:val="20"/>
-          <w:szCs w:val="20"/>
-          <w:lang w:val="es-ES" w:eastAsia="es-ES"/>
-        </w:rPr>
-        <w:t>-Down Test</w:t>
-      </w:r>
-      <w:r>
-        <w:rPr>
-          <w:rFonts w:eastAsia="Times New Roman"/>
-          <w:b w:val="1"/>
-          <w:bCs w:val="1"/>
-          <w:sz w:val="20"/>
-          <w:szCs w:val="20"/>
-          <w:lang w:val="es-ES" w:eastAsia="es-ES"/>
-        </w:rPr>
-        <w:t>):</w:t>
-      </w:r>
-      <w:r>
-        <w:rPr>
-          <w:rFonts w:eastAsia="Times New Roman"/>
-          <w:sz w:val="20"/>
-          <w:szCs w:val="20"/>
-          <w:lang w:val="es-ES" w:eastAsia="es-ES"/>
-        </w:rPr>
-        <w:t xml:space="preserve"> </w:t>
-      </w:r>
-      <w:r>
-        <w:rPr>
-          <w:rFonts w:eastAsia="Times New Roman"/>
           <w:sz w:val="20"/>
           <w:szCs w:val="20"/>
           <w:lang w:val="es-ES" w:eastAsia="es-ES"/>
@@ -10288,9 +10050,9 @@
     </w:p>
     <w:p>
       <w:pPr>
-        <w:pStyle w:val="Ttulo3"/>
-        <w:rPr>
-          <w:rStyle w:val="Textoennegrita"/>
+        <w:pStyle w:val="Heading3"/>
+        <w:rPr>
+          <w:rStyle w:val="Strong"/>
           <w:color w:val="auto"/>
           <w:sz w:val="20"/>
           <w:szCs w:val="20"/>
@@ -10298,7 +10060,7 @@
       </w:pPr>
       <w:r>
         <w:rPr>
-          <w:rStyle w:val="Textoennegrita"/>
+          <w:rStyle w:val="Strong"/>
           <w:color w:val="auto"/>
           <w:sz w:val="20"/>
           <w:szCs w:val="20"/>
@@ -10329,7 +10091,7 @@
     </w:p>
     <w:p>
       <w:pPr>
-        <w:spacing w:beforeAutospacing="on" w:afterAutospacing="on"/>
+        <w:spacing w:beforeAutospacing="1" w:afterAutospacing="1"/>
         <w:jc w:val="both"/>
         <w:rPr>
           <w:rFonts w:eastAsia="Times New Roman"/>
@@ -10341,7 +10103,7 @@
     </w:p>
     <w:tbl>
       <w:tblPr>
-        <w:tblStyle w:val="Tablaconcuadrcula"/>
+        <w:tblStyle w:val="TableGrid"/>
         <w:tblW w:w="0" w:type="auto"/>
         <w:tblLayout w:type="fixed"/>
         <w:tblLook w:val="06A0" w:firstRow="1" w:lastRow="0" w:firstColumn="1" w:lastColumn="0" w:noHBand="1" w:noVBand="1"/>
@@ -10357,29 +10119,22 @@
           <w:tcPr>
             <w:tcW w:w="9960" w:type="dxa"/>
             <w:shd w:val="clear" w:color="auto" w:fill="92D050"/>
-            <w:tcMar/>
           </w:tcPr>
           <w:p>
             <w:pPr>
-              <w:pStyle w:val="Normal"/>
-              <w:spacing w:beforeAutospacing="on" w:afterAutospacing="on"/>
-              <w:ind w:left="0"/>
+              <w:spacing w:beforeAutospacing="1" w:afterAutospacing="1"/>
               <w:jc w:val="both"/>
               <w:rPr>
-                <w:rFonts w:ascii="Arial" w:hAnsi="Arial" w:eastAsia="Arial" w:cs="Arial"/>
-                <w:b w:val="1"/>
-                <w:bCs w:val="1"/>
-                <w:noProof w:val="0"/>
-                <w:sz w:val="22"/>
-                <w:szCs w:val="22"/>
+                <w:b/>
+                <w:bCs/>
                 <w:lang w:val="es-ES"/>
               </w:rPr>
             </w:pPr>
             <w:r>
               <w:rPr>
                 <w:rFonts w:eastAsia="Times New Roman"/>
-                <w:b w:val="1"/>
-                <w:bCs w:val="1"/>
+                <w:b/>
+                <w:bCs/>
                 <w:sz w:val="20"/>
                 <w:szCs w:val="20"/>
                 <w:lang w:val="es-ES" w:eastAsia="es-ES"/>
@@ -10388,39 +10143,13 @@
             </w:r>
             <w:r>
               <w:rPr>
-                <w:rFonts w:ascii="Arial" w:hAnsi="Arial" w:eastAsia="Arial" w:cs="Arial"/>
-                <w:b w:val="1"/>
-                <w:bCs w:val="1"/>
-                <w:noProof w:val="0"/>
+                <w:b/>
+                <w:bCs/>
                 <w:sz w:val="20"/>
                 <w:szCs w:val="20"/>
                 <w:lang w:val="es-ES"/>
               </w:rPr>
-              <w:t>Eje_de_</w:t>
-            </w:r>
-            <w:r>
-              <w:rPr>
-                <w:rFonts w:ascii="Arial" w:hAnsi="Arial" w:eastAsia="Arial" w:cs="Arial"/>
-                <w:b w:val="1"/>
-                <w:bCs w:val="1"/>
-                <w:noProof w:val="0"/>
-                <w:sz w:val="20"/>
-                <w:szCs w:val="20"/>
-                <w:lang w:val="es-ES"/>
-              </w:rPr>
-              <w:t>Leva</w:t>
-            </w:r>
-            <w:r>
-              <w:rPr>
-                <w:rFonts w:ascii="Arial" w:hAnsi="Arial" w:eastAsia="Arial" w:cs="Arial"/>
-                <w:b w:val="1"/>
-                <w:bCs w:val="1"/>
-                <w:noProof w:val="0"/>
-                <w:sz w:val="20"/>
-                <w:szCs w:val="20"/>
-                <w:lang w:val="es-ES"/>
-              </w:rPr>
-              <w:t>_formato_6_slide_diapositivas_simple</w:t>
+              <w:t>Eje_de_Leva_formato_6_slide_diapositivas_simple</w:t>
             </w:r>
           </w:p>
         </w:tc>
@@ -10428,7 +10157,7 @@
     </w:tbl>
     <w:p>
       <w:pPr>
-        <w:pStyle w:val="Ttulo4"/>
+        <w:pStyle w:val="Heading4"/>
         <w:rPr>
           <w:color w:val="auto"/>
           <w:sz w:val="20"/>
@@ -10437,7 +10166,7 @@
       </w:pPr>
       <w:r>
         <w:rPr>
-          <w:rStyle w:val="Textoennegrita"/>
+          <w:rStyle w:val="Strong"/>
           <w:color w:val="auto"/>
           <w:sz w:val="20"/>
           <w:szCs w:val="20"/>
@@ -10482,7 +10211,7 @@
       <w:pPr>
         <w:numPr>
           <w:ilvl w:val="0"/>
-          <w:numId w:val="17"/>
+          <w:numId w:val="27"/>
         </w:numPr>
         <w:spacing w:before="100" w:beforeAutospacing="1" w:after="100" w:afterAutospacing="1" w:line="240" w:lineRule="auto"/>
         <w:jc w:val="both"/>
@@ -10504,7 +10233,6 @@
         </w:rPr>
         <w:t>OHV (</w:t>
       </w:r>
-      <w:proofErr w:type="spellStart"/>
       <w:r>
         <w:rPr>
           <w:rFonts w:eastAsia="Times New Roman"/>
@@ -10514,19 +10242,7 @@
           <w:szCs w:val="20"/>
           <w:lang w:val="es-ES" w:eastAsia="es-ES"/>
         </w:rPr>
-        <w:t>Overhead</w:t>
-      </w:r>
-      <w:proofErr w:type="spellEnd"/>
-      <w:r>
-        <w:rPr>
-          <w:rFonts w:eastAsia="Times New Roman"/>
-          <w:b/>
-          <w:i/>
-          <w:sz w:val="20"/>
-          <w:szCs w:val="20"/>
-          <w:lang w:val="es-ES" w:eastAsia="es-ES"/>
-        </w:rPr>
-        <w:t xml:space="preserve"> Valve</w:t>
+        <w:t>Overhead Valve</w:t>
       </w:r>
       <w:r>
         <w:rPr>
@@ -10580,7 +10296,7 @@
       <w:pPr>
         <w:numPr>
           <w:ilvl w:val="0"/>
-          <w:numId w:val="17"/>
+          <w:numId w:val="27"/>
         </w:numPr>
         <w:spacing w:before="100" w:beforeAutospacing="1" w:after="100" w:afterAutospacing="1" w:line="240" w:lineRule="auto"/>
         <w:jc w:val="both"/>
@@ -10611,148 +10327,65 @@
           <w:szCs w:val="20"/>
           <w:lang w:val="es-ES" w:eastAsia="es-ES"/>
         </w:rPr>
-        <w:t>(</w:t>
-      </w:r>
-      <w:proofErr w:type="spellStart"/>
-      <w:r>
-        <w:rPr>
-          <w:rFonts w:eastAsia="Times New Roman"/>
-          <w:b/>
+        <w:t>(Overhead Camshaft</w:t>
+      </w:r>
+      <w:r>
+        <w:rPr>
+          <w:rFonts w:eastAsia="Times New Roman"/>
+          <w:b/>
+          <w:bCs/>
+          <w:sz w:val="20"/>
+          <w:szCs w:val="20"/>
+          <w:lang w:val="es-ES" w:eastAsia="es-ES"/>
+        </w:rPr>
+        <w:t>):</w:t>
+      </w:r>
+      <w:r>
+        <w:rPr>
+          <w:rFonts w:eastAsia="Times New Roman"/>
+          <w:sz w:val="20"/>
+          <w:szCs w:val="20"/>
+          <w:lang w:val="es-ES" w:eastAsia="es-ES"/>
+        </w:rPr>
+        <w:t xml:space="preserve"> </w:t>
+      </w:r>
+      <w:r>
+        <w:rPr>
+          <w:rFonts w:eastAsia="Times New Roman"/>
+          <w:sz w:val="20"/>
+          <w:szCs w:val="20"/>
+          <w:lang w:val="es-ES" w:eastAsia="es-ES"/>
+        </w:rPr>
+        <w:t>s</w:t>
+      </w:r>
+      <w:r>
+        <w:rPr>
+          <w:rFonts w:eastAsia="Times New Roman"/>
+          <w:sz w:val="20"/>
+          <w:szCs w:val="20"/>
+          <w:lang w:val="es-ES" w:eastAsia="es-ES"/>
+        </w:rPr>
+        <w:t>ituado</w:t>
+      </w:r>
+      <w:r>
+        <w:rPr>
+          <w:rFonts w:eastAsia="Times New Roman"/>
+          <w:sz w:val="20"/>
+          <w:szCs w:val="20"/>
+          <w:lang w:val="es-ES" w:eastAsia="es-ES"/>
+        </w:rPr>
+        <w:t xml:space="preserve"> en la culata, actúa directamente sobre las válvulas o mediante balancines cortos. En motores modernos, la configuración DOHC (</w:t>
+      </w:r>
+      <w:r>
+        <w:rPr>
+          <w:rFonts w:eastAsia="Times New Roman"/>
           <w:i/>
           <w:sz w:val="20"/>
           <w:szCs w:val="20"/>
           <w:lang w:val="es-ES" w:eastAsia="es-ES"/>
         </w:rPr>
-        <w:t>Overhead</w:t>
-      </w:r>
-      <w:proofErr w:type="spellEnd"/>
-      <w:r>
-        <w:rPr>
-          <w:rFonts w:eastAsia="Times New Roman"/>
-          <w:b/>
-          <w:i/>
-          <w:sz w:val="20"/>
-          <w:szCs w:val="20"/>
-          <w:lang w:val="es-ES" w:eastAsia="es-ES"/>
-        </w:rPr>
-        <w:t xml:space="preserve"> </w:t>
-      </w:r>
-      <w:proofErr w:type="spellStart"/>
-      <w:r>
-        <w:rPr>
-          <w:rFonts w:eastAsia="Times New Roman"/>
-          <w:b/>
-          <w:i/>
-          <w:sz w:val="20"/>
-          <w:szCs w:val="20"/>
-          <w:lang w:val="es-ES" w:eastAsia="es-ES"/>
-        </w:rPr>
-        <w:t>Camshaft</w:t>
-      </w:r>
-      <w:proofErr w:type="spellEnd"/>
-      <w:r>
-        <w:rPr>
-          <w:rFonts w:eastAsia="Times New Roman"/>
-          <w:b/>
-          <w:bCs/>
-          <w:sz w:val="20"/>
-          <w:szCs w:val="20"/>
-          <w:lang w:val="es-ES" w:eastAsia="es-ES"/>
-        </w:rPr>
-        <w:t>):</w:t>
-      </w:r>
-      <w:r>
-        <w:rPr>
-          <w:rFonts w:eastAsia="Times New Roman"/>
-          <w:sz w:val="20"/>
-          <w:szCs w:val="20"/>
-          <w:lang w:val="es-ES" w:eastAsia="es-ES"/>
-        </w:rPr>
-        <w:t xml:space="preserve"> </w:t>
-      </w:r>
-      <w:r>
-        <w:rPr>
-          <w:rFonts w:eastAsia="Times New Roman"/>
-          <w:sz w:val="20"/>
-          <w:szCs w:val="20"/>
-          <w:lang w:val="es-ES" w:eastAsia="es-ES"/>
-        </w:rPr>
-        <w:t>s</w:t>
-      </w:r>
-      <w:r>
-        <w:rPr>
-          <w:rFonts w:eastAsia="Times New Roman"/>
-          <w:sz w:val="20"/>
-          <w:szCs w:val="20"/>
-          <w:lang w:val="es-ES" w:eastAsia="es-ES"/>
-        </w:rPr>
-        <w:t>ituado</w:t>
-      </w:r>
-      <w:r>
-        <w:rPr>
-          <w:rFonts w:eastAsia="Times New Roman"/>
-          <w:sz w:val="20"/>
-          <w:szCs w:val="20"/>
-          <w:lang w:val="es-ES" w:eastAsia="es-ES"/>
-        </w:rPr>
-        <w:t xml:space="preserve"> en la culata, actúa directamente sobre las válvulas o mediante balancines cortos. En motores modernos, la configuración DOHC (</w:t>
-      </w:r>
-      <w:proofErr w:type="spellStart"/>
-      <w:r>
-        <w:rPr>
-          <w:rFonts w:eastAsia="Times New Roman"/>
-          <w:i/>
-          <w:sz w:val="20"/>
-          <w:szCs w:val="20"/>
-          <w:lang w:val="es-ES" w:eastAsia="es-ES"/>
-        </w:rPr>
-        <w:t>Double</w:t>
-      </w:r>
-      <w:proofErr w:type="spellEnd"/>
-      <w:r>
-        <w:rPr>
-          <w:rFonts w:eastAsia="Times New Roman"/>
-          <w:i/>
-          <w:sz w:val="20"/>
-          <w:szCs w:val="20"/>
-          <w:lang w:val="es-ES" w:eastAsia="es-ES"/>
-        </w:rPr>
-        <w:t xml:space="preserve"> </w:t>
-      </w:r>
-      <w:proofErr w:type="spellStart"/>
-      <w:r>
-        <w:rPr>
-          <w:rFonts w:eastAsia="Times New Roman"/>
-          <w:i/>
-          <w:sz w:val="20"/>
-          <w:szCs w:val="20"/>
-          <w:lang w:val="es-ES" w:eastAsia="es-ES"/>
-        </w:rPr>
-        <w:t>Overhead</w:t>
-      </w:r>
-      <w:proofErr w:type="spellEnd"/>
-      <w:r>
-        <w:rPr>
-          <w:rFonts w:eastAsia="Times New Roman"/>
-          <w:i/>
-          <w:sz w:val="20"/>
-          <w:szCs w:val="20"/>
-          <w:lang w:val="es-ES" w:eastAsia="es-ES"/>
-        </w:rPr>
-        <w:t xml:space="preserve"> </w:t>
-      </w:r>
-      <w:proofErr w:type="spellStart"/>
-      <w:r>
-        <w:rPr>
-          <w:rFonts w:eastAsia="Times New Roman"/>
-          <w:i/>
-          <w:sz w:val="20"/>
-          <w:szCs w:val="20"/>
-          <w:lang w:val="es-ES" w:eastAsia="es-ES"/>
-        </w:rPr>
-        <w:t>Camshaft</w:t>
-      </w:r>
-      <w:proofErr w:type="spellEnd"/>
+        <w:t>Double Overhead Camshaft</w:t>
+      </w:r>
       <w:r>
         <w:rPr>
           <w:rFonts w:eastAsia="Times New Roman"/>
@@ -10833,7 +10466,7 @@
         <w:spacing w:before="100" w:beforeAutospacing="1" w:after="100" w:afterAutospacing="1" w:line="240" w:lineRule="auto"/>
         <w:jc w:val="both"/>
         <w:rPr>
-          <w:rStyle w:val="Textoennegrita"/>
+          <w:rStyle w:val="Strong"/>
           <w:b w:val="0"/>
           <w:sz w:val="20"/>
           <w:szCs w:val="20"/>
@@ -10861,7 +10494,7 @@
                     <pic:cNvPicPr/>
                   </pic:nvPicPr>
                   <pic:blipFill rotWithShape="1">
-                    <a:blip r:embed="rId39"/>
+                    <a:blip r:embed="rId38"/>
                     <a:srcRect l="25120" t="28090" r="43893" b="31782"/>
                     <a:stretch/>
                   </pic:blipFill>
@@ -10902,7 +10535,7 @@
         <w:spacing w:before="100" w:beforeAutospacing="1" w:after="100" w:afterAutospacing="1" w:line="240" w:lineRule="auto"/>
         <w:jc w:val="both"/>
         <w:rPr>
-          <w:rStyle w:val="Textoennegrita"/>
+          <w:rStyle w:val="Strong"/>
           <w:b w:val="0"/>
           <w:sz w:val="20"/>
           <w:szCs w:val="20"/>
@@ -10910,7 +10543,7 @@
       </w:pPr>
       <w:r>
         <w:rPr>
-          <w:rStyle w:val="Textoennegrita"/>
+          <w:rStyle w:val="Strong"/>
           <w:sz w:val="20"/>
           <w:szCs w:val="20"/>
         </w:rPr>
@@ -10918,7 +10551,7 @@
       </w:r>
       <w:r>
         <w:rPr>
-          <w:rStyle w:val="Textoennegrita"/>
+          <w:rStyle w:val="Strong"/>
           <w:b w:val="0"/>
           <w:sz w:val="20"/>
           <w:szCs w:val="20"/>
@@ -10928,7 +10561,7 @@
     </w:p>
     <w:p>
       <w:pPr>
-        <w:pStyle w:val="Ttulo4"/>
+        <w:pStyle w:val="Heading4"/>
         <w:rPr>
           <w:color w:val="auto"/>
           <w:sz w:val="20"/>
@@ -10937,7 +10570,7 @@
       </w:pPr>
       <w:r>
         <w:rPr>
-          <w:rStyle w:val="Textoennegrita"/>
+          <w:rStyle w:val="Strong"/>
           <w:color w:val="auto"/>
           <w:sz w:val="20"/>
           <w:szCs w:val="20"/>
@@ -10982,22 +10615,22 @@
       <w:pPr>
         <w:numPr>
           <w:ilvl w:val="0"/>
-          <w:numId w:val="18"/>
+          <w:numId w:val="28"/>
         </w:numPr>
-        <w:spacing w:before="100" w:beforeAutospacing="on" w:after="100" w:afterAutospacing="on"/>
-        <w:jc w:val="both"/>
-        <w:rPr>
-          <w:rFonts w:eastAsia="Times New Roman"/>
-          <w:sz w:val="20"/>
-          <w:szCs w:val="20"/>
-          <w:lang w:val="es-ES" w:eastAsia="es-ES"/>
-        </w:rPr>
-      </w:pPr>
-      <w:r>
-        <w:rPr>
-          <w:rFonts w:eastAsia="Times New Roman"/>
-          <w:b w:val="1"/>
-          <w:bCs w:val="1"/>
+        <w:spacing w:before="100" w:beforeAutospacing="1" w:after="100" w:afterAutospacing="1"/>
+        <w:jc w:val="both"/>
+        <w:rPr>
+          <w:rFonts w:eastAsia="Times New Roman"/>
+          <w:sz w:val="20"/>
+          <w:szCs w:val="20"/>
+          <w:lang w:val="es-ES" w:eastAsia="es-ES"/>
+        </w:rPr>
+      </w:pPr>
+      <w:r>
+        <w:rPr>
+          <w:rFonts w:eastAsia="Times New Roman"/>
+          <w:b/>
+          <w:bCs/>
           <w:sz w:val="20"/>
           <w:szCs w:val="20"/>
           <w:lang w:val="es-ES" w:eastAsia="es-ES"/>
@@ -11007,8 +10640,8 @@
       <w:r>
         <w:rPr>
           <w:rFonts w:eastAsia="Times New Roman"/>
-          <w:b w:val="1"/>
-          <w:bCs w:val="1"/>
+          <w:b/>
+          <w:bCs/>
           <w:sz w:val="20"/>
           <w:szCs w:val="20"/>
           <w:lang w:val="es-ES" w:eastAsia="es-ES"/>
@@ -11018,8 +10651,8 @@
       <w:r>
         <w:rPr>
           <w:rFonts w:eastAsia="Times New Roman"/>
-          <w:b w:val="1"/>
-          <w:bCs w:val="1"/>
+          <w:b/>
+          <w:bCs/>
           <w:sz w:val="20"/>
           <w:szCs w:val="20"/>
           <w:lang w:val="es-ES" w:eastAsia="es-ES"/>
@@ -11067,7 +10700,7 @@
       <w:pPr>
         <w:numPr>
           <w:ilvl w:val="0"/>
-          <w:numId w:val="18"/>
+          <w:numId w:val="28"/>
         </w:numPr>
         <w:spacing w:before="100" w:beforeAutospacing="1" w:after="100" w:afterAutospacing="1"/>
         <w:jc w:val="both"/>
@@ -11103,22 +10736,22 @@
       <w:pPr>
         <w:numPr>
           <w:ilvl w:val="0"/>
-          <w:numId w:val="18"/>
+          <w:numId w:val="28"/>
         </w:numPr>
-        <w:spacing w:before="100" w:beforeAutospacing="on" w:after="100" w:afterAutospacing="on"/>
-        <w:jc w:val="both"/>
-        <w:rPr>
-          <w:rFonts w:eastAsia="Times New Roman"/>
-          <w:sz w:val="20"/>
-          <w:szCs w:val="20"/>
-          <w:lang w:val="es-ES" w:eastAsia="es-ES"/>
-        </w:rPr>
-      </w:pPr>
-      <w:r>
-        <w:rPr>
-          <w:rFonts w:eastAsia="Times New Roman"/>
-          <w:b w:val="1"/>
-          <w:bCs w:val="1"/>
+        <w:spacing w:before="100" w:beforeAutospacing="1" w:after="100" w:afterAutospacing="1"/>
+        <w:jc w:val="both"/>
+        <w:rPr>
+          <w:rFonts w:eastAsia="Times New Roman"/>
+          <w:sz w:val="20"/>
+          <w:szCs w:val="20"/>
+          <w:lang w:val="es-ES" w:eastAsia="es-ES"/>
+        </w:rPr>
+      </w:pPr>
+      <w:r>
+        <w:rPr>
+          <w:rFonts w:eastAsia="Times New Roman"/>
+          <w:b/>
+          <w:bCs/>
           <w:sz w:val="20"/>
           <w:szCs w:val="20"/>
           <w:lang w:val="es-ES" w:eastAsia="es-ES"/>
@@ -11128,8 +10761,8 @@
       <w:r>
         <w:rPr>
           <w:rFonts w:eastAsia="Times New Roman"/>
-          <w:b w:val="1"/>
-          <w:bCs w:val="1"/>
+          <w:b/>
+          <w:bCs/>
           <w:sz w:val="20"/>
           <w:szCs w:val="20"/>
           <w:lang w:val="es-ES" w:eastAsia="es-ES"/>
@@ -11139,8 +10772,8 @@
       <w:r>
         <w:rPr>
           <w:rFonts w:eastAsia="Times New Roman"/>
-          <w:b w:val="1"/>
-          <w:bCs w:val="1"/>
+          <w:b/>
+          <w:bCs/>
           <w:sz w:val="20"/>
           <w:szCs w:val="20"/>
           <w:lang w:val="es-ES" w:eastAsia="es-ES"/>
@@ -11150,8 +10783,8 @@
       <w:r>
         <w:rPr>
           <w:rFonts w:eastAsia="Times New Roman"/>
-          <w:b w:val="1"/>
-          <w:bCs w:val="1"/>
+          <w:b/>
+          <w:bCs/>
           <w:sz w:val="20"/>
           <w:szCs w:val="20"/>
           <w:lang w:val="es-ES" w:eastAsia="es-ES"/>
@@ -11161,8 +10794,8 @@
       <w:r>
         <w:rPr>
           <w:rFonts w:eastAsia="Times New Roman"/>
-          <w:b w:val="1"/>
-          <w:bCs w:val="1"/>
+          <w:b/>
+          <w:bCs/>
           <w:sz w:val="20"/>
           <w:szCs w:val="20"/>
           <w:lang w:val="es-ES" w:eastAsia="es-ES"/>
@@ -11210,7 +10843,7 @@
       <w:pPr>
         <w:numPr>
           <w:ilvl w:val="0"/>
-          <w:numId w:val="18"/>
+          <w:numId w:val="28"/>
         </w:numPr>
         <w:spacing w:before="100" w:beforeAutospacing="1" w:after="100" w:afterAutospacing="1"/>
         <w:jc w:val="both"/>
@@ -11273,22 +10906,22 @@
       <w:pPr>
         <w:numPr>
           <w:ilvl w:val="0"/>
-          <w:numId w:val="18"/>
+          <w:numId w:val="28"/>
         </w:numPr>
-        <w:spacing w:before="100" w:beforeAutospacing="on" w:after="100" w:afterAutospacing="on"/>
-        <w:jc w:val="both"/>
-        <w:rPr>
-          <w:rFonts w:eastAsia="Times New Roman"/>
-          <w:sz w:val="20"/>
-          <w:szCs w:val="20"/>
-          <w:lang w:val="es-ES" w:eastAsia="es-ES"/>
-        </w:rPr>
-      </w:pPr>
-      <w:r>
-        <w:rPr>
-          <w:rFonts w:eastAsia="Times New Roman"/>
-          <w:b w:val="1"/>
-          <w:bCs w:val="1"/>
+        <w:spacing w:before="100" w:beforeAutospacing="1" w:after="100" w:afterAutospacing="1"/>
+        <w:jc w:val="both"/>
+        <w:rPr>
+          <w:rFonts w:eastAsia="Times New Roman"/>
+          <w:sz w:val="20"/>
+          <w:szCs w:val="20"/>
+          <w:lang w:val="es-ES" w:eastAsia="es-ES"/>
+        </w:rPr>
+      </w:pPr>
+      <w:r>
+        <w:rPr>
+          <w:rFonts w:eastAsia="Times New Roman"/>
+          <w:b/>
+          <w:bCs/>
           <w:sz w:val="20"/>
           <w:szCs w:val="20"/>
           <w:lang w:val="es-ES" w:eastAsia="es-ES"/>
@@ -11298,8 +10931,8 @@
       <w:r>
         <w:rPr>
           <w:rFonts w:eastAsia="Times New Roman"/>
-          <w:b w:val="1"/>
-          <w:bCs w:val="1"/>
+          <w:b/>
+          <w:bCs/>
           <w:sz w:val="20"/>
           <w:szCs w:val="20"/>
           <w:lang w:val="es-ES" w:eastAsia="es-ES"/>
@@ -11309,8 +10942,8 @@
       <w:r>
         <w:rPr>
           <w:rFonts w:eastAsia="Times New Roman"/>
-          <w:b w:val="1"/>
-          <w:bCs w:val="1"/>
+          <w:b/>
+          <w:bCs/>
           <w:sz w:val="20"/>
           <w:szCs w:val="20"/>
           <w:lang w:val="es-ES" w:eastAsia="es-ES"/>
@@ -11320,8 +10953,8 @@
       <w:r>
         <w:rPr>
           <w:rFonts w:eastAsia="Times New Roman"/>
-          <w:b w:val="1"/>
-          <w:bCs w:val="1"/>
+          <w:b/>
+          <w:bCs/>
           <w:sz w:val="20"/>
           <w:szCs w:val="20"/>
           <w:lang w:val="es-ES" w:eastAsia="es-ES"/>
@@ -11331,8 +10964,8 @@
       <w:r>
         <w:rPr>
           <w:rFonts w:eastAsia="Times New Roman"/>
-          <w:b w:val="1"/>
-          <w:bCs w:val="1"/>
+          <w:b/>
+          <w:bCs/>
           <w:sz w:val="20"/>
           <w:szCs w:val="20"/>
           <w:lang w:val="es-ES" w:eastAsia="es-ES"/>
@@ -11342,8 +10975,8 @@
       <w:r>
         <w:rPr>
           <w:rFonts w:eastAsia="Times New Roman"/>
-          <w:b w:val="1"/>
-          <w:bCs w:val="1"/>
+          <w:b/>
+          <w:bCs/>
           <w:sz w:val="20"/>
           <w:szCs w:val="20"/>
           <w:lang w:val="es-ES" w:eastAsia="es-ES"/>
@@ -11353,8 +10986,8 @@
       <w:r>
         <w:rPr>
           <w:rFonts w:eastAsia="Times New Roman"/>
-          <w:b w:val="1"/>
-          <w:bCs w:val="1"/>
+          <w:b/>
+          <w:bCs/>
           <w:sz w:val="20"/>
           <w:szCs w:val="20"/>
           <w:lang w:val="es-ES" w:eastAsia="es-ES"/>
@@ -11499,7 +11132,7 @@
                     </pic:cNvPicPr>
                   </pic:nvPicPr>
                   <pic:blipFill>
-                    <a:blip r:embed="rId40" cstate="print">
+                    <a:blip r:embed="rId39" cstate="print">
                       <a:extLst>
                         <a:ext uri="{28A0092B-C50C-407E-A947-70E740481C1C}">
                           <a14:useLocalDpi xmlns:a14="http://schemas.microsoft.com/office/drawing/2010/main" val="0"/>
@@ -11539,7 +11172,7 @@
     </w:p>
     <w:p>
       <w:pPr>
-        <w:pStyle w:val="Ttulo4"/>
+        <w:pStyle w:val="Heading4"/>
         <w:rPr>
           <w:color w:val="auto"/>
           <w:sz w:val="20"/>
@@ -11548,7 +11181,7 @@
       </w:pPr>
       <w:r>
         <w:rPr>
-          <w:rStyle w:val="Textoennegrita"/>
+          <w:rStyle w:val="Strong"/>
           <w:color w:val="auto"/>
           <w:sz w:val="20"/>
           <w:szCs w:val="20"/>
@@ -11557,7 +11190,7 @@
       </w:r>
       <w:r>
         <w:rPr>
-          <w:rStyle w:val="Textoennegrita"/>
+          <w:rStyle w:val="Strong"/>
           <w:b w:val="0"/>
           <w:bCs w:val="0"/>
           <w:color w:val="auto"/>
@@ -11569,10 +11202,10 @@
     </w:p>
     <w:p>
       <w:pPr>
-        <w:pStyle w:val="Ttulo4"/>
-        <w:jc w:val="both"/>
-        <w:rPr>
-          <w:rStyle w:val="Textoennegrita"/>
+        <w:pStyle w:val="Heading4"/>
+        <w:jc w:val="both"/>
+        <w:rPr>
+          <w:rStyle w:val="Strong"/>
           <w:color w:val="auto"/>
           <w:sz w:val="20"/>
           <w:szCs w:val="20"/>
@@ -11580,7 +11213,7 @@
       </w:pPr>
       <w:r>
         <w:rPr>
-          <w:rStyle w:val="Textoennegrita"/>
+          <w:rStyle w:val="Strong"/>
           <w:b w:val="0"/>
           <w:bCs w:val="0"/>
           <w:color w:val="auto"/>
@@ -11591,7 +11224,7 @@
       </w:r>
       <w:r>
         <w:rPr>
-          <w:rStyle w:val="Textoennegrita"/>
+          <w:rStyle w:val="Strong"/>
           <w:color w:val="auto"/>
           <w:sz w:val="20"/>
           <w:szCs w:val="20"/>
@@ -11636,22 +11269,22 @@
       <w:pPr>
         <w:numPr>
           <w:ilvl w:val="0"/>
-          <w:numId w:val="19"/>
+          <w:numId w:val="29"/>
         </w:numPr>
-        <w:spacing w:before="100" w:beforeAutospacing="on" w:after="100" w:afterAutospacing="on"/>
-        <w:jc w:val="both"/>
-        <w:rPr>
-          <w:rFonts w:eastAsia="Times New Roman"/>
-          <w:sz w:val="20"/>
-          <w:szCs w:val="20"/>
-          <w:lang w:val="es-ES" w:eastAsia="es-ES"/>
-        </w:rPr>
-      </w:pPr>
-      <w:r>
-        <w:rPr>
-          <w:rFonts w:eastAsia="Times New Roman"/>
-          <w:b w:val="1"/>
-          <w:bCs w:val="1"/>
+        <w:spacing w:before="100" w:beforeAutospacing="1" w:after="100" w:afterAutospacing="1"/>
+        <w:jc w:val="both"/>
+        <w:rPr>
+          <w:rFonts w:eastAsia="Times New Roman"/>
+          <w:sz w:val="20"/>
+          <w:szCs w:val="20"/>
+          <w:lang w:val="es-ES" w:eastAsia="es-ES"/>
+        </w:rPr>
+      </w:pPr>
+      <w:r>
+        <w:rPr>
+          <w:rFonts w:eastAsia="Times New Roman"/>
+          <w:b/>
+          <w:bCs/>
           <w:sz w:val="20"/>
           <w:szCs w:val="20"/>
           <w:lang w:val="es-ES" w:eastAsia="es-ES"/>
@@ -11661,8 +11294,8 @@
       <w:r>
         <w:rPr>
           <w:rFonts w:eastAsia="Times New Roman"/>
-          <w:b w:val="1"/>
-          <w:bCs w:val="1"/>
+          <w:b/>
+          <w:bCs/>
           <w:sz w:val="20"/>
           <w:szCs w:val="20"/>
           <w:lang w:val="es-ES" w:eastAsia="es-ES"/>
@@ -11672,8 +11305,8 @@
       <w:r>
         <w:rPr>
           <w:rFonts w:eastAsia="Times New Roman"/>
-          <w:b w:val="1"/>
-          <w:bCs w:val="1"/>
+          <w:b/>
+          <w:bCs/>
           <w:sz w:val="20"/>
           <w:szCs w:val="20"/>
           <w:lang w:val="es-ES" w:eastAsia="es-ES"/>
@@ -11683,8 +11316,8 @@
       <w:r>
         <w:rPr>
           <w:rFonts w:eastAsia="Times New Roman"/>
-          <w:b w:val="1"/>
-          <w:bCs w:val="1"/>
+          <w:b/>
+          <w:bCs/>
           <w:sz w:val="20"/>
           <w:szCs w:val="20"/>
           <w:lang w:val="es-ES" w:eastAsia="es-ES"/>
@@ -11694,8 +11327,8 @@
       <w:r>
         <w:rPr>
           <w:rFonts w:eastAsia="Times New Roman"/>
-          <w:b w:val="1"/>
-          <w:bCs w:val="1"/>
+          <w:b/>
+          <w:bCs/>
           <w:sz w:val="20"/>
           <w:szCs w:val="20"/>
           <w:lang w:val="es-ES" w:eastAsia="es-ES"/>
@@ -11743,22 +11376,22 @@
       <w:pPr>
         <w:numPr>
           <w:ilvl w:val="0"/>
-          <w:numId w:val="19"/>
+          <w:numId w:val="29"/>
         </w:numPr>
-        <w:spacing w:before="100" w:beforeAutospacing="on" w:after="100" w:afterAutospacing="on"/>
-        <w:jc w:val="both"/>
-        <w:rPr>
-          <w:rFonts w:eastAsia="Times New Roman"/>
-          <w:sz w:val="20"/>
-          <w:szCs w:val="20"/>
-          <w:lang w:val="es-ES" w:eastAsia="es-ES"/>
-        </w:rPr>
-      </w:pPr>
-      <w:r>
-        <w:rPr>
-          <w:rFonts w:eastAsia="Times New Roman"/>
-          <w:b w:val="1"/>
-          <w:bCs w:val="1"/>
+        <w:spacing w:before="100" w:beforeAutospacing="1" w:after="100" w:afterAutospacing="1"/>
+        <w:jc w:val="both"/>
+        <w:rPr>
+          <w:rFonts w:eastAsia="Times New Roman"/>
+          <w:sz w:val="20"/>
+          <w:szCs w:val="20"/>
+          <w:lang w:val="es-ES" w:eastAsia="es-ES"/>
+        </w:rPr>
+      </w:pPr>
+      <w:r>
+        <w:rPr>
+          <w:rFonts w:eastAsia="Times New Roman"/>
+          <w:b/>
+          <w:bCs/>
           <w:sz w:val="20"/>
           <w:szCs w:val="20"/>
           <w:lang w:val="es-ES" w:eastAsia="es-ES"/>
@@ -11768,8 +11401,8 @@
       <w:r>
         <w:rPr>
           <w:rFonts w:eastAsia="Times New Roman"/>
-          <w:b w:val="1"/>
-          <w:bCs w:val="1"/>
+          <w:b/>
+          <w:bCs/>
           <w:sz w:val="20"/>
           <w:szCs w:val="20"/>
           <w:lang w:val="es-ES" w:eastAsia="es-ES"/>
@@ -11779,8 +11412,8 @@
       <w:r>
         <w:rPr>
           <w:rFonts w:eastAsia="Times New Roman"/>
-          <w:b w:val="1"/>
-          <w:bCs w:val="1"/>
+          <w:b/>
+          <w:bCs/>
           <w:sz w:val="20"/>
           <w:szCs w:val="20"/>
           <w:lang w:val="es-ES" w:eastAsia="es-ES"/>
@@ -11790,8 +11423,8 @@
       <w:r>
         <w:rPr>
           <w:rFonts w:eastAsia="Times New Roman"/>
-          <w:b w:val="1"/>
-          <w:bCs w:val="1"/>
+          <w:b/>
+          <w:bCs/>
           <w:sz w:val="20"/>
           <w:szCs w:val="20"/>
           <w:lang w:val="es-ES" w:eastAsia="es-ES"/>
@@ -11801,8 +11434,8 @@
       <w:r>
         <w:rPr>
           <w:rFonts w:eastAsia="Times New Roman"/>
-          <w:b w:val="1"/>
-          <w:bCs w:val="1"/>
+          <w:b/>
+          <w:bCs/>
           <w:sz w:val="20"/>
           <w:szCs w:val="20"/>
           <w:lang w:val="es-ES" w:eastAsia="es-ES"/>
@@ -11850,22 +11483,22 @@
       <w:pPr>
         <w:numPr>
           <w:ilvl w:val="0"/>
-          <w:numId w:val="19"/>
+          <w:numId w:val="29"/>
         </w:numPr>
-        <w:spacing w:before="100" w:beforeAutospacing="on" w:after="100" w:afterAutospacing="on"/>
-        <w:jc w:val="both"/>
-        <w:rPr>
-          <w:rFonts w:eastAsia="Times New Roman"/>
-          <w:sz w:val="20"/>
-          <w:szCs w:val="20"/>
-          <w:lang w:val="es-ES" w:eastAsia="es-ES"/>
-        </w:rPr>
-      </w:pPr>
-      <w:r>
-        <w:rPr>
-          <w:rFonts w:eastAsia="Times New Roman"/>
-          <w:b w:val="1"/>
-          <w:bCs w:val="1"/>
+        <w:spacing w:before="100" w:beforeAutospacing="1" w:after="100" w:afterAutospacing="1"/>
+        <w:jc w:val="both"/>
+        <w:rPr>
+          <w:rFonts w:eastAsia="Times New Roman"/>
+          <w:sz w:val="20"/>
+          <w:szCs w:val="20"/>
+          <w:lang w:val="es-ES" w:eastAsia="es-ES"/>
+        </w:rPr>
+      </w:pPr>
+      <w:r>
+        <w:rPr>
+          <w:rFonts w:eastAsia="Times New Roman"/>
+          <w:b/>
+          <w:bCs/>
           <w:sz w:val="20"/>
           <w:szCs w:val="20"/>
           <w:lang w:val="es-ES" w:eastAsia="es-ES"/>
@@ -11875,8 +11508,8 @@
       <w:r>
         <w:rPr>
           <w:rFonts w:eastAsia="Times New Roman"/>
-          <w:b w:val="1"/>
-          <w:bCs w:val="1"/>
+          <w:b/>
+          <w:bCs/>
           <w:sz w:val="20"/>
           <w:szCs w:val="20"/>
           <w:lang w:val="es-ES" w:eastAsia="es-ES"/>
@@ -11886,8 +11519,8 @@
       <w:r>
         <w:rPr>
           <w:rFonts w:eastAsia="Times New Roman"/>
-          <w:b w:val="1"/>
-          <w:bCs w:val="1"/>
+          <w:b/>
+          <w:bCs/>
           <w:sz w:val="20"/>
           <w:szCs w:val="20"/>
           <w:lang w:val="es-ES" w:eastAsia="es-ES"/>
@@ -11993,7 +11626,7 @@
     </w:p>
     <w:p>
       <w:pPr>
-        <w:pStyle w:val="Ttulo4"/>
+        <w:pStyle w:val="Heading4"/>
         <w:rPr>
           <w:color w:val="auto"/>
           <w:sz w:val="20"/>
@@ -12002,7 +11635,7 @@
       </w:pPr>
       <w:r>
         <w:rPr>
-          <w:rStyle w:val="Textoennegrita"/>
+          <w:rStyle w:val="Strong"/>
           <w:b w:val="0"/>
           <w:bCs w:val="0"/>
           <w:color w:val="auto"/>
@@ -12013,7 +11646,7 @@
       </w:r>
       <w:r>
         <w:rPr>
-          <w:rStyle w:val="Textoennegrita"/>
+          <w:rStyle w:val="Strong"/>
           <w:color w:val="auto"/>
           <w:sz w:val="20"/>
           <w:szCs w:val="20"/>
@@ -12058,22 +11691,22 @@
       <w:pPr>
         <w:numPr>
           <w:ilvl w:val="0"/>
-          <w:numId w:val="20"/>
+          <w:numId w:val="30"/>
         </w:numPr>
-        <w:spacing w:before="100" w:beforeAutospacing="on" w:after="100" w:afterAutospacing="on"/>
-        <w:jc w:val="both"/>
-        <w:rPr>
-          <w:rFonts w:eastAsia="Times New Roman"/>
-          <w:sz w:val="20"/>
-          <w:szCs w:val="20"/>
-          <w:lang w:val="es-ES" w:eastAsia="es-ES"/>
-        </w:rPr>
-      </w:pPr>
-      <w:r>
-        <w:rPr>
-          <w:rFonts w:eastAsia="Times New Roman"/>
-          <w:b w:val="1"/>
-          <w:bCs w:val="1"/>
+        <w:spacing w:before="100" w:beforeAutospacing="1" w:after="100" w:afterAutospacing="1"/>
+        <w:jc w:val="both"/>
+        <w:rPr>
+          <w:rFonts w:eastAsia="Times New Roman"/>
+          <w:sz w:val="20"/>
+          <w:szCs w:val="20"/>
+          <w:lang w:val="es-ES" w:eastAsia="es-ES"/>
+        </w:rPr>
+      </w:pPr>
+      <w:r>
+        <w:rPr>
+          <w:rFonts w:eastAsia="Times New Roman"/>
+          <w:b/>
+          <w:bCs/>
           <w:sz w:val="20"/>
           <w:szCs w:val="20"/>
           <w:lang w:val="es-ES" w:eastAsia="es-ES"/>
@@ -12083,8 +11716,8 @@
       <w:r>
         <w:rPr>
           <w:rFonts w:eastAsia="Times New Roman"/>
-          <w:b w:val="1"/>
-          <w:bCs w:val="1"/>
+          <w:b/>
+          <w:bCs/>
           <w:sz w:val="20"/>
           <w:szCs w:val="20"/>
           <w:lang w:val="es-ES" w:eastAsia="es-ES"/>
@@ -12094,8 +11727,8 @@
       <w:r>
         <w:rPr>
           <w:rFonts w:eastAsia="Times New Roman"/>
-          <w:b w:val="1"/>
-          <w:bCs w:val="1"/>
+          <w:b/>
+          <w:bCs/>
           <w:sz w:val="20"/>
           <w:szCs w:val="20"/>
           <w:lang w:val="es-ES" w:eastAsia="es-ES"/>
@@ -12143,22 +11776,22 @@
       <w:pPr>
         <w:numPr>
           <w:ilvl w:val="0"/>
-          <w:numId w:val="20"/>
+          <w:numId w:val="30"/>
         </w:numPr>
-        <w:spacing w:before="100" w:beforeAutospacing="on" w:after="100" w:afterAutospacing="on"/>
-        <w:jc w:val="both"/>
-        <w:rPr>
-          <w:rFonts w:eastAsia="Times New Roman"/>
-          <w:sz w:val="20"/>
-          <w:szCs w:val="20"/>
-          <w:lang w:val="es-ES" w:eastAsia="es-ES"/>
-        </w:rPr>
-      </w:pPr>
-      <w:r>
-        <w:rPr>
-          <w:rFonts w:eastAsia="Times New Roman"/>
-          <w:b w:val="1"/>
-          <w:bCs w:val="1"/>
+        <w:spacing w:before="100" w:beforeAutospacing="1" w:after="100" w:afterAutospacing="1"/>
+        <w:jc w:val="both"/>
+        <w:rPr>
+          <w:rFonts w:eastAsia="Times New Roman"/>
+          <w:sz w:val="20"/>
+          <w:szCs w:val="20"/>
+          <w:lang w:val="es-ES" w:eastAsia="es-ES"/>
+        </w:rPr>
+      </w:pPr>
+      <w:r>
+        <w:rPr>
+          <w:rFonts w:eastAsia="Times New Roman"/>
+          <w:b/>
+          <w:bCs/>
           <w:sz w:val="20"/>
           <w:szCs w:val="20"/>
           <w:lang w:val="es-ES" w:eastAsia="es-ES"/>
@@ -12168,8 +11801,8 @@
       <w:r>
         <w:rPr>
           <w:rFonts w:eastAsia="Times New Roman"/>
-          <w:b w:val="1"/>
-          <w:bCs w:val="1"/>
+          <w:b/>
+          <w:bCs/>
           <w:sz w:val="20"/>
           <w:szCs w:val="20"/>
           <w:lang w:val="es-ES" w:eastAsia="es-ES"/>
@@ -12179,8 +11812,8 @@
       <w:r>
         <w:rPr>
           <w:rFonts w:eastAsia="Times New Roman"/>
-          <w:b w:val="1"/>
-          <w:bCs w:val="1"/>
+          <w:b/>
+          <w:bCs/>
           <w:sz w:val="20"/>
           <w:szCs w:val="20"/>
           <w:lang w:val="es-ES" w:eastAsia="es-ES"/>
@@ -12228,22 +11861,22 @@
       <w:pPr>
         <w:numPr>
           <w:ilvl w:val="0"/>
-          <w:numId w:val="20"/>
+          <w:numId w:val="30"/>
         </w:numPr>
-        <w:spacing w:before="100" w:beforeAutospacing="on" w:after="100" w:afterAutospacing="on"/>
-        <w:jc w:val="both"/>
-        <w:rPr>
-          <w:rFonts w:eastAsia="Times New Roman"/>
-          <w:sz w:val="20"/>
-          <w:szCs w:val="20"/>
-          <w:lang w:val="es-ES" w:eastAsia="es-ES"/>
-        </w:rPr>
-      </w:pPr>
-      <w:r>
-        <w:rPr>
-          <w:rFonts w:eastAsia="Times New Roman"/>
-          <w:b w:val="1"/>
-          <w:bCs w:val="1"/>
+        <w:spacing w:before="100" w:beforeAutospacing="1" w:after="100" w:afterAutospacing="1"/>
+        <w:jc w:val="both"/>
+        <w:rPr>
+          <w:rFonts w:eastAsia="Times New Roman"/>
+          <w:sz w:val="20"/>
+          <w:szCs w:val="20"/>
+          <w:lang w:val="es-ES" w:eastAsia="es-ES"/>
+        </w:rPr>
+      </w:pPr>
+      <w:r>
+        <w:rPr>
+          <w:rFonts w:eastAsia="Times New Roman"/>
+          <w:b/>
+          <w:bCs/>
           <w:sz w:val="20"/>
           <w:szCs w:val="20"/>
           <w:lang w:val="es-ES" w:eastAsia="es-ES"/>
@@ -12253,8 +11886,8 @@
       <w:r>
         <w:rPr>
           <w:rFonts w:eastAsia="Times New Roman"/>
-          <w:b w:val="1"/>
-          <w:bCs w:val="1"/>
+          <w:b/>
+          <w:bCs/>
           <w:sz w:val="20"/>
           <w:szCs w:val="20"/>
           <w:lang w:val="es-ES" w:eastAsia="es-ES"/>
@@ -12264,8 +11897,8 @@
       <w:r>
         <w:rPr>
           <w:rFonts w:eastAsia="Times New Roman"/>
-          <w:b w:val="1"/>
-          <w:bCs w:val="1"/>
+          <w:b/>
+          <w:bCs/>
           <w:sz w:val="20"/>
           <w:szCs w:val="20"/>
           <w:lang w:val="es-ES" w:eastAsia="es-ES"/>
@@ -12313,22 +11946,22 @@
       <w:pPr>
         <w:numPr>
           <w:ilvl w:val="0"/>
-          <w:numId w:val="20"/>
+          <w:numId w:val="30"/>
         </w:numPr>
-        <w:spacing w:before="100" w:beforeAutospacing="on" w:after="100" w:afterAutospacing="on"/>
-        <w:jc w:val="both"/>
-        <w:rPr>
-          <w:rFonts w:eastAsia="Times New Roman"/>
-          <w:sz w:val="20"/>
-          <w:szCs w:val="20"/>
-          <w:lang w:val="es-ES" w:eastAsia="es-ES"/>
-        </w:rPr>
-      </w:pPr>
-      <w:r>
-        <w:rPr>
-          <w:rFonts w:eastAsia="Times New Roman"/>
-          <w:b w:val="1"/>
-          <w:bCs w:val="1"/>
+        <w:spacing w:before="100" w:beforeAutospacing="1" w:after="100" w:afterAutospacing="1"/>
+        <w:jc w:val="both"/>
+        <w:rPr>
+          <w:rFonts w:eastAsia="Times New Roman"/>
+          <w:sz w:val="20"/>
+          <w:szCs w:val="20"/>
+          <w:lang w:val="es-ES" w:eastAsia="es-ES"/>
+        </w:rPr>
+      </w:pPr>
+      <w:r>
+        <w:rPr>
+          <w:rFonts w:eastAsia="Times New Roman"/>
+          <w:b/>
+          <w:bCs/>
           <w:sz w:val="20"/>
           <w:szCs w:val="20"/>
           <w:lang w:val="es-ES" w:eastAsia="es-ES"/>
@@ -12338,8 +11971,8 @@
       <w:r>
         <w:rPr>
           <w:rFonts w:eastAsia="Times New Roman"/>
-          <w:b w:val="1"/>
-          <w:bCs w:val="1"/>
+          <w:b/>
+          <w:bCs/>
           <w:sz w:val="20"/>
           <w:szCs w:val="20"/>
           <w:lang w:val="es-ES" w:eastAsia="es-ES"/>
@@ -12349,8 +11982,8 @@
       <w:r>
         <w:rPr>
           <w:rFonts w:eastAsia="Times New Roman"/>
-          <w:b w:val="1"/>
-          <w:bCs w:val="1"/>
+          <w:b/>
+          <w:bCs/>
           <w:sz w:val="20"/>
           <w:szCs w:val="20"/>
           <w:lang w:val="es-ES" w:eastAsia="es-ES"/>
@@ -12418,7 +12051,7 @@
       <w:pPr>
         <w:numPr>
           <w:ilvl w:val="0"/>
-          <w:numId w:val="1"/>
+          <w:numId w:val="11"/>
         </w:numPr>
         <w:pBdr>
           <w:top w:val="nil"/>
@@ -12487,16 +12120,7 @@
           <w:szCs w:val="20"/>
           <w:lang w:val="es-ES" w:eastAsia="es-ES"/>
         </w:rPr>
-        <w:t xml:space="preserve"> se presenta una visión general del componente formativo “Funcionamiento del bloque motor: cilindros y alojamientos de pistones". En este módulo se ofrece un análisis profundo de la estructura y funcionamiento del motor, abarcando desde la definición y función del bloque de cilindros y la selección de materiales, hasta el diagnóstico de fallas comunes. Se examinan detalladamente las camisas de cilindro, tanto </w:t>
-      </w:r>
-      <w:r>
-        <w:rPr>
-          <w:rFonts w:eastAsia="Times New Roman"/>
-          <w:sz w:val="20"/>
-          <w:szCs w:val="20"/>
-          <w:lang w:val="es-ES" w:eastAsia="es-ES"/>
-        </w:rPr>
-        <w:t xml:space="preserve">secas como húmedas, destacando sus características, aplicaciones y métodos de mantenimiento. Además, se exploran los procesos de rectificación, que incluyen el desmontaje, la medición del desgaste y las técnicas de mecanizado y bruñido, fundamentales para restaurar la geometría original del cilindro y optimizar la lubricación. El componente también aborda el armado de pistones, describiendo la correcta instalación, ajuste y verificación del ensamblaje, así como el montaje y calibración del eje de levas, pieza clave en la sincronización de la apertura y cierre de las válvulas. Este análisis integral, que combina fundamentos teóricos y procedimientos prácticos, está orientado a garantizar el rendimiento, la durabilidad y la eficiencia del motor, promoviendo el mantenimiento preventivo y la corrección oportuna de </w:t>
+        <w:t xml:space="preserve"> se presenta una visión general del componente formativo “Funcionamiento del bloque motor: cilindros y alojamientos de pistones". En este módulo se ofrece un análisis profundo de la estructura y funcionamiento del motor, abarcando desde la definición y función del bloque de cilindros y la selección de materiales, hasta el diagnóstico de fallas comunes. Se examinan detalladamente las camisas de cilindro, tanto secas como húmedas, destacando sus características, aplicaciones y métodos de mantenimiento. Además, se exploran los procesos de rectificación, que incluyen el desmontaje, la medición del desgaste y las técnicas de mecanizado y bruñido, fundamentales para restaurar la geometría original del cilindro y optimizar la lubricación. El componente también aborda el armado de pistones, describiendo la correcta instalación, ajuste y verificación del ensamblaje, así como el montaje y calibración del eje de levas, pieza clave en la sincronización de la apertura y cierre de las válvulas. Este análisis integral, que combina fundamentos teóricos y procedimientos prácticos, está orientado a garantizar el rendimiento, la durabilidad y la eficiencia del motor, promoviendo el mantenimiento preventivo y la corrección oportuna de </w:t>
       </w:r>
       <w:commentRangeStart w:id="14"/>
       <w:r>
@@ -12753,30 +12377,33 @@
         </w:rPr>
       </w:pPr>
     </w:p>
-    <w:p w14:noSpellErr="1">
-      <w:pPr>
-        <w:jc w:val="both"/>
-      </w:pPr>
-      <w:commentRangeStart w:id="1633102428"/>
-      <w:r>
+    <w:p>
+      <w:pPr>
+        <w:jc w:val="both"/>
+      </w:pPr>
+      <w:commentRangeStart w:id="15"/>
+      <w:r>
+        <w:rPr>
+          <w:noProof/>
+        </w:rPr>
         <w:drawing>
-          <wp:inline wp14:editId="1AC8E893" wp14:anchorId="0FCF8E7D">
+          <wp:inline distT="0" distB="0" distL="0" distR="0" wp14:anchorId="0FCF8E7D" wp14:editId="1AC8E893">
             <wp:extent cx="6781800" cy="3027920"/>
             <wp:effectExtent l="0" t="0" r="0" b="0"/>
-            <wp:docPr id="235685490" name="Imagen 235685490" title=""/>
+            <wp:docPr id="235685490" name="Imagen 235685490"/>
             <wp:cNvGraphicFramePr>
-              <a:graphicFrameLocks noChangeAspect="1"/>
+              <a:graphicFrameLocks xmlns:a="http://schemas.openxmlformats.org/drawingml/2006/main" noChangeAspect="1"/>
             </wp:cNvGraphicFramePr>
-            <a:graphic>
+            <a:graphic xmlns:a="http://schemas.openxmlformats.org/drawingml/2006/main">
               <a:graphicData uri="http://schemas.openxmlformats.org/drawingml/2006/picture">
-                <pic:pic>
+                <pic:pic xmlns:pic="http://schemas.openxmlformats.org/drawingml/2006/picture">
                   <pic:nvPicPr>
                     <pic:cNvPr id="0" name="Imagen 235685490"/>
                     <pic:cNvPicPr/>
                   </pic:nvPicPr>
                   <pic:blipFill>
-                    <a:blip r:embed="R8151565188044196">
-                      <a:extLst xmlns:a="http://schemas.openxmlformats.org/drawingml/2006/main">
+                    <a:blip r:embed="rId40">
+                      <a:extLst>
                         <a:ext uri="{28A0092B-C50C-407E-A947-70E740481C1C}">
                           <a14:useLocalDpi xmlns:a14="http://schemas.microsoft.com/office/drawing/2010/main" val="0"/>
                         </a:ext>
@@ -12787,7 +12414,7 @@
                     </a:stretch>
                   </pic:blipFill>
                   <pic:spPr>
-                    <a:xfrm rot="0" flipH="0" flipV="0">
+                    <a:xfrm>
                       <a:off x="0" y="0"/>
                       <a:ext cx="6781800" cy="3027920"/>
                     </a:xfrm>
@@ -12801,12 +12428,9 @@
           </wp:inline>
         </w:drawing>
       </w:r>
-      <w:commentRangeEnd w:id="1633102428"/>
-      <w:r>
-        <w:rPr>
-          <w:rStyle w:val="CommentReference"/>
-        </w:rPr>
-        <w:commentReference w:id="1633102428"/>
+      <w:commentRangeEnd w:id="15"/>
+      <w:r>
+        <w:commentReference w:id="15"/>
       </w:r>
     </w:p>
     <w:p>
@@ -12832,7 +12456,7 @@
       <w:pPr>
         <w:numPr>
           <w:ilvl w:val="0"/>
-          <w:numId w:val="1"/>
+          <w:numId w:val="11"/>
         </w:numPr>
         <w:ind w:left="284" w:hanging="284"/>
         <w:jc w:val="both"/>
@@ -12856,7 +12480,7 @@
     </w:p>
     <w:p>
       <w:pPr>
-        <w:pStyle w:val="Prrafodelista"/>
+        <w:pStyle w:val="ListParagraph"/>
         <w:ind w:left="786"/>
         <w:jc w:val="both"/>
         <w:rPr>
@@ -13119,7 +12743,7 @@
                           <pic:cNvPicPr/>
                         </pic:nvPicPr>
                         <pic:blipFill>
-                          <a:blip r:embed="rId42" cstate="print">
+                          <a:blip r:embed="rId41" cstate="print">
                             <a:extLst>
                               <a:ext uri="{28A0092B-C50C-407E-A947-70E740481C1C}">
                                 <a14:useLocalDpi xmlns:a14="http://schemas.microsoft.com/office/drawing/2010/main" val="0"/>
@@ -13497,7 +13121,7 @@
       <w:pPr>
         <w:numPr>
           <w:ilvl w:val="0"/>
-          <w:numId w:val="1"/>
+          <w:numId w:val="11"/>
         </w:numPr>
         <w:pBdr>
           <w:top w:val="nil"/>
@@ -14040,10 +13664,10 @@
                 <w:szCs w:val="20"/>
               </w:rPr>
             </w:pPr>
-            <w:hyperlink w:history="1" r:id="rId43">
+            <w:hyperlink w:history="1" r:id="rId42">
               <w:r>
                 <w:rPr>
-                  <w:rStyle w:val="Hipervnculo"/>
+                  <w:rStyle w:val="Hyperlink"/>
                   <w:b w:val="0"/>
                   <w:bCs/>
                   <w:sz w:val="20"/>
@@ -14127,36 +13751,7 @@
                 <w:sz w:val="20"/>
                 <w:szCs w:val="20"/>
               </w:rPr>
-              <w:t xml:space="preserve">Tenango-Pirin, O. (2020). Análisis </w:t>
-            </w:r>
-            <w:proofErr w:type="spellStart"/>
-            <w:r>
-              <w:rPr>
-                <w:b w:val="0"/>
-                <w:bCs/>
-                <w:sz w:val="20"/>
-                <w:szCs w:val="20"/>
-              </w:rPr>
-              <w:t>termoestructural</w:t>
-            </w:r>
-            <w:proofErr w:type="spellEnd"/>
-            <w:r>
-              <w:rPr>
-                <w:b w:val="0"/>
-                <w:bCs/>
-                <w:sz w:val="20"/>
-                <w:szCs w:val="20"/>
-              </w:rPr>
-              <w:t xml:space="preserve"> de un pistón de motor de combustión interna con </w:t>
-            </w:r>
-            <w:r>
-              <w:rPr>
-                <w:b w:val="0"/>
-                <w:bCs/>
-                <w:sz w:val="20"/>
-                <w:szCs w:val="20"/>
-              </w:rPr>
-              <w:t>recubrimiento térmico. Instituto de Ingeniería y Tecnología.</w:t>
+              <w:t>Tenango-Pirin, O. (2020). Análisis termoestructural de un pistón de motor de combustión interna con recubrimiento térmico. Instituto de Ingeniería y Tecnología.</w:t>
             </w:r>
           </w:p>
         </w:tc>
@@ -14221,26 +13816,16 @@
                 <w:szCs w:val="20"/>
               </w:rPr>
             </w:pPr>
-            <w:hyperlink w:history="1" r:id="rId44">
+            <w:hyperlink w:history="1" r:id="rId43">
               <w:r>
                 <w:rPr>
-                  <w:rStyle w:val="Hipervnculo"/>
+                  <w:rStyle w:val="Hyperlink"/>
                   <w:b w:val="0"/>
                   <w:bCs/>
                   <w:sz w:val="20"/>
                   <w:szCs w:val="20"/>
                 </w:rPr>
-                <w:t>https://cathi.uacj.mx/bitstream/handle/20.500.11961/15153/Analisis%20termoestructural%20de%20un</w:t>
-              </w:r>
-              <w:r>
-                <w:rPr>
-                  <w:rStyle w:val="Hipervnculo"/>
-                  <w:b w:val="0"/>
-                  <w:bCs/>
-                  <w:sz w:val="20"/>
-                  <w:szCs w:val="20"/>
-                </w:rPr>
-                <w:t>%20piston.pdf?sequence=1&amp;isAllowed=y</w:t>
+                <w:t>https://cathi.uacj.mx/bitstream/handle/20.500.11961/15153/Analisis%20termoestructural%20de%20un%20piston.pdf?sequence=1&amp;isAllowed=y</w:t>
               </w:r>
             </w:hyperlink>
             <w:r>
@@ -14268,7 +13853,7 @@
       <w:pPr>
         <w:numPr>
           <w:ilvl w:val="0"/>
-          <w:numId w:val="1"/>
+          <w:numId w:val="11"/>
         </w:numPr>
         <w:pBdr>
           <w:top w:val="nil"/>
@@ -15581,7 +15166,7 @@
       <w:pPr>
         <w:numPr>
           <w:ilvl w:val="0"/>
-          <w:numId w:val="1"/>
+          <w:numId w:val="11"/>
         </w:numPr>
         <w:pBdr>
           <w:top w:val="nil"/>
@@ -15643,7 +15228,7 @@
       </w:pPr>
       <w:r>
         <w:rPr>
-          <w:rStyle w:val="Textoennegrita"/>
+          <w:rStyle w:val="Strong"/>
           <w:rFonts w:ascii="Arial" w:hAnsi="Arial" w:cs="Arial"/>
           <w:sz w:val="20"/>
           <w:szCs w:val="20"/>
@@ -15660,7 +15245,7 @@
       </w:r>
       <w:r>
         <w:rPr>
-          <w:rStyle w:val="nfasis"/>
+          <w:rStyle w:val="Emphasis"/>
           <w:rFonts w:ascii="Arial" w:hAnsi="Arial" w:cs="Arial"/>
           <w:i w:val="0"/>
           <w:iCs w:val="0"/>
@@ -15710,7 +15295,6 @@
         </w:rPr>
         <w:t xml:space="preserve"> (2019). </w:t>
       </w:r>
-      <w:proofErr w:type="spellStart"/>
       <w:r>
         <w:rPr>
           <w:i/>
@@ -15718,212 +15302,19 @@
           <w:sz w:val="20"/>
           <w:szCs w:val="20"/>
         </w:rPr>
-        <w:t>Thermal</w:t>
-      </w:r>
-      <w:proofErr w:type="spellEnd"/>
-      <w:r>
-        <w:rPr>
-          <w:i/>
-          <w:iCs/>
-          <w:sz w:val="20"/>
-          <w:szCs w:val="20"/>
-        </w:rPr>
-        <w:t xml:space="preserve"> performance </w:t>
-      </w:r>
-      <w:proofErr w:type="spellStart"/>
-      <w:r>
-        <w:rPr>
-          <w:i/>
-          <w:iCs/>
-          <w:sz w:val="20"/>
-          <w:szCs w:val="20"/>
-        </w:rPr>
-        <w:t>analysis</w:t>
-      </w:r>
-      <w:proofErr w:type="spellEnd"/>
-      <w:r>
-        <w:rPr>
-          <w:i/>
-          <w:iCs/>
-          <w:sz w:val="20"/>
-          <w:szCs w:val="20"/>
-        </w:rPr>
-        <w:t xml:space="preserve"> </w:t>
-      </w:r>
-      <w:proofErr w:type="spellStart"/>
-      <w:r>
-        <w:rPr>
-          <w:i/>
-          <w:iCs/>
-          <w:sz w:val="20"/>
-          <w:szCs w:val="20"/>
-        </w:rPr>
-        <w:t>of</w:t>
-      </w:r>
-      <w:proofErr w:type="spellEnd"/>
-      <w:r>
-        <w:rPr>
-          <w:i/>
-          <w:iCs/>
-          <w:sz w:val="20"/>
-          <w:szCs w:val="20"/>
-        </w:rPr>
-        <w:t xml:space="preserve"> </w:t>
-      </w:r>
-      <w:proofErr w:type="spellStart"/>
-      <w:r>
-        <w:rPr>
-          <w:i/>
-          <w:iCs/>
-          <w:sz w:val="20"/>
-          <w:szCs w:val="20"/>
-        </w:rPr>
-        <w:t>wet</w:t>
-      </w:r>
-      <w:proofErr w:type="spellEnd"/>
-      <w:r>
-        <w:rPr>
-          <w:i/>
-          <w:iCs/>
-          <w:sz w:val="20"/>
-          <w:szCs w:val="20"/>
-        </w:rPr>
-        <w:t xml:space="preserve"> </w:t>
-      </w:r>
-      <w:proofErr w:type="spellStart"/>
-      <w:r>
-        <w:rPr>
-          <w:i/>
-          <w:iCs/>
-          <w:sz w:val="20"/>
-          <w:szCs w:val="20"/>
-        </w:rPr>
-        <w:t>cylinder</w:t>
-      </w:r>
-      <w:proofErr w:type="spellEnd"/>
-      <w:r>
-        <w:rPr>
-          <w:i/>
-          <w:iCs/>
-          <w:sz w:val="20"/>
-          <w:szCs w:val="20"/>
-        </w:rPr>
-        <w:t xml:space="preserve"> </w:t>
-      </w:r>
-      <w:proofErr w:type="spellStart"/>
-      <w:r>
-        <w:rPr>
-          <w:i/>
-          <w:iCs/>
-          <w:sz w:val="20"/>
-          <w:szCs w:val="20"/>
-        </w:rPr>
-        <w:t>liners</w:t>
-      </w:r>
-      <w:proofErr w:type="spellEnd"/>
-      <w:r>
-        <w:rPr>
-          <w:i/>
-          <w:iCs/>
-          <w:sz w:val="20"/>
-          <w:szCs w:val="20"/>
-        </w:rPr>
-        <w:t xml:space="preserve"> in </w:t>
-      </w:r>
-      <w:proofErr w:type="spellStart"/>
-      <w:r>
-        <w:rPr>
-          <w:i/>
-          <w:iCs/>
-          <w:sz w:val="20"/>
-          <w:szCs w:val="20"/>
-        </w:rPr>
-        <w:t>internal</w:t>
-      </w:r>
-      <w:proofErr w:type="spellEnd"/>
-      <w:r>
-        <w:rPr>
-          <w:i/>
-          <w:iCs/>
-          <w:sz w:val="20"/>
-          <w:szCs w:val="20"/>
-        </w:rPr>
-        <w:t xml:space="preserve"> </w:t>
-      </w:r>
-      <w:proofErr w:type="spellStart"/>
-      <w:r>
-        <w:rPr>
-          <w:i/>
-          <w:iCs/>
-          <w:sz w:val="20"/>
-          <w:szCs w:val="20"/>
-        </w:rPr>
-        <w:t>combustion</w:t>
-      </w:r>
-      <w:proofErr w:type="spellEnd"/>
-      <w:r>
-        <w:rPr>
-          <w:i/>
-          <w:iCs/>
-          <w:sz w:val="20"/>
-          <w:szCs w:val="20"/>
-        </w:rPr>
-        <w:t xml:space="preserve"> </w:t>
-      </w:r>
-      <w:proofErr w:type="spellStart"/>
-      <w:r>
-        <w:rPr>
-          <w:i/>
-          <w:iCs/>
-          <w:sz w:val="20"/>
-          <w:szCs w:val="20"/>
-        </w:rPr>
-        <w:t>engines</w:t>
-      </w:r>
-      <w:proofErr w:type="spellEnd"/>
-      <w:r>
-        <w:rPr>
-          <w:sz w:val="20"/>
-          <w:szCs w:val="20"/>
-        </w:rPr>
-        <w:t xml:space="preserve">. SAE </w:t>
-      </w:r>
-      <w:proofErr w:type="spellStart"/>
-      <w:r>
-        <w:rPr>
-          <w:sz w:val="20"/>
-          <w:szCs w:val="20"/>
-        </w:rPr>
-        <w:t>Technical</w:t>
-      </w:r>
-      <w:proofErr w:type="spellEnd"/>
-      <w:r>
-        <w:rPr>
-          <w:sz w:val="20"/>
-          <w:szCs w:val="20"/>
-        </w:rPr>
-        <w:t xml:space="preserve"> </w:t>
-      </w:r>
-      <w:proofErr w:type="spellStart"/>
-      <w:r>
-        <w:rPr>
-          <w:sz w:val="20"/>
-          <w:szCs w:val="20"/>
-        </w:rPr>
-        <w:t>Paper</w:t>
-      </w:r>
-      <w:proofErr w:type="spellEnd"/>
-      <w:r>
-        <w:rPr>
-          <w:sz w:val="20"/>
-          <w:szCs w:val="20"/>
-        </w:rPr>
-        <w:t xml:space="preserve">, 2019-01-2356. </w:t>
-      </w:r>
-      <w:hyperlink r:id="rId45">
+        <w:t>Thermal performance analysis of wet cylinder liners in internal combustion engines</w:t>
+      </w:r>
+      <w:r>
+        <w:rPr>
+          <w:sz w:val="20"/>
+          <w:szCs w:val="20"/>
+        </w:rPr>
+        <w:t xml:space="preserve">. SAE Technical Paper, 2019-01-2356. </w:t>
+      </w:r>
+      <w:hyperlink r:id="rId44">
         <w:r>
           <w:rPr>
-            <w:rStyle w:val="Hipervnculo"/>
+            <w:rStyle w:val="Hyperlink"/>
             <w:sz w:val="20"/>
             <w:szCs w:val="20"/>
           </w:rPr>
@@ -15969,9 +15360,40 @@
           <w:sz w:val="20"/>
           <w:szCs w:val="20"/>
         </w:rPr>
-        <w:t xml:space="preserve">J1227: Standard </w:t>
-      </w:r>
-      <w:proofErr w:type="spellStart"/>
+        <w:t>J1227: Standard for cylinder bore wear measurement in gasoline engines</w:t>
+      </w:r>
+      <w:r>
+        <w:rPr>
+          <w:sz w:val="20"/>
+          <w:szCs w:val="20"/>
+        </w:rPr>
+        <w:t xml:space="preserve">. SAE. </w:t>
+      </w:r>
+    </w:p>
+    <w:p>
+      <w:pPr>
+        <w:spacing w:before="240" w:after="240"/>
+        <w:rPr>
+          <w:sz w:val="20"/>
+          <w:szCs w:val="20"/>
+        </w:rPr>
+      </w:pPr>
+      <w:r>
+        <w:rPr>
+          <w:b/>
+          <w:bCs/>
+          <w:sz w:val="20"/>
+          <w:szCs w:val="20"/>
+        </w:rPr>
+        <w:t>ISO</w:t>
+      </w:r>
+      <w:r>
+        <w:rPr>
+          <w:sz w:val="20"/>
+          <w:szCs w:val="20"/>
+        </w:rPr>
+        <w:t xml:space="preserve">. (2020). </w:t>
+      </w:r>
       <w:r>
         <w:rPr>
           <w:i/>
@@ -15979,361 +15401,8 @@
           <w:sz w:val="20"/>
           <w:szCs w:val="20"/>
         </w:rPr>
-        <w:t>for</w:t>
-      </w:r>
-      <w:proofErr w:type="spellEnd"/>
-      <w:r>
-        <w:rPr>
-          <w:i/>
-          <w:iCs/>
-          <w:sz w:val="20"/>
-          <w:szCs w:val="20"/>
-        </w:rPr>
-        <w:t xml:space="preserve"> </w:t>
-      </w:r>
-      <w:proofErr w:type="spellStart"/>
-      <w:r>
-        <w:rPr>
-          <w:i/>
-          <w:iCs/>
-          <w:sz w:val="20"/>
-          <w:szCs w:val="20"/>
-        </w:rPr>
-        <w:t>cylinder</w:t>
-      </w:r>
-      <w:proofErr w:type="spellEnd"/>
-      <w:r>
-        <w:rPr>
-          <w:i/>
-          <w:iCs/>
-          <w:sz w:val="20"/>
-          <w:szCs w:val="20"/>
-        </w:rPr>
-        <w:t xml:space="preserve"> bore </w:t>
-      </w:r>
-      <w:proofErr w:type="spellStart"/>
-      <w:r>
-        <w:rPr>
-          <w:i/>
-          <w:iCs/>
-          <w:sz w:val="20"/>
-          <w:szCs w:val="20"/>
-        </w:rPr>
-        <w:t>wear</w:t>
-      </w:r>
-      <w:proofErr w:type="spellEnd"/>
-      <w:r>
-        <w:rPr>
-          <w:i/>
-          <w:iCs/>
-          <w:sz w:val="20"/>
-          <w:szCs w:val="20"/>
-        </w:rPr>
-        <w:t xml:space="preserve"> </w:t>
-      </w:r>
-      <w:proofErr w:type="spellStart"/>
-      <w:r>
-        <w:rPr>
-          <w:i/>
-          <w:iCs/>
-          <w:sz w:val="20"/>
-          <w:szCs w:val="20"/>
-        </w:rPr>
-        <w:t>measurement</w:t>
-      </w:r>
-      <w:proofErr w:type="spellEnd"/>
-      <w:r>
-        <w:rPr>
-          <w:i/>
-          <w:iCs/>
-          <w:sz w:val="20"/>
-          <w:szCs w:val="20"/>
-        </w:rPr>
-        <w:t xml:space="preserve"> in </w:t>
-      </w:r>
-      <w:proofErr w:type="spellStart"/>
-      <w:r>
-        <w:rPr>
-          <w:i/>
-          <w:iCs/>
-          <w:sz w:val="20"/>
-          <w:szCs w:val="20"/>
-        </w:rPr>
-        <w:t>gasoline</w:t>
-      </w:r>
-      <w:proofErr w:type="spellEnd"/>
-      <w:r>
-        <w:rPr>
-          <w:i/>
-          <w:iCs/>
-          <w:sz w:val="20"/>
-          <w:szCs w:val="20"/>
-        </w:rPr>
-        <w:t xml:space="preserve"> </w:t>
-      </w:r>
-      <w:proofErr w:type="spellStart"/>
-      <w:r>
-        <w:rPr>
-          <w:i/>
-          <w:iCs/>
-          <w:sz w:val="20"/>
-          <w:szCs w:val="20"/>
-        </w:rPr>
-        <w:t>engines</w:t>
-      </w:r>
-      <w:proofErr w:type="spellEnd"/>
-      <w:r>
-        <w:rPr>
-          <w:sz w:val="20"/>
-          <w:szCs w:val="20"/>
-        </w:rPr>
-        <w:t xml:space="preserve">. SAE. </w:t>
-      </w:r>
-    </w:p>
-    <w:p>
-      <w:pPr>
-        <w:spacing w:before="240" w:after="240"/>
-        <w:rPr>
-          <w:sz w:val="20"/>
-          <w:szCs w:val="20"/>
-        </w:rPr>
-      </w:pPr>
-      <w:r>
-        <w:rPr>
-          <w:b/>
-          <w:bCs/>
-          <w:sz w:val="20"/>
-          <w:szCs w:val="20"/>
-        </w:rPr>
-        <w:t>ISO</w:t>
-      </w:r>
-      <w:r>
-        <w:rPr>
-          <w:sz w:val="20"/>
-          <w:szCs w:val="20"/>
-        </w:rPr>
-        <w:t xml:space="preserve">. (2020). </w:t>
-      </w:r>
-      <w:r>
-        <w:rPr>
-          <w:i/>
-          <w:iCs/>
-          <w:sz w:val="20"/>
-          <w:szCs w:val="20"/>
-        </w:rPr>
-        <w:t xml:space="preserve">ISO 12179: </w:t>
-      </w:r>
-      <w:proofErr w:type="spellStart"/>
-      <w:r>
-        <w:rPr>
-          <w:i/>
-          <w:iCs/>
-          <w:sz w:val="20"/>
-          <w:szCs w:val="20"/>
-        </w:rPr>
-        <w:t>Geometrical</w:t>
-      </w:r>
-      <w:proofErr w:type="spellEnd"/>
-      <w:r>
-        <w:rPr>
-          <w:i/>
-          <w:iCs/>
-          <w:sz w:val="20"/>
-          <w:szCs w:val="20"/>
-        </w:rPr>
-        <w:t xml:space="preserve"> </w:t>
-      </w:r>
-      <w:proofErr w:type="spellStart"/>
-      <w:r>
-        <w:rPr>
-          <w:i/>
-          <w:iCs/>
-          <w:sz w:val="20"/>
-          <w:szCs w:val="20"/>
-        </w:rPr>
-        <w:t>product</w:t>
-      </w:r>
-      <w:proofErr w:type="spellEnd"/>
-      <w:r>
-        <w:rPr>
-          <w:i/>
-          <w:iCs/>
-          <w:sz w:val="20"/>
-          <w:szCs w:val="20"/>
-        </w:rPr>
-        <w:t xml:space="preserve"> </w:t>
-      </w:r>
-      <w:proofErr w:type="spellStart"/>
-      <w:r>
-        <w:rPr>
-          <w:i/>
-          <w:iCs/>
-          <w:sz w:val="20"/>
-          <w:szCs w:val="20"/>
-        </w:rPr>
-        <w:t>specifications</w:t>
-      </w:r>
-      <w:proofErr w:type="spellEnd"/>
-      <w:r>
-        <w:rPr>
-          <w:i/>
-          <w:iCs/>
-          <w:sz w:val="20"/>
-          <w:szCs w:val="20"/>
-        </w:rPr>
-        <w:t xml:space="preserve"> (GPS)—Surface </w:t>
-      </w:r>
-      <w:proofErr w:type="spellStart"/>
-      <w:r>
-        <w:rPr>
-          <w:i/>
-          <w:iCs/>
-          <w:sz w:val="20"/>
-          <w:szCs w:val="20"/>
-        </w:rPr>
-        <w:t>texture</w:t>
-      </w:r>
-      <w:proofErr w:type="spellEnd"/>
-      <w:r>
-        <w:rPr>
-          <w:i/>
-          <w:iCs/>
-          <w:sz w:val="20"/>
-          <w:szCs w:val="20"/>
-        </w:rPr>
-        <w:t xml:space="preserve">: </w:t>
-      </w:r>
-      <w:proofErr w:type="spellStart"/>
-      <w:r>
-        <w:rPr>
-          <w:i/>
-          <w:iCs/>
-          <w:sz w:val="20"/>
-          <w:szCs w:val="20"/>
-        </w:rPr>
-        <w:t>Profile</w:t>
-      </w:r>
-      <w:proofErr w:type="spellEnd"/>
-      <w:r>
-        <w:rPr>
-          <w:i/>
-          <w:iCs/>
-          <w:sz w:val="20"/>
-          <w:szCs w:val="20"/>
-        </w:rPr>
-        <w:t xml:space="preserve"> </w:t>
-      </w:r>
-      <w:proofErr w:type="spellStart"/>
-      <w:r>
-        <w:rPr>
-          <w:i/>
-          <w:iCs/>
-          <w:sz w:val="20"/>
-          <w:szCs w:val="20"/>
-        </w:rPr>
-        <w:t>method</w:t>
-      </w:r>
-      <w:proofErr w:type="spellEnd"/>
-      <w:r>
-        <w:rPr>
-          <w:i/>
-          <w:iCs/>
-          <w:sz w:val="20"/>
-          <w:szCs w:val="20"/>
-        </w:rPr>
-        <w:t>—</w:t>
-      </w:r>
-      <w:proofErr w:type="spellStart"/>
-      <w:r>
-        <w:rPr>
-          <w:i/>
-          <w:iCs/>
-          <w:sz w:val="20"/>
-          <w:szCs w:val="20"/>
-        </w:rPr>
-        <w:t>Calibration</w:t>
-      </w:r>
-      <w:proofErr w:type="spellEnd"/>
-      <w:r>
-        <w:rPr>
-          <w:i/>
-          <w:iCs/>
-          <w:sz w:val="20"/>
-          <w:szCs w:val="20"/>
-        </w:rPr>
-        <w:t xml:space="preserve"> </w:t>
-      </w:r>
-      <w:proofErr w:type="spellStart"/>
-      <w:r>
-        <w:rPr>
-          <w:i/>
-          <w:iCs/>
-          <w:sz w:val="20"/>
-          <w:szCs w:val="20"/>
-        </w:rPr>
-        <w:t>of</w:t>
-      </w:r>
-      <w:proofErr w:type="spellEnd"/>
-      <w:r>
-        <w:rPr>
-          <w:i/>
-          <w:iCs/>
-          <w:sz w:val="20"/>
-          <w:szCs w:val="20"/>
-        </w:rPr>
-        <w:t xml:space="preserve"> </w:t>
-      </w:r>
-      <w:proofErr w:type="spellStart"/>
-      <w:r>
-        <w:rPr>
-          <w:i/>
-          <w:iCs/>
-          <w:sz w:val="20"/>
-          <w:szCs w:val="20"/>
-        </w:rPr>
-        <w:t>contact</w:t>
-      </w:r>
-      <w:proofErr w:type="spellEnd"/>
-      <w:r>
-        <w:rPr>
-          <w:i/>
-          <w:iCs/>
-          <w:sz w:val="20"/>
-          <w:szCs w:val="20"/>
-        </w:rPr>
-        <w:t xml:space="preserve"> (</w:t>
-      </w:r>
-      <w:proofErr w:type="spellStart"/>
-      <w:r>
-        <w:rPr>
-          <w:i/>
-          <w:iCs/>
-          <w:sz w:val="20"/>
-          <w:szCs w:val="20"/>
-        </w:rPr>
-        <w:t>stylus</w:t>
-      </w:r>
-      <w:proofErr w:type="spellEnd"/>
-      <w:r>
-        <w:rPr>
-          <w:i/>
-          <w:iCs/>
-          <w:sz w:val="20"/>
-          <w:szCs w:val="20"/>
-        </w:rPr>
-        <w:t xml:space="preserve">) </w:t>
-      </w:r>
-      <w:proofErr w:type="spellStart"/>
-      <w:r>
-        <w:rPr>
-          <w:i/>
-          <w:iCs/>
-          <w:sz w:val="20"/>
-          <w:szCs w:val="20"/>
-        </w:rPr>
-        <w:t>instruments</w:t>
-      </w:r>
-      <w:proofErr w:type="spellEnd"/>
+        <w:t>ISO 12179: Geometrical product specifications (GPS)—Surface texture: Profile method—Calibration of contact (stylus) instruments</w:t>
+      </w:r>
       <w:r>
         <w:rPr>
           <w:sz w:val="20"/>
@@ -16341,10 +15410,10 @@
         </w:rPr>
         <w:t xml:space="preserve">. </w:t>
       </w:r>
-      <w:hyperlink r:id="rId46">
+      <w:hyperlink r:id="rId45">
         <w:r>
           <w:rPr>
-            <w:rStyle w:val="Hipervnculo"/>
+            <w:rStyle w:val="Hyperlink"/>
             <w:sz w:val="20"/>
             <w:szCs w:val="20"/>
           </w:rPr>
@@ -16358,10 +15427,10 @@
         </w:rPr>
         <w:t xml:space="preserve"> </w:t>
       </w:r>
-      <w:hyperlink r:id="rId47">
+      <w:hyperlink r:id="rId46">
         <w:r>
           <w:rPr>
-            <w:rStyle w:val="Hipervnculo"/>
+            <w:rStyle w:val="Hyperlink"/>
             <w:sz w:val="20"/>
             <w:szCs w:val="20"/>
           </w:rPr>
@@ -16450,10 +15519,10 @@
         </w:rPr>
         <w:t xml:space="preserve">. Ingeniería Mecánica Aplicada, 15(3), 45-62. </w:t>
       </w:r>
-      <w:hyperlink r:id="rId48">
+      <w:hyperlink r:id="rId47">
         <w:r>
           <w:rPr>
-            <w:rStyle w:val="Hipervnculo"/>
+            <w:rStyle w:val="Hyperlink"/>
             <w:sz w:val="20"/>
             <w:szCs w:val="20"/>
           </w:rPr>
@@ -16480,7 +15549,7 @@
       </w:pPr>
       <w:r>
         <w:rPr>
-          <w:rStyle w:val="Textoennegrita"/>
+          <w:rStyle w:val="Strong"/>
           <w:rFonts w:ascii="Arial" w:hAnsi="Arial" w:cs="Arial"/>
           <w:sz w:val="20"/>
           <w:szCs w:val="20"/>
@@ -16499,7 +15568,7 @@
       </w:r>
       <w:r>
         <w:rPr>
-          <w:rStyle w:val="nfasis"/>
+          <w:rStyle w:val="Emphasis"/>
           <w:rFonts w:ascii="Arial" w:hAnsi="Arial" w:cs="Arial"/>
           <w:i w:val="0"/>
           <w:iCs w:val="0"/>
@@ -16598,7 +15667,7 @@
       <w:pPr>
         <w:numPr>
           <w:ilvl w:val="0"/>
-          <w:numId w:val="1"/>
+          <w:numId w:val="11"/>
         </w:numPr>
         <w:pBdr>
           <w:top w:val="nil"/>
@@ -16842,6 +15911,22 @@
                 <w:szCs w:val="20"/>
               </w:rPr>
             </w:pPr>
+            <w:r>
+              <w:rPr>
+                <w:sz w:val="20"/>
+                <w:szCs w:val="20"/>
+              </w:rPr>
+              <w:t>Carlos Edwin Abello Rubiano</w:t>
+            </w:r>
+          </w:p>
+          <w:p>
+            <w:pPr>
+              <w:jc w:val="both"/>
+              <w:rPr>
+                <w:sz w:val="20"/>
+                <w:szCs w:val="20"/>
+              </w:rPr>
+            </w:pPr>
           </w:p>
         </w:tc>
         <w:tc>
@@ -16857,6 +15942,13 @@
                 <w:szCs w:val="20"/>
               </w:rPr>
             </w:pPr>
+            <w:r>
+              <w:rPr>
+                <w:sz w:val="20"/>
+                <w:szCs w:val="20"/>
+              </w:rPr>
+              <w:t>Experto Temático</w:t>
+            </w:r>
           </w:p>
         </w:tc>
         <w:tc>
@@ -16935,7 +16027,7 @@
       <w:pPr>
         <w:numPr>
           <w:ilvl w:val="0"/>
-          <w:numId w:val="1"/>
+          <w:numId w:val="11"/>
         </w:numPr>
         <w:pBdr>
           <w:top w:val="nil"/>
@@ -17164,47 +16256,13 @@
                 <w:szCs w:val="20"/>
               </w:rPr>
             </w:pPr>
-            <w:proofErr w:type="spellStart"/>
             <w:r>
               <w:rPr>
                 <w:sz w:val="20"/>
                 <w:szCs w:val="20"/>
               </w:rPr>
-              <w:t>Heydy</w:t>
+              <w:t>Heydy Cristina Gonzalez Garcia</w:t>
             </w:r>
-            <w:proofErr w:type="spellEnd"/>
-            <w:r>
-              <w:rPr>
-                <w:sz w:val="20"/>
-                <w:szCs w:val="20"/>
-              </w:rPr>
-              <w:t xml:space="preserve"> Cristina </w:t>
-            </w:r>
-            <w:proofErr w:type="spellStart"/>
-            <w:r>
-              <w:rPr>
-                <w:sz w:val="20"/>
-                <w:szCs w:val="20"/>
-              </w:rPr>
-              <w:t>Gonzalez</w:t>
-            </w:r>
-            <w:proofErr w:type="spellEnd"/>
-            <w:r>
-              <w:rPr>
-                <w:sz w:val="20"/>
-                <w:szCs w:val="20"/>
-              </w:rPr>
-              <w:t xml:space="preserve"> </w:t>
-            </w:r>
-            <w:proofErr w:type="spellStart"/>
-            <w:r>
-              <w:rPr>
-                <w:sz w:val="20"/>
-                <w:szCs w:val="20"/>
-              </w:rPr>
-              <w:t>Garcia</w:t>
-            </w:r>
-            <w:proofErr w:type="spellEnd"/>
           </w:p>
         </w:tc>
         <w:tc>
@@ -17330,8 +16388,8 @@
       </w:r>
     </w:p>
     <w:sectPr>
-      <w:headerReference w:type="default" r:id="rId49"/>
-      <w:footerReference w:type="default" r:id="rId50"/>
+      <w:headerReference w:type="default" r:id="rId48"/>
+      <w:footerReference w:type="default" r:id="rId49"/>
       <w:pgSz w:w="12240" w:h="15840" w:orient="portrait"/>
       <w:pgMar w:top="1701" w:right="1134" w:bottom="1134" w:left="1134" w:header="720" w:footer="0" w:gutter="0"/>
       <w:pgNumType w:start="1"/>
@@ -17571,14 +16629,7 @@
           <w:b/>
           <w:bCs/>
         </w:rPr>
-        <w:t xml:space="preserve">Pruebas de fuga para </w:t>
-      </w:r>
-      <w:r>
-        <w:rPr>
-          <w:b/>
-          <w:bCs/>
-        </w:rPr>
-        <w:t>camisas húmedas.</w:t>
+        <w:t>Pruebas de fuga para camisas húmedas.</w:t>
       </w:r>
     </w:p>
     <w:p>
@@ -17709,10 +16760,7 @@
     </w:p>
     <w:p>
       <w:r>
-        <w:t xml:space="preserve">Anillo superior de </w:t>
-      </w:r>
-      <w:r>
-        <w:t>compresión</w:t>
+        <w:t>Anillo superior de compresión</w:t>
       </w:r>
     </w:p>
     <w:p>
@@ -17856,11 +16904,11 @@
   <w:comment w:initials="HCGG" w:author="Heydy Cristina Gonzalez Garcia" w:date="2025-04-01T16:02:00Z" w:id="14">
     <w:p>
       <w:pPr>
-        <w:pStyle w:val="Textocomentario"/>
-      </w:pPr>
-      <w:r>
-        <w:rPr>
-          <w:rStyle w:val="Refdecomentario"/>
+        <w:pStyle w:val="CommentText"/>
+      </w:pPr>
+      <w:r>
+        <w:rPr>
+          <w:rStyle w:val="CommentReference"/>
         </w:rPr>
         <w:annotationRef/>
       </w:r>
@@ -17869,7 +16917,209 @@
       </w:r>
     </w:p>
   </w:comment>
-  <w:comment xmlns:w="http://schemas.openxmlformats.org/wordprocessingml/2006/main" w:initials="HG" w:author="Heydy Cristina Gonzalez Garcia" w:date="2025-04-15T10:10:40" w:id="1633102428">
+  <w:comment w:initials="HG" w:author="Heydy Cristina Gonzalez Garcia" w:date="2025-04-15T10:10:00Z" w:id="15">
+    <w:p>
+      <w:r>
+        <w:annotationRef/>
+      </w:r>
+      <w:r>
+        <w:t>Texto de la imagen:</w:t>
+      </w:r>
+    </w:p>
+    <w:p>
+      <w:r>
+        <w:rPr>
+          <w:b/>
+          <w:bCs/>
+        </w:rPr>
+        <w:t>Funcionamiento del bloque motor: cilindros y alojamientos de pistones</w:t>
+      </w:r>
+    </w:p>
+    <w:p>
+      <w:r>
+        <w:t>Incluye</w:t>
+      </w:r>
+    </w:p>
+    <w:p>
+      <w:r>
+        <w:rPr>
+          <w:b/>
+          <w:bCs/>
+        </w:rPr>
+        <w:t>El bloque de cilindros</w:t>
+      </w:r>
+    </w:p>
+    <w:p>
+      <w:r>
+        <w:t>Incluye</w:t>
+      </w:r>
+    </w:p>
+    <w:p>
+      <w:r>
+        <w:t>Definición y función</w:t>
+      </w:r>
+    </w:p>
+    <w:p>
+      <w:r>
+        <w:t>Materiales</w:t>
+      </w:r>
+    </w:p>
+    <w:p>
+      <w:r>
+        <w:t>Fallas y diagnóstico</w:t>
+      </w:r>
+    </w:p>
+    <w:p/>
+    <w:p>
+      <w:r>
+        <w:rPr>
+          <w:b/>
+          <w:bCs/>
+        </w:rPr>
+        <w:t>Camisas de cilindros</w:t>
+      </w:r>
+    </w:p>
+    <w:p>
+      <w:r>
+        <w:t>Incluye</w:t>
+      </w:r>
+    </w:p>
+    <w:p>
+      <w:r>
+        <w:t>Tipos</w:t>
+      </w:r>
+    </w:p>
+    <w:p>
+      <w:r>
+        <w:t>Camisas secas</w:t>
+      </w:r>
+    </w:p>
+    <w:p>
+      <w:r>
+        <w:t>Camisas húmedas</w:t>
+      </w:r>
+    </w:p>
+    <w:p>
+      <w:r>
+        <w:t>Métodos y mantenimiento</w:t>
+      </w:r>
+    </w:p>
+    <w:p/>
+    <w:p>
+      <w:r>
+        <w:rPr>
+          <w:b/>
+          <w:bCs/>
+        </w:rPr>
+        <w:t>Rectificación en motores</w:t>
+      </w:r>
+    </w:p>
+    <w:p>
+      <w:r>
+        <w:t>Incluye</w:t>
+      </w:r>
+    </w:p>
+    <w:p>
+      <w:r>
+        <w:t>Concepto y objetivos</w:t>
+      </w:r>
+    </w:p>
+    <w:p>
+      <w:r>
+        <w:t>Herramientas y equipos</w:t>
+      </w:r>
+    </w:p>
+    <w:p>
+      <w:r>
+        <w:t>Etapas</w:t>
+      </w:r>
+    </w:p>
+    <w:p>
+      <w:r>
+        <w:t>Desmonte y evaluación</w:t>
+      </w:r>
+    </w:p>
+    <w:p>
+      <w:r>
+        <w:t>Medición y análisis</w:t>
+      </w:r>
+    </w:p>
+    <w:p>
+      <w:r>
+        <w:t>Técnicas</w:t>
+      </w:r>
+    </w:p>
+    <w:p/>
+    <w:p>
+      <w:r>
+        <w:rPr>
+          <w:b/>
+          <w:bCs/>
+        </w:rPr>
+        <w:t>Armado de pistones</w:t>
+      </w:r>
+    </w:p>
+    <w:p>
+      <w:r>
+        <w:t>Incluye</w:t>
+      </w:r>
+    </w:p>
+    <w:p>
+      <w:r>
+        <w:t>Componentes</w:t>
+      </w:r>
+    </w:p>
+    <w:p>
+      <w:r>
+        <w:t>Proceso</w:t>
+      </w:r>
+    </w:p>
+    <w:p>
+      <w:r>
+        <w:t>Métodos y ajuste</w:t>
+      </w:r>
+    </w:p>
+    <w:p>
+      <w:r>
+        <w:t>Pruebas</w:t>
+      </w:r>
+    </w:p>
+    <w:p>
+      <w:r>
+        <w:rPr>
+          <w:b/>
+          <w:bCs/>
+        </w:rPr>
+        <w:t>Alojamiento del eje</w:t>
+      </w:r>
+    </w:p>
+    <w:p>
+      <w:r>
+        <w:t>Incluye</w:t>
+      </w:r>
+    </w:p>
+    <w:p>
+      <w:r>
+        <w:t>Función y tipos</w:t>
+      </w:r>
+    </w:p>
+    <w:p>
+      <w:r>
+        <w:t>Procedimiento</w:t>
+      </w:r>
+    </w:p>
+    <w:p>
+      <w:r>
+        <w:t>Ajuste y calibración</w:t>
+      </w:r>
+    </w:p>
+    <w:p>
+      <w:r>
+        <w:t>Diagnóstico y corrección</w:t>
+      </w:r>
+    </w:p>
+  </w:comment>
+  <w:comment xmlns:w="http://schemas.openxmlformats.org/wordprocessingml/2006/main" w:initials="HG" w:author="Heydy Cristina Gonzalez Garcia" w:date="2025-07-07T15:29:08" w:id="590401484">
     <w:p xmlns:w14="http://schemas.microsoft.com/office/word/2010/wordml" xmlns:w="http://schemas.openxmlformats.org/wordprocessingml/2006/main">
       <w:pPr>
         <w:pStyle w:val="CommentText"/>
@@ -17881,310 +17131,7 @@
         <w:annotationRef/>
       </w:r>
       <w:r>
-        <w:t>Texto de la imagen:</w:t>
-      </w:r>
-    </w:p>
-    <w:p xmlns:w14="http://schemas.microsoft.com/office/word/2010/wordml" xmlns:w="http://schemas.openxmlformats.org/wordprocessingml/2006/main">
-      <w:pPr>
-        <w:pStyle w:val="CommentText"/>
-      </w:pPr>
-      <w:r>
-        <w:rPr>
-          <w:b w:val="1"/>
-          <w:bCs w:val="1"/>
-        </w:rPr>
-        <w:t>Funcionamiento del bloque motor: cilindros y alojamientos de pistones</w:t>
-      </w:r>
-    </w:p>
-    <w:p xmlns:w14="http://schemas.microsoft.com/office/word/2010/wordml" xmlns:w="http://schemas.openxmlformats.org/wordprocessingml/2006/main">
-      <w:pPr>
-        <w:pStyle w:val="CommentText"/>
-      </w:pPr>
-      <w:r>
-        <w:t>Incluye</w:t>
-      </w:r>
-    </w:p>
-    <w:p xmlns:w14="http://schemas.microsoft.com/office/word/2010/wordml" xmlns:w="http://schemas.openxmlformats.org/wordprocessingml/2006/main">
-      <w:pPr>
-        <w:pStyle w:val="CommentText"/>
-      </w:pPr>
-      <w:r>
-        <w:rPr>
-          <w:b w:val="1"/>
-          <w:bCs w:val="1"/>
-        </w:rPr>
-        <w:t>El bloque de cilindros</w:t>
-      </w:r>
-    </w:p>
-    <w:p xmlns:w14="http://schemas.microsoft.com/office/word/2010/wordml" xmlns:w="http://schemas.openxmlformats.org/wordprocessingml/2006/main">
-      <w:pPr>
-        <w:pStyle w:val="CommentText"/>
-      </w:pPr>
-      <w:r>
-        <w:t>Incluye</w:t>
-      </w:r>
-    </w:p>
-    <w:p xmlns:w14="http://schemas.microsoft.com/office/word/2010/wordml" xmlns:w="http://schemas.openxmlformats.org/wordprocessingml/2006/main">
-      <w:pPr>
-        <w:pStyle w:val="CommentText"/>
-      </w:pPr>
-      <w:r>
-        <w:t>Definición y función</w:t>
-      </w:r>
-    </w:p>
-    <w:p xmlns:w14="http://schemas.microsoft.com/office/word/2010/wordml" xmlns:w="http://schemas.openxmlformats.org/wordprocessingml/2006/main">
-      <w:pPr>
-        <w:pStyle w:val="CommentText"/>
-      </w:pPr>
-      <w:r>
-        <w:t>Materiales</w:t>
-      </w:r>
-    </w:p>
-    <w:p xmlns:w14="http://schemas.microsoft.com/office/word/2010/wordml" xmlns:w="http://schemas.openxmlformats.org/wordprocessingml/2006/main">
-      <w:pPr>
-        <w:pStyle w:val="CommentText"/>
-      </w:pPr>
-      <w:r>
-        <w:t>Fallas y diagnóstico</w:t>
-      </w:r>
-    </w:p>
-    <w:p xmlns:w14="http://schemas.microsoft.com/office/word/2010/wordml" xmlns:w="http://schemas.openxmlformats.org/wordprocessingml/2006/main">
-      <w:pPr>
-        <w:pStyle w:val="CommentText"/>
-      </w:pPr>
-    </w:p>
-    <w:p xmlns:w14="http://schemas.microsoft.com/office/word/2010/wordml" xmlns:w="http://schemas.openxmlformats.org/wordprocessingml/2006/main">
-      <w:pPr>
-        <w:pStyle w:val="CommentText"/>
-      </w:pPr>
-      <w:r>
-        <w:rPr>
-          <w:b w:val="1"/>
-          <w:bCs w:val="1"/>
-        </w:rPr>
-        <w:t>Camisas de cilindros</w:t>
-      </w:r>
-    </w:p>
-    <w:p xmlns:w14="http://schemas.microsoft.com/office/word/2010/wordml" xmlns:w="http://schemas.openxmlformats.org/wordprocessingml/2006/main">
-      <w:pPr>
-        <w:pStyle w:val="CommentText"/>
-      </w:pPr>
-      <w:r>
-        <w:t>Incluye</w:t>
-      </w:r>
-    </w:p>
-    <w:p xmlns:w14="http://schemas.microsoft.com/office/word/2010/wordml" xmlns:w="http://schemas.openxmlformats.org/wordprocessingml/2006/main">
-      <w:pPr>
-        <w:pStyle w:val="CommentText"/>
-      </w:pPr>
-      <w:r>
-        <w:t>Tipos</w:t>
-      </w:r>
-    </w:p>
-    <w:p xmlns:w14="http://schemas.microsoft.com/office/word/2010/wordml" xmlns:w="http://schemas.openxmlformats.org/wordprocessingml/2006/main">
-      <w:pPr>
-        <w:pStyle w:val="CommentText"/>
-      </w:pPr>
-      <w:r>
-        <w:t>Camisas secas</w:t>
-      </w:r>
-    </w:p>
-    <w:p xmlns:w14="http://schemas.microsoft.com/office/word/2010/wordml" xmlns:w="http://schemas.openxmlformats.org/wordprocessingml/2006/main">
-      <w:pPr>
-        <w:pStyle w:val="CommentText"/>
-      </w:pPr>
-      <w:r>
-        <w:t>Camisas húmedas</w:t>
-      </w:r>
-    </w:p>
-    <w:p xmlns:w14="http://schemas.microsoft.com/office/word/2010/wordml" xmlns:w="http://schemas.openxmlformats.org/wordprocessingml/2006/main">
-      <w:pPr>
-        <w:pStyle w:val="CommentText"/>
-      </w:pPr>
-      <w:r>
-        <w:t>Métodos y mantenimiento</w:t>
-      </w:r>
-    </w:p>
-    <w:p xmlns:w14="http://schemas.microsoft.com/office/word/2010/wordml" xmlns:w="http://schemas.openxmlformats.org/wordprocessingml/2006/main">
-      <w:pPr>
-        <w:pStyle w:val="CommentText"/>
-      </w:pPr>
-    </w:p>
-    <w:p xmlns:w14="http://schemas.microsoft.com/office/word/2010/wordml" xmlns:w="http://schemas.openxmlformats.org/wordprocessingml/2006/main">
-      <w:pPr>
-        <w:pStyle w:val="CommentText"/>
-      </w:pPr>
-      <w:r>
-        <w:rPr>
-          <w:b w:val="1"/>
-          <w:bCs w:val="1"/>
-        </w:rPr>
-        <w:t>Rectificación en motores</w:t>
-      </w:r>
-    </w:p>
-    <w:p xmlns:w14="http://schemas.microsoft.com/office/word/2010/wordml" xmlns:w="http://schemas.openxmlformats.org/wordprocessingml/2006/main">
-      <w:pPr>
-        <w:pStyle w:val="CommentText"/>
-      </w:pPr>
-      <w:r>
-        <w:t>Incluye</w:t>
-      </w:r>
-    </w:p>
-    <w:p xmlns:w14="http://schemas.microsoft.com/office/word/2010/wordml" xmlns:w="http://schemas.openxmlformats.org/wordprocessingml/2006/main">
-      <w:pPr>
-        <w:pStyle w:val="CommentText"/>
-      </w:pPr>
-      <w:r>
-        <w:t>Concepto y objetivos</w:t>
-      </w:r>
-    </w:p>
-    <w:p xmlns:w14="http://schemas.microsoft.com/office/word/2010/wordml" xmlns:w="http://schemas.openxmlformats.org/wordprocessingml/2006/main">
-      <w:pPr>
-        <w:pStyle w:val="CommentText"/>
-      </w:pPr>
-      <w:r>
-        <w:t>Herramientas y equipos</w:t>
-      </w:r>
-    </w:p>
-    <w:p xmlns:w14="http://schemas.microsoft.com/office/word/2010/wordml" xmlns:w="http://schemas.openxmlformats.org/wordprocessingml/2006/main">
-      <w:pPr>
-        <w:pStyle w:val="CommentText"/>
-      </w:pPr>
-      <w:r>
-        <w:t>Etapas</w:t>
-      </w:r>
-    </w:p>
-    <w:p xmlns:w14="http://schemas.microsoft.com/office/word/2010/wordml" xmlns:w="http://schemas.openxmlformats.org/wordprocessingml/2006/main">
-      <w:pPr>
-        <w:pStyle w:val="CommentText"/>
-      </w:pPr>
-      <w:r>
-        <w:t>Desmonte y evaluación</w:t>
-      </w:r>
-    </w:p>
-    <w:p xmlns:w14="http://schemas.microsoft.com/office/word/2010/wordml" xmlns:w="http://schemas.openxmlformats.org/wordprocessingml/2006/main">
-      <w:pPr>
-        <w:pStyle w:val="CommentText"/>
-      </w:pPr>
-      <w:r>
-        <w:t>Medición y análisis</w:t>
-      </w:r>
-    </w:p>
-    <w:p xmlns:w14="http://schemas.microsoft.com/office/word/2010/wordml" xmlns:w="http://schemas.openxmlformats.org/wordprocessingml/2006/main">
-      <w:pPr>
-        <w:pStyle w:val="CommentText"/>
-      </w:pPr>
-      <w:r>
-        <w:t>Técnicas</w:t>
-      </w:r>
-    </w:p>
-    <w:p xmlns:w14="http://schemas.microsoft.com/office/word/2010/wordml" xmlns:w="http://schemas.openxmlformats.org/wordprocessingml/2006/main">
-      <w:pPr>
-        <w:pStyle w:val="CommentText"/>
-      </w:pPr>
-    </w:p>
-    <w:p xmlns:w14="http://schemas.microsoft.com/office/word/2010/wordml" xmlns:w="http://schemas.openxmlformats.org/wordprocessingml/2006/main">
-      <w:pPr>
-        <w:pStyle w:val="CommentText"/>
-      </w:pPr>
-      <w:r>
-        <w:rPr>
-          <w:b w:val="1"/>
-          <w:bCs w:val="1"/>
-        </w:rPr>
-        <w:t>Armado de pistones</w:t>
-      </w:r>
-    </w:p>
-    <w:p xmlns:w14="http://schemas.microsoft.com/office/word/2010/wordml" xmlns:w="http://schemas.openxmlformats.org/wordprocessingml/2006/main">
-      <w:pPr>
-        <w:pStyle w:val="CommentText"/>
-      </w:pPr>
-      <w:r>
-        <w:t>Incluye</w:t>
-      </w:r>
-    </w:p>
-    <w:p xmlns:w14="http://schemas.microsoft.com/office/word/2010/wordml" xmlns:w="http://schemas.openxmlformats.org/wordprocessingml/2006/main">
-      <w:pPr>
-        <w:pStyle w:val="CommentText"/>
-      </w:pPr>
-      <w:r>
-        <w:t>Componentes</w:t>
-      </w:r>
-    </w:p>
-    <w:p xmlns:w14="http://schemas.microsoft.com/office/word/2010/wordml" xmlns:w="http://schemas.openxmlformats.org/wordprocessingml/2006/main">
-      <w:pPr>
-        <w:pStyle w:val="CommentText"/>
-      </w:pPr>
-      <w:r>
-        <w:t>Proceso</w:t>
-      </w:r>
-    </w:p>
-    <w:p xmlns:w14="http://schemas.microsoft.com/office/word/2010/wordml" xmlns:w="http://schemas.openxmlformats.org/wordprocessingml/2006/main">
-      <w:pPr>
-        <w:pStyle w:val="CommentText"/>
-      </w:pPr>
-      <w:r>
-        <w:t>Métodos y ajuste</w:t>
-      </w:r>
-    </w:p>
-    <w:p xmlns:w14="http://schemas.microsoft.com/office/word/2010/wordml" xmlns:w="http://schemas.openxmlformats.org/wordprocessingml/2006/main">
-      <w:pPr>
-        <w:pStyle w:val="CommentText"/>
-      </w:pPr>
-      <w:r>
-        <w:t>Pruebas</w:t>
-      </w:r>
-    </w:p>
-    <w:p xmlns:w14="http://schemas.microsoft.com/office/word/2010/wordml" xmlns:w="http://schemas.openxmlformats.org/wordprocessingml/2006/main">
-      <w:pPr>
-        <w:pStyle w:val="CommentText"/>
-      </w:pPr>
-      <w:r>
-        <w:rPr>
-          <w:b w:val="1"/>
-          <w:bCs w:val="1"/>
-        </w:rPr>
-        <w:t>Alojamiento del eje</w:t>
-      </w:r>
-    </w:p>
-    <w:p xmlns:w14="http://schemas.microsoft.com/office/word/2010/wordml" xmlns:w="http://schemas.openxmlformats.org/wordprocessingml/2006/main">
-      <w:pPr>
-        <w:pStyle w:val="CommentText"/>
-      </w:pPr>
-      <w:r>
-        <w:t>Incluye</w:t>
-      </w:r>
-    </w:p>
-    <w:p xmlns:w14="http://schemas.microsoft.com/office/word/2010/wordml" xmlns:w="http://schemas.openxmlformats.org/wordprocessingml/2006/main">
-      <w:pPr>
-        <w:pStyle w:val="CommentText"/>
-      </w:pPr>
-      <w:r>
-        <w:t>Función y tipos</w:t>
-      </w:r>
-    </w:p>
-    <w:p xmlns:w14="http://schemas.microsoft.com/office/word/2010/wordml" xmlns:w="http://schemas.openxmlformats.org/wordprocessingml/2006/main">
-      <w:pPr>
-        <w:pStyle w:val="CommentText"/>
-      </w:pPr>
-      <w:r>
-        <w:t>Procedimiento</w:t>
-      </w:r>
-    </w:p>
-    <w:p xmlns:w14="http://schemas.microsoft.com/office/word/2010/wordml" xmlns:w="http://schemas.openxmlformats.org/wordprocessingml/2006/main">
-      <w:pPr>
-        <w:pStyle w:val="CommentText"/>
-      </w:pPr>
-      <w:r>
-        <w:t>Ajuste y calibración</w:t>
-      </w:r>
-    </w:p>
-    <w:p xmlns:w14="http://schemas.microsoft.com/office/word/2010/wordml" xmlns:w="http://schemas.openxmlformats.org/wordprocessingml/2006/main">
-      <w:pPr>
-        <w:pStyle w:val="CommentText"/>
-      </w:pPr>
-      <w:r>
-        <w:t>Diagnóstico y corrección</w:t>
+        <w:t>Texto alternativo. La figura 1 muestra con corte lateral de un bloque de cilindros del motor de combustión a gasolina.</w:t>
       </w:r>
     </w:p>
   </w:comment>
@@ -18207,6 +17154,7 @@
   <w15:commentEx w15:done="0" w15:paraId="6572BAE1" w15:paraIdParent="5B3886B9"/>
   <w15:commentEx w15:done="0" w15:paraId="33AF4F37"/>
   <w15:commentEx w15:done="0" w15:paraId="6747B9E1"/>
+  <w15:commentEx w15:done="0" w15:paraId="21D5081D"/>
 </w15:commentsEx>
 </file>
 
@@ -18224,7 +17172,8 @@
   <w16cex:commentExtensible w16cex:durableId="4C96A800" w16cex:dateUtc="2025-04-04T18:52:00Z"/>
   <w16cex:commentExtensible w16cex:durableId="5D2853EA" w16cex:dateUtc="2025-04-03T22:31:00Z"/>
   <w16cex:commentExtensible w16cex:durableId="1F116051" w16cex:dateUtc="2025-04-04T18:55:00Z"/>
-  <w16cex:commentExtensible w16cex:durableId="76819B43" w16cex:dateUtc="2025-04-15T15:10:40.092Z"/>
+  <w16cex:commentExtensible w16cex:durableId="76819B43" w16cex:dateUtc="2025-04-15T15:10:00Z"/>
+  <w16cex:commentExtensible w16cex:durableId="0C7138B8" w16cex:dateUtc="2025-07-07T20:29:08.019Z"/>
 </w16cex:commentsExtensible>
 </file>
 
@@ -18244,6 +17193,7 @@
   <w16cid:commentId w16cid:paraId="6572BAE1" w16cid:durableId="1F116051"/>
   <w16cid:commentId w16cid:paraId="33AF4F37" w16cid:durableId="2B968C92"/>
   <w16cid:commentId w16cid:paraId="6747B9E1" w16cid:durableId="76819B43"/>
+  <w16cid:commentId w16cid:paraId="21D5081D" w16cid:durableId="0C7138B8"/>
 </w16cid:commentsIds>
 </file>
 
@@ -18528,14 +17478,14 @@
 <file path=word/intelligence2.xml><?xml version="1.0" encoding="utf-8"?>
 <int2:intelligence xmlns:int2="http://schemas.microsoft.com/office/intelligence/2020/intelligence" xmlns:oel="http://schemas.microsoft.com/office/2019/extlst">
   <int2:observations>
+    <int2:textHash int2:hashCode="NPEfToCNCIiLiP" int2:id="D4gqsWOX">
+      <int2:state int2:value="Rejected" int2:type="AugLoop_Text_Critique"/>
+    </int2:textHash>
     <int2:textHash int2:hashCode="xUafGIKHLTq1xE" int2:id="RtLZzsAp">
-      <int2:state int2:type="AugLoop_Text_Critique" int2:value="Rejected"/>
-    </int2:textHash>
-    <int2:textHash int2:hashCode="NPEfToCNCIiLiP" int2:id="D4gqsWOX">
-      <int2:state int2:type="AugLoop_Text_Critique" int2:value="Rejected"/>
+      <int2:state int2:value="Rejected" int2:type="AugLoop_Text_Critique"/>
     </int2:textHash>
     <int2:textHash int2:hashCode="nLsyWZ8ZPDjsYH" int2:id="qGw7SKoT">
-      <int2:state int2:type="AugLoop_Text_Critique" int2:value="Rejected"/>
+      <int2:state int2:value="Rejected" int2:type="AugLoop_Text_Critique"/>
     </int2:textHash>
   </int2:observations>
   <int2:intelligenceSettings/>
@@ -18545,856 +17495,6 @@
 
 <file path=word/numbering.xml><?xml version="1.0" encoding="utf-8"?>
 <w:numbering xmlns:wpc="http://schemas.microsoft.com/office/word/2010/wordprocessingCanvas" xmlns:cx="http://schemas.microsoft.com/office/drawing/2014/chartex" xmlns:cx1="http://schemas.microsoft.com/office/drawing/2015/9/8/chartex" xmlns:cx2="http://schemas.microsoft.com/office/drawing/2015/10/21/chartex" xmlns:cx3="http://schemas.microsoft.com/office/drawing/2016/5/9/chartex" xmlns:cx4="http://schemas.microsoft.com/office/drawing/2016/5/10/chartex" xmlns:cx5="http://schemas.microsoft.com/office/drawing/2016/5/11/chartex" xmlns:cx6="http://schemas.microsoft.com/office/drawing/2016/5/12/chartex" xmlns:cx7="http://schemas.microsoft.com/office/drawing/2016/5/13/chartex" xmlns:cx8="http://schemas.microsoft.com/office/drawing/2016/5/14/chartex" xmlns:mc="http://schemas.openxmlformats.org/markup-compatibility/2006" xmlns:aink="http://schemas.microsoft.com/office/drawing/2016/ink" xmlns:am3d="http://schemas.microsoft.com/office/drawing/2017/model3d" xmlns:o="urn:schemas-microsoft-com:office:office" xmlns:oel="http://schemas.microsoft.com/office/2019/extlst" xmlns:r="http://schemas.openxmlformats.org/officeDocument/2006/relationships" xmlns:m="http://schemas.openxmlformats.org/officeDocument/2006/math" xmlns:v="urn:schemas-microsoft-com:vml" xmlns:wp14="http://schemas.microsoft.com/office/word/2010/wordprocessingDrawing" xmlns:wp="http://schemas.openxmlformats.org/drawingml/2006/wordprocessingDrawing" xmlns:w10="urn:schemas-microsoft-com:office:word" xmlns:w="http://schemas.openxmlformats.org/wordprocessingml/2006/main" xmlns:w14="http://schemas.microsoft.com/office/word/2010/wordml" xmlns:w15="http://schemas.microsoft.com/office/word/2012/wordml" xmlns:w16cex="http://schemas.microsoft.com/office/word/2018/wordml/cex" xmlns:w16cid="http://schemas.microsoft.com/office/word/2016/wordml/cid" xmlns:w16="http://schemas.microsoft.com/office/word/2018/wordml" xmlns:w16du="http://schemas.microsoft.com/office/word/2023/wordml/word16du" xmlns:w16sdtdh="http://schemas.microsoft.com/office/word/2020/wordml/sdtdatahash" xmlns:w16sdtfl="http://schemas.microsoft.com/office/word/2024/wordml/sdtformatlock" xmlns:w16se="http://schemas.microsoft.com/office/word/2015/wordml/symex" xmlns:wpg="http://schemas.microsoft.com/office/word/2010/wordprocessingGroup" xmlns:wpi="http://schemas.microsoft.com/office/word/2010/wordprocessingInk" xmlns:wne="http://schemas.microsoft.com/office/word/2006/wordml" xmlns:wps="http://schemas.microsoft.com/office/word/2010/wordprocessingShape" mc:Ignorable="w14 w15 w16se w16cid w16 w16cex w16sdtdh w16sdtfl w16du wp14">
-  <w:abstractNum xmlns:w="http://schemas.openxmlformats.org/wordprocessingml/2006/main" w:abstractNumId="35">
-    <w:nsid w:val="6e089609"/>
-    <w:multiLevelType xmlns:w="http://schemas.openxmlformats.org/wordprocessingml/2006/main" w:val="hybridMultilevel"/>
-    <w:lvl xmlns:w="http://schemas.openxmlformats.org/wordprocessingml/2006/main" w:ilvl="0">
-      <w:start w:val="6"/>
-      <w:numFmt w:val="decimal"/>
-      <w:lvlText w:val="%1."/>
-      <w:lvlJc w:val="left"/>
-      <w:pPr>
-        <w:ind w:left="720" w:hanging="360"/>
-      </w:pPr>
-    </w:lvl>
-    <w:lvl xmlns:w="http://schemas.openxmlformats.org/wordprocessingml/2006/main" w:ilvl="1">
-      <w:start w:val="1"/>
-      <w:numFmt w:val="lowerLetter"/>
-      <w:lvlText w:val="%2."/>
-      <w:lvlJc w:val="left"/>
-      <w:pPr>
-        <w:ind w:left="1440" w:hanging="360"/>
-      </w:pPr>
-    </w:lvl>
-    <w:lvl xmlns:w="http://schemas.openxmlformats.org/wordprocessingml/2006/main" w:ilvl="2">
-      <w:start w:val="1"/>
-      <w:numFmt w:val="lowerRoman"/>
-      <w:lvlText w:val="%3."/>
-      <w:lvlJc w:val="right"/>
-      <w:pPr>
-        <w:ind w:left="2160" w:hanging="180"/>
-      </w:pPr>
-    </w:lvl>
-    <w:lvl xmlns:w="http://schemas.openxmlformats.org/wordprocessingml/2006/main" w:ilvl="3">
-      <w:start w:val="1"/>
-      <w:numFmt w:val="decimal"/>
-      <w:lvlText w:val="%4."/>
-      <w:lvlJc w:val="left"/>
-      <w:pPr>
-        <w:ind w:left="2880" w:hanging="360"/>
-      </w:pPr>
-    </w:lvl>
-    <w:lvl xmlns:w="http://schemas.openxmlformats.org/wordprocessingml/2006/main" w:ilvl="4">
-      <w:start w:val="1"/>
-      <w:numFmt w:val="lowerLetter"/>
-      <w:lvlText w:val="%5."/>
-      <w:lvlJc w:val="left"/>
-      <w:pPr>
-        <w:ind w:left="3600" w:hanging="360"/>
-      </w:pPr>
-    </w:lvl>
-    <w:lvl xmlns:w="http://schemas.openxmlformats.org/wordprocessingml/2006/main" w:ilvl="5">
-      <w:start w:val="1"/>
-      <w:numFmt w:val="lowerRoman"/>
-      <w:lvlText w:val="%6."/>
-      <w:lvlJc w:val="right"/>
-      <w:pPr>
-        <w:ind w:left="4320" w:hanging="180"/>
-      </w:pPr>
-    </w:lvl>
-    <w:lvl xmlns:w="http://schemas.openxmlformats.org/wordprocessingml/2006/main" w:ilvl="6">
-      <w:start w:val="1"/>
-      <w:numFmt w:val="decimal"/>
-      <w:lvlText w:val="%7."/>
-      <w:lvlJc w:val="left"/>
-      <w:pPr>
-        <w:ind w:left="5040" w:hanging="360"/>
-      </w:pPr>
-    </w:lvl>
-    <w:lvl xmlns:w="http://schemas.openxmlformats.org/wordprocessingml/2006/main" w:ilvl="7">
-      <w:start w:val="1"/>
-      <w:numFmt w:val="lowerLetter"/>
-      <w:lvlText w:val="%8."/>
-      <w:lvlJc w:val="left"/>
-      <w:pPr>
-        <w:ind w:left="5760" w:hanging="360"/>
-      </w:pPr>
-    </w:lvl>
-    <w:lvl xmlns:w="http://schemas.openxmlformats.org/wordprocessingml/2006/main" w:ilvl="8">
-      <w:start w:val="1"/>
-      <w:numFmt w:val="lowerRoman"/>
-      <w:lvlText w:val="%9."/>
-      <w:lvlJc w:val="right"/>
-      <w:pPr>
-        <w:ind w:left="6480" w:hanging="180"/>
-      </w:pPr>
-    </w:lvl>
-  </w:abstractNum>
-  <w:abstractNum xmlns:w="http://schemas.openxmlformats.org/wordprocessingml/2006/main" w:abstractNumId="34">
-    <w:nsid w:val="7bd3a485"/>
-    <w:multiLevelType xmlns:w="http://schemas.openxmlformats.org/wordprocessingml/2006/main" w:val="hybridMultilevel"/>
-    <w:lvl xmlns:w="http://schemas.openxmlformats.org/wordprocessingml/2006/main" w:ilvl="0">
-      <w:start w:val="6"/>
-      <w:numFmt w:val="decimal"/>
-      <w:lvlText w:val="%1."/>
-      <w:lvlJc w:val="left"/>
-      <w:pPr>
-        <w:ind w:left="720" w:hanging="360"/>
-      </w:pPr>
-    </w:lvl>
-    <w:lvl xmlns:w="http://schemas.openxmlformats.org/wordprocessingml/2006/main" w:ilvl="1">
-      <w:start w:val="1"/>
-      <w:numFmt w:val="lowerLetter"/>
-      <w:lvlText w:val="%2."/>
-      <w:lvlJc w:val="left"/>
-      <w:pPr>
-        <w:ind w:left="1440" w:hanging="360"/>
-      </w:pPr>
-    </w:lvl>
-    <w:lvl xmlns:w="http://schemas.openxmlformats.org/wordprocessingml/2006/main" w:ilvl="2">
-      <w:start w:val="1"/>
-      <w:numFmt w:val="lowerRoman"/>
-      <w:lvlText w:val="%3."/>
-      <w:lvlJc w:val="right"/>
-      <w:pPr>
-        <w:ind w:left="2160" w:hanging="180"/>
-      </w:pPr>
-    </w:lvl>
-    <w:lvl xmlns:w="http://schemas.openxmlformats.org/wordprocessingml/2006/main" w:ilvl="3">
-      <w:start w:val="1"/>
-      <w:numFmt w:val="decimal"/>
-      <w:lvlText w:val="%4."/>
-      <w:lvlJc w:val="left"/>
-      <w:pPr>
-        <w:ind w:left="2880" w:hanging="360"/>
-      </w:pPr>
-    </w:lvl>
-    <w:lvl xmlns:w="http://schemas.openxmlformats.org/wordprocessingml/2006/main" w:ilvl="4">
-      <w:start w:val="1"/>
-      <w:numFmt w:val="lowerLetter"/>
-      <w:lvlText w:val="%5."/>
-      <w:lvlJc w:val="left"/>
-      <w:pPr>
-        <w:ind w:left="3600" w:hanging="360"/>
-      </w:pPr>
-    </w:lvl>
-    <w:lvl xmlns:w="http://schemas.openxmlformats.org/wordprocessingml/2006/main" w:ilvl="5">
-      <w:start w:val="1"/>
-      <w:numFmt w:val="lowerRoman"/>
-      <w:lvlText w:val="%6."/>
-      <w:lvlJc w:val="right"/>
-      <w:pPr>
-        <w:ind w:left="4320" w:hanging="180"/>
-      </w:pPr>
-    </w:lvl>
-    <w:lvl xmlns:w="http://schemas.openxmlformats.org/wordprocessingml/2006/main" w:ilvl="6">
-      <w:start w:val="1"/>
-      <w:numFmt w:val="decimal"/>
-      <w:lvlText w:val="%7."/>
-      <w:lvlJc w:val="left"/>
-      <w:pPr>
-        <w:ind w:left="5040" w:hanging="360"/>
-      </w:pPr>
-    </w:lvl>
-    <w:lvl xmlns:w="http://schemas.openxmlformats.org/wordprocessingml/2006/main" w:ilvl="7">
-      <w:start w:val="1"/>
-      <w:numFmt w:val="lowerLetter"/>
-      <w:lvlText w:val="%8."/>
-      <w:lvlJc w:val="left"/>
-      <w:pPr>
-        <w:ind w:left="5760" w:hanging="360"/>
-      </w:pPr>
-    </w:lvl>
-    <w:lvl xmlns:w="http://schemas.openxmlformats.org/wordprocessingml/2006/main" w:ilvl="8">
-      <w:start w:val="1"/>
-      <w:numFmt w:val="lowerRoman"/>
-      <w:lvlText w:val="%9."/>
-      <w:lvlJc w:val="right"/>
-      <w:pPr>
-        <w:ind w:left="6480" w:hanging="180"/>
-      </w:pPr>
-    </w:lvl>
-  </w:abstractNum>
-  <w:abstractNum xmlns:w="http://schemas.openxmlformats.org/wordprocessingml/2006/main" w:abstractNumId="33">
-    <w:nsid w:val="35617545"/>
-    <w:multiLevelType xmlns:w="http://schemas.openxmlformats.org/wordprocessingml/2006/main" w:val="hybridMultilevel"/>
-    <w:lvl xmlns:w="http://schemas.openxmlformats.org/wordprocessingml/2006/main" w:ilvl="0">
-      <w:start w:val="3"/>
-      <w:numFmt w:val="decimal"/>
-      <w:lvlText w:val="%1."/>
-      <w:lvlJc w:val="left"/>
-      <w:pPr>
-        <w:ind w:left="720" w:hanging="360"/>
-      </w:pPr>
-    </w:lvl>
-    <w:lvl xmlns:w="http://schemas.openxmlformats.org/wordprocessingml/2006/main" w:ilvl="1">
-      <w:start w:val="1"/>
-      <w:numFmt w:val="lowerLetter"/>
-      <w:lvlText w:val="%2."/>
-      <w:lvlJc w:val="left"/>
-      <w:pPr>
-        <w:ind w:left="1440" w:hanging="360"/>
-      </w:pPr>
-    </w:lvl>
-    <w:lvl xmlns:w="http://schemas.openxmlformats.org/wordprocessingml/2006/main" w:ilvl="2">
-      <w:start w:val="1"/>
-      <w:numFmt w:val="lowerRoman"/>
-      <w:lvlText w:val="%3."/>
-      <w:lvlJc w:val="right"/>
-      <w:pPr>
-        <w:ind w:left="2160" w:hanging="180"/>
-      </w:pPr>
-    </w:lvl>
-    <w:lvl xmlns:w="http://schemas.openxmlformats.org/wordprocessingml/2006/main" w:ilvl="3">
-      <w:start w:val="1"/>
-      <w:numFmt w:val="decimal"/>
-      <w:lvlText w:val="%4."/>
-      <w:lvlJc w:val="left"/>
-      <w:pPr>
-        <w:ind w:left="2880" w:hanging="360"/>
-      </w:pPr>
-    </w:lvl>
-    <w:lvl xmlns:w="http://schemas.openxmlformats.org/wordprocessingml/2006/main" w:ilvl="4">
-      <w:start w:val="1"/>
-      <w:numFmt w:val="lowerLetter"/>
-      <w:lvlText w:val="%5."/>
-      <w:lvlJc w:val="left"/>
-      <w:pPr>
-        <w:ind w:left="3600" w:hanging="360"/>
-      </w:pPr>
-    </w:lvl>
-    <w:lvl xmlns:w="http://schemas.openxmlformats.org/wordprocessingml/2006/main" w:ilvl="5">
-      <w:start w:val="1"/>
-      <w:numFmt w:val="lowerRoman"/>
-      <w:lvlText w:val="%6."/>
-      <w:lvlJc w:val="right"/>
-      <w:pPr>
-        <w:ind w:left="4320" w:hanging="180"/>
-      </w:pPr>
-    </w:lvl>
-    <w:lvl xmlns:w="http://schemas.openxmlformats.org/wordprocessingml/2006/main" w:ilvl="6">
-      <w:start w:val="1"/>
-      <w:numFmt w:val="decimal"/>
-      <w:lvlText w:val="%7."/>
-      <w:lvlJc w:val="left"/>
-      <w:pPr>
-        <w:ind w:left="5040" w:hanging="360"/>
-      </w:pPr>
-    </w:lvl>
-    <w:lvl xmlns:w="http://schemas.openxmlformats.org/wordprocessingml/2006/main" w:ilvl="7">
-      <w:start w:val="1"/>
-      <w:numFmt w:val="lowerLetter"/>
-      <w:lvlText w:val="%8."/>
-      <w:lvlJc w:val="left"/>
-      <w:pPr>
-        <w:ind w:left="5760" w:hanging="360"/>
-      </w:pPr>
-    </w:lvl>
-    <w:lvl xmlns:w="http://schemas.openxmlformats.org/wordprocessingml/2006/main" w:ilvl="8">
-      <w:start w:val="1"/>
-      <w:numFmt w:val="lowerRoman"/>
-      <w:lvlText w:val="%9."/>
-      <w:lvlJc w:val="right"/>
-      <w:pPr>
-        <w:ind w:left="6480" w:hanging="180"/>
-      </w:pPr>
-    </w:lvl>
-  </w:abstractNum>
-  <w:abstractNum xmlns:w="http://schemas.openxmlformats.org/wordprocessingml/2006/main" w:abstractNumId="32">
-    <w:nsid w:val="13e6c0d7"/>
-    <w:multiLevelType xmlns:w="http://schemas.openxmlformats.org/wordprocessingml/2006/main" w:val="hybridMultilevel"/>
-    <w:lvl xmlns:w="http://schemas.openxmlformats.org/wordprocessingml/2006/main" w:ilvl="0">
-      <w:start w:val="3"/>
-      <w:numFmt w:val="decimal"/>
-      <w:lvlText w:val="%1."/>
-      <w:lvlJc w:val="left"/>
-      <w:pPr>
-        <w:ind w:left="720" w:hanging="360"/>
-      </w:pPr>
-    </w:lvl>
-    <w:lvl xmlns:w="http://schemas.openxmlformats.org/wordprocessingml/2006/main" w:ilvl="1">
-      <w:start w:val="1"/>
-      <w:numFmt w:val="lowerLetter"/>
-      <w:lvlText w:val="%2."/>
-      <w:lvlJc w:val="left"/>
-      <w:pPr>
-        <w:ind w:left="1440" w:hanging="360"/>
-      </w:pPr>
-    </w:lvl>
-    <w:lvl xmlns:w="http://schemas.openxmlformats.org/wordprocessingml/2006/main" w:ilvl="2">
-      <w:start w:val="1"/>
-      <w:numFmt w:val="lowerRoman"/>
-      <w:lvlText w:val="%3."/>
-      <w:lvlJc w:val="right"/>
-      <w:pPr>
-        <w:ind w:left="2160" w:hanging="180"/>
-      </w:pPr>
-    </w:lvl>
-    <w:lvl xmlns:w="http://schemas.openxmlformats.org/wordprocessingml/2006/main" w:ilvl="3">
-      <w:start w:val="1"/>
-      <w:numFmt w:val="decimal"/>
-      <w:lvlText w:val="%4."/>
-      <w:lvlJc w:val="left"/>
-      <w:pPr>
-        <w:ind w:left="2880" w:hanging="360"/>
-      </w:pPr>
-    </w:lvl>
-    <w:lvl xmlns:w="http://schemas.openxmlformats.org/wordprocessingml/2006/main" w:ilvl="4">
-      <w:start w:val="1"/>
-      <w:numFmt w:val="lowerLetter"/>
-      <w:lvlText w:val="%5."/>
-      <w:lvlJc w:val="left"/>
-      <w:pPr>
-        <w:ind w:left="3600" w:hanging="360"/>
-      </w:pPr>
-    </w:lvl>
-    <w:lvl xmlns:w="http://schemas.openxmlformats.org/wordprocessingml/2006/main" w:ilvl="5">
-      <w:start w:val="1"/>
-      <w:numFmt w:val="lowerRoman"/>
-      <w:lvlText w:val="%6."/>
-      <w:lvlJc w:val="right"/>
-      <w:pPr>
-        <w:ind w:left="4320" w:hanging="180"/>
-      </w:pPr>
-    </w:lvl>
-    <w:lvl xmlns:w="http://schemas.openxmlformats.org/wordprocessingml/2006/main" w:ilvl="6">
-      <w:start w:val="1"/>
-      <w:numFmt w:val="decimal"/>
-      <w:lvlText w:val="%7."/>
-      <w:lvlJc w:val="left"/>
-      <w:pPr>
-        <w:ind w:left="5040" w:hanging="360"/>
-      </w:pPr>
-    </w:lvl>
-    <w:lvl xmlns:w="http://schemas.openxmlformats.org/wordprocessingml/2006/main" w:ilvl="7">
-      <w:start w:val="1"/>
-      <w:numFmt w:val="lowerLetter"/>
-      <w:lvlText w:val="%8."/>
-      <w:lvlJc w:val="left"/>
-      <w:pPr>
-        <w:ind w:left="5760" w:hanging="360"/>
-      </w:pPr>
-    </w:lvl>
-    <w:lvl xmlns:w="http://schemas.openxmlformats.org/wordprocessingml/2006/main" w:ilvl="8">
-      <w:start w:val="1"/>
-      <w:numFmt w:val="lowerRoman"/>
-      <w:lvlText w:val="%9."/>
-      <w:lvlJc w:val="right"/>
-      <w:pPr>
-        <w:ind w:left="6480" w:hanging="180"/>
-      </w:pPr>
-    </w:lvl>
-  </w:abstractNum>
-  <w:abstractNum xmlns:w="http://schemas.openxmlformats.org/wordprocessingml/2006/main" w:abstractNumId="31">
-    <w:nsid w:val="21fa8d54"/>
-    <w:multiLevelType xmlns:w="http://schemas.openxmlformats.org/wordprocessingml/2006/main" w:val="hybridMultilevel"/>
-    <w:lvl xmlns:w="http://schemas.openxmlformats.org/wordprocessingml/2006/main" w:ilvl="0">
-      <w:start w:val="2"/>
-      <w:numFmt w:val="decimal"/>
-      <w:lvlText w:val="%1."/>
-      <w:lvlJc w:val="left"/>
-      <w:pPr>
-        <w:ind w:left="720" w:hanging="360"/>
-      </w:pPr>
-    </w:lvl>
-    <w:lvl xmlns:w="http://schemas.openxmlformats.org/wordprocessingml/2006/main" w:ilvl="1">
-      <w:start w:val="1"/>
-      <w:numFmt w:val="lowerLetter"/>
-      <w:lvlText w:val="%2."/>
-      <w:lvlJc w:val="left"/>
-      <w:pPr>
-        <w:ind w:left="1440" w:hanging="360"/>
-      </w:pPr>
-    </w:lvl>
-    <w:lvl xmlns:w="http://schemas.openxmlformats.org/wordprocessingml/2006/main" w:ilvl="2">
-      <w:start w:val="1"/>
-      <w:numFmt w:val="lowerRoman"/>
-      <w:lvlText w:val="%3."/>
-      <w:lvlJc w:val="right"/>
-      <w:pPr>
-        <w:ind w:left="2160" w:hanging="180"/>
-      </w:pPr>
-    </w:lvl>
-    <w:lvl xmlns:w="http://schemas.openxmlformats.org/wordprocessingml/2006/main" w:ilvl="3">
-      <w:start w:val="1"/>
-      <w:numFmt w:val="decimal"/>
-      <w:lvlText w:val="%4."/>
-      <w:lvlJc w:val="left"/>
-      <w:pPr>
-        <w:ind w:left="2880" w:hanging="360"/>
-      </w:pPr>
-    </w:lvl>
-    <w:lvl xmlns:w="http://schemas.openxmlformats.org/wordprocessingml/2006/main" w:ilvl="4">
-      <w:start w:val="1"/>
-      <w:numFmt w:val="lowerLetter"/>
-      <w:lvlText w:val="%5."/>
-      <w:lvlJc w:val="left"/>
-      <w:pPr>
-        <w:ind w:left="3600" w:hanging="360"/>
-      </w:pPr>
-    </w:lvl>
-    <w:lvl xmlns:w="http://schemas.openxmlformats.org/wordprocessingml/2006/main" w:ilvl="5">
-      <w:start w:val="1"/>
-      <w:numFmt w:val="lowerRoman"/>
-      <w:lvlText w:val="%6."/>
-      <w:lvlJc w:val="right"/>
-      <w:pPr>
-        <w:ind w:left="4320" w:hanging="180"/>
-      </w:pPr>
-    </w:lvl>
-    <w:lvl xmlns:w="http://schemas.openxmlformats.org/wordprocessingml/2006/main" w:ilvl="6">
-      <w:start w:val="1"/>
-      <w:numFmt w:val="decimal"/>
-      <w:lvlText w:val="%7."/>
-      <w:lvlJc w:val="left"/>
-      <w:pPr>
-        <w:ind w:left="5040" w:hanging="360"/>
-      </w:pPr>
-    </w:lvl>
-    <w:lvl xmlns:w="http://schemas.openxmlformats.org/wordprocessingml/2006/main" w:ilvl="7">
-      <w:start w:val="1"/>
-      <w:numFmt w:val="lowerLetter"/>
-      <w:lvlText w:val="%8."/>
-      <w:lvlJc w:val="left"/>
-      <w:pPr>
-        <w:ind w:left="5760" w:hanging="360"/>
-      </w:pPr>
-    </w:lvl>
-    <w:lvl xmlns:w="http://schemas.openxmlformats.org/wordprocessingml/2006/main" w:ilvl="8">
-      <w:start w:val="1"/>
-      <w:numFmt w:val="lowerRoman"/>
-      <w:lvlText w:val="%9."/>
-      <w:lvlJc w:val="right"/>
-      <w:pPr>
-        <w:ind w:left="6480" w:hanging="180"/>
-      </w:pPr>
-    </w:lvl>
-  </w:abstractNum>
-  <w:abstractNum xmlns:w="http://schemas.openxmlformats.org/wordprocessingml/2006/main" w:abstractNumId="30">
-    <w:nsid w:val="47b05f1e"/>
-    <w:multiLevelType xmlns:w="http://schemas.openxmlformats.org/wordprocessingml/2006/main" w:val="hybridMultilevel"/>
-    <w:lvl xmlns:w="http://schemas.openxmlformats.org/wordprocessingml/2006/main" w:ilvl="0">
-      <w:start w:val="2"/>
-      <w:numFmt w:val="decimal"/>
-      <w:lvlText w:val="%1."/>
-      <w:lvlJc w:val="left"/>
-      <w:pPr>
-        <w:ind w:left="720" w:hanging="360"/>
-      </w:pPr>
-    </w:lvl>
-    <w:lvl xmlns:w="http://schemas.openxmlformats.org/wordprocessingml/2006/main" w:ilvl="1">
-      <w:start w:val="1"/>
-      <w:numFmt w:val="lowerLetter"/>
-      <w:lvlText w:val="%2."/>
-      <w:lvlJc w:val="left"/>
-      <w:pPr>
-        <w:ind w:left="1440" w:hanging="360"/>
-      </w:pPr>
-    </w:lvl>
-    <w:lvl xmlns:w="http://schemas.openxmlformats.org/wordprocessingml/2006/main" w:ilvl="2">
-      <w:start w:val="1"/>
-      <w:numFmt w:val="lowerRoman"/>
-      <w:lvlText w:val="%3."/>
-      <w:lvlJc w:val="right"/>
-      <w:pPr>
-        <w:ind w:left="2160" w:hanging="180"/>
-      </w:pPr>
-    </w:lvl>
-    <w:lvl xmlns:w="http://schemas.openxmlformats.org/wordprocessingml/2006/main" w:ilvl="3">
-      <w:start w:val="1"/>
-      <w:numFmt w:val="decimal"/>
-      <w:lvlText w:val="%4."/>
-      <w:lvlJc w:val="left"/>
-      <w:pPr>
-        <w:ind w:left="2880" w:hanging="360"/>
-      </w:pPr>
-    </w:lvl>
-    <w:lvl xmlns:w="http://schemas.openxmlformats.org/wordprocessingml/2006/main" w:ilvl="4">
-      <w:start w:val="1"/>
-      <w:numFmt w:val="lowerLetter"/>
-      <w:lvlText w:val="%5."/>
-      <w:lvlJc w:val="left"/>
-      <w:pPr>
-        <w:ind w:left="3600" w:hanging="360"/>
-      </w:pPr>
-    </w:lvl>
-    <w:lvl xmlns:w="http://schemas.openxmlformats.org/wordprocessingml/2006/main" w:ilvl="5">
-      <w:start w:val="1"/>
-      <w:numFmt w:val="lowerRoman"/>
-      <w:lvlText w:val="%6."/>
-      <w:lvlJc w:val="right"/>
-      <w:pPr>
-        <w:ind w:left="4320" w:hanging="180"/>
-      </w:pPr>
-    </w:lvl>
-    <w:lvl xmlns:w="http://schemas.openxmlformats.org/wordprocessingml/2006/main" w:ilvl="6">
-      <w:start w:val="1"/>
-      <w:numFmt w:val="decimal"/>
-      <w:lvlText w:val="%7."/>
-      <w:lvlJc w:val="left"/>
-      <w:pPr>
-        <w:ind w:left="5040" w:hanging="360"/>
-      </w:pPr>
-    </w:lvl>
-    <w:lvl xmlns:w="http://schemas.openxmlformats.org/wordprocessingml/2006/main" w:ilvl="7">
-      <w:start w:val="1"/>
-      <w:numFmt w:val="lowerLetter"/>
-      <w:lvlText w:val="%8."/>
-      <w:lvlJc w:val="left"/>
-      <w:pPr>
-        <w:ind w:left="5760" w:hanging="360"/>
-      </w:pPr>
-    </w:lvl>
-    <w:lvl xmlns:w="http://schemas.openxmlformats.org/wordprocessingml/2006/main" w:ilvl="8">
-      <w:start w:val="1"/>
-      <w:numFmt w:val="lowerRoman"/>
-      <w:lvlText w:val="%9."/>
-      <w:lvlJc w:val="right"/>
-      <w:pPr>
-        <w:ind w:left="6480" w:hanging="180"/>
-      </w:pPr>
-    </w:lvl>
-  </w:abstractNum>
-  <w:abstractNum xmlns:w="http://schemas.openxmlformats.org/wordprocessingml/2006/main" w:abstractNumId="29">
-    <w:nsid w:val="d627a85"/>
-    <w:multiLevelType xmlns:w="http://schemas.openxmlformats.org/wordprocessingml/2006/main" w:val="hybridMultilevel"/>
-    <w:lvl xmlns:w="http://schemas.openxmlformats.org/wordprocessingml/2006/main" w:ilvl="0">
-      <w:start w:val="1"/>
-      <w:numFmt w:val="decimal"/>
-      <w:lvlText w:val="%1."/>
-      <w:lvlJc w:val="left"/>
-      <w:pPr>
-        <w:ind w:left="720" w:hanging="360"/>
-      </w:pPr>
-    </w:lvl>
-    <w:lvl xmlns:w="http://schemas.openxmlformats.org/wordprocessingml/2006/main" w:ilvl="1">
-      <w:start w:val="1"/>
-      <w:numFmt w:val="lowerLetter"/>
-      <w:lvlText w:val="%2."/>
-      <w:lvlJc w:val="left"/>
-      <w:pPr>
-        <w:ind w:left="1440" w:hanging="360"/>
-      </w:pPr>
-    </w:lvl>
-    <w:lvl xmlns:w="http://schemas.openxmlformats.org/wordprocessingml/2006/main" w:ilvl="2">
-      <w:start w:val="1"/>
-      <w:numFmt w:val="lowerRoman"/>
-      <w:lvlText w:val="%3."/>
-      <w:lvlJc w:val="right"/>
-      <w:pPr>
-        <w:ind w:left="2160" w:hanging="180"/>
-      </w:pPr>
-    </w:lvl>
-    <w:lvl xmlns:w="http://schemas.openxmlformats.org/wordprocessingml/2006/main" w:ilvl="3">
-      <w:start w:val="1"/>
-      <w:numFmt w:val="decimal"/>
-      <w:lvlText w:val="%4."/>
-      <w:lvlJc w:val="left"/>
-      <w:pPr>
-        <w:ind w:left="2880" w:hanging="360"/>
-      </w:pPr>
-    </w:lvl>
-    <w:lvl xmlns:w="http://schemas.openxmlformats.org/wordprocessingml/2006/main" w:ilvl="4">
-      <w:start w:val="1"/>
-      <w:numFmt w:val="lowerLetter"/>
-      <w:lvlText w:val="%5."/>
-      <w:lvlJc w:val="left"/>
-      <w:pPr>
-        <w:ind w:left="3600" w:hanging="360"/>
-      </w:pPr>
-    </w:lvl>
-    <w:lvl xmlns:w="http://schemas.openxmlformats.org/wordprocessingml/2006/main" w:ilvl="5">
-      <w:start w:val="1"/>
-      <w:numFmt w:val="lowerRoman"/>
-      <w:lvlText w:val="%6."/>
-      <w:lvlJc w:val="right"/>
-      <w:pPr>
-        <w:ind w:left="4320" w:hanging="180"/>
-      </w:pPr>
-    </w:lvl>
-    <w:lvl xmlns:w="http://schemas.openxmlformats.org/wordprocessingml/2006/main" w:ilvl="6">
-      <w:start w:val="1"/>
-      <w:numFmt w:val="decimal"/>
-      <w:lvlText w:val="%7."/>
-      <w:lvlJc w:val="left"/>
-      <w:pPr>
-        <w:ind w:left="5040" w:hanging="360"/>
-      </w:pPr>
-    </w:lvl>
-    <w:lvl xmlns:w="http://schemas.openxmlformats.org/wordprocessingml/2006/main" w:ilvl="7">
-      <w:start w:val="1"/>
-      <w:numFmt w:val="lowerLetter"/>
-      <w:lvlText w:val="%8."/>
-      <w:lvlJc w:val="left"/>
-      <w:pPr>
-        <w:ind w:left="5760" w:hanging="360"/>
-      </w:pPr>
-    </w:lvl>
-    <w:lvl xmlns:w="http://schemas.openxmlformats.org/wordprocessingml/2006/main" w:ilvl="8">
-      <w:start w:val="1"/>
-      <w:numFmt w:val="lowerRoman"/>
-      <w:lvlText w:val="%9."/>
-      <w:lvlJc w:val="right"/>
-      <w:pPr>
-        <w:ind w:left="6480" w:hanging="180"/>
-      </w:pPr>
-    </w:lvl>
-  </w:abstractNum>
-  <w:abstractNum xmlns:w="http://schemas.openxmlformats.org/wordprocessingml/2006/main" w:abstractNumId="28">
-    <w:nsid w:val="39e74ca2"/>
-    <w:multiLevelType xmlns:w="http://schemas.openxmlformats.org/wordprocessingml/2006/main" w:val="hybridMultilevel"/>
-    <w:lvl xmlns:w="http://schemas.openxmlformats.org/wordprocessingml/2006/main" w:ilvl="0">
-      <w:start w:val="1"/>
-      <w:numFmt w:val="decimal"/>
-      <w:lvlText w:val="%1."/>
-      <w:lvlJc w:val="left"/>
-      <w:pPr>
-        <w:ind w:left="720" w:hanging="360"/>
-      </w:pPr>
-    </w:lvl>
-    <w:lvl xmlns:w="http://schemas.openxmlformats.org/wordprocessingml/2006/main" w:ilvl="1">
-      <w:start w:val="1"/>
-      <w:numFmt w:val="lowerLetter"/>
-      <w:lvlText w:val="%2."/>
-      <w:lvlJc w:val="left"/>
-      <w:pPr>
-        <w:ind w:left="1440" w:hanging="360"/>
-      </w:pPr>
-    </w:lvl>
-    <w:lvl xmlns:w="http://schemas.openxmlformats.org/wordprocessingml/2006/main" w:ilvl="2">
-      <w:start w:val="1"/>
-      <w:numFmt w:val="lowerRoman"/>
-      <w:lvlText w:val="%3."/>
-      <w:lvlJc w:val="right"/>
-      <w:pPr>
-        <w:ind w:left="2160" w:hanging="180"/>
-      </w:pPr>
-    </w:lvl>
-    <w:lvl xmlns:w="http://schemas.openxmlformats.org/wordprocessingml/2006/main" w:ilvl="3">
-      <w:start w:val="1"/>
-      <w:numFmt w:val="decimal"/>
-      <w:lvlText w:val="%4."/>
-      <w:lvlJc w:val="left"/>
-      <w:pPr>
-        <w:ind w:left="2880" w:hanging="360"/>
-      </w:pPr>
-    </w:lvl>
-    <w:lvl xmlns:w="http://schemas.openxmlformats.org/wordprocessingml/2006/main" w:ilvl="4">
-      <w:start w:val="1"/>
-      <w:numFmt w:val="lowerLetter"/>
-      <w:lvlText w:val="%5."/>
-      <w:lvlJc w:val="left"/>
-      <w:pPr>
-        <w:ind w:left="3600" w:hanging="360"/>
-      </w:pPr>
-    </w:lvl>
-    <w:lvl xmlns:w="http://schemas.openxmlformats.org/wordprocessingml/2006/main" w:ilvl="5">
-      <w:start w:val="1"/>
-      <w:numFmt w:val="lowerRoman"/>
-      <w:lvlText w:val="%6."/>
-      <w:lvlJc w:val="right"/>
-      <w:pPr>
-        <w:ind w:left="4320" w:hanging="180"/>
-      </w:pPr>
-    </w:lvl>
-    <w:lvl xmlns:w="http://schemas.openxmlformats.org/wordprocessingml/2006/main" w:ilvl="6">
-      <w:start w:val="1"/>
-      <w:numFmt w:val="decimal"/>
-      <w:lvlText w:val="%7."/>
-      <w:lvlJc w:val="left"/>
-      <w:pPr>
-        <w:ind w:left="5040" w:hanging="360"/>
-      </w:pPr>
-    </w:lvl>
-    <w:lvl xmlns:w="http://schemas.openxmlformats.org/wordprocessingml/2006/main" w:ilvl="7">
-      <w:start w:val="1"/>
-      <w:numFmt w:val="lowerLetter"/>
-      <w:lvlText w:val="%8."/>
-      <w:lvlJc w:val="left"/>
-      <w:pPr>
-        <w:ind w:left="5760" w:hanging="360"/>
-      </w:pPr>
-    </w:lvl>
-    <w:lvl xmlns:w="http://schemas.openxmlformats.org/wordprocessingml/2006/main" w:ilvl="8">
-      <w:start w:val="1"/>
-      <w:numFmt w:val="lowerRoman"/>
-      <w:lvlText w:val="%9."/>
-      <w:lvlJc w:val="right"/>
-      <w:pPr>
-        <w:ind w:left="6480" w:hanging="180"/>
-      </w:pPr>
-    </w:lvl>
-  </w:abstractNum>
-  <w:abstractNum xmlns:w="http://schemas.openxmlformats.org/wordprocessingml/2006/main" w:abstractNumId="27">
-    <w:nsid w:val="4f7ac686"/>
-    <w:multiLevelType xmlns:w="http://schemas.openxmlformats.org/wordprocessingml/2006/main" w:val="hybridMultilevel"/>
-    <w:lvl xmlns:w="http://schemas.openxmlformats.org/wordprocessingml/2006/main" w:ilvl="0">
-      <w:start w:val="1"/>
-      <w:numFmt w:val="decimal"/>
-      <w:lvlText w:val="%1."/>
-      <w:lvlJc w:val="left"/>
-      <w:pPr>
-        <w:ind w:left="720" w:hanging="360"/>
-      </w:pPr>
-    </w:lvl>
-    <w:lvl xmlns:w="http://schemas.openxmlformats.org/wordprocessingml/2006/main" w:ilvl="1">
-      <w:start w:val="1"/>
-      <w:numFmt w:val="lowerLetter"/>
-      <w:lvlText w:val="%2."/>
-      <w:lvlJc w:val="left"/>
-      <w:pPr>
-        <w:ind w:left="1440" w:hanging="360"/>
-      </w:pPr>
-    </w:lvl>
-    <w:lvl xmlns:w="http://schemas.openxmlformats.org/wordprocessingml/2006/main" w:ilvl="2">
-      <w:start w:val="1"/>
-      <w:numFmt w:val="lowerRoman"/>
-      <w:lvlText w:val="%3."/>
-      <w:lvlJc w:val="right"/>
-      <w:pPr>
-        <w:ind w:left="2160" w:hanging="180"/>
-      </w:pPr>
-    </w:lvl>
-    <w:lvl xmlns:w="http://schemas.openxmlformats.org/wordprocessingml/2006/main" w:ilvl="3">
-      <w:start w:val="1"/>
-      <w:numFmt w:val="decimal"/>
-      <w:lvlText w:val="%4."/>
-      <w:lvlJc w:val="left"/>
-      <w:pPr>
-        <w:ind w:left="2880" w:hanging="360"/>
-      </w:pPr>
-    </w:lvl>
-    <w:lvl xmlns:w="http://schemas.openxmlformats.org/wordprocessingml/2006/main" w:ilvl="4">
-      <w:start w:val="1"/>
-      <w:numFmt w:val="lowerLetter"/>
-      <w:lvlText w:val="%5."/>
-      <w:lvlJc w:val="left"/>
-      <w:pPr>
-        <w:ind w:left="3600" w:hanging="360"/>
-      </w:pPr>
-    </w:lvl>
-    <w:lvl xmlns:w="http://schemas.openxmlformats.org/wordprocessingml/2006/main" w:ilvl="5">
-      <w:start w:val="1"/>
-      <w:numFmt w:val="lowerRoman"/>
-      <w:lvlText w:val="%6."/>
-      <w:lvlJc w:val="right"/>
-      <w:pPr>
-        <w:ind w:left="4320" w:hanging="180"/>
-      </w:pPr>
-    </w:lvl>
-    <w:lvl xmlns:w="http://schemas.openxmlformats.org/wordprocessingml/2006/main" w:ilvl="6">
-      <w:start w:val="1"/>
-      <w:numFmt w:val="decimal"/>
-      <w:lvlText w:val="%7."/>
-      <w:lvlJc w:val="left"/>
-      <w:pPr>
-        <w:ind w:left="5040" w:hanging="360"/>
-      </w:pPr>
-    </w:lvl>
-    <w:lvl xmlns:w="http://schemas.openxmlformats.org/wordprocessingml/2006/main" w:ilvl="7">
-      <w:start w:val="1"/>
-      <w:numFmt w:val="lowerLetter"/>
-      <w:lvlText w:val="%8."/>
-      <w:lvlJc w:val="left"/>
-      <w:pPr>
-        <w:ind w:left="5760" w:hanging="360"/>
-      </w:pPr>
-    </w:lvl>
-    <w:lvl xmlns:w="http://schemas.openxmlformats.org/wordprocessingml/2006/main" w:ilvl="8">
-      <w:start w:val="1"/>
-      <w:numFmt w:val="lowerRoman"/>
-      <w:lvlText w:val="%9."/>
-      <w:lvlJc w:val="right"/>
-      <w:pPr>
-        <w:ind w:left="6480" w:hanging="180"/>
-      </w:pPr>
-    </w:lvl>
-  </w:abstractNum>
-  <w:abstractNum xmlns:w="http://schemas.openxmlformats.org/wordprocessingml/2006/main" w:abstractNumId="26">
-    <w:nsid w:val="2fe8f5f1"/>
-    <w:multiLevelType xmlns:w="http://schemas.openxmlformats.org/wordprocessingml/2006/main" w:val="hybridMultilevel"/>
-    <w:lvl xmlns:w="http://schemas.openxmlformats.org/wordprocessingml/2006/main" w:ilvl="0">
-      <w:start w:val="1"/>
-      <w:numFmt w:val="decimal"/>
-      <w:lvlText w:val="%1."/>
-      <w:lvlJc w:val="left"/>
-      <w:pPr>
-        <w:ind w:left="720" w:hanging="360"/>
-      </w:pPr>
-    </w:lvl>
-    <w:lvl xmlns:w="http://schemas.openxmlformats.org/wordprocessingml/2006/main" w:ilvl="1">
-      <w:start w:val="1"/>
-      <w:numFmt w:val="lowerLetter"/>
-      <w:lvlText w:val="%2."/>
-      <w:lvlJc w:val="left"/>
-      <w:pPr>
-        <w:ind w:left="1440" w:hanging="360"/>
-      </w:pPr>
-    </w:lvl>
-    <w:lvl xmlns:w="http://schemas.openxmlformats.org/wordprocessingml/2006/main" w:ilvl="2">
-      <w:start w:val="1"/>
-      <w:numFmt w:val="lowerRoman"/>
-      <w:lvlText w:val="%3."/>
-      <w:lvlJc w:val="right"/>
-      <w:pPr>
-        <w:ind w:left="2160" w:hanging="180"/>
-      </w:pPr>
-    </w:lvl>
-    <w:lvl xmlns:w="http://schemas.openxmlformats.org/wordprocessingml/2006/main" w:ilvl="3">
-      <w:start w:val="1"/>
-      <w:numFmt w:val="decimal"/>
-      <w:lvlText w:val="%4."/>
-      <w:lvlJc w:val="left"/>
-      <w:pPr>
-        <w:ind w:left="2880" w:hanging="360"/>
-      </w:pPr>
-    </w:lvl>
-    <w:lvl xmlns:w="http://schemas.openxmlformats.org/wordprocessingml/2006/main" w:ilvl="4">
-      <w:start w:val="1"/>
-      <w:numFmt w:val="lowerLetter"/>
-      <w:lvlText w:val="%5."/>
-      <w:lvlJc w:val="left"/>
-      <w:pPr>
-        <w:ind w:left="3600" w:hanging="360"/>
-      </w:pPr>
-    </w:lvl>
-    <w:lvl xmlns:w="http://schemas.openxmlformats.org/wordprocessingml/2006/main" w:ilvl="5">
-      <w:start w:val="1"/>
-      <w:numFmt w:val="lowerRoman"/>
-      <w:lvlText w:val="%6."/>
-      <w:lvlJc w:val="right"/>
-      <w:pPr>
-        <w:ind w:left="4320" w:hanging="180"/>
-      </w:pPr>
-    </w:lvl>
-    <w:lvl xmlns:w="http://schemas.openxmlformats.org/wordprocessingml/2006/main" w:ilvl="6">
-      <w:start w:val="1"/>
-      <w:numFmt w:val="decimal"/>
-      <w:lvlText w:val="%7."/>
-      <w:lvlJc w:val="left"/>
-      <w:pPr>
-        <w:ind w:left="5040" w:hanging="360"/>
-      </w:pPr>
-    </w:lvl>
-    <w:lvl xmlns:w="http://schemas.openxmlformats.org/wordprocessingml/2006/main" w:ilvl="7">
-      <w:start w:val="1"/>
-      <w:numFmt w:val="lowerLetter"/>
-      <w:lvlText w:val="%8."/>
-      <w:lvlJc w:val="left"/>
-      <w:pPr>
-        <w:ind w:left="5760" w:hanging="360"/>
-      </w:pPr>
-    </w:lvl>
-    <w:lvl xmlns:w="http://schemas.openxmlformats.org/wordprocessingml/2006/main" w:ilvl="8">
-      <w:start w:val="1"/>
-      <w:numFmt w:val="lowerRoman"/>
-      <w:lvlText w:val="%9."/>
-      <w:lvlJc w:val="right"/>
-      <w:pPr>
-        <w:ind w:left="6480" w:hanging="180"/>
-      </w:pPr>
-    </w:lvl>
-  </w:abstractNum>
   <w:abstractNum w:abstractNumId="0" w15:restartNumberingAfterBreak="0">
     <w:nsid w:val="06650793"/>
     <w:multiLevelType w:val="hybridMultilevel"/>
@@ -19661,6 +17761,178 @@
     </w:lvl>
   </w:abstractNum>
   <w:abstractNum w:abstractNumId="2" w15:restartNumberingAfterBreak="0">
+    <w:nsid w:val="0D627A85"/>
+    <w:multiLevelType w:val="hybridMultilevel"/>
+    <w:tmpl w:val="FFFFFFFF"/>
+    <w:lvl w:ilvl="0" w:tplc="4F1C4860">
+      <w:start w:val="1"/>
+      <w:numFmt w:val="decimal"/>
+      <w:lvlText w:val="%1."/>
+      <w:lvlJc w:val="left"/>
+      <w:pPr>
+        <w:ind w:left="720" w:hanging="360"/>
+      </w:pPr>
+    </w:lvl>
+    <w:lvl w:ilvl="1" w:tplc="D7C89A9A">
+      <w:start w:val="1"/>
+      <w:numFmt w:val="lowerLetter"/>
+      <w:lvlText w:val="%2."/>
+      <w:lvlJc w:val="left"/>
+      <w:pPr>
+        <w:ind w:left="1440" w:hanging="360"/>
+      </w:pPr>
+    </w:lvl>
+    <w:lvl w:ilvl="2" w:tplc="7E506460">
+      <w:start w:val="1"/>
+      <w:numFmt w:val="lowerRoman"/>
+      <w:lvlText w:val="%3."/>
+      <w:lvlJc w:val="right"/>
+      <w:pPr>
+        <w:ind w:left="2160" w:hanging="180"/>
+      </w:pPr>
+    </w:lvl>
+    <w:lvl w:ilvl="3" w:tplc="51605DDC">
+      <w:start w:val="1"/>
+      <w:numFmt w:val="decimal"/>
+      <w:lvlText w:val="%4."/>
+      <w:lvlJc w:val="left"/>
+      <w:pPr>
+        <w:ind w:left="2880" w:hanging="360"/>
+      </w:pPr>
+    </w:lvl>
+    <w:lvl w:ilvl="4" w:tplc="2698DA62">
+      <w:start w:val="1"/>
+      <w:numFmt w:val="lowerLetter"/>
+      <w:lvlText w:val="%5."/>
+      <w:lvlJc w:val="left"/>
+      <w:pPr>
+        <w:ind w:left="3600" w:hanging="360"/>
+      </w:pPr>
+    </w:lvl>
+    <w:lvl w:ilvl="5" w:tplc="72E07BBA">
+      <w:start w:val="1"/>
+      <w:numFmt w:val="lowerRoman"/>
+      <w:lvlText w:val="%6."/>
+      <w:lvlJc w:val="right"/>
+      <w:pPr>
+        <w:ind w:left="4320" w:hanging="180"/>
+      </w:pPr>
+    </w:lvl>
+    <w:lvl w:ilvl="6" w:tplc="0428AE66">
+      <w:start w:val="1"/>
+      <w:numFmt w:val="decimal"/>
+      <w:lvlText w:val="%7."/>
+      <w:lvlJc w:val="left"/>
+      <w:pPr>
+        <w:ind w:left="5040" w:hanging="360"/>
+      </w:pPr>
+    </w:lvl>
+    <w:lvl w:ilvl="7" w:tplc="221AB8DC">
+      <w:start w:val="1"/>
+      <w:numFmt w:val="lowerLetter"/>
+      <w:lvlText w:val="%8."/>
+      <w:lvlJc w:val="left"/>
+      <w:pPr>
+        <w:ind w:left="5760" w:hanging="360"/>
+      </w:pPr>
+    </w:lvl>
+    <w:lvl w:ilvl="8" w:tplc="6A6C382A">
+      <w:start w:val="1"/>
+      <w:numFmt w:val="lowerRoman"/>
+      <w:lvlText w:val="%9."/>
+      <w:lvlJc w:val="right"/>
+      <w:pPr>
+        <w:ind w:left="6480" w:hanging="180"/>
+      </w:pPr>
+    </w:lvl>
+  </w:abstractNum>
+  <w:abstractNum w:abstractNumId="3" w15:restartNumberingAfterBreak="0">
+    <w:nsid w:val="13E6C0D7"/>
+    <w:multiLevelType w:val="hybridMultilevel"/>
+    <w:tmpl w:val="FFFFFFFF"/>
+    <w:lvl w:ilvl="0" w:tplc="6ADA8BDA">
+      <w:start w:val="3"/>
+      <w:numFmt w:val="decimal"/>
+      <w:lvlText w:val="%1."/>
+      <w:lvlJc w:val="left"/>
+      <w:pPr>
+        <w:ind w:left="720" w:hanging="360"/>
+      </w:pPr>
+    </w:lvl>
+    <w:lvl w:ilvl="1" w:tplc="B380A69C">
+      <w:start w:val="1"/>
+      <w:numFmt w:val="lowerLetter"/>
+      <w:lvlText w:val="%2."/>
+      <w:lvlJc w:val="left"/>
+      <w:pPr>
+        <w:ind w:left="1440" w:hanging="360"/>
+      </w:pPr>
+    </w:lvl>
+    <w:lvl w:ilvl="2" w:tplc="361C59EE">
+      <w:start w:val="1"/>
+      <w:numFmt w:val="lowerRoman"/>
+      <w:lvlText w:val="%3."/>
+      <w:lvlJc w:val="right"/>
+      <w:pPr>
+        <w:ind w:left="2160" w:hanging="180"/>
+      </w:pPr>
+    </w:lvl>
+    <w:lvl w:ilvl="3" w:tplc="7088870E">
+      <w:start w:val="1"/>
+      <w:numFmt w:val="decimal"/>
+      <w:lvlText w:val="%4."/>
+      <w:lvlJc w:val="left"/>
+      <w:pPr>
+        <w:ind w:left="2880" w:hanging="360"/>
+      </w:pPr>
+    </w:lvl>
+    <w:lvl w:ilvl="4" w:tplc="CCECFF4C">
+      <w:start w:val="1"/>
+      <w:numFmt w:val="lowerLetter"/>
+      <w:lvlText w:val="%5."/>
+      <w:lvlJc w:val="left"/>
+      <w:pPr>
+        <w:ind w:left="3600" w:hanging="360"/>
+      </w:pPr>
+    </w:lvl>
+    <w:lvl w:ilvl="5" w:tplc="C1A8F506">
+      <w:start w:val="1"/>
+      <w:numFmt w:val="lowerRoman"/>
+      <w:lvlText w:val="%6."/>
+      <w:lvlJc w:val="right"/>
+      <w:pPr>
+        <w:ind w:left="4320" w:hanging="180"/>
+      </w:pPr>
+    </w:lvl>
+    <w:lvl w:ilvl="6" w:tplc="8494C6E2">
+      <w:start w:val="1"/>
+      <w:numFmt w:val="decimal"/>
+      <w:lvlText w:val="%7."/>
+      <w:lvlJc w:val="left"/>
+      <w:pPr>
+        <w:ind w:left="5040" w:hanging="360"/>
+      </w:pPr>
+    </w:lvl>
+    <w:lvl w:ilvl="7" w:tplc="58F66CB8">
+      <w:start w:val="1"/>
+      <w:numFmt w:val="lowerLetter"/>
+      <w:lvlText w:val="%8."/>
+      <w:lvlJc w:val="left"/>
+      <w:pPr>
+        <w:ind w:left="5760" w:hanging="360"/>
+      </w:pPr>
+    </w:lvl>
+    <w:lvl w:ilvl="8" w:tplc="47DADF8A">
+      <w:start w:val="1"/>
+      <w:numFmt w:val="lowerRoman"/>
+      <w:lvlText w:val="%9."/>
+      <w:lvlJc w:val="right"/>
+      <w:pPr>
+        <w:ind w:left="6480" w:hanging="180"/>
+      </w:pPr>
+    </w:lvl>
+  </w:abstractNum>
+  <w:abstractNum w:abstractNumId="4" w15:restartNumberingAfterBreak="0">
     <w:nsid w:val="15E93090"/>
     <w:multiLevelType w:val="multilevel"/>
     <w:tmpl w:val="70A01044"/>
@@ -19773,7 +18045,7 @@
       </w:pPr>
     </w:lvl>
   </w:abstractNum>
-  <w:abstractNum w:abstractNumId="3" w15:restartNumberingAfterBreak="0">
+  <w:abstractNum w:abstractNumId="5" w15:restartNumberingAfterBreak="0">
     <w:nsid w:val="171F22A3"/>
     <w:multiLevelType w:val="hybridMultilevel"/>
     <w:tmpl w:val="01906A70"/>
@@ -19922,7 +18194,7 @@
       </w:rPr>
     </w:lvl>
   </w:abstractNum>
-  <w:abstractNum w:abstractNumId="4" w15:restartNumberingAfterBreak="0">
+  <w:abstractNum w:abstractNumId="6" w15:restartNumberingAfterBreak="0">
     <w:nsid w:val="17F71996"/>
     <w:multiLevelType w:val="hybridMultilevel"/>
     <w:tmpl w:val="8EB2BCE2"/>
@@ -20035,7 +18307,7 @@
       </w:rPr>
     </w:lvl>
   </w:abstractNum>
-  <w:abstractNum w:abstractNumId="5" w15:restartNumberingAfterBreak="0">
+  <w:abstractNum w:abstractNumId="7" w15:restartNumberingAfterBreak="0">
     <w:nsid w:val="2169666B"/>
     <w:multiLevelType w:val="hybridMultilevel"/>
     <w:tmpl w:val="D27C6C1A"/>
@@ -20148,7 +18420,93 @@
       </w:rPr>
     </w:lvl>
   </w:abstractNum>
-  <w:abstractNum w:abstractNumId="6" w15:restartNumberingAfterBreak="0">
+  <w:abstractNum w:abstractNumId="8" w15:restartNumberingAfterBreak="0">
+    <w:nsid w:val="21FA8D54"/>
+    <w:multiLevelType w:val="hybridMultilevel"/>
+    <w:tmpl w:val="FFFFFFFF"/>
+    <w:lvl w:ilvl="0" w:tplc="5FA6D2D8">
+      <w:start w:val="2"/>
+      <w:numFmt w:val="decimal"/>
+      <w:lvlText w:val="%1."/>
+      <w:lvlJc w:val="left"/>
+      <w:pPr>
+        <w:ind w:left="720" w:hanging="360"/>
+      </w:pPr>
+    </w:lvl>
+    <w:lvl w:ilvl="1" w:tplc="62968DC2">
+      <w:start w:val="1"/>
+      <w:numFmt w:val="lowerLetter"/>
+      <w:lvlText w:val="%2."/>
+      <w:lvlJc w:val="left"/>
+      <w:pPr>
+        <w:ind w:left="1440" w:hanging="360"/>
+      </w:pPr>
+    </w:lvl>
+    <w:lvl w:ilvl="2" w:tplc="B0380B78">
+      <w:start w:val="1"/>
+      <w:numFmt w:val="lowerRoman"/>
+      <w:lvlText w:val="%3."/>
+      <w:lvlJc w:val="right"/>
+      <w:pPr>
+        <w:ind w:left="2160" w:hanging="180"/>
+      </w:pPr>
+    </w:lvl>
+    <w:lvl w:ilvl="3" w:tplc="620CE490">
+      <w:start w:val="1"/>
+      <w:numFmt w:val="decimal"/>
+      <w:lvlText w:val="%4."/>
+      <w:lvlJc w:val="left"/>
+      <w:pPr>
+        <w:ind w:left="2880" w:hanging="360"/>
+      </w:pPr>
+    </w:lvl>
+    <w:lvl w:ilvl="4" w:tplc="24EE116A">
+      <w:start w:val="1"/>
+      <w:numFmt w:val="lowerLetter"/>
+      <w:lvlText w:val="%5."/>
+      <w:lvlJc w:val="left"/>
+      <w:pPr>
+        <w:ind w:left="3600" w:hanging="360"/>
+      </w:pPr>
+    </w:lvl>
+    <w:lvl w:ilvl="5" w:tplc="647204A8">
+      <w:start w:val="1"/>
+      <w:numFmt w:val="lowerRoman"/>
+      <w:lvlText w:val="%6."/>
+      <w:lvlJc w:val="right"/>
+      <w:pPr>
+        <w:ind w:left="4320" w:hanging="180"/>
+      </w:pPr>
+    </w:lvl>
+    <w:lvl w:ilvl="6" w:tplc="20B64072">
+      <w:start w:val="1"/>
+      <w:numFmt w:val="decimal"/>
+      <w:lvlText w:val="%7."/>
+      <w:lvlJc w:val="left"/>
+      <w:pPr>
+        <w:ind w:left="5040" w:hanging="360"/>
+      </w:pPr>
+    </w:lvl>
+    <w:lvl w:ilvl="7" w:tplc="EB54808A">
+      <w:start w:val="1"/>
+      <w:numFmt w:val="lowerLetter"/>
+      <w:lvlText w:val="%8."/>
+      <w:lvlJc w:val="left"/>
+      <w:pPr>
+        <w:ind w:left="5760" w:hanging="360"/>
+      </w:pPr>
+    </w:lvl>
+    <w:lvl w:ilvl="8" w:tplc="CB7AB7E0">
+      <w:start w:val="1"/>
+      <w:numFmt w:val="lowerRoman"/>
+      <w:lvlText w:val="%9."/>
+      <w:lvlJc w:val="right"/>
+      <w:pPr>
+        <w:ind w:left="6480" w:hanging="180"/>
+      </w:pPr>
+    </w:lvl>
+  </w:abstractNum>
+  <w:abstractNum w:abstractNumId="9" w15:restartNumberingAfterBreak="0">
     <w:nsid w:val="222A37D9"/>
     <w:multiLevelType w:val="hybridMultilevel"/>
     <w:tmpl w:val="6FA47A82"/>
@@ -20234,7 +18592,7 @@
       </w:pPr>
     </w:lvl>
   </w:abstractNum>
-  <w:abstractNum w:abstractNumId="7" w15:restartNumberingAfterBreak="0">
+  <w:abstractNum w:abstractNumId="10" w15:restartNumberingAfterBreak="0">
     <w:nsid w:val="22B939FD"/>
     <w:multiLevelType w:val="hybridMultilevel"/>
     <w:tmpl w:val="981CF754"/>
@@ -20383,7 +18741,7 @@
       </w:rPr>
     </w:lvl>
   </w:abstractNum>
-  <w:abstractNum w:abstractNumId="8" w15:restartNumberingAfterBreak="0">
+  <w:abstractNum w:abstractNumId="11" w15:restartNumberingAfterBreak="0">
     <w:nsid w:val="2EC61A51"/>
     <w:multiLevelType w:val="multilevel"/>
     <w:tmpl w:val="110442C6"/>
@@ -20501,7 +18859,265 @@
       </w:pPr>
     </w:lvl>
   </w:abstractNum>
-  <w:abstractNum w:abstractNumId="9" w15:restartNumberingAfterBreak="0">
+  <w:abstractNum w:abstractNumId="12" w15:restartNumberingAfterBreak="0">
+    <w:nsid w:val="2FE8F5F1"/>
+    <w:multiLevelType w:val="hybridMultilevel"/>
+    <w:tmpl w:val="FFFFFFFF"/>
+    <w:lvl w:ilvl="0" w:tplc="2A043F6A">
+      <w:start w:val="1"/>
+      <w:numFmt w:val="decimal"/>
+      <w:lvlText w:val="%1."/>
+      <w:lvlJc w:val="left"/>
+      <w:pPr>
+        <w:ind w:left="720" w:hanging="360"/>
+      </w:pPr>
+    </w:lvl>
+    <w:lvl w:ilvl="1" w:tplc="3D2C1758">
+      <w:start w:val="1"/>
+      <w:numFmt w:val="lowerLetter"/>
+      <w:lvlText w:val="%2."/>
+      <w:lvlJc w:val="left"/>
+      <w:pPr>
+        <w:ind w:left="1440" w:hanging="360"/>
+      </w:pPr>
+    </w:lvl>
+    <w:lvl w:ilvl="2" w:tplc="DABA9660">
+      <w:start w:val="1"/>
+      <w:numFmt w:val="lowerRoman"/>
+      <w:lvlText w:val="%3."/>
+      <w:lvlJc w:val="right"/>
+      <w:pPr>
+        <w:ind w:left="2160" w:hanging="180"/>
+      </w:pPr>
+    </w:lvl>
+    <w:lvl w:ilvl="3" w:tplc="8432E9C8">
+      <w:start w:val="1"/>
+      <w:numFmt w:val="decimal"/>
+      <w:lvlText w:val="%4."/>
+      <w:lvlJc w:val="left"/>
+      <w:pPr>
+        <w:ind w:left="2880" w:hanging="360"/>
+      </w:pPr>
+    </w:lvl>
+    <w:lvl w:ilvl="4" w:tplc="31B2D096">
+      <w:start w:val="1"/>
+      <w:numFmt w:val="lowerLetter"/>
+      <w:lvlText w:val="%5."/>
+      <w:lvlJc w:val="left"/>
+      <w:pPr>
+        <w:ind w:left="3600" w:hanging="360"/>
+      </w:pPr>
+    </w:lvl>
+    <w:lvl w:ilvl="5" w:tplc="C7629DF8">
+      <w:start w:val="1"/>
+      <w:numFmt w:val="lowerRoman"/>
+      <w:lvlText w:val="%6."/>
+      <w:lvlJc w:val="right"/>
+      <w:pPr>
+        <w:ind w:left="4320" w:hanging="180"/>
+      </w:pPr>
+    </w:lvl>
+    <w:lvl w:ilvl="6" w:tplc="B0BED756">
+      <w:start w:val="1"/>
+      <w:numFmt w:val="decimal"/>
+      <w:lvlText w:val="%7."/>
+      <w:lvlJc w:val="left"/>
+      <w:pPr>
+        <w:ind w:left="5040" w:hanging="360"/>
+      </w:pPr>
+    </w:lvl>
+    <w:lvl w:ilvl="7" w:tplc="BF0E0EB8">
+      <w:start w:val="1"/>
+      <w:numFmt w:val="lowerLetter"/>
+      <w:lvlText w:val="%8."/>
+      <w:lvlJc w:val="left"/>
+      <w:pPr>
+        <w:ind w:left="5760" w:hanging="360"/>
+      </w:pPr>
+    </w:lvl>
+    <w:lvl w:ilvl="8" w:tplc="FA843418">
+      <w:start w:val="1"/>
+      <w:numFmt w:val="lowerRoman"/>
+      <w:lvlText w:val="%9."/>
+      <w:lvlJc w:val="right"/>
+      <w:pPr>
+        <w:ind w:left="6480" w:hanging="180"/>
+      </w:pPr>
+    </w:lvl>
+  </w:abstractNum>
+  <w:abstractNum w:abstractNumId="13" w15:restartNumberingAfterBreak="0">
+    <w:nsid w:val="35617545"/>
+    <w:multiLevelType w:val="hybridMultilevel"/>
+    <w:tmpl w:val="FFFFFFFF"/>
+    <w:lvl w:ilvl="0" w:tplc="234450AE">
+      <w:start w:val="3"/>
+      <w:numFmt w:val="decimal"/>
+      <w:lvlText w:val="%1."/>
+      <w:lvlJc w:val="left"/>
+      <w:pPr>
+        <w:ind w:left="720" w:hanging="360"/>
+      </w:pPr>
+    </w:lvl>
+    <w:lvl w:ilvl="1" w:tplc="9196AD68">
+      <w:start w:val="1"/>
+      <w:numFmt w:val="lowerLetter"/>
+      <w:lvlText w:val="%2."/>
+      <w:lvlJc w:val="left"/>
+      <w:pPr>
+        <w:ind w:left="1440" w:hanging="360"/>
+      </w:pPr>
+    </w:lvl>
+    <w:lvl w:ilvl="2" w:tplc="EF88CD7E">
+      <w:start w:val="1"/>
+      <w:numFmt w:val="lowerRoman"/>
+      <w:lvlText w:val="%3."/>
+      <w:lvlJc w:val="right"/>
+      <w:pPr>
+        <w:ind w:left="2160" w:hanging="180"/>
+      </w:pPr>
+    </w:lvl>
+    <w:lvl w:ilvl="3" w:tplc="1732175E">
+      <w:start w:val="1"/>
+      <w:numFmt w:val="decimal"/>
+      <w:lvlText w:val="%4."/>
+      <w:lvlJc w:val="left"/>
+      <w:pPr>
+        <w:ind w:left="2880" w:hanging="360"/>
+      </w:pPr>
+    </w:lvl>
+    <w:lvl w:ilvl="4" w:tplc="C56692C2">
+      <w:start w:val="1"/>
+      <w:numFmt w:val="lowerLetter"/>
+      <w:lvlText w:val="%5."/>
+      <w:lvlJc w:val="left"/>
+      <w:pPr>
+        <w:ind w:left="3600" w:hanging="360"/>
+      </w:pPr>
+    </w:lvl>
+    <w:lvl w:ilvl="5" w:tplc="90A22380">
+      <w:start w:val="1"/>
+      <w:numFmt w:val="lowerRoman"/>
+      <w:lvlText w:val="%6."/>
+      <w:lvlJc w:val="right"/>
+      <w:pPr>
+        <w:ind w:left="4320" w:hanging="180"/>
+      </w:pPr>
+    </w:lvl>
+    <w:lvl w:ilvl="6" w:tplc="487C4B86">
+      <w:start w:val="1"/>
+      <w:numFmt w:val="decimal"/>
+      <w:lvlText w:val="%7."/>
+      <w:lvlJc w:val="left"/>
+      <w:pPr>
+        <w:ind w:left="5040" w:hanging="360"/>
+      </w:pPr>
+    </w:lvl>
+    <w:lvl w:ilvl="7" w:tplc="D8EC6B9C">
+      <w:start w:val="1"/>
+      <w:numFmt w:val="lowerLetter"/>
+      <w:lvlText w:val="%8."/>
+      <w:lvlJc w:val="left"/>
+      <w:pPr>
+        <w:ind w:left="5760" w:hanging="360"/>
+      </w:pPr>
+    </w:lvl>
+    <w:lvl w:ilvl="8" w:tplc="CC22CFA4">
+      <w:start w:val="1"/>
+      <w:numFmt w:val="lowerRoman"/>
+      <w:lvlText w:val="%9."/>
+      <w:lvlJc w:val="right"/>
+      <w:pPr>
+        <w:ind w:left="6480" w:hanging="180"/>
+      </w:pPr>
+    </w:lvl>
+  </w:abstractNum>
+  <w:abstractNum w:abstractNumId="14" w15:restartNumberingAfterBreak="0">
+    <w:nsid w:val="39E74CA2"/>
+    <w:multiLevelType w:val="hybridMultilevel"/>
+    <w:tmpl w:val="FFFFFFFF"/>
+    <w:lvl w:ilvl="0" w:tplc="771CE0F8">
+      <w:start w:val="1"/>
+      <w:numFmt w:val="decimal"/>
+      <w:lvlText w:val="%1."/>
+      <w:lvlJc w:val="left"/>
+      <w:pPr>
+        <w:ind w:left="720" w:hanging="360"/>
+      </w:pPr>
+    </w:lvl>
+    <w:lvl w:ilvl="1" w:tplc="47667162">
+      <w:start w:val="1"/>
+      <w:numFmt w:val="lowerLetter"/>
+      <w:lvlText w:val="%2."/>
+      <w:lvlJc w:val="left"/>
+      <w:pPr>
+        <w:ind w:left="1440" w:hanging="360"/>
+      </w:pPr>
+    </w:lvl>
+    <w:lvl w:ilvl="2" w:tplc="3830EBD2">
+      <w:start w:val="1"/>
+      <w:numFmt w:val="lowerRoman"/>
+      <w:lvlText w:val="%3."/>
+      <w:lvlJc w:val="right"/>
+      <w:pPr>
+        <w:ind w:left="2160" w:hanging="180"/>
+      </w:pPr>
+    </w:lvl>
+    <w:lvl w:ilvl="3" w:tplc="594AC594">
+      <w:start w:val="1"/>
+      <w:numFmt w:val="decimal"/>
+      <w:lvlText w:val="%4."/>
+      <w:lvlJc w:val="left"/>
+      <w:pPr>
+        <w:ind w:left="2880" w:hanging="360"/>
+      </w:pPr>
+    </w:lvl>
+    <w:lvl w:ilvl="4" w:tplc="396408EE">
+      <w:start w:val="1"/>
+      <w:numFmt w:val="lowerLetter"/>
+      <w:lvlText w:val="%5."/>
+      <w:lvlJc w:val="left"/>
+      <w:pPr>
+        <w:ind w:left="3600" w:hanging="360"/>
+      </w:pPr>
+    </w:lvl>
+    <w:lvl w:ilvl="5" w:tplc="045822F4">
+      <w:start w:val="1"/>
+      <w:numFmt w:val="lowerRoman"/>
+      <w:lvlText w:val="%6."/>
+      <w:lvlJc w:val="right"/>
+      <w:pPr>
+        <w:ind w:left="4320" w:hanging="180"/>
+      </w:pPr>
+    </w:lvl>
+    <w:lvl w:ilvl="6" w:tplc="6FEC0ED4">
+      <w:start w:val="1"/>
+      <w:numFmt w:val="decimal"/>
+      <w:lvlText w:val="%7."/>
+      <w:lvlJc w:val="left"/>
+      <w:pPr>
+        <w:ind w:left="5040" w:hanging="360"/>
+      </w:pPr>
+    </w:lvl>
+    <w:lvl w:ilvl="7" w:tplc="5B30992E">
+      <w:start w:val="1"/>
+      <w:numFmt w:val="lowerLetter"/>
+      <w:lvlText w:val="%8."/>
+      <w:lvlJc w:val="left"/>
+      <w:pPr>
+        <w:ind w:left="5760" w:hanging="360"/>
+      </w:pPr>
+    </w:lvl>
+    <w:lvl w:ilvl="8" w:tplc="E35CC462">
+      <w:start w:val="1"/>
+      <w:numFmt w:val="lowerRoman"/>
+      <w:lvlText w:val="%9."/>
+      <w:lvlJc w:val="right"/>
+      <w:pPr>
+        <w:ind w:left="6480" w:hanging="180"/>
+      </w:pPr>
+    </w:lvl>
+  </w:abstractNum>
+  <w:abstractNum w:abstractNumId="15" w15:restartNumberingAfterBreak="0">
     <w:nsid w:val="41623A9F"/>
     <w:multiLevelType w:val="hybridMultilevel"/>
     <w:tmpl w:val="DBACFF8A"/>
@@ -20587,7 +19203,7 @@
       </w:pPr>
     </w:lvl>
   </w:abstractNum>
-  <w:abstractNum w:abstractNumId="10" w15:restartNumberingAfterBreak="0">
+  <w:abstractNum w:abstractNumId="16" w15:restartNumberingAfterBreak="0">
     <w:nsid w:val="446E7B77"/>
     <w:multiLevelType w:val="hybridMultilevel"/>
     <w:tmpl w:val="A5ECDE58"/>
@@ -20736,7 +19352,179 @@
       </w:rPr>
     </w:lvl>
   </w:abstractNum>
-  <w:abstractNum w:abstractNumId="11" w15:restartNumberingAfterBreak="0">
+  <w:abstractNum w:abstractNumId="17" w15:restartNumberingAfterBreak="0">
+    <w:nsid w:val="47B05F1E"/>
+    <w:multiLevelType w:val="hybridMultilevel"/>
+    <w:tmpl w:val="FFFFFFFF"/>
+    <w:lvl w:ilvl="0" w:tplc="3B4428AE">
+      <w:start w:val="2"/>
+      <w:numFmt w:val="decimal"/>
+      <w:lvlText w:val="%1."/>
+      <w:lvlJc w:val="left"/>
+      <w:pPr>
+        <w:ind w:left="720" w:hanging="360"/>
+      </w:pPr>
+    </w:lvl>
+    <w:lvl w:ilvl="1" w:tplc="E31E771A">
+      <w:start w:val="1"/>
+      <w:numFmt w:val="lowerLetter"/>
+      <w:lvlText w:val="%2."/>
+      <w:lvlJc w:val="left"/>
+      <w:pPr>
+        <w:ind w:left="1440" w:hanging="360"/>
+      </w:pPr>
+    </w:lvl>
+    <w:lvl w:ilvl="2" w:tplc="86E0E176">
+      <w:start w:val="1"/>
+      <w:numFmt w:val="lowerRoman"/>
+      <w:lvlText w:val="%3."/>
+      <w:lvlJc w:val="right"/>
+      <w:pPr>
+        <w:ind w:left="2160" w:hanging="180"/>
+      </w:pPr>
+    </w:lvl>
+    <w:lvl w:ilvl="3" w:tplc="FC3AE640">
+      <w:start w:val="1"/>
+      <w:numFmt w:val="decimal"/>
+      <w:lvlText w:val="%4."/>
+      <w:lvlJc w:val="left"/>
+      <w:pPr>
+        <w:ind w:left="2880" w:hanging="360"/>
+      </w:pPr>
+    </w:lvl>
+    <w:lvl w:ilvl="4" w:tplc="C2F2706C">
+      <w:start w:val="1"/>
+      <w:numFmt w:val="lowerLetter"/>
+      <w:lvlText w:val="%5."/>
+      <w:lvlJc w:val="left"/>
+      <w:pPr>
+        <w:ind w:left="3600" w:hanging="360"/>
+      </w:pPr>
+    </w:lvl>
+    <w:lvl w:ilvl="5" w:tplc="57D278C8">
+      <w:start w:val="1"/>
+      <w:numFmt w:val="lowerRoman"/>
+      <w:lvlText w:val="%6."/>
+      <w:lvlJc w:val="right"/>
+      <w:pPr>
+        <w:ind w:left="4320" w:hanging="180"/>
+      </w:pPr>
+    </w:lvl>
+    <w:lvl w:ilvl="6" w:tplc="22F0B946">
+      <w:start w:val="1"/>
+      <w:numFmt w:val="decimal"/>
+      <w:lvlText w:val="%7."/>
+      <w:lvlJc w:val="left"/>
+      <w:pPr>
+        <w:ind w:left="5040" w:hanging="360"/>
+      </w:pPr>
+    </w:lvl>
+    <w:lvl w:ilvl="7" w:tplc="3C82A7F4">
+      <w:start w:val="1"/>
+      <w:numFmt w:val="lowerLetter"/>
+      <w:lvlText w:val="%8."/>
+      <w:lvlJc w:val="left"/>
+      <w:pPr>
+        <w:ind w:left="5760" w:hanging="360"/>
+      </w:pPr>
+    </w:lvl>
+    <w:lvl w:ilvl="8" w:tplc="D5DE6822">
+      <w:start w:val="1"/>
+      <w:numFmt w:val="lowerRoman"/>
+      <w:lvlText w:val="%9."/>
+      <w:lvlJc w:val="right"/>
+      <w:pPr>
+        <w:ind w:left="6480" w:hanging="180"/>
+      </w:pPr>
+    </w:lvl>
+  </w:abstractNum>
+  <w:abstractNum w:abstractNumId="18" w15:restartNumberingAfterBreak="0">
+    <w:nsid w:val="4F7AC686"/>
+    <w:multiLevelType w:val="hybridMultilevel"/>
+    <w:tmpl w:val="FFFFFFFF"/>
+    <w:lvl w:ilvl="0" w:tplc="02E682EE">
+      <w:start w:val="1"/>
+      <w:numFmt w:val="decimal"/>
+      <w:lvlText w:val="%1."/>
+      <w:lvlJc w:val="left"/>
+      <w:pPr>
+        <w:ind w:left="720" w:hanging="360"/>
+      </w:pPr>
+    </w:lvl>
+    <w:lvl w:ilvl="1" w:tplc="750254E8">
+      <w:start w:val="1"/>
+      <w:numFmt w:val="lowerLetter"/>
+      <w:lvlText w:val="%2."/>
+      <w:lvlJc w:val="left"/>
+      <w:pPr>
+        <w:ind w:left="1440" w:hanging="360"/>
+      </w:pPr>
+    </w:lvl>
+    <w:lvl w:ilvl="2" w:tplc="C0BEB188">
+      <w:start w:val="1"/>
+      <w:numFmt w:val="lowerRoman"/>
+      <w:lvlText w:val="%3."/>
+      <w:lvlJc w:val="right"/>
+      <w:pPr>
+        <w:ind w:left="2160" w:hanging="180"/>
+      </w:pPr>
+    </w:lvl>
+    <w:lvl w:ilvl="3" w:tplc="1F2E6DC0">
+      <w:start w:val="1"/>
+      <w:numFmt w:val="decimal"/>
+      <w:lvlText w:val="%4."/>
+      <w:lvlJc w:val="left"/>
+      <w:pPr>
+        <w:ind w:left="2880" w:hanging="360"/>
+      </w:pPr>
+    </w:lvl>
+    <w:lvl w:ilvl="4" w:tplc="E3D29328">
+      <w:start w:val="1"/>
+      <w:numFmt w:val="lowerLetter"/>
+      <w:lvlText w:val="%5."/>
+      <w:lvlJc w:val="left"/>
+      <w:pPr>
+        <w:ind w:left="3600" w:hanging="360"/>
+      </w:pPr>
+    </w:lvl>
+    <w:lvl w:ilvl="5" w:tplc="113C6932">
+      <w:start w:val="1"/>
+      <w:numFmt w:val="lowerRoman"/>
+      <w:lvlText w:val="%6."/>
+      <w:lvlJc w:val="right"/>
+      <w:pPr>
+        <w:ind w:left="4320" w:hanging="180"/>
+      </w:pPr>
+    </w:lvl>
+    <w:lvl w:ilvl="6" w:tplc="010EEC4C">
+      <w:start w:val="1"/>
+      <w:numFmt w:val="decimal"/>
+      <w:lvlText w:val="%7."/>
+      <w:lvlJc w:val="left"/>
+      <w:pPr>
+        <w:ind w:left="5040" w:hanging="360"/>
+      </w:pPr>
+    </w:lvl>
+    <w:lvl w:ilvl="7" w:tplc="9CC843F8">
+      <w:start w:val="1"/>
+      <w:numFmt w:val="lowerLetter"/>
+      <w:lvlText w:val="%8."/>
+      <w:lvlJc w:val="left"/>
+      <w:pPr>
+        <w:ind w:left="5760" w:hanging="360"/>
+      </w:pPr>
+    </w:lvl>
+    <w:lvl w:ilvl="8" w:tplc="FD288222">
+      <w:start w:val="1"/>
+      <w:numFmt w:val="lowerRoman"/>
+      <w:lvlText w:val="%9."/>
+      <w:lvlJc w:val="right"/>
+      <w:pPr>
+        <w:ind w:left="6480" w:hanging="180"/>
+      </w:pPr>
+    </w:lvl>
+  </w:abstractNum>
+  <w:abstractNum w:abstractNumId="19" w15:restartNumberingAfterBreak="0">
     <w:nsid w:val="56CC23AE"/>
     <w:multiLevelType w:val="hybridMultilevel"/>
     <w:tmpl w:val="1F52FEA6"/>
@@ -20885,7 +19673,7 @@
       </w:rPr>
     </w:lvl>
   </w:abstractNum>
-  <w:abstractNum w:abstractNumId="12" w15:restartNumberingAfterBreak="0">
+  <w:abstractNum w:abstractNumId="20" w15:restartNumberingAfterBreak="0">
     <w:nsid w:val="56FC5C3D"/>
     <w:multiLevelType w:val="hybridMultilevel"/>
     <w:tmpl w:val="C262ADD6"/>
@@ -21034,7 +19822,7 @@
       </w:rPr>
     </w:lvl>
   </w:abstractNum>
-  <w:abstractNum w:abstractNumId="13" w15:restartNumberingAfterBreak="0">
+  <w:abstractNum w:abstractNumId="21" w15:restartNumberingAfterBreak="0">
     <w:nsid w:val="57BB7A1E"/>
     <w:multiLevelType w:val="multilevel"/>
     <w:tmpl w:val="32CAD652"/>
@@ -21183,7 +19971,7 @@
       </w:rPr>
     </w:lvl>
   </w:abstractNum>
-  <w:abstractNum w:abstractNumId="14" w15:restartNumberingAfterBreak="0">
+  <w:abstractNum w:abstractNumId="22" w15:restartNumberingAfterBreak="0">
     <w:nsid w:val="57F05EA6"/>
     <w:multiLevelType w:val="hybridMultilevel"/>
     <w:tmpl w:val="85CE9504"/>
@@ -21332,7 +20120,7 @@
       </w:rPr>
     </w:lvl>
   </w:abstractNum>
-  <w:abstractNum w:abstractNumId="15" w15:restartNumberingAfterBreak="0">
+  <w:abstractNum w:abstractNumId="23" w15:restartNumberingAfterBreak="0">
     <w:nsid w:val="66B16746"/>
     <w:multiLevelType w:val="hybridMultilevel"/>
     <w:tmpl w:val="88FC8ED4"/>
@@ -21481,7 +20269,7 @@
       </w:rPr>
     </w:lvl>
   </w:abstractNum>
-  <w:abstractNum w:abstractNumId="16" w15:restartNumberingAfterBreak="0">
+  <w:abstractNum w:abstractNumId="24" w15:restartNumberingAfterBreak="0">
     <w:nsid w:val="69900BB5"/>
     <w:multiLevelType w:val="hybridMultilevel"/>
     <w:tmpl w:val="9690B5B8"/>
@@ -21597,7 +20385,7 @@
       </w:pPr>
     </w:lvl>
   </w:abstractNum>
-  <w:abstractNum w:abstractNumId="17" w15:restartNumberingAfterBreak="0">
+  <w:abstractNum w:abstractNumId="25" w15:restartNumberingAfterBreak="0">
     <w:nsid w:val="6C0E1F8E"/>
     <w:multiLevelType w:val="hybridMultilevel"/>
     <w:tmpl w:val="8B280918"/>
@@ -21746,7 +20534,7 @@
       </w:rPr>
     </w:lvl>
   </w:abstractNum>
-  <w:abstractNum w:abstractNumId="18" w15:restartNumberingAfterBreak="0">
+  <w:abstractNum w:abstractNumId="26" w15:restartNumberingAfterBreak="0">
     <w:nsid w:val="6C4E417D"/>
     <w:multiLevelType w:val="hybridMultilevel"/>
     <w:tmpl w:val="241EDEA4"/>
@@ -21895,7 +20683,93 @@
       </w:rPr>
     </w:lvl>
   </w:abstractNum>
-  <w:abstractNum w:abstractNumId="19" w15:restartNumberingAfterBreak="0">
+  <w:abstractNum w:abstractNumId="27" w15:restartNumberingAfterBreak="0">
+    <w:nsid w:val="6E089609"/>
+    <w:multiLevelType w:val="hybridMultilevel"/>
+    <w:tmpl w:val="FFFFFFFF"/>
+    <w:lvl w:ilvl="0" w:tplc="2B4420B6">
+      <w:start w:val="6"/>
+      <w:numFmt w:val="decimal"/>
+      <w:lvlText w:val="%1."/>
+      <w:lvlJc w:val="left"/>
+      <w:pPr>
+        <w:ind w:left="720" w:hanging="360"/>
+      </w:pPr>
+    </w:lvl>
+    <w:lvl w:ilvl="1" w:tplc="6D3C3380">
+      <w:start w:val="1"/>
+      <w:numFmt w:val="lowerLetter"/>
+      <w:lvlText w:val="%2."/>
+      <w:lvlJc w:val="left"/>
+      <w:pPr>
+        <w:ind w:left="1440" w:hanging="360"/>
+      </w:pPr>
+    </w:lvl>
+    <w:lvl w:ilvl="2" w:tplc="23DC0986">
+      <w:start w:val="1"/>
+      <w:numFmt w:val="lowerRoman"/>
+      <w:lvlText w:val="%3."/>
+      <w:lvlJc w:val="right"/>
+      <w:pPr>
+        <w:ind w:left="2160" w:hanging="180"/>
+      </w:pPr>
+    </w:lvl>
+    <w:lvl w:ilvl="3" w:tplc="C19AB50E">
+      <w:start w:val="1"/>
+      <w:numFmt w:val="decimal"/>
+      <w:lvlText w:val="%4."/>
+      <w:lvlJc w:val="left"/>
+      <w:pPr>
+        <w:ind w:left="2880" w:hanging="360"/>
+      </w:pPr>
+    </w:lvl>
+    <w:lvl w:ilvl="4" w:tplc="9184E5C2">
+      <w:start w:val="1"/>
+      <w:numFmt w:val="lowerLetter"/>
+      <w:lvlText w:val="%5."/>
+      <w:lvlJc w:val="left"/>
+      <w:pPr>
+        <w:ind w:left="3600" w:hanging="360"/>
+      </w:pPr>
+    </w:lvl>
+    <w:lvl w:ilvl="5" w:tplc="E6303BCC">
+      <w:start w:val="1"/>
+      <w:numFmt w:val="lowerRoman"/>
+      <w:lvlText w:val="%6."/>
+      <w:lvlJc w:val="right"/>
+      <w:pPr>
+        <w:ind w:left="4320" w:hanging="180"/>
+      </w:pPr>
+    </w:lvl>
+    <w:lvl w:ilvl="6" w:tplc="4A10BC4A">
+      <w:start w:val="1"/>
+      <w:numFmt w:val="decimal"/>
+      <w:lvlText w:val="%7."/>
+      <w:lvlJc w:val="left"/>
+      <w:pPr>
+        <w:ind w:left="5040" w:hanging="360"/>
+      </w:pPr>
+    </w:lvl>
+    <w:lvl w:ilvl="7" w:tplc="03147314">
+      <w:start w:val="1"/>
+      <w:numFmt w:val="lowerLetter"/>
+      <w:lvlText w:val="%8."/>
+      <w:lvlJc w:val="left"/>
+      <w:pPr>
+        <w:ind w:left="5760" w:hanging="360"/>
+      </w:pPr>
+    </w:lvl>
+    <w:lvl w:ilvl="8" w:tplc="20DAC34A">
+      <w:start w:val="1"/>
+      <w:numFmt w:val="lowerRoman"/>
+      <w:lvlText w:val="%9."/>
+      <w:lvlJc w:val="right"/>
+      <w:pPr>
+        <w:ind w:left="6480" w:hanging="180"/>
+      </w:pPr>
+    </w:lvl>
+  </w:abstractNum>
+  <w:abstractNum w:abstractNumId="28" w15:restartNumberingAfterBreak="0">
     <w:nsid w:val="6F8A5EBB"/>
     <w:multiLevelType w:val="hybridMultilevel"/>
     <w:tmpl w:val="DFBA8944"/>
@@ -22044,7 +20918,7 @@
       </w:rPr>
     </w:lvl>
   </w:abstractNum>
-  <w:abstractNum w:abstractNumId="20" w15:restartNumberingAfterBreak="0">
+  <w:abstractNum w:abstractNumId="29" w15:restartNumberingAfterBreak="0">
     <w:nsid w:val="74B35497"/>
     <w:multiLevelType w:val="hybridMultilevel"/>
     <w:tmpl w:val="C0E0D456"/>
@@ -22130,7 +21004,7 @@
       </w:pPr>
     </w:lvl>
   </w:abstractNum>
-  <w:abstractNum w:abstractNumId="21" w15:restartNumberingAfterBreak="0">
+  <w:abstractNum w:abstractNumId="30" w15:restartNumberingAfterBreak="0">
     <w:nsid w:val="764E56E0"/>
     <w:multiLevelType w:val="multilevel"/>
     <w:tmpl w:val="17661F40"/>
@@ -22216,7 +21090,7 @@
       </w:pPr>
     </w:lvl>
   </w:abstractNum>
-  <w:abstractNum w:abstractNumId="22" w15:restartNumberingAfterBreak="0">
+  <w:abstractNum w:abstractNumId="31" w15:restartNumberingAfterBreak="0">
     <w:nsid w:val="7713FB5A"/>
     <w:multiLevelType w:val="hybridMultilevel"/>
     <w:tmpl w:val="79C047DC"/>
@@ -22302,7 +21176,7 @@
       </w:pPr>
     </w:lvl>
   </w:abstractNum>
-  <w:abstractNum w:abstractNumId="23" w15:restartNumberingAfterBreak="0">
+  <w:abstractNum w:abstractNumId="32" w15:restartNumberingAfterBreak="0">
     <w:nsid w:val="776A6FAC"/>
     <w:multiLevelType w:val="hybridMultilevel"/>
     <w:tmpl w:val="B63C8FFC"/>
@@ -22451,7 +21325,7 @@
       </w:rPr>
     </w:lvl>
   </w:abstractNum>
-  <w:abstractNum w:abstractNumId="24" w15:restartNumberingAfterBreak="0">
+  <w:abstractNum w:abstractNumId="33" w15:restartNumberingAfterBreak="0">
     <w:nsid w:val="78B509A8"/>
     <w:multiLevelType w:val="hybridMultilevel"/>
     <w:tmpl w:val="A45AA0B6"/>
@@ -22537,7 +21411,7 @@
       </w:pPr>
     </w:lvl>
   </w:abstractNum>
-  <w:abstractNum w:abstractNumId="25" w15:restartNumberingAfterBreak="0">
+  <w:abstractNum w:abstractNumId="34" w15:restartNumberingAfterBreak="0">
     <w:nsid w:val="7B205175"/>
     <w:multiLevelType w:val="hybridMultilevel"/>
     <w:tmpl w:val="82A2F352"/>
@@ -22686,113 +21560,199 @@
       </w:rPr>
     </w:lvl>
   </w:abstractNum>
-  <w:num w:numId="36">
+  <w:abstractNum w:abstractNumId="35" w15:restartNumberingAfterBreak="0">
+    <w:nsid w:val="7BD3A485"/>
+    <w:multiLevelType w:val="hybridMultilevel"/>
+    <w:tmpl w:val="FFFFFFFF"/>
+    <w:lvl w:ilvl="0" w:tplc="C0646B22">
+      <w:start w:val="6"/>
+      <w:numFmt w:val="decimal"/>
+      <w:lvlText w:val="%1."/>
+      <w:lvlJc w:val="left"/>
+      <w:pPr>
+        <w:ind w:left="720" w:hanging="360"/>
+      </w:pPr>
+    </w:lvl>
+    <w:lvl w:ilvl="1" w:tplc="789EB86E">
+      <w:start w:val="1"/>
+      <w:numFmt w:val="lowerLetter"/>
+      <w:lvlText w:val="%2."/>
+      <w:lvlJc w:val="left"/>
+      <w:pPr>
+        <w:ind w:left="1440" w:hanging="360"/>
+      </w:pPr>
+    </w:lvl>
+    <w:lvl w:ilvl="2" w:tplc="02385DD6">
+      <w:start w:val="1"/>
+      <w:numFmt w:val="lowerRoman"/>
+      <w:lvlText w:val="%3."/>
+      <w:lvlJc w:val="right"/>
+      <w:pPr>
+        <w:ind w:left="2160" w:hanging="180"/>
+      </w:pPr>
+    </w:lvl>
+    <w:lvl w:ilvl="3" w:tplc="34CAB84E">
+      <w:start w:val="1"/>
+      <w:numFmt w:val="decimal"/>
+      <w:lvlText w:val="%4."/>
+      <w:lvlJc w:val="left"/>
+      <w:pPr>
+        <w:ind w:left="2880" w:hanging="360"/>
+      </w:pPr>
+    </w:lvl>
+    <w:lvl w:ilvl="4" w:tplc="09A419A4">
+      <w:start w:val="1"/>
+      <w:numFmt w:val="lowerLetter"/>
+      <w:lvlText w:val="%5."/>
+      <w:lvlJc w:val="left"/>
+      <w:pPr>
+        <w:ind w:left="3600" w:hanging="360"/>
+      </w:pPr>
+    </w:lvl>
+    <w:lvl w:ilvl="5" w:tplc="FB44F77C">
+      <w:start w:val="1"/>
+      <w:numFmt w:val="lowerRoman"/>
+      <w:lvlText w:val="%6."/>
+      <w:lvlJc w:val="right"/>
+      <w:pPr>
+        <w:ind w:left="4320" w:hanging="180"/>
+      </w:pPr>
+    </w:lvl>
+    <w:lvl w:ilvl="6" w:tplc="D2C0B0EC">
+      <w:start w:val="1"/>
+      <w:numFmt w:val="decimal"/>
+      <w:lvlText w:val="%7."/>
+      <w:lvlJc w:val="left"/>
+      <w:pPr>
+        <w:ind w:left="5040" w:hanging="360"/>
+      </w:pPr>
+    </w:lvl>
+    <w:lvl w:ilvl="7" w:tplc="E9201F0C">
+      <w:start w:val="1"/>
+      <w:numFmt w:val="lowerLetter"/>
+      <w:lvlText w:val="%8."/>
+      <w:lvlJc w:val="left"/>
+      <w:pPr>
+        <w:ind w:left="5760" w:hanging="360"/>
+      </w:pPr>
+    </w:lvl>
+    <w:lvl w:ilvl="8" w:tplc="9252B666">
+      <w:start w:val="1"/>
+      <w:numFmt w:val="lowerRoman"/>
+      <w:lvlText w:val="%9."/>
+      <w:lvlJc w:val="right"/>
+      <w:pPr>
+        <w:ind w:left="6480" w:hanging="180"/>
+      </w:pPr>
+    </w:lvl>
+  </w:abstractNum>
+  <w:num w:numId="1" w16cid:durableId="1853299569">
+    <w:abstractNumId w:val="27"/>
+  </w:num>
+  <w:num w:numId="2" w16cid:durableId="483816266">
     <w:abstractNumId w:val="35"/>
   </w:num>
-  <w:num w:numId="35">
+  <w:num w:numId="3" w16cid:durableId="1681157699">
+    <w:abstractNumId w:val="13"/>
+  </w:num>
+  <w:num w:numId="4" w16cid:durableId="268464235">
+    <w:abstractNumId w:val="3"/>
+  </w:num>
+  <w:num w:numId="5" w16cid:durableId="734352023">
+    <w:abstractNumId w:val="8"/>
+  </w:num>
+  <w:num w:numId="6" w16cid:durableId="1536234400">
+    <w:abstractNumId w:val="17"/>
+  </w:num>
+  <w:num w:numId="7" w16cid:durableId="1103301030">
+    <w:abstractNumId w:val="2"/>
+  </w:num>
+  <w:num w:numId="8" w16cid:durableId="29768046">
+    <w:abstractNumId w:val="14"/>
+  </w:num>
+  <w:num w:numId="9" w16cid:durableId="1343436723">
+    <w:abstractNumId w:val="18"/>
+  </w:num>
+  <w:num w:numId="10" w16cid:durableId="1730375739">
+    <w:abstractNumId w:val="12"/>
+  </w:num>
+  <w:num w:numId="11" w16cid:durableId="1087074811">
+    <w:abstractNumId w:val="30"/>
+  </w:num>
+  <w:num w:numId="12" w16cid:durableId="2083795522">
+    <w:abstractNumId w:val="21"/>
+  </w:num>
+  <w:num w:numId="13" w16cid:durableId="355277802">
+    <w:abstractNumId w:val="16"/>
+  </w:num>
+  <w:num w:numId="14" w16cid:durableId="1921136462">
+    <w:abstractNumId w:val="26"/>
+  </w:num>
+  <w:num w:numId="15" w16cid:durableId="1407679708">
+    <w:abstractNumId w:val="23"/>
+  </w:num>
+  <w:num w:numId="16" w16cid:durableId="2099986081">
+    <w:abstractNumId w:val="11"/>
+  </w:num>
+  <w:num w:numId="17" w16cid:durableId="1716854105">
+    <w:abstractNumId w:val="6"/>
+  </w:num>
+  <w:num w:numId="18" w16cid:durableId="1326516627">
+    <w:abstractNumId w:val="32"/>
+  </w:num>
+  <w:num w:numId="19" w16cid:durableId="767820753">
     <w:abstractNumId w:val="34"/>
   </w:num>
-  <w:num w:numId="34">
+  <w:num w:numId="20" w16cid:durableId="989744937">
+    <w:abstractNumId w:val="7"/>
+  </w:num>
+  <w:num w:numId="21" w16cid:durableId="984435756">
+    <w:abstractNumId w:val="22"/>
+  </w:num>
+  <w:num w:numId="22" w16cid:durableId="1180699636">
+    <w:abstractNumId w:val="20"/>
+  </w:num>
+  <w:num w:numId="23" w16cid:durableId="2023432244">
+    <w:abstractNumId w:val="10"/>
+  </w:num>
+  <w:num w:numId="24" w16cid:durableId="632713381">
+    <w:abstractNumId w:val="5"/>
+  </w:num>
+  <w:num w:numId="25" w16cid:durableId="446702975">
+    <w:abstractNumId w:val="24"/>
+  </w:num>
+  <w:num w:numId="26" w16cid:durableId="892232513">
+    <w:abstractNumId w:val="19"/>
+  </w:num>
+  <w:num w:numId="27" w16cid:durableId="619652491">
+    <w:abstractNumId w:val="28"/>
+  </w:num>
+  <w:num w:numId="28" w16cid:durableId="1155298652">
+    <w:abstractNumId w:val="0"/>
+  </w:num>
+  <w:num w:numId="29" w16cid:durableId="13726173">
+    <w:abstractNumId w:val="25"/>
+  </w:num>
+  <w:num w:numId="30" w16cid:durableId="1070343586">
+    <w:abstractNumId w:val="1"/>
+  </w:num>
+  <w:num w:numId="31" w16cid:durableId="1918245106">
+    <w:abstractNumId w:val="29"/>
+  </w:num>
+  <w:num w:numId="32" w16cid:durableId="1596090544">
+    <w:abstractNumId w:val="4"/>
+  </w:num>
+  <w:num w:numId="33" w16cid:durableId="1747916155">
+    <w:abstractNumId w:val="15"/>
+  </w:num>
+  <w:num w:numId="34" w16cid:durableId="1614554653">
     <w:abstractNumId w:val="33"/>
   </w:num>
-  <w:num w:numId="33">
-    <w:abstractNumId w:val="32"/>
-  </w:num>
-  <w:num w:numId="32">
+  <w:num w:numId="35" w16cid:durableId="7148789">
     <w:abstractNumId w:val="31"/>
   </w:num>
-  <w:num w:numId="31">
-    <w:abstractNumId w:val="30"/>
-  </w:num>
-  <w:num w:numId="30">
-    <w:abstractNumId w:val="29"/>
-  </w:num>
-  <w:num w:numId="29">
-    <w:abstractNumId w:val="28"/>
-  </w:num>
-  <w:num w:numId="28">
-    <w:abstractNumId w:val="27"/>
-  </w:num>
-  <w:num w:numId="27">
-    <w:abstractNumId w:val="26"/>
-  </w:num>
-  <w:num w:numId="1" w16cid:durableId="1087074811">
-    <w:abstractNumId w:val="21"/>
-  </w:num>
-  <w:num w:numId="2" w16cid:durableId="2083795522">
-    <w:abstractNumId w:val="13"/>
-  </w:num>
-  <w:num w:numId="3" w16cid:durableId="355277802">
-    <w:abstractNumId w:val="10"/>
-  </w:num>
-  <w:num w:numId="4" w16cid:durableId="1921136462">
-    <w:abstractNumId w:val="18"/>
-  </w:num>
-  <w:num w:numId="5" w16cid:durableId="1407679708">
-    <w:abstractNumId w:val="15"/>
-  </w:num>
-  <w:num w:numId="6" w16cid:durableId="2099986081">
-    <w:abstractNumId w:val="8"/>
-  </w:num>
-  <w:num w:numId="7" w16cid:durableId="1716854105">
-    <w:abstractNumId w:val="4"/>
-  </w:num>
-  <w:num w:numId="8" w16cid:durableId="1326516627">
-    <w:abstractNumId w:val="23"/>
-  </w:num>
-  <w:num w:numId="9" w16cid:durableId="767820753">
-    <w:abstractNumId w:val="25"/>
-  </w:num>
-  <w:num w:numId="10" w16cid:durableId="989744937">
-    <w:abstractNumId w:val="5"/>
-  </w:num>
-  <w:num w:numId="11" w16cid:durableId="984435756">
-    <w:abstractNumId w:val="14"/>
-  </w:num>
-  <w:num w:numId="12" w16cid:durableId="1180699636">
-    <w:abstractNumId w:val="12"/>
-  </w:num>
-  <w:num w:numId="13" w16cid:durableId="2023432244">
-    <w:abstractNumId w:val="7"/>
-  </w:num>
-  <w:num w:numId="14" w16cid:durableId="632713381">
-    <w:abstractNumId w:val="3"/>
-  </w:num>
-  <w:num w:numId="15" w16cid:durableId="446702975">
-    <w:abstractNumId w:val="16"/>
-  </w:num>
-  <w:num w:numId="16" w16cid:durableId="892232513">
-    <w:abstractNumId w:val="11"/>
-  </w:num>
-  <w:num w:numId="17" w16cid:durableId="619652491">
-    <w:abstractNumId w:val="19"/>
-  </w:num>
-  <w:num w:numId="18" w16cid:durableId="1155298652">
-    <w:abstractNumId w:val="0"/>
-  </w:num>
-  <w:num w:numId="19" w16cid:durableId="13726173">
-    <w:abstractNumId w:val="17"/>
-  </w:num>
-  <w:num w:numId="20" w16cid:durableId="1070343586">
-    <w:abstractNumId w:val="1"/>
-  </w:num>
-  <w:num w:numId="21" w16cid:durableId="1918245106">
-    <w:abstractNumId w:val="20"/>
-  </w:num>
-  <w:num w:numId="22" w16cid:durableId="1596090544">
-    <w:abstractNumId w:val="2"/>
-  </w:num>
-  <w:num w:numId="23" w16cid:durableId="1747916155">
+  <w:num w:numId="36" w16cid:durableId="1746564553">
     <w:abstractNumId w:val="9"/>
-  </w:num>
-  <w:num w:numId="24" w16cid:durableId="1614554653">
-    <w:abstractNumId w:val="24"/>
-  </w:num>
-  <w:num w:numId="25" w16cid:durableId="7148789">
-    <w:abstractNumId w:val="22"/>
-  </w:num>
-  <w:num w:numId="26" w16cid:durableId="1746564553">
-    <w:abstractNumId w:val="6"/>
   </w:num>
   <w:numIdMacAtCleanup w:val="20"/>
 </w:numbering>
@@ -23212,7 +22172,7 @@
     <w:qFormat/>
     <w:rsid w:val="00280F84"/>
   </w:style>
-  <w:style w:type="paragraph" w:styleId="Ttulo1">
+  <w:style w:type="paragraph" w:styleId="Heading1">
     <w:name w:val="heading 1"/>
     <w:basedOn w:val="Normal"/>
     <w:next w:val="Normal"/>
@@ -23229,7 +22189,7 @@
       <w:szCs w:val="40"/>
     </w:rPr>
   </w:style>
-  <w:style w:type="paragraph" w:styleId="Ttulo2">
+  <w:style w:type="paragraph" w:styleId="Heading2">
     <w:name w:val="heading 2"/>
     <w:basedOn w:val="Normal"/>
     <w:next w:val="Normal"/>
@@ -23248,7 +22208,7 @@
       <w:szCs w:val="32"/>
     </w:rPr>
   </w:style>
-  <w:style w:type="paragraph" w:styleId="Ttulo3">
+  <w:style w:type="paragraph" w:styleId="Heading3">
     <w:name w:val="heading 3"/>
     <w:basedOn w:val="Normal"/>
     <w:next w:val="Normal"/>
@@ -23267,7 +22227,7 @@
       <w:szCs w:val="28"/>
     </w:rPr>
   </w:style>
-  <w:style w:type="paragraph" w:styleId="Ttulo4">
+  <w:style w:type="paragraph" w:styleId="Heading4">
     <w:name w:val="heading 4"/>
     <w:basedOn w:val="Normal"/>
     <w:next w:val="Normal"/>
@@ -23286,7 +22246,7 @@
       <w:szCs w:val="24"/>
     </w:rPr>
   </w:style>
-  <w:style w:type="paragraph" w:styleId="Ttulo5">
+  <w:style w:type="paragraph" w:styleId="Heading5">
     <w:name w:val="heading 5"/>
     <w:basedOn w:val="Normal"/>
     <w:next w:val="Normal"/>
@@ -23304,7 +22264,7 @@
       <w:color w:val="666666"/>
     </w:rPr>
   </w:style>
-  <w:style w:type="paragraph" w:styleId="Ttulo6">
+  <w:style w:type="paragraph" w:styleId="Heading6">
     <w:name w:val="heading 6"/>
     <w:basedOn w:val="Normal"/>
     <w:next w:val="Normal"/>
@@ -23323,13 +22283,13 @@
       <w:color w:val="666666"/>
     </w:rPr>
   </w:style>
-  <w:style w:type="character" w:styleId="Fuentedeprrafopredeter" w:default="1">
+  <w:style w:type="character" w:styleId="DefaultParagraphFont" w:default="1">
     <w:name w:val="Default Paragraph Font"/>
     <w:uiPriority w:val="1"/>
     <w:semiHidden/>
     <w:unhideWhenUsed/>
   </w:style>
-  <w:style w:type="table" w:styleId="Tablanormal" w:default="1">
+  <w:style w:type="table" w:styleId="TableNormal" w:default="1">
     <w:name w:val="Normal Table"/>
     <w:uiPriority w:val="99"/>
     <w:semiHidden/>
@@ -23344,7 +22304,7 @@
       </w:tblCellMar>
     </w:tblPr>
   </w:style>
-  <w:style w:type="numbering" w:styleId="Sinlista" w:default="1">
+  <w:style w:type="numbering" w:styleId="NoList" w:default="1">
     <w:name w:val="No List"/>
     <w:uiPriority w:val="99"/>
     <w:semiHidden/>
@@ -23361,7 +22321,7 @@
       </w:tblCellMar>
     </w:tblPr>
   </w:style>
-  <w:style w:type="paragraph" w:styleId="Ttulo">
+  <w:style w:type="paragraph" w:styleId="Title">
     <w:name w:val="Title"/>
     <w:basedOn w:val="Normal"/>
     <w:next w:val="Normal"/>
@@ -23388,7 +22348,7 @@
       </w:tblCellMar>
     </w:tblPr>
   </w:style>
-  <w:style w:type="paragraph" w:styleId="Subttulo">
+  <w:style w:type="paragraph" w:styleId="Subtitle">
     <w:name w:val="Subtitle"/>
     <w:basedOn w:val="Normal"/>
     <w:next w:val="Normal"/>
@@ -23407,7 +22367,7 @@
   </w:style>
   <w:style w:type="table" w:styleId="21" w:customStyle="1">
     <w:name w:val="21"/>
-    <w:basedOn w:val="Tablanormal"/>
+    <w:basedOn w:val="TableNormal"/>
     <w:tblPr>
       <w:tblStyleRowBandSize w:val="1"/>
       <w:tblStyleColBandSize w:val="1"/>
@@ -23421,7 +22381,7 @@
   </w:style>
   <w:style w:type="table" w:styleId="20" w:customStyle="1">
     <w:name w:val="20"/>
-    <w:basedOn w:val="Tablanormal"/>
+    <w:basedOn w:val="TableNormal"/>
     <w:tblPr>
       <w:tblStyleRowBandSize w:val="1"/>
       <w:tblStyleColBandSize w:val="1"/>
@@ -23435,7 +22395,7 @@
   </w:style>
   <w:style w:type="table" w:styleId="19" w:customStyle="1">
     <w:name w:val="19"/>
-    <w:basedOn w:val="Tablanormal"/>
+    <w:basedOn w:val="TableNormal"/>
     <w:tblPr>
       <w:tblStyleRowBandSize w:val="1"/>
       <w:tblStyleColBandSize w:val="1"/>
@@ -23447,9 +22407,9 @@
       </w:tblCellMar>
     </w:tblPr>
   </w:style>
-  <w:style w:type="table" w:styleId="Tablaconcuadrcula">
+  <w:style w:type="table" w:styleId="TableGrid">
     <w:name w:val="Table Grid"/>
-    <w:basedOn w:val="Tablanormal"/>
+    <w:basedOn w:val="TableNormal"/>
     <w:uiPriority w:val="39"/>
     <w:rsid w:val="0040006F"/>
     <w:pPr>
@@ -23466,10 +22426,10 @@
       </w:tblBorders>
     </w:tblPr>
   </w:style>
-  <w:style w:type="paragraph" w:styleId="Encabezado">
+  <w:style w:type="paragraph" w:styleId="Header">
     <w:name w:val="header"/>
     <w:basedOn w:val="Normal"/>
-    <w:link w:val="EncabezadoCar"/>
+    <w:link w:val="HeaderChar"/>
     <w:uiPriority w:val="99"/>
     <w:unhideWhenUsed/>
     <w:rsid w:val="0040006F"/>
@@ -23481,17 +22441,17 @@
       <w:spacing w:line="240" w:lineRule="auto"/>
     </w:pPr>
   </w:style>
-  <w:style w:type="character" w:styleId="EncabezadoCar" w:customStyle="1">
-    <w:name w:val="Encabezado Car"/>
-    <w:basedOn w:val="Fuentedeprrafopredeter"/>
-    <w:link w:val="Encabezado"/>
+  <w:style w:type="character" w:styleId="HeaderChar" w:customStyle="1">
+    <w:name w:val="Header Char"/>
+    <w:basedOn w:val="DefaultParagraphFont"/>
+    <w:link w:val="Header"/>
     <w:uiPriority w:val="99"/>
     <w:rsid w:val="0040006F"/>
   </w:style>
-  <w:style w:type="paragraph" w:styleId="Piedepgina">
+  <w:style w:type="paragraph" w:styleId="Footer">
     <w:name w:val="footer"/>
     <w:basedOn w:val="Normal"/>
-    <w:link w:val="PiedepginaCar"/>
+    <w:link w:val="FooterChar"/>
     <w:uiPriority w:val="99"/>
     <w:unhideWhenUsed/>
     <w:rsid w:val="0040006F"/>
@@ -23503,10 +22463,10 @@
       <w:spacing w:line="240" w:lineRule="auto"/>
     </w:pPr>
   </w:style>
-  <w:style w:type="character" w:styleId="PiedepginaCar" w:customStyle="1">
-    <w:name w:val="Pie de página Car"/>
-    <w:basedOn w:val="Fuentedeprrafopredeter"/>
-    <w:link w:val="Piedepgina"/>
+  <w:style w:type="character" w:styleId="FooterChar" w:customStyle="1">
+    <w:name w:val="Footer Char"/>
+    <w:basedOn w:val="DefaultParagraphFont"/>
+    <w:link w:val="Footer"/>
     <w:uiPriority w:val="99"/>
     <w:rsid w:val="0040006F"/>
   </w:style>
@@ -23527,7 +22487,7 @@
   </w:style>
   <w:style w:type="character" w:styleId="Listavistosa-nfasis1Car" w:customStyle="1">
     <w:name w:val="Lista vistosa - Énfasis 1 Car"/>
-    <w:link w:val="Listavistosa-nfasis1"/>
+    <w:link w:val="ColorfulList-Accent1"/>
     <w:uiPriority w:val="34"/>
     <w:rsid w:val="0005659E"/>
     <w:rPr>
@@ -23538,9 +22498,9 @@
       <w:lang w:eastAsia="es-ES"/>
     </w:rPr>
   </w:style>
-  <w:style w:type="table" w:styleId="Listavistosa-nfasis1">
+  <w:style w:type="table" w:styleId="ColorfulList-Accent1">
     <w:name w:val="Colorful List Accent 1"/>
-    <w:basedOn w:val="Tablanormal"/>
+    <w:basedOn w:val="TableNormal"/>
     <w:link w:val="Listavistosa-nfasis1Car"/>
     <w:uiPriority w:val="34"/>
     <w:semiHidden/>
@@ -23601,7 +22561,7 @@
       </w:tcPr>
     </w:tblStylePr>
   </w:style>
-  <w:style w:type="paragraph" w:styleId="Prrafodelista">
+  <w:style w:type="paragraph" w:styleId="ListParagraph">
     <w:name w:val="List Paragraph"/>
     <w:basedOn w:val="Normal"/>
     <w:uiPriority w:val="34"/>
@@ -23612,9 +22572,9 @@
       <w:contextualSpacing/>
     </w:pPr>
   </w:style>
-  <w:style w:type="character" w:styleId="Hipervnculo">
+  <w:style w:type="character" w:styleId="Hyperlink">
     <w:name w:val="Hyperlink"/>
-    <w:basedOn w:val="Fuentedeprrafopredeter"/>
+    <w:basedOn w:val="DefaultParagraphFont"/>
     <w:uiPriority w:val="99"/>
     <w:unhideWhenUsed/>
     <w:rsid w:val="00E65E01"/>
@@ -23625,7 +22585,7 @@
   </w:style>
   <w:style w:type="character" w:styleId="Mencinsinresolver1" w:customStyle="1">
     <w:name w:val="Mención sin resolver1"/>
-    <w:basedOn w:val="Fuentedeprrafopredeter"/>
+    <w:basedOn w:val="DefaultParagraphFont"/>
     <w:uiPriority w:val="99"/>
     <w:semiHidden/>
     <w:unhideWhenUsed/>
@@ -23635,9 +22595,9 @@
       <w:shd w:val="clear" w:color="auto" w:fill="E1DFDD"/>
     </w:rPr>
   </w:style>
-  <w:style w:type="character" w:styleId="Hipervnculovisitado">
+  <w:style w:type="character" w:styleId="FollowedHyperlink">
     <w:name w:val="FollowedHyperlink"/>
-    <w:basedOn w:val="Fuentedeprrafopredeter"/>
+    <w:basedOn w:val="DefaultParagraphFont"/>
     <w:uiPriority w:val="99"/>
     <w:semiHidden/>
     <w:unhideWhenUsed/>
@@ -23647,10 +22607,10 @@
       <w:u w:val="single"/>
     </w:rPr>
   </w:style>
-  <w:style w:type="paragraph" w:styleId="Textodeglobo">
+  <w:style w:type="paragraph" w:styleId="BalloonText">
     <w:name w:val="Balloon Text"/>
     <w:basedOn w:val="Normal"/>
-    <w:link w:val="TextodegloboCar"/>
+    <w:link w:val="BalloonTextChar"/>
     <w:uiPriority w:val="99"/>
     <w:semiHidden/>
     <w:unhideWhenUsed/>
@@ -23664,10 +22624,10 @@
       <w:szCs w:val="18"/>
     </w:rPr>
   </w:style>
-  <w:style w:type="character" w:styleId="TextodegloboCar" w:customStyle="1">
-    <w:name w:val="Texto de globo Car"/>
-    <w:basedOn w:val="Fuentedeprrafopredeter"/>
-    <w:link w:val="Textodeglobo"/>
+  <w:style w:type="character" w:styleId="BalloonTextChar" w:customStyle="1">
+    <w:name w:val="Balloon Text Char"/>
+    <w:basedOn w:val="DefaultParagraphFont"/>
+    <w:link w:val="BalloonText"/>
     <w:uiPriority w:val="99"/>
     <w:semiHidden/>
     <w:rsid w:val="00476490"/>
@@ -23677,9 +22637,9 @@
       <w:szCs w:val="18"/>
     </w:rPr>
   </w:style>
-  <w:style w:type="character" w:styleId="Refdecomentario">
+  <w:style w:type="character" w:styleId="CommentReference">
     <w:name w:val="annotation reference"/>
-    <w:basedOn w:val="Fuentedeprrafopredeter"/>
+    <w:basedOn w:val="DefaultParagraphFont"/>
     <w:uiPriority w:val="99"/>
     <w:semiHidden/>
     <w:unhideWhenUsed/>
@@ -23689,10 +22649,10 @@
       <w:szCs w:val="16"/>
     </w:rPr>
   </w:style>
-  <w:style w:type="paragraph" w:styleId="Textocomentario">
+  <w:style w:type="paragraph" w:styleId="CommentText">
     <w:name w:val="annotation text"/>
     <w:basedOn w:val="Normal"/>
-    <w:link w:val="TextocomentarioCar"/>
+    <w:link w:val="CommentTextChar"/>
     <w:uiPriority w:val="99"/>
     <w:semiHidden/>
     <w:unhideWhenUsed/>
@@ -23705,10 +22665,10 @@
       <w:szCs w:val="20"/>
     </w:rPr>
   </w:style>
-  <w:style w:type="character" w:styleId="TextocomentarioCar" w:customStyle="1">
-    <w:name w:val="Texto comentario Car"/>
-    <w:basedOn w:val="Fuentedeprrafopredeter"/>
-    <w:link w:val="Textocomentario"/>
+  <w:style w:type="character" w:styleId="CommentTextChar" w:customStyle="1">
+    <w:name w:val="Comment Text Char"/>
+    <w:basedOn w:val="DefaultParagraphFont"/>
+    <w:link w:val="CommentText"/>
     <w:uiPriority w:val="99"/>
     <w:semiHidden/>
     <w:rsid w:val="00726CB3"/>
@@ -23717,11 +22677,11 @@
       <w:szCs w:val="20"/>
     </w:rPr>
   </w:style>
-  <w:style w:type="paragraph" w:styleId="Asuntodelcomentario">
+  <w:style w:type="paragraph" w:styleId="CommentSubject">
     <w:name w:val="annotation subject"/>
-    <w:basedOn w:val="Textocomentario"/>
-    <w:next w:val="Textocomentario"/>
-    <w:link w:val="AsuntodelcomentarioCar"/>
+    <w:basedOn w:val="CommentText"/>
+    <w:next w:val="CommentText"/>
+    <w:link w:val="CommentSubjectChar"/>
     <w:uiPriority w:val="99"/>
     <w:semiHidden/>
     <w:unhideWhenUsed/>
@@ -23731,10 +22691,10 @@
       <w:bCs/>
     </w:rPr>
   </w:style>
-  <w:style w:type="character" w:styleId="AsuntodelcomentarioCar" w:customStyle="1">
-    <w:name w:val="Asunto del comentario Car"/>
-    <w:basedOn w:val="TextocomentarioCar"/>
-    <w:link w:val="Asuntodelcomentario"/>
+  <w:style w:type="character" w:styleId="CommentSubjectChar" w:customStyle="1">
+    <w:name w:val="Comment Subject Char"/>
+    <w:basedOn w:val="CommentTextChar"/>
+    <w:link w:val="CommentSubject"/>
     <w:uiPriority w:val="99"/>
     <w:semiHidden/>
     <w:rsid w:val="00726CB3"/>
@@ -24108,9 +23068,9 @@
       <w:shd w:val="clear" w:color="auto" w:fill="EDF2F8"/>
     </w:tcPr>
   </w:style>
-  <w:style w:type="character" w:styleId="Mencinsinresolver">
+  <w:style w:type="character" w:styleId="UnresolvedMention">
     <w:name w:val="Unresolved Mention"/>
-    <w:basedOn w:val="Fuentedeprrafopredeter"/>
+    <w:basedOn w:val="DefaultParagraphFont"/>
     <w:uiPriority w:val="99"/>
     <w:semiHidden/>
     <w:unhideWhenUsed/>
@@ -24120,9 +23080,9 @@
       <w:shd w:val="clear" w:color="auto" w:fill="E1DFDD"/>
     </w:rPr>
   </w:style>
-  <w:style w:type="character" w:styleId="Textoennegrita">
+  <w:style w:type="character" w:styleId="Strong">
     <w:name w:val="Strong"/>
-    <w:basedOn w:val="Fuentedeprrafopredeter"/>
+    <w:basedOn w:val="DefaultParagraphFont"/>
     <w:uiPriority w:val="22"/>
     <w:qFormat/>
     <w:rsid w:val="00F410C6"/>
@@ -24131,9 +23091,9 @@
       <w:bCs/>
     </w:rPr>
   </w:style>
-  <w:style w:type="character" w:styleId="nfasis">
+  <w:style w:type="character" w:styleId="Emphasis">
     <w:name w:val="Emphasis"/>
-    <w:basedOn w:val="Fuentedeprrafopredeter"/>
+    <w:basedOn w:val="DefaultParagraphFont"/>
     <w:uiPriority w:val="20"/>
     <w:qFormat/>
     <w:rsid w:val="00A07F68"/>
@@ -24144,7 +23104,7 @@
   </w:style>
   <w:style w:type="character" w:styleId="export-sheets-button" w:customStyle="1">
     <w:name w:val="export-sheets-button"/>
-    <w:basedOn w:val="Fuentedeprrafopredeter"/>
+    <w:basedOn w:val="DefaultParagraphFont"/>
     <w:rsid w:val="00FE6E11"/>
   </w:style>
 </w:styles>
@@ -24471,6 +23431,36 @@
 </file>
 
 <file path=customXml/item1.xml><?xml version="1.0" encoding="utf-8"?>
+<b:Sources xmlns:b="http://schemas.openxmlformats.org/officeDocument/2006/bibliography" xmlns="http://schemas.openxmlformats.org/officeDocument/2006/bibliography" SelectedStyle="\APASixthEditionOfficeOnline.xsl" StyleName="APA" Version="6"/>
+</file>
+
+<file path=customXml/item2.xml><?xml version="1.0" encoding="utf-8"?>
+<p:properties xmlns:p="http://schemas.microsoft.com/office/2006/metadata/properties" xmlns:xsi="http://www.w3.org/2001/XMLSchema-instance" xmlns:pc="http://schemas.microsoft.com/office/infopath/2007/PartnerControls">
+  <documentManagement>
+    <TaxCatchAll xmlns="cb45339b-ced9-4d0d-8f64-77573914d53b" xsi:nil="true"/>
+    <lcf76f155ced4ddcb4097134ff3c332f xmlns="43a3ca16-9c26-4813-b83f-4aec9927b43f">
+      <Terms xmlns="http://schemas.microsoft.com/office/infopath/2007/PartnerControls"/>
+    </lcf76f155ced4ddcb4097134ff3c332f>
+  </documentManagement>
+</p:properties>
+</file>
+
+<file path=customXml/item3.xml><?xml version="1.0" encoding="utf-8"?>
+<go:gDocsCustomXmlDataStorage xmlns:go="http://customooxmlschemas.google.com/" xmlns:r="http://schemas.openxmlformats.org/officeDocument/2006/relationships">
+  <go:docsCustomData xmlns:go="http://customooxmlschemas.google.com/" roundtripDataSignature="AMtx7mgVwfTnThMJ3osM2v0+q+LoagmeAQ==">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</go:docsCustomData>
+</go:gDocsCustomXmlDataStorage>
+</file>
+
+<file path=customXml/item4.xml><?xml version="1.0" encoding="utf-8"?>
+<?mso-contentType ?>
+<FormTemplates xmlns="http://schemas.microsoft.com/sharepoint/v3/contenttype/forms">
+  <Display>DocumentLibraryForm</Display>
+  <Edit>DocumentLibraryForm</Edit>
+  <New>DocumentLibraryForm</New>
+</FormTemplates>
+</file>
+
+<file path=customXml/item5.xml><?xml version="1.0" encoding="utf-8"?>
 <ct:contentTypeSchema xmlns:ct="http://schemas.microsoft.com/office/2006/metadata/contentType" xmlns:ma="http://schemas.microsoft.com/office/2006/metadata/properties/metaAttributes" ct:_="" ma:_="" ma:contentTypeName="Documento" ma:contentTypeID="0x01010049282E1EDBE9234EA9E6D38F720E265F" ma:contentTypeVersion="15" ma:contentTypeDescription="Crear nuevo documento." ma:contentTypeScope="" ma:versionID="b31c7aa9eaf043a08b87120b3c4916e3">
   <xsd:schema xmlns:xsd="http://www.w3.org/2001/XMLSchema" xmlns:xs="http://www.w3.org/2001/XMLSchema" xmlns:p="http://schemas.microsoft.com/office/2006/metadata/properties" xmlns:ns2="cb45339b-ced9-4d0d-8f64-77573914d53b" xmlns:ns3="43a3ca16-9c26-4813-b83f-4aec9927b43f" targetNamespace="http://schemas.microsoft.com/office/2006/metadata/properties" ma:root="true" ma:fieldsID="3533d065b04d75c457075bc55f1f5315" ns2:_="" ns3:_="">
     <xsd:import namespace="cb45339b-ced9-4d0d-8f64-77573914d53b"/>
@@ -24705,37 +23695,43 @@
 </ct:contentTypeSchema>
 </file>
 
-<file path=customXml/item2.xml><?xml version="1.0" encoding="utf-8"?>
-<?mso-contentType ?>
-<FormTemplates xmlns="http://schemas.microsoft.com/sharepoint/v3/contenttype/forms">
-  <Display>DocumentLibraryForm</Display>
-  <Edit>DocumentLibraryForm</Edit>
-  <New>DocumentLibraryForm</New>
-</FormTemplates>
+<file path=customXml/itemProps1.xml><?xml version="1.0" encoding="utf-8"?>
+<ds:datastoreItem xmlns:ds="http://schemas.openxmlformats.org/officeDocument/2006/customXml" ds:itemID="{04C0056C-D7F4-4561-A6E1-16D9A6A25A6F}">
+  <ds:schemaRefs>
+    <ds:schemaRef ds:uri="http://schemas.openxmlformats.org/officeDocument/2006/bibliography"/>
+  </ds:schemaRefs>
+</ds:datastoreItem>
 </file>
 
-<file path=customXml/item3.xml><?xml version="1.0" encoding="utf-8"?>
-<b:Sources xmlns:b="http://schemas.openxmlformats.org/officeDocument/2006/bibliography" xmlns="http://schemas.openxmlformats.org/officeDocument/2006/bibliography" SelectedStyle="\APASixthEditionOfficeOnline.xsl" StyleName="APA" Version="6"/>
+<file path=customXml/itemProps2.xml><?xml version="1.0" encoding="utf-8"?>
+<ds:datastoreItem xmlns:ds="http://schemas.openxmlformats.org/officeDocument/2006/customXml" ds:itemID="{F37F9110-465B-45DF-8B3C-CE0F643F750C}">
+  <ds:schemaRefs>
+    <ds:schemaRef ds:uri="http://schemas.microsoft.com/office/2006/metadata/properties"/>
+    <ds:schemaRef ds:uri="http://schemas.microsoft.com/office/infopath/2007/PartnerControls"/>
+    <ds:schemaRef ds:uri="cb45339b-ced9-4d0d-8f64-77573914d53b"/>
+    <ds:schemaRef ds:uri="43a3ca16-9c26-4813-b83f-4aec9927b43f"/>
+  </ds:schemaRefs>
+</ds:datastoreItem>
 </file>
 
-<file path=customXml/item4.xml><?xml version="1.0" encoding="utf-8"?>
-<go:gDocsCustomXmlDataStorage xmlns:go="http://customooxmlschemas.google.com/" xmlns:r="http://schemas.openxmlformats.org/officeDocument/2006/relationships">
-  <go:docsCustomData xmlns:go="http://customooxmlschemas.google.com/" roundtripDataSignature="AMtx7mgVwfTnThMJ3osM2v0+q+LoagmeAQ==">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</go:docsCustomData>
-</go:gDocsCustomXmlDataStorage>
+<file path=customXml/itemProps3.xml><?xml version="1.0" encoding="utf-8"?>
+<ds:datastoreItem xmlns:ds="http://schemas.openxmlformats.org/officeDocument/2006/customXml" ds:itemID="{11111111-1234-1234-1234-123412341234}">
+  <ds:schemaRefs>
+    <ds:schemaRef ds:uri="http://customooxmlschemas.google.com/"/>
+    <ds:schemaRef ds:uri="http://schemas.openxmlformats.org/officeDocument/2006/relationships"/>
+  </ds:schemaRefs>
+</ds:datastoreItem>
 </file>
 
-<file path=customXml/item5.xml><?xml version="1.0" encoding="utf-8"?>
-<p:properties xmlns:p="http://schemas.microsoft.com/office/2006/metadata/properties" xmlns:xsi="http://www.w3.org/2001/XMLSchema-instance" xmlns:pc="http://schemas.microsoft.com/office/infopath/2007/PartnerControls">
-  <documentManagement>
-    <TaxCatchAll xmlns="cb45339b-ced9-4d0d-8f64-77573914d53b" xsi:nil="true"/>
-    <lcf76f155ced4ddcb4097134ff3c332f xmlns="43a3ca16-9c26-4813-b83f-4aec9927b43f">
-      <Terms xmlns="http://schemas.microsoft.com/office/infopath/2007/PartnerControls"/>
-    </lcf76f155ced4ddcb4097134ff3c332f>
-  </documentManagement>
-</p:properties>
+<file path=customXml/itemProps4.xml><?xml version="1.0" encoding="utf-8"?>
+<ds:datastoreItem xmlns:ds="http://schemas.openxmlformats.org/officeDocument/2006/customXml" ds:itemID="{7E446165-1B4B-4805-A1B6-93D4094688E3}">
+  <ds:schemaRefs>
+    <ds:schemaRef ds:uri="http://schemas.microsoft.com/sharepoint/v3/contenttype/forms"/>
+  </ds:schemaRefs>
+</ds:datastoreItem>
 </file>
 
-<file path=customXml/itemProps1.xml><?xml version="1.0" encoding="utf-8"?>
+<file path=customXml/itemProps5.xml><?xml version="1.0" encoding="utf-8"?>
 <ds:datastoreItem xmlns:ds="http://schemas.openxmlformats.org/officeDocument/2006/customXml" ds:itemID="{ED6437D9-A551-4381-A4D8-61C9A3C28C16}">
   <ds:schemaRefs>
     <ds:schemaRef ds:uri="http://schemas.microsoft.com/office/2006/metadata/contentType"/>
@@ -24752,40 +23748,4 @@
     <ds:schemaRef ds:uri="http://schemas.microsoft.com/internal/obd"/>
   </ds:schemaRefs>
 </ds:datastoreItem>
-</file>
-
-<file path=customXml/itemProps2.xml><?xml version="1.0" encoding="utf-8"?>
-<ds:datastoreItem xmlns:ds="http://schemas.openxmlformats.org/officeDocument/2006/customXml" ds:itemID="{7E446165-1B4B-4805-A1B6-93D4094688E3}">
-  <ds:schemaRefs>
-    <ds:schemaRef ds:uri="http://schemas.microsoft.com/sharepoint/v3/contenttype/forms"/>
-  </ds:schemaRefs>
-</ds:datastoreItem>
-</file>
-
-<file path=customXml/itemProps3.xml><?xml version="1.0" encoding="utf-8"?>
-<ds:datastoreItem xmlns:ds="http://schemas.openxmlformats.org/officeDocument/2006/customXml" ds:itemID="{04C0056C-D7F4-4561-A6E1-16D9A6A25A6F}">
-  <ds:schemaRefs>
-    <ds:schemaRef ds:uri="http://schemas.openxmlformats.org/officeDocument/2006/bibliography"/>
-  </ds:schemaRefs>
-</ds:datastoreItem>
-</file>
-
-<file path=customXml/itemProps4.xml><?xml version="1.0" encoding="utf-8"?>
-<ds:datastoreItem xmlns:ds="http://schemas.openxmlformats.org/officeDocument/2006/customXml" ds:itemID="{11111111-1234-1234-1234-123412341234}">
-  <ds:schemaRefs>
-    <ds:schemaRef ds:uri="http://customooxmlschemas.google.com/"/>
-    <ds:schemaRef ds:uri="http://schemas.openxmlformats.org/officeDocument/2006/relationships"/>
-  </ds:schemaRefs>
-</ds:datastoreItem>
-</file>
-
-<file path=customXml/itemProps5.xml><?xml version="1.0" encoding="utf-8"?>
-<ds:datastoreItem xmlns:ds="http://schemas.openxmlformats.org/officeDocument/2006/customXml" ds:itemID="{F37F9110-465B-45DF-8B3C-CE0F643F750C}">
-  <ds:schemaRefs>
-    <ds:schemaRef ds:uri="http://schemas.microsoft.com/office/2006/metadata/properties"/>
-    <ds:schemaRef ds:uri="http://schemas.microsoft.com/office/infopath/2007/PartnerControls"/>
-    <ds:schemaRef ds:uri="cb45339b-ced9-4d0d-8f64-77573914d53b"/>
-    <ds:schemaRef ds:uri="43a3ca16-9c26-4813-b83f-4aec9927b43f"/>
-  </ds:schemaRefs>
-</ds:datastoreItem>
 </file>